--- a/outputs/tables/Table11_a_Risk_BTC-USD.docx
+++ b/outputs/tables/Table11_a_Risk_BTC-USD.docx
@@ -932,21 +932,21 @@
                 <w:rFonts w:ascii="Times New Roman" w:hAnsi="Times New Roman"/>
                 <w:sz w:val="20"/>
               </w:rPr>
-              <w:t>Constant (unconditional variance)</w:t>
-            </w:r>
-          </w:p>
-        </w:tc>
-        <w:tc>
-          <w:tcPr>
-            <w:tcW w:type="dxa" w:w="279"/>
-          </w:tcPr>
-          <w:p>
-            <w:r>
-              <w:rPr>
-                <w:rFonts w:ascii="Times New Roman" w:hAnsi="Times New Roman"/>
-                <w:sz w:val="20"/>
-              </w:rPr>
-              <w:t>1</w:t>
+              <w:t>ARCH-LSTM</w:t>
+            </w:r>
+          </w:p>
+        </w:tc>
+        <w:tc>
+          <w:tcPr>
+            <w:tcW w:type="dxa" w:w="279"/>
+          </w:tcPr>
+          <w:p>
+            <w:r>
+              <w:rPr>
+                <w:rFonts w:ascii="Times New Roman" w:hAnsi="Times New Roman"/>
+                <w:sz w:val="20"/>
+              </w:rPr>
+              <w:t>4</w:t>
             </w:r>
           </w:p>
         </w:tc>
@@ -974,35 +974,35 @@
                 <w:rFonts w:ascii="Times New Roman" w:hAnsi="Times New Roman"/>
                 <w:sz w:val="20"/>
               </w:rPr>
-              <w:t>0.0023</w:t>
-            </w:r>
-          </w:p>
-        </w:tc>
-        <w:tc>
-          <w:tcPr>
-            <w:tcW w:type="dxa" w:w="279"/>
-          </w:tcPr>
-          <w:p>
-            <w:r>
-              <w:rPr>
-                <w:rFonts w:ascii="Times New Roman" w:hAnsi="Times New Roman"/>
-                <w:sz w:val="20"/>
-              </w:rPr>
-              <w:t>3.7237</w:t>
-            </w:r>
-          </w:p>
-        </w:tc>
-        <w:tc>
-          <w:tcPr>
-            <w:tcW w:type="dxa" w:w="279"/>
-          </w:tcPr>
-          <w:p>
-            <w:r>
-              <w:rPr>
-                <w:rFonts w:ascii="Times New Roman" w:hAnsi="Times New Roman"/>
-                <w:sz w:val="20"/>
-              </w:rPr>
-              <w:t>0.0536</w:t>
+              <w:t>0.0093</w:t>
+            </w:r>
+          </w:p>
+        </w:tc>
+        <w:tc>
+          <w:tcPr>
+            <w:tcW w:type="dxa" w:w="279"/>
+          </w:tcPr>
+          <w:p>
+            <w:r>
+              <w:rPr>
+                <w:rFonts w:ascii="Times New Roman" w:hAnsi="Times New Roman"/>
+                <w:sz w:val="20"/>
+              </w:rPr>
+              <w:t>0.0231</w:t>
+            </w:r>
+          </w:p>
+        </w:tc>
+        <w:tc>
+          <w:tcPr>
+            <w:tcW w:type="dxa" w:w="279"/>
+          </w:tcPr>
+          <w:p>
+            <w:r>
+              <w:rPr>
+                <w:rFonts w:ascii="Times New Roman" w:hAnsi="Times New Roman"/>
+                <w:sz w:val="20"/>
+              </w:rPr>
+              <w:t>0.8793</w:t>
             </w:r>
           </w:p>
         </w:tc>
@@ -1030,49 +1030,49 @@
                 <w:rFonts w:ascii="Times New Roman" w:hAnsi="Times New Roman"/>
                 <w:sz w:val="20"/>
               </w:rPr>
-              <w:t>0.0047</w:t>
-            </w:r>
-          </w:p>
-        </w:tc>
-        <w:tc>
-          <w:tcPr>
-            <w:tcW w:type="dxa" w:w="279"/>
-          </w:tcPr>
-          <w:p>
-            <w:r>
-              <w:rPr>
-                <w:rFonts w:ascii="Times New Roman" w:hAnsi="Times New Roman"/>
-                <w:sz w:val="20"/>
-              </w:rPr>
-              <w:t>0.9456</w:t>
-            </w:r>
-          </w:p>
-        </w:tc>
-        <w:tc>
-          <w:tcPr>
-            <w:tcW w:type="dxa" w:w="279"/>
-          </w:tcPr>
-          <w:p>
-            <w:r>
-              <w:rPr>
-                <w:rFonts w:ascii="Times New Roman" w:hAnsi="Times New Roman"/>
-                <w:sz w:val="20"/>
-              </w:rPr>
-              <w:t>3.7284</w:t>
-            </w:r>
-          </w:p>
-        </w:tc>
-        <w:tc>
-          <w:tcPr>
-            <w:tcW w:type="dxa" w:w="279"/>
-          </w:tcPr>
-          <w:p>
-            <w:r>
-              <w:rPr>
-                <w:rFonts w:ascii="Times New Roman" w:hAnsi="Times New Roman"/>
-                <w:sz w:val="20"/>
-              </w:rPr>
-              <w:t>0.1550</w:t>
+              <w:t>0.0751</w:t>
+            </w:r>
+          </w:p>
+        </w:tc>
+        <w:tc>
+          <w:tcPr>
+            <w:tcW w:type="dxa" w:w="279"/>
+          </w:tcPr>
+          <w:p>
+            <w:r>
+              <w:rPr>
+                <w:rFonts w:ascii="Times New Roman" w:hAnsi="Times New Roman"/>
+                <w:sz w:val="20"/>
+              </w:rPr>
+              <w:t>0.7840</w:t>
+            </w:r>
+          </w:p>
+        </w:tc>
+        <w:tc>
+          <w:tcPr>
+            <w:tcW w:type="dxa" w:w="279"/>
+          </w:tcPr>
+          <w:p>
+            <w:r>
+              <w:rPr>
+                <w:rFonts w:ascii="Times New Roman" w:hAnsi="Times New Roman"/>
+                <w:sz w:val="20"/>
+              </w:rPr>
+              <w:t>0.0982</w:t>
+            </w:r>
+          </w:p>
+        </w:tc>
+        <w:tc>
+          <w:tcPr>
+            <w:tcW w:type="dxa" w:w="279"/>
+          </w:tcPr>
+          <w:p>
+            <w:r>
+              <w:rPr>
+                <w:rFonts w:ascii="Times New Roman" w:hAnsi="Times New Roman"/>
+                <w:sz w:val="20"/>
+              </w:rPr>
+              <w:t>0.9521</w:t>
             </w:r>
           </w:p>
         </w:tc>
@@ -1100,63 +1100,63 @@
                 <w:rFonts w:ascii="Times New Roman" w:hAnsi="Times New Roman"/>
                 <w:sz w:val="20"/>
               </w:rPr>
-              <w:t>9.673196</w:t>
-            </w:r>
-          </w:p>
-        </w:tc>
-        <w:tc>
-          <w:tcPr>
-            <w:tcW w:type="dxa" w:w="279"/>
-          </w:tcPr>
-          <w:p>
-            <w:r>
-              <w:rPr>
-                <w:rFonts w:ascii="Times New Roman" w:hAnsi="Times New Roman"/>
-                <w:sz w:val="20"/>
-              </w:rPr>
-              <w:t>12.799441</w:t>
-            </w:r>
-          </w:p>
-        </w:tc>
-        <w:tc>
-          <w:tcPr>
-            <w:tcW w:type="dxa" w:w="279"/>
-          </w:tcPr>
-          <w:p>
-            <w:r>
-              <w:rPr>
-                <w:rFonts w:ascii="Times New Roman" w:hAnsi="Times New Roman"/>
-                <w:sz w:val="20"/>
-              </w:rPr>
-              <w:t>-0.7214</w:t>
-            </w:r>
-          </w:p>
-        </w:tc>
-        <w:tc>
-          <w:tcPr>
-            <w:tcW w:type="dxa" w:w="279"/>
-          </w:tcPr>
-          <w:p>
-            <w:r>
-              <w:rPr>
-                <w:rFonts w:ascii="Times New Roman" w:hAnsi="Times New Roman"/>
-                <w:sz w:val="20"/>
-              </w:rPr>
-              <w:t>0.1300</w:t>
-            </w:r>
-          </w:p>
-        </w:tc>
-        <w:tc>
-          <w:tcPr>
-            <w:tcW w:type="dxa" w:w="279"/>
-          </w:tcPr>
-          <w:p>
-            <w:r>
-              <w:rPr>
-                <w:rFonts w:ascii="Times New Roman" w:hAnsi="Times New Roman"/>
-                <w:sz w:val="20"/>
-              </w:rPr>
-              <w:t>1</w:t>
+              <w:t>6.596142</w:t>
+            </w:r>
+          </w:p>
+        </w:tc>
+        <w:tc>
+          <w:tcPr>
+            <w:tcW w:type="dxa" w:w="279"/>
+          </w:tcPr>
+          <w:p>
+            <w:r>
+              <w:rPr>
+                <w:rFonts w:ascii="Times New Roman" w:hAnsi="Times New Roman"/>
+                <w:sz w:val="20"/>
+              </w:rPr>
+              <w:t>8.727924</w:t>
+            </w:r>
+          </w:p>
+        </w:tc>
+        <w:tc>
+          <w:tcPr>
+            <w:tcW w:type="dxa" w:w="279"/>
+          </w:tcPr>
+          <w:p>
+            <w:r>
+              <w:rPr>
+                <w:rFonts w:ascii="Times New Roman" w:hAnsi="Times New Roman"/>
+                <w:sz w:val="20"/>
+              </w:rPr>
+              <w:t>-0.0948</w:t>
+            </w:r>
+          </w:p>
+        </w:tc>
+        <w:tc>
+          <w:tcPr>
+            <w:tcW w:type="dxa" w:w="279"/>
+          </w:tcPr>
+          <w:p>
+            <w:r>
+              <w:rPr>
+                <w:rFonts w:ascii="Times New Roman" w:hAnsi="Times New Roman"/>
+                <w:sz w:val="20"/>
+              </w:rPr>
+              <w:t>0.9900</w:t>
+            </w:r>
+          </w:p>
+        </w:tc>
+        <w:tc>
+          <w:tcPr>
+            <w:tcW w:type="dxa" w:w="279"/>
+          </w:tcPr>
+          <w:p>
+            <w:r>
+              <w:rPr>
+                <w:rFonts w:ascii="Times New Roman" w:hAnsi="Times New Roman"/>
+                <w:sz w:val="20"/>
+              </w:rPr>
+              <w:t>11</w:t>
             </w:r>
           </w:p>
         </w:tc>
@@ -1184,175 +1184,175 @@
                 <w:rFonts w:ascii="Times New Roman" w:hAnsi="Times New Roman"/>
                 <w:sz w:val="20"/>
               </w:rPr>
-              <w:t>0.0023</w:t>
-            </w:r>
-          </w:p>
-        </w:tc>
-        <w:tc>
-          <w:tcPr>
-            <w:tcW w:type="dxa" w:w="279"/>
-          </w:tcPr>
-          <w:p>
-            <w:r>
-              <w:rPr>
-                <w:rFonts w:ascii="Times New Roman" w:hAnsi="Times New Roman"/>
-                <w:sz w:val="20"/>
-              </w:rPr>
-              <w:t>15.0212</w:t>
-            </w:r>
-          </w:p>
-        </w:tc>
-        <w:tc>
-          <w:tcPr>
-            <w:tcW w:type="dxa" w:w="279"/>
-          </w:tcPr>
-          <w:p>
-            <w:r>
-              <w:rPr>
-                <w:rFonts w:ascii="Times New Roman" w:hAnsi="Times New Roman"/>
-                <w:sz w:val="20"/>
-              </w:rPr>
-              <w:t>0.0001</w:t>
-            </w:r>
-          </w:p>
-        </w:tc>
-        <w:tc>
-          <w:tcPr>
-            <w:tcW w:type="dxa" w:w="279"/>
-          </w:tcPr>
-          <w:p>
-            <w:r>
-              <w:rPr>
-                <w:rFonts w:ascii="Times New Roman" w:hAnsi="Times New Roman"/>
-                <w:sz w:val="20"/>
-              </w:rPr>
-              <w:t>No</w:t>
-            </w:r>
-          </w:p>
-        </w:tc>
-        <w:tc>
-          <w:tcPr>
-            <w:tcW w:type="dxa" w:w="279"/>
-          </w:tcPr>
-          <w:p>
-            <w:r>
-              <w:rPr>
-                <w:rFonts w:ascii="Times New Roman" w:hAnsi="Times New Roman"/>
-                <w:sz w:val="20"/>
-              </w:rPr>
-              <w:t>0.0047</w:t>
-            </w:r>
-          </w:p>
-        </w:tc>
-        <w:tc>
-          <w:tcPr>
-            <w:tcW w:type="dxa" w:w="279"/>
-          </w:tcPr>
-          <w:p>
-            <w:r>
-              <w:rPr>
-                <w:rFonts w:ascii="Times New Roman" w:hAnsi="Times New Roman"/>
-                <w:sz w:val="20"/>
-              </w:rPr>
-              <w:t>0.9456</w:t>
-            </w:r>
-          </w:p>
-        </w:tc>
-        <w:tc>
-          <w:tcPr>
-            <w:tcW w:type="dxa" w:w="279"/>
-          </w:tcPr>
-          <w:p>
-            <w:r>
-              <w:rPr>
-                <w:rFonts w:ascii="Times New Roman" w:hAnsi="Times New Roman"/>
-                <w:sz w:val="20"/>
-              </w:rPr>
-              <w:t>15.0259</w:t>
-            </w:r>
-          </w:p>
-        </w:tc>
-        <w:tc>
-          <w:tcPr>
-            <w:tcW w:type="dxa" w:w="279"/>
-          </w:tcPr>
-          <w:p>
-            <w:r>
-              <w:rPr>
-                <w:rFonts w:ascii="Times New Roman" w:hAnsi="Times New Roman"/>
-                <w:sz w:val="20"/>
-              </w:rPr>
-              <w:t>0.0005</w:t>
-            </w:r>
-          </w:p>
-        </w:tc>
-        <w:tc>
-          <w:tcPr>
-            <w:tcW w:type="dxa" w:w="279"/>
-          </w:tcPr>
-          <w:p>
-            <w:r>
-              <w:rPr>
-                <w:rFonts w:ascii="Times New Roman" w:hAnsi="Times New Roman"/>
-                <w:sz w:val="20"/>
-              </w:rPr>
-              <w:t>No</w:t>
-            </w:r>
-          </w:p>
-        </w:tc>
-        <w:tc>
-          <w:tcPr>
-            <w:tcW w:type="dxa" w:w="279"/>
-          </w:tcPr>
-          <w:p>
-            <w:r>
-              <w:rPr>
-                <w:rFonts w:ascii="Times New Roman" w:hAnsi="Times New Roman"/>
-                <w:sz w:val="20"/>
-              </w:rPr>
-              <w:t>7.389676</w:t>
-            </w:r>
-          </w:p>
-        </w:tc>
-        <w:tc>
-          <w:tcPr>
-            <w:tcW w:type="dxa" w:w="279"/>
-          </w:tcPr>
-          <w:p>
-            <w:r>
-              <w:rPr>
-                <w:rFonts w:ascii="Times New Roman" w:hAnsi="Times New Roman"/>
-                <w:sz w:val="20"/>
-              </w:rPr>
-              <w:t>10.123512</w:t>
-            </w:r>
-          </w:p>
-        </w:tc>
-        <w:tc>
-          <w:tcPr>
-            <w:tcW w:type="dxa" w:w="279"/>
-          </w:tcPr>
-          <w:p>
-            <w:r>
-              <w:rPr>
-                <w:rFonts w:ascii="Times New Roman" w:hAnsi="Times New Roman"/>
-                <w:sz w:val="20"/>
-              </w:rPr>
-              <w:t>-0.8591</w:t>
-            </w:r>
-          </w:p>
-        </w:tc>
-        <w:tc>
-          <w:tcPr>
-            <w:tcW w:type="dxa" w:w="279"/>
-          </w:tcPr>
-          <w:p>
-            <w:r>
-              <w:rPr>
-                <w:rFonts w:ascii="Times New Roman" w:hAnsi="Times New Roman"/>
-                <w:sz w:val="20"/>
-              </w:rPr>
-              <w:t>0.0000</w:t>
+              <w:t>0.0255</w:t>
+            </w:r>
+          </w:p>
+        </w:tc>
+        <w:tc>
+          <w:tcPr>
+            <w:tcW w:type="dxa" w:w="279"/>
+          </w:tcPr>
+          <w:p>
+            <w:r>
+              <w:rPr>
+                <w:rFonts w:ascii="Times New Roman" w:hAnsi="Times New Roman"/>
+                <w:sz w:val="20"/>
+              </w:rPr>
+              <w:t>0.0048</w:t>
+            </w:r>
+          </w:p>
+        </w:tc>
+        <w:tc>
+          <w:tcPr>
+            <w:tcW w:type="dxa" w:w="279"/>
+          </w:tcPr>
+          <w:p>
+            <w:r>
+              <w:rPr>
+                <w:rFonts w:ascii="Times New Roman" w:hAnsi="Times New Roman"/>
+                <w:sz w:val="20"/>
+              </w:rPr>
+              <w:t>0.9448</w:t>
+            </w:r>
+          </w:p>
+        </w:tc>
+        <w:tc>
+          <w:tcPr>
+            <w:tcW w:type="dxa" w:w="279"/>
+          </w:tcPr>
+          <w:p>
+            <w:r>
+              <w:rPr>
+                <w:rFonts w:ascii="Times New Roman" w:hAnsi="Times New Roman"/>
+                <w:sz w:val="20"/>
+              </w:rPr>
+              <w:t>Yes</w:t>
+            </w:r>
+          </w:p>
+        </w:tc>
+        <w:tc>
+          <w:tcPr>
+            <w:tcW w:type="dxa" w:w="279"/>
+          </w:tcPr>
+          <w:p>
+            <w:r>
+              <w:rPr>
+                <w:rFonts w:ascii="Times New Roman" w:hAnsi="Times New Roman"/>
+                <w:sz w:val="20"/>
+              </w:rPr>
+              <w:t>0.5776</w:t>
+            </w:r>
+          </w:p>
+        </w:tc>
+        <w:tc>
+          <w:tcPr>
+            <w:tcW w:type="dxa" w:w="279"/>
+          </w:tcPr>
+          <w:p>
+            <w:r>
+              <w:rPr>
+                <w:rFonts w:ascii="Times New Roman" w:hAnsi="Times New Roman"/>
+                <w:sz w:val="20"/>
+              </w:rPr>
+              <w:t>0.4472</w:t>
+            </w:r>
+          </w:p>
+        </w:tc>
+        <w:tc>
+          <w:tcPr>
+            <w:tcW w:type="dxa" w:w="279"/>
+          </w:tcPr>
+          <w:p>
+            <w:r>
+              <w:rPr>
+                <w:rFonts w:ascii="Times New Roman" w:hAnsi="Times New Roman"/>
+                <w:sz w:val="20"/>
+              </w:rPr>
+              <w:t>0.5824</w:t>
+            </w:r>
+          </w:p>
+        </w:tc>
+        <w:tc>
+          <w:tcPr>
+            <w:tcW w:type="dxa" w:w="279"/>
+          </w:tcPr>
+          <w:p>
+            <w:r>
+              <w:rPr>
+                <w:rFonts w:ascii="Times New Roman" w:hAnsi="Times New Roman"/>
+                <w:sz w:val="20"/>
+              </w:rPr>
+              <w:t>0.7474</w:t>
+            </w:r>
+          </w:p>
+        </w:tc>
+        <w:tc>
+          <w:tcPr>
+            <w:tcW w:type="dxa" w:w="279"/>
+          </w:tcPr>
+          <w:p>
+            <w:r>
+              <w:rPr>
+                <w:rFonts w:ascii="Times New Roman" w:hAnsi="Times New Roman"/>
+                <w:sz w:val="20"/>
+              </w:rPr>
+              <w:t>Yes</w:t>
+            </w:r>
+          </w:p>
+        </w:tc>
+        <w:tc>
+          <w:tcPr>
+            <w:tcW w:type="dxa" w:w="279"/>
+          </w:tcPr>
+          <w:p>
+            <w:r>
+              <w:rPr>
+                <w:rFonts w:ascii="Times New Roman" w:hAnsi="Times New Roman"/>
+                <w:sz w:val="20"/>
+              </w:rPr>
+              <w:t>5.039012</w:t>
+            </w:r>
+          </w:p>
+        </w:tc>
+        <w:tc>
+          <w:tcPr>
+            <w:tcW w:type="dxa" w:w="279"/>
+          </w:tcPr>
+          <w:p>
+            <w:r>
+              <w:rPr>
+                <w:rFonts w:ascii="Times New Roman" w:hAnsi="Times New Roman"/>
+                <w:sz w:val="20"/>
+              </w:rPr>
+              <w:t>6.903211</w:t>
+            </w:r>
+          </w:p>
+        </w:tc>
+        <w:tc>
+          <w:tcPr>
+            <w:tcW w:type="dxa" w:w="279"/>
+          </w:tcPr>
+          <w:p>
+            <w:r>
+              <w:rPr>
+                <w:rFonts w:ascii="Times New Roman" w:hAnsi="Times New Roman"/>
+                <w:sz w:val="20"/>
+              </w:rPr>
+              <w:t>-0.0175</w:t>
+            </w:r>
+          </w:p>
+        </w:tc>
+        <w:tc>
+          <w:tcPr>
+            <w:tcW w:type="dxa" w:w="279"/>
+          </w:tcPr>
+          <w:p>
+            <w:r>
+              <w:rPr>
+                <w:rFonts w:ascii="Times New Roman" w:hAnsi="Times New Roman"/>
+                <w:sz w:val="20"/>
+              </w:rPr>
+              <w:t>0.9340</w:t>
             </w:r>
           </w:p>
         </w:tc>
@@ -1368,21 +1368,21 @@
                 <w:rFonts w:ascii="Times New Roman" w:hAnsi="Times New Roman"/>
                 <w:sz w:val="20"/>
               </w:rPr>
-              <w:t>EGARCH(1,1)</w:t>
-            </w:r>
-          </w:p>
-        </w:tc>
-        <w:tc>
-          <w:tcPr>
-            <w:tcW w:type="dxa" w:w="279"/>
-          </w:tcPr>
-          <w:p>
-            <w:r>
-              <w:rPr>
-                <w:rFonts w:ascii="Times New Roman" w:hAnsi="Times New Roman"/>
-                <w:sz w:val="20"/>
-              </w:rPr>
-              <w:t>3</w:t>
+              <w:t>CNN-LSTM</w:t>
+            </w:r>
+          </w:p>
+        </w:tc>
+        <w:tc>
+          <w:tcPr>
+            <w:tcW w:type="dxa" w:w="279"/>
+          </w:tcPr>
+          <w:p>
+            <w:r>
+              <w:rPr>
+                <w:rFonts w:ascii="Times New Roman" w:hAnsi="Times New Roman"/>
+                <w:sz w:val="20"/>
+              </w:rPr>
+              <w:t>4</w:t>
             </w:r>
           </w:p>
         </w:tc>
@@ -1410,35 +1410,35 @@
                 <w:rFonts w:ascii="Times New Roman" w:hAnsi="Times New Roman"/>
                 <w:sz w:val="20"/>
               </w:rPr>
-              <w:t>0.0070</w:t>
-            </w:r>
-          </w:p>
-        </w:tc>
-        <w:tc>
-          <w:tcPr>
-            <w:tcW w:type="dxa" w:w="279"/>
-          </w:tcPr>
-          <w:p>
-            <w:r>
-              <w:rPr>
-                <w:rFonts w:ascii="Times New Roman" w:hAnsi="Times New Roman"/>
-                <w:sz w:val="20"/>
-              </w:rPr>
-              <w:t>0.4501</w:t>
-            </w:r>
-          </w:p>
-        </w:tc>
-        <w:tc>
-          <w:tcPr>
-            <w:tcW w:type="dxa" w:w="279"/>
-          </w:tcPr>
-          <w:p>
-            <w:r>
-              <w:rPr>
-                <w:rFonts w:ascii="Times New Roman" w:hAnsi="Times New Roman"/>
-                <w:sz w:val="20"/>
-              </w:rPr>
-              <w:t>0.5023</w:t>
+              <w:t>0.0093</w:t>
+            </w:r>
+          </w:p>
+        </w:tc>
+        <w:tc>
+          <w:tcPr>
+            <w:tcW w:type="dxa" w:w="279"/>
+          </w:tcPr>
+          <w:p>
+            <w:r>
+              <w:rPr>
+                <w:rFonts w:ascii="Times New Roman" w:hAnsi="Times New Roman"/>
+                <w:sz w:val="20"/>
+              </w:rPr>
+              <w:t>0.0231</w:t>
+            </w:r>
+          </w:p>
+        </w:tc>
+        <w:tc>
+          <w:tcPr>
+            <w:tcW w:type="dxa" w:w="279"/>
+          </w:tcPr>
+          <w:p>
+            <w:r>
+              <w:rPr>
+                <w:rFonts w:ascii="Times New Roman" w:hAnsi="Times New Roman"/>
+                <w:sz w:val="20"/>
+              </w:rPr>
+              <w:t>0.8793</w:t>
             </w:r>
           </w:p>
         </w:tc>
@@ -1466,49 +1466,49 @@
                 <w:rFonts w:ascii="Times New Roman" w:hAnsi="Times New Roman"/>
                 <w:sz w:val="20"/>
               </w:rPr>
-              <w:t>0.0422</w:t>
-            </w:r>
-          </w:p>
-        </w:tc>
-        <w:tc>
-          <w:tcPr>
-            <w:tcW w:type="dxa" w:w="279"/>
-          </w:tcPr>
-          <w:p>
-            <w:r>
-              <w:rPr>
-                <w:rFonts w:ascii="Times New Roman" w:hAnsi="Times New Roman"/>
-                <w:sz w:val="20"/>
-              </w:rPr>
-              <w:t>0.8373</w:t>
-            </w:r>
-          </w:p>
-        </w:tc>
-        <w:tc>
-          <w:tcPr>
-            <w:tcW w:type="dxa" w:w="279"/>
-          </w:tcPr>
-          <w:p>
-            <w:r>
-              <w:rPr>
-                <w:rFonts w:ascii="Times New Roman" w:hAnsi="Times New Roman"/>
-                <w:sz w:val="20"/>
-              </w:rPr>
-              <w:t>0.4923</w:t>
-            </w:r>
-          </w:p>
-        </w:tc>
-        <w:tc>
-          <w:tcPr>
-            <w:tcW w:type="dxa" w:w="279"/>
-          </w:tcPr>
-          <w:p>
-            <w:r>
-              <w:rPr>
-                <w:rFonts w:ascii="Times New Roman" w:hAnsi="Times New Roman"/>
-                <w:sz w:val="20"/>
-              </w:rPr>
-              <w:t>0.7818</w:t>
+              <w:t>0.0751</w:t>
+            </w:r>
+          </w:p>
+        </w:tc>
+        <w:tc>
+          <w:tcPr>
+            <w:tcW w:type="dxa" w:w="279"/>
+          </w:tcPr>
+          <w:p>
+            <w:r>
+              <w:rPr>
+                <w:rFonts w:ascii="Times New Roman" w:hAnsi="Times New Roman"/>
+                <w:sz w:val="20"/>
+              </w:rPr>
+              <w:t>0.7840</w:t>
+            </w:r>
+          </w:p>
+        </w:tc>
+        <w:tc>
+          <w:tcPr>
+            <w:tcW w:type="dxa" w:w="279"/>
+          </w:tcPr>
+          <w:p>
+            <w:r>
+              <w:rPr>
+                <w:rFonts w:ascii="Times New Roman" w:hAnsi="Times New Roman"/>
+                <w:sz w:val="20"/>
+              </w:rPr>
+              <w:t>0.0982</w:t>
+            </w:r>
+          </w:p>
+        </w:tc>
+        <w:tc>
+          <w:tcPr>
+            <w:tcW w:type="dxa" w:w="279"/>
+          </w:tcPr>
+          <w:p>
+            <w:r>
+              <w:rPr>
+                <w:rFonts w:ascii="Times New Roman" w:hAnsi="Times New Roman"/>
+                <w:sz w:val="20"/>
+              </w:rPr>
+              <w:t>0.9521</w:t>
             </w:r>
           </w:p>
         </w:tc>
@@ -1536,63 +1536,63 @@
                 <w:rFonts w:ascii="Times New Roman" w:hAnsi="Times New Roman"/>
                 <w:sz w:val="20"/>
               </w:rPr>
-              <w:t>7.681291</w:t>
-            </w:r>
-          </w:p>
-        </w:tc>
-        <w:tc>
-          <w:tcPr>
-            <w:tcW w:type="dxa" w:w="279"/>
-          </w:tcPr>
-          <w:p>
-            <w:r>
-              <w:rPr>
-                <w:rFonts w:ascii="Times New Roman" w:hAnsi="Times New Roman"/>
-                <w:sz w:val="20"/>
-              </w:rPr>
-              <w:t>10.163778</w:t>
-            </w:r>
-          </w:p>
-        </w:tc>
-        <w:tc>
-          <w:tcPr>
-            <w:tcW w:type="dxa" w:w="279"/>
-          </w:tcPr>
-          <w:p>
-            <w:r>
-              <w:rPr>
-                <w:rFonts w:ascii="Times New Roman" w:hAnsi="Times New Roman"/>
-                <w:sz w:val="20"/>
-              </w:rPr>
-              <w:t>-0.3736</w:t>
-            </w:r>
-          </w:p>
-        </w:tc>
-        <w:tc>
-          <w:tcPr>
-            <w:tcW w:type="dxa" w:w="279"/>
-          </w:tcPr>
-          <w:p>
-            <w:r>
-              <w:rPr>
-                <w:rFonts w:ascii="Times New Roman" w:hAnsi="Times New Roman"/>
-                <w:sz w:val="20"/>
-              </w:rPr>
-              <w:t>0.4960</w:t>
-            </w:r>
-          </w:p>
-        </w:tc>
-        <w:tc>
-          <w:tcPr>
-            <w:tcW w:type="dxa" w:w="279"/>
-          </w:tcPr>
-          <w:p>
-            <w:r>
-              <w:rPr>
-                <w:rFonts w:ascii="Times New Roman" w:hAnsi="Times New Roman"/>
-                <w:sz w:val="20"/>
-              </w:rPr>
-              <w:t>7</w:t>
+              <w:t>6.238282</w:t>
+            </w:r>
+          </w:p>
+        </w:tc>
+        <w:tc>
+          <w:tcPr>
+            <w:tcW w:type="dxa" w:w="279"/>
+          </w:tcPr>
+          <w:p>
+            <w:r>
+              <w:rPr>
+                <w:rFonts w:ascii="Times New Roman" w:hAnsi="Times New Roman"/>
+                <w:sz w:val="20"/>
+              </w:rPr>
+              <w:t>8.254409</w:t>
+            </w:r>
+          </w:p>
+        </w:tc>
+        <w:tc>
+          <w:tcPr>
+            <w:tcW w:type="dxa" w:w="279"/>
+          </w:tcPr>
+          <w:p>
+            <w:r>
+              <w:rPr>
+                <w:rFonts w:ascii="Times New Roman" w:hAnsi="Times New Roman"/>
+                <w:sz w:val="20"/>
+              </w:rPr>
+              <w:t>-0.0523</w:t>
+            </w:r>
+          </w:p>
+        </w:tc>
+        <w:tc>
+          <w:tcPr>
+            <w:tcW w:type="dxa" w:w="279"/>
+          </w:tcPr>
+          <w:p>
+            <w:r>
+              <w:rPr>
+                <w:rFonts w:ascii="Times New Roman" w:hAnsi="Times New Roman"/>
+                <w:sz w:val="20"/>
+              </w:rPr>
+              <w:t>0.9660</w:t>
+            </w:r>
+          </w:p>
+        </w:tc>
+        <w:tc>
+          <w:tcPr>
+            <w:tcW w:type="dxa" w:w="279"/>
+          </w:tcPr>
+          <w:p>
+            <w:r>
+              <w:rPr>
+                <w:rFonts w:ascii="Times New Roman" w:hAnsi="Times New Roman"/>
+                <w:sz w:val="20"/>
+              </w:rPr>
+              <w:t>11</w:t>
             </w:r>
           </w:p>
         </w:tc>
@@ -1620,35 +1620,35 @@
                 <w:rFonts w:ascii="Times New Roman" w:hAnsi="Times New Roman"/>
                 <w:sz w:val="20"/>
               </w:rPr>
-              <w:t>0.0162</w:t>
-            </w:r>
-          </w:p>
-        </w:tc>
-        <w:tc>
-          <w:tcPr>
-            <w:tcW w:type="dxa" w:w="279"/>
-          </w:tcPr>
-          <w:p>
-            <w:r>
-              <w:rPr>
-                <w:rFonts w:ascii="Times New Roman" w:hAnsi="Times New Roman"/>
-                <w:sz w:val="20"/>
-              </w:rPr>
-              <w:t>1.5454</w:t>
-            </w:r>
-          </w:p>
-        </w:tc>
-        <w:tc>
-          <w:tcPr>
-            <w:tcW w:type="dxa" w:w="279"/>
-          </w:tcPr>
-          <w:p>
-            <w:r>
-              <w:rPr>
-                <w:rFonts w:ascii="Times New Roman" w:hAnsi="Times New Roman"/>
-                <w:sz w:val="20"/>
-              </w:rPr>
-              <w:t>0.2138</w:t>
+              <w:t>0.0255</w:t>
+            </w:r>
+          </w:p>
+        </w:tc>
+        <w:tc>
+          <w:tcPr>
+            <w:tcW w:type="dxa" w:w="279"/>
+          </w:tcPr>
+          <w:p>
+            <w:r>
+              <w:rPr>
+                <w:rFonts w:ascii="Times New Roman" w:hAnsi="Times New Roman"/>
+                <w:sz w:val="20"/>
+              </w:rPr>
+              <w:t>0.0048</w:t>
+            </w:r>
+          </w:p>
+        </w:tc>
+        <w:tc>
+          <w:tcPr>
+            <w:tcW w:type="dxa" w:w="279"/>
+          </w:tcPr>
+          <w:p>
+            <w:r>
+              <w:rPr>
+                <w:rFonts w:ascii="Times New Roman" w:hAnsi="Times New Roman"/>
+                <w:sz w:val="20"/>
+              </w:rPr>
+              <w:t>0.9448</w:t>
             </w:r>
           </w:p>
         </w:tc>
@@ -1676,49 +1676,49 @@
                 <w:rFonts w:ascii="Times New Roman" w:hAnsi="Times New Roman"/>
                 <w:sz w:val="20"/>
               </w:rPr>
-              <w:t>0.2317</w:t>
-            </w:r>
-          </w:p>
-        </w:tc>
-        <w:tc>
-          <w:tcPr>
-            <w:tcW w:type="dxa" w:w="279"/>
-          </w:tcPr>
-          <w:p>
-            <w:r>
-              <w:rPr>
-                <w:rFonts w:ascii="Times New Roman" w:hAnsi="Times New Roman"/>
-                <w:sz w:val="20"/>
-              </w:rPr>
-              <w:t>0.6303</w:t>
-            </w:r>
-          </w:p>
-        </w:tc>
-        <w:tc>
-          <w:tcPr>
-            <w:tcW w:type="dxa" w:w="279"/>
-          </w:tcPr>
-          <w:p>
-            <w:r>
-              <w:rPr>
-                <w:rFonts w:ascii="Times New Roman" w:hAnsi="Times New Roman"/>
-                <w:sz w:val="20"/>
-              </w:rPr>
-              <w:t>1.7771</w:t>
-            </w:r>
-          </w:p>
-        </w:tc>
-        <w:tc>
-          <w:tcPr>
-            <w:tcW w:type="dxa" w:w="279"/>
-          </w:tcPr>
-          <w:p>
-            <w:r>
-              <w:rPr>
-                <w:rFonts w:ascii="Times New Roman" w:hAnsi="Times New Roman"/>
-                <w:sz w:val="20"/>
-              </w:rPr>
-              <w:t>0.4113</w:t>
+              <w:t>0.5776</w:t>
+            </w:r>
+          </w:p>
+        </w:tc>
+        <w:tc>
+          <w:tcPr>
+            <w:tcW w:type="dxa" w:w="279"/>
+          </w:tcPr>
+          <w:p>
+            <w:r>
+              <w:rPr>
+                <w:rFonts w:ascii="Times New Roman" w:hAnsi="Times New Roman"/>
+                <w:sz w:val="20"/>
+              </w:rPr>
+              <w:t>0.4472</w:t>
+            </w:r>
+          </w:p>
+        </w:tc>
+        <w:tc>
+          <w:tcPr>
+            <w:tcW w:type="dxa" w:w="279"/>
+          </w:tcPr>
+          <w:p>
+            <w:r>
+              <w:rPr>
+                <w:rFonts w:ascii="Times New Roman" w:hAnsi="Times New Roman"/>
+                <w:sz w:val="20"/>
+              </w:rPr>
+              <w:t>0.5824</w:t>
+            </w:r>
+          </w:p>
+        </w:tc>
+        <w:tc>
+          <w:tcPr>
+            <w:tcW w:type="dxa" w:w="279"/>
+          </w:tcPr>
+          <w:p>
+            <w:r>
+              <w:rPr>
+                <w:rFonts w:ascii="Times New Roman" w:hAnsi="Times New Roman"/>
+                <w:sz w:val="20"/>
+              </w:rPr>
+              <w:t>0.7474</w:t>
             </w:r>
           </w:p>
         </w:tc>
@@ -1746,49 +1746,49 @@
                 <w:rFonts w:ascii="Times New Roman" w:hAnsi="Times New Roman"/>
                 <w:sz w:val="20"/>
               </w:rPr>
-              <w:t>5.867993</w:t>
-            </w:r>
-          </w:p>
-        </w:tc>
-        <w:tc>
-          <w:tcPr>
-            <w:tcW w:type="dxa" w:w="279"/>
-          </w:tcPr>
-          <w:p>
-            <w:r>
-              <w:rPr>
-                <w:rFonts w:ascii="Times New Roman" w:hAnsi="Times New Roman"/>
-                <w:sz w:val="20"/>
-              </w:rPr>
-              <w:t>8.038877</w:t>
-            </w:r>
-          </w:p>
-        </w:tc>
-        <w:tc>
-          <w:tcPr>
-            <w:tcW w:type="dxa" w:w="279"/>
-          </w:tcPr>
-          <w:p>
-            <w:r>
-              <w:rPr>
-                <w:rFonts w:ascii="Times New Roman" w:hAnsi="Times New Roman"/>
-                <w:sz w:val="20"/>
-              </w:rPr>
-              <w:t>-0.3838</w:t>
-            </w:r>
-          </w:p>
-        </w:tc>
-        <w:tc>
-          <w:tcPr>
-            <w:tcW w:type="dxa" w:w="279"/>
-          </w:tcPr>
-          <w:p>
-            <w:r>
-              <w:rPr>
-                <w:rFonts w:ascii="Times New Roman" w:hAnsi="Times New Roman"/>
-                <w:sz w:val="20"/>
-              </w:rPr>
-              <w:t>0.2220</w:t>
+              <w:t>4.765631</w:t>
+            </w:r>
+          </w:p>
+        </w:tc>
+        <w:tc>
+          <w:tcPr>
+            <w:tcW w:type="dxa" w:w="279"/>
+          </w:tcPr>
+          <w:p>
+            <w:r>
+              <w:rPr>
+                <w:rFonts w:ascii="Times New Roman" w:hAnsi="Times New Roman"/>
+                <w:sz w:val="20"/>
+              </w:rPr>
+              <w:t>6.528693</w:t>
+            </w:r>
+          </w:p>
+        </w:tc>
+        <w:tc>
+          <w:tcPr>
+            <w:tcW w:type="dxa" w:w="279"/>
+          </w:tcPr>
+          <w:p>
+            <w:r>
+              <w:rPr>
+                <w:rFonts w:ascii="Times New Roman" w:hAnsi="Times New Roman"/>
+                <w:sz w:val="20"/>
+              </w:rPr>
+              <w:t>0.0059</w:t>
+            </w:r>
+          </w:p>
+        </w:tc>
+        <w:tc>
+          <w:tcPr>
+            <w:tcW w:type="dxa" w:w="279"/>
+          </w:tcPr>
+          <w:p>
+            <w:r>
+              <w:rPr>
+                <w:rFonts w:ascii="Times New Roman" w:hAnsi="Times New Roman"/>
+                <w:sz w:val="20"/>
+              </w:rPr>
+              <w:t>0.8920</w:t>
             </w:r>
           </w:p>
         </w:tc>
@@ -1804,21 +1804,21 @@
                 <w:rFonts w:ascii="Times New Roman" w:hAnsi="Times New Roman"/>
                 <w:sz w:val="20"/>
               </w:rPr>
-              <w:t>FIGARCH(1,d,1)</w:t>
-            </w:r>
-          </w:p>
-        </w:tc>
-        <w:tc>
-          <w:tcPr>
-            <w:tcW w:type="dxa" w:w="279"/>
-          </w:tcPr>
-          <w:p>
-            <w:r>
-              <w:rPr>
-                <w:rFonts w:ascii="Times New Roman" w:hAnsi="Times New Roman"/>
-                <w:sz w:val="20"/>
-              </w:rPr>
-              <w:t>5</w:t>
+              <w:t>Constant (unconditional variance)</w:t>
+            </w:r>
+          </w:p>
+        </w:tc>
+        <w:tc>
+          <w:tcPr>
+            <w:tcW w:type="dxa" w:w="279"/>
+          </w:tcPr>
+          <w:p>
+            <w:r>
+              <w:rPr>
+                <w:rFonts w:ascii="Times New Roman" w:hAnsi="Times New Roman"/>
+                <w:sz w:val="20"/>
+              </w:rPr>
+              <w:t>1</w:t>
             </w:r>
           </w:p>
         </w:tc>
@@ -1846,35 +1846,35 @@
                 <w:rFonts w:ascii="Times New Roman" w:hAnsi="Times New Roman"/>
                 <w:sz w:val="20"/>
               </w:rPr>
-              <w:t>0.0116</w:t>
-            </w:r>
-          </w:p>
-        </w:tc>
-        <w:tc>
-          <w:tcPr>
-            <w:tcW w:type="dxa" w:w="279"/>
-          </w:tcPr>
-          <w:p>
-            <w:r>
-              <w:rPr>
-                <w:rFonts w:ascii="Times New Roman" w:hAnsi="Times New Roman"/>
-                <w:sz w:val="20"/>
-              </w:rPr>
-              <w:t>0.1061</w:t>
-            </w:r>
-          </w:p>
-        </w:tc>
-        <w:tc>
-          <w:tcPr>
-            <w:tcW w:type="dxa" w:w="279"/>
-          </w:tcPr>
-          <w:p>
-            <w:r>
-              <w:rPr>
-                <w:rFonts w:ascii="Times New Roman" w:hAnsi="Times New Roman"/>
-                <w:sz w:val="20"/>
-              </w:rPr>
-              <w:t>0.7446</w:t>
+              <w:t>0.0023</w:t>
+            </w:r>
+          </w:p>
+        </w:tc>
+        <w:tc>
+          <w:tcPr>
+            <w:tcW w:type="dxa" w:w="279"/>
+          </w:tcPr>
+          <w:p>
+            <w:r>
+              <w:rPr>
+                <w:rFonts w:ascii="Times New Roman" w:hAnsi="Times New Roman"/>
+                <w:sz w:val="20"/>
+              </w:rPr>
+              <w:t>3.7237</w:t>
+            </w:r>
+          </w:p>
+        </w:tc>
+        <w:tc>
+          <w:tcPr>
+            <w:tcW w:type="dxa" w:w="279"/>
+          </w:tcPr>
+          <w:p>
+            <w:r>
+              <w:rPr>
+                <w:rFonts w:ascii="Times New Roman" w:hAnsi="Times New Roman"/>
+                <w:sz w:val="20"/>
+              </w:rPr>
+              <w:t>0.0536</w:t>
             </w:r>
           </w:p>
         </w:tc>
@@ -1902,49 +1902,49 @@
                 <w:rFonts w:ascii="Times New Roman" w:hAnsi="Times New Roman"/>
                 <w:sz w:val="20"/>
               </w:rPr>
-              <w:t>0.1176</w:t>
-            </w:r>
-          </w:p>
-        </w:tc>
-        <w:tc>
-          <w:tcPr>
-            <w:tcW w:type="dxa" w:w="279"/>
-          </w:tcPr>
-          <w:p>
-            <w:r>
-              <w:rPr>
-                <w:rFonts w:ascii="Times New Roman" w:hAnsi="Times New Roman"/>
-                <w:sz w:val="20"/>
-              </w:rPr>
-              <w:t>0.7316</w:t>
-            </w:r>
-          </w:p>
-        </w:tc>
-        <w:tc>
-          <w:tcPr>
-            <w:tcW w:type="dxa" w:w="279"/>
-          </w:tcPr>
-          <w:p>
-            <w:r>
-              <w:rPr>
-                <w:rFonts w:ascii="Times New Roman" w:hAnsi="Times New Roman"/>
-                <w:sz w:val="20"/>
-              </w:rPr>
-              <w:t>0.2237</w:t>
-            </w:r>
-          </w:p>
-        </w:tc>
-        <w:tc>
-          <w:tcPr>
-            <w:tcW w:type="dxa" w:w="279"/>
-          </w:tcPr>
-          <w:p>
-            <w:r>
-              <w:rPr>
-                <w:rFonts w:ascii="Times New Roman" w:hAnsi="Times New Roman"/>
-                <w:sz w:val="20"/>
-              </w:rPr>
-              <w:t>0.8942</w:t>
+              <w:t>0.0047</w:t>
+            </w:r>
+          </w:p>
+        </w:tc>
+        <w:tc>
+          <w:tcPr>
+            <w:tcW w:type="dxa" w:w="279"/>
+          </w:tcPr>
+          <w:p>
+            <w:r>
+              <w:rPr>
+                <w:rFonts w:ascii="Times New Roman" w:hAnsi="Times New Roman"/>
+                <w:sz w:val="20"/>
+              </w:rPr>
+              <w:t>0.9456</w:t>
+            </w:r>
+          </w:p>
+        </w:tc>
+        <w:tc>
+          <w:tcPr>
+            <w:tcW w:type="dxa" w:w="279"/>
+          </w:tcPr>
+          <w:p>
+            <w:r>
+              <w:rPr>
+                <w:rFonts w:ascii="Times New Roman" w:hAnsi="Times New Roman"/>
+                <w:sz w:val="20"/>
+              </w:rPr>
+              <w:t>3.7284</w:t>
+            </w:r>
+          </w:p>
+        </w:tc>
+        <w:tc>
+          <w:tcPr>
+            <w:tcW w:type="dxa" w:w="279"/>
+          </w:tcPr>
+          <w:p>
+            <w:r>
+              <w:rPr>
+                <w:rFonts w:ascii="Times New Roman" w:hAnsi="Times New Roman"/>
+                <w:sz w:val="20"/>
+              </w:rPr>
+              <w:t>0.1550</w:t>
             </w:r>
           </w:p>
         </w:tc>
@@ -1972,63 +1972,63 @@
                 <w:rFonts w:ascii="Times New Roman" w:hAnsi="Times New Roman"/>
                 <w:sz w:val="20"/>
               </w:rPr>
-              <w:t>6.066842</w:t>
-            </w:r>
-          </w:p>
-        </w:tc>
-        <w:tc>
-          <w:tcPr>
-            <w:tcW w:type="dxa" w:w="279"/>
-          </w:tcPr>
-          <w:p>
-            <w:r>
-              <w:rPr>
-                <w:rFonts w:ascii="Times New Roman" w:hAnsi="Times New Roman"/>
-                <w:sz w:val="20"/>
-              </w:rPr>
-              <w:t>8.027561</w:t>
-            </w:r>
-          </w:p>
-        </w:tc>
-        <w:tc>
-          <w:tcPr>
-            <w:tcW w:type="dxa" w:w="279"/>
-          </w:tcPr>
-          <w:p>
-            <w:r>
-              <w:rPr>
-                <w:rFonts w:ascii="Times New Roman" w:hAnsi="Times New Roman"/>
-                <w:sz w:val="20"/>
-              </w:rPr>
-              <w:t>0.1478</w:t>
-            </w:r>
-          </w:p>
-        </w:tc>
-        <w:tc>
-          <w:tcPr>
-            <w:tcW w:type="dxa" w:w="279"/>
-          </w:tcPr>
-          <w:p>
-            <w:r>
-              <w:rPr>
-                <w:rFonts w:ascii="Times New Roman" w:hAnsi="Times New Roman"/>
-                <w:sz w:val="20"/>
-              </w:rPr>
-              <w:t>0.6880</w:t>
-            </w:r>
-          </w:p>
-        </w:tc>
-        <w:tc>
-          <w:tcPr>
-            <w:tcW w:type="dxa" w:w="279"/>
-          </w:tcPr>
-          <w:p>
-            <w:r>
-              <w:rPr>
-                <w:rFonts w:ascii="Times New Roman" w:hAnsi="Times New Roman"/>
-                <w:sz w:val="20"/>
-              </w:rPr>
-              <w:t>14</w:t>
+              <w:t>9.673196</w:t>
+            </w:r>
+          </w:p>
+        </w:tc>
+        <w:tc>
+          <w:tcPr>
+            <w:tcW w:type="dxa" w:w="279"/>
+          </w:tcPr>
+          <w:p>
+            <w:r>
+              <w:rPr>
+                <w:rFonts w:ascii="Times New Roman" w:hAnsi="Times New Roman"/>
+                <w:sz w:val="20"/>
+              </w:rPr>
+              <w:t>12.799441</w:t>
+            </w:r>
+          </w:p>
+        </w:tc>
+        <w:tc>
+          <w:tcPr>
+            <w:tcW w:type="dxa" w:w="279"/>
+          </w:tcPr>
+          <w:p>
+            <w:r>
+              <w:rPr>
+                <w:rFonts w:ascii="Times New Roman" w:hAnsi="Times New Roman"/>
+                <w:sz w:val="20"/>
+              </w:rPr>
+              <w:t>-0.7214</w:t>
+            </w:r>
+          </w:p>
+        </w:tc>
+        <w:tc>
+          <w:tcPr>
+            <w:tcW w:type="dxa" w:w="279"/>
+          </w:tcPr>
+          <w:p>
+            <w:r>
+              <w:rPr>
+                <w:rFonts w:ascii="Times New Roman" w:hAnsi="Times New Roman"/>
+                <w:sz w:val="20"/>
+              </w:rPr>
+              <w:t>0.1300</w:t>
+            </w:r>
+          </w:p>
+        </w:tc>
+        <w:tc>
+          <w:tcPr>
+            <w:tcW w:type="dxa" w:w="279"/>
+          </w:tcPr>
+          <w:p>
+            <w:r>
+              <w:rPr>
+                <w:rFonts w:ascii="Times New Roman" w:hAnsi="Times New Roman"/>
+                <w:sz w:val="20"/>
+              </w:rPr>
+              <w:t>1</w:t>
             </w:r>
           </w:p>
         </w:tc>
@@ -2056,175 +2056,175 @@
                 <w:rFonts w:ascii="Times New Roman" w:hAnsi="Times New Roman"/>
                 <w:sz w:val="20"/>
               </w:rPr>
-              <w:t>0.0325</w:t>
-            </w:r>
-          </w:p>
-        </w:tc>
-        <w:tc>
-          <w:tcPr>
-            <w:tcW w:type="dxa" w:w="279"/>
-          </w:tcPr>
-          <w:p>
-            <w:r>
-              <w:rPr>
-                <w:rFonts w:ascii="Times New Roman" w:hAnsi="Times New Roman"/>
-                <w:sz w:val="20"/>
-              </w:rPr>
-              <w:t>0.9060</w:t>
-            </w:r>
-          </w:p>
-        </w:tc>
-        <w:tc>
-          <w:tcPr>
-            <w:tcW w:type="dxa" w:w="279"/>
-          </w:tcPr>
-          <w:p>
-            <w:r>
-              <w:rPr>
-                <w:rFonts w:ascii="Times New Roman" w:hAnsi="Times New Roman"/>
-                <w:sz w:val="20"/>
-              </w:rPr>
-              <w:t>0.3412</w:t>
-            </w:r>
-          </w:p>
-        </w:tc>
-        <w:tc>
-          <w:tcPr>
-            <w:tcW w:type="dxa" w:w="279"/>
-          </w:tcPr>
-          <w:p>
-            <w:r>
-              <w:rPr>
-                <w:rFonts w:ascii="Times New Roman" w:hAnsi="Times New Roman"/>
-                <w:sz w:val="20"/>
-              </w:rPr>
-              <w:t>Yes</w:t>
-            </w:r>
-          </w:p>
-        </w:tc>
-        <w:tc>
-          <w:tcPr>
-            <w:tcW w:type="dxa" w:w="279"/>
-          </w:tcPr>
-          <w:p>
-            <w:r>
-              <w:rPr>
-                <w:rFonts w:ascii="Times New Roman" w:hAnsi="Times New Roman"/>
-                <w:sz w:val="20"/>
-              </w:rPr>
-              <w:t>0.5280</w:t>
-            </w:r>
-          </w:p>
-        </w:tc>
-        <w:tc>
-          <w:tcPr>
-            <w:tcW w:type="dxa" w:w="279"/>
-          </w:tcPr>
-          <w:p>
-            <w:r>
-              <w:rPr>
-                <w:rFonts w:ascii="Times New Roman" w:hAnsi="Times New Roman"/>
-                <w:sz w:val="20"/>
-              </w:rPr>
-              <w:t>0.4674</w:t>
-            </w:r>
-          </w:p>
-        </w:tc>
-        <w:tc>
-          <w:tcPr>
-            <w:tcW w:type="dxa" w:w="279"/>
-          </w:tcPr>
-          <w:p>
-            <w:r>
-              <w:rPr>
-                <w:rFonts w:ascii="Times New Roman" w:hAnsi="Times New Roman"/>
-                <w:sz w:val="20"/>
-              </w:rPr>
-              <w:t>1.4340</w:t>
-            </w:r>
-          </w:p>
-        </w:tc>
-        <w:tc>
-          <w:tcPr>
-            <w:tcW w:type="dxa" w:w="279"/>
-          </w:tcPr>
-          <w:p>
-            <w:r>
-              <w:rPr>
-                <w:rFonts w:ascii="Times New Roman" w:hAnsi="Times New Roman"/>
-                <w:sz w:val="20"/>
-              </w:rPr>
-              <w:t>0.4882</w:t>
-            </w:r>
-          </w:p>
-        </w:tc>
-        <w:tc>
-          <w:tcPr>
-            <w:tcW w:type="dxa" w:w="279"/>
-          </w:tcPr>
-          <w:p>
-            <w:r>
-              <w:rPr>
-                <w:rFonts w:ascii="Times New Roman" w:hAnsi="Times New Roman"/>
-                <w:sz w:val="20"/>
-              </w:rPr>
-              <w:t>Yes</w:t>
-            </w:r>
-          </w:p>
-        </w:tc>
-        <w:tc>
-          <w:tcPr>
-            <w:tcW w:type="dxa" w:w="279"/>
-          </w:tcPr>
-          <w:p>
-            <w:r>
-              <w:rPr>
-                <w:rFonts w:ascii="Times New Roman" w:hAnsi="Times New Roman"/>
-                <w:sz w:val="20"/>
-              </w:rPr>
-              <w:t>4.634662</w:t>
-            </w:r>
-          </w:p>
-        </w:tc>
-        <w:tc>
-          <w:tcPr>
-            <w:tcW w:type="dxa" w:w="279"/>
-          </w:tcPr>
-          <w:p>
-            <w:r>
-              <w:rPr>
-                <w:rFonts w:ascii="Times New Roman" w:hAnsi="Times New Roman"/>
-                <w:sz w:val="20"/>
-              </w:rPr>
-              <w:t>6.349271</w:t>
-            </w:r>
-          </w:p>
-        </w:tc>
-        <w:tc>
-          <w:tcPr>
-            <w:tcW w:type="dxa" w:w="279"/>
-          </w:tcPr>
-          <w:p>
-            <w:r>
-              <w:rPr>
-                <w:rFonts w:ascii="Times New Roman" w:hAnsi="Times New Roman"/>
-                <w:sz w:val="20"/>
-              </w:rPr>
-              <w:t>0.2643</w:t>
-            </w:r>
-          </w:p>
-        </w:tc>
-        <w:tc>
-          <w:tcPr>
-            <w:tcW w:type="dxa" w:w="279"/>
-          </w:tcPr>
-          <w:p>
-            <w:r>
-              <w:rPr>
-                <w:rFonts w:ascii="Times New Roman" w:hAnsi="Times New Roman"/>
-                <w:sz w:val="20"/>
-              </w:rPr>
-              <w:t>0.3620</w:t>
+              <w:t>0.0023</w:t>
+            </w:r>
+          </w:p>
+        </w:tc>
+        <w:tc>
+          <w:tcPr>
+            <w:tcW w:type="dxa" w:w="279"/>
+          </w:tcPr>
+          <w:p>
+            <w:r>
+              <w:rPr>
+                <w:rFonts w:ascii="Times New Roman" w:hAnsi="Times New Roman"/>
+                <w:sz w:val="20"/>
+              </w:rPr>
+              <w:t>15.0212</w:t>
+            </w:r>
+          </w:p>
+        </w:tc>
+        <w:tc>
+          <w:tcPr>
+            <w:tcW w:type="dxa" w:w="279"/>
+          </w:tcPr>
+          <w:p>
+            <w:r>
+              <w:rPr>
+                <w:rFonts w:ascii="Times New Roman" w:hAnsi="Times New Roman"/>
+                <w:sz w:val="20"/>
+              </w:rPr>
+              <w:t>0.0001</w:t>
+            </w:r>
+          </w:p>
+        </w:tc>
+        <w:tc>
+          <w:tcPr>
+            <w:tcW w:type="dxa" w:w="279"/>
+          </w:tcPr>
+          <w:p>
+            <w:r>
+              <w:rPr>
+                <w:rFonts w:ascii="Times New Roman" w:hAnsi="Times New Roman"/>
+                <w:sz w:val="20"/>
+              </w:rPr>
+              <w:t>No</w:t>
+            </w:r>
+          </w:p>
+        </w:tc>
+        <w:tc>
+          <w:tcPr>
+            <w:tcW w:type="dxa" w:w="279"/>
+          </w:tcPr>
+          <w:p>
+            <w:r>
+              <w:rPr>
+                <w:rFonts w:ascii="Times New Roman" w:hAnsi="Times New Roman"/>
+                <w:sz w:val="20"/>
+              </w:rPr>
+              <w:t>0.0047</w:t>
+            </w:r>
+          </w:p>
+        </w:tc>
+        <w:tc>
+          <w:tcPr>
+            <w:tcW w:type="dxa" w:w="279"/>
+          </w:tcPr>
+          <w:p>
+            <w:r>
+              <w:rPr>
+                <w:rFonts w:ascii="Times New Roman" w:hAnsi="Times New Roman"/>
+                <w:sz w:val="20"/>
+              </w:rPr>
+              <w:t>0.9456</w:t>
+            </w:r>
+          </w:p>
+        </w:tc>
+        <w:tc>
+          <w:tcPr>
+            <w:tcW w:type="dxa" w:w="279"/>
+          </w:tcPr>
+          <w:p>
+            <w:r>
+              <w:rPr>
+                <w:rFonts w:ascii="Times New Roman" w:hAnsi="Times New Roman"/>
+                <w:sz w:val="20"/>
+              </w:rPr>
+              <w:t>15.0259</w:t>
+            </w:r>
+          </w:p>
+        </w:tc>
+        <w:tc>
+          <w:tcPr>
+            <w:tcW w:type="dxa" w:w="279"/>
+          </w:tcPr>
+          <w:p>
+            <w:r>
+              <w:rPr>
+                <w:rFonts w:ascii="Times New Roman" w:hAnsi="Times New Roman"/>
+                <w:sz w:val="20"/>
+              </w:rPr>
+              <w:t>0.0005</w:t>
+            </w:r>
+          </w:p>
+        </w:tc>
+        <w:tc>
+          <w:tcPr>
+            <w:tcW w:type="dxa" w:w="279"/>
+          </w:tcPr>
+          <w:p>
+            <w:r>
+              <w:rPr>
+                <w:rFonts w:ascii="Times New Roman" w:hAnsi="Times New Roman"/>
+                <w:sz w:val="20"/>
+              </w:rPr>
+              <w:t>No</w:t>
+            </w:r>
+          </w:p>
+        </w:tc>
+        <w:tc>
+          <w:tcPr>
+            <w:tcW w:type="dxa" w:w="279"/>
+          </w:tcPr>
+          <w:p>
+            <w:r>
+              <w:rPr>
+                <w:rFonts w:ascii="Times New Roman" w:hAnsi="Times New Roman"/>
+                <w:sz w:val="20"/>
+              </w:rPr>
+              <w:t>7.389676</w:t>
+            </w:r>
+          </w:p>
+        </w:tc>
+        <w:tc>
+          <w:tcPr>
+            <w:tcW w:type="dxa" w:w="279"/>
+          </w:tcPr>
+          <w:p>
+            <w:r>
+              <w:rPr>
+                <w:rFonts w:ascii="Times New Roman" w:hAnsi="Times New Roman"/>
+                <w:sz w:val="20"/>
+              </w:rPr>
+              <w:t>10.123512</w:t>
+            </w:r>
+          </w:p>
+        </w:tc>
+        <w:tc>
+          <w:tcPr>
+            <w:tcW w:type="dxa" w:w="279"/>
+          </w:tcPr>
+          <w:p>
+            <w:r>
+              <w:rPr>
+                <w:rFonts w:ascii="Times New Roman" w:hAnsi="Times New Roman"/>
+                <w:sz w:val="20"/>
+              </w:rPr>
+              <w:t>-0.8591</w:t>
+            </w:r>
+          </w:p>
+        </w:tc>
+        <w:tc>
+          <w:tcPr>
+            <w:tcW w:type="dxa" w:w="279"/>
+          </w:tcPr>
+          <w:p>
+            <w:r>
+              <w:rPr>
+                <w:rFonts w:ascii="Times New Roman" w:hAnsi="Times New Roman"/>
+                <w:sz w:val="20"/>
+              </w:rPr>
+              <w:t>0.0000</w:t>
             </w:r>
           </w:p>
         </w:tc>
@@ -2240,21 +2240,21 @@
                 <w:rFonts w:ascii="Times New Roman" w:hAnsi="Times New Roman"/>
                 <w:sz w:val="20"/>
               </w:rPr>
-              <w:t>GARCH(1,1)</w:t>
-            </w:r>
-          </w:p>
-        </w:tc>
-        <w:tc>
-          <w:tcPr>
-            <w:tcW w:type="dxa" w:w="279"/>
-          </w:tcPr>
-          <w:p>
-            <w:r>
-              <w:rPr>
-                <w:rFonts w:ascii="Times New Roman" w:hAnsi="Times New Roman"/>
-                <w:sz w:val="20"/>
-              </w:rPr>
-              <w:t>4</w:t>
+              <w:t>EGARCH(1,1)</w:t>
+            </w:r>
+          </w:p>
+        </w:tc>
+        <w:tc>
+          <w:tcPr>
+            <w:tcW w:type="dxa" w:w="279"/>
+          </w:tcPr>
+          <w:p>
+            <w:r>
+              <w:rPr>
+                <w:rFonts w:ascii="Times New Roman" w:hAnsi="Times New Roman"/>
+                <w:sz w:val="20"/>
+              </w:rPr>
+              <w:t>3</w:t>
             </w:r>
           </w:p>
         </w:tc>
@@ -2282,35 +2282,35 @@
                 <w:rFonts w:ascii="Times New Roman" w:hAnsi="Times New Roman"/>
                 <w:sz w:val="20"/>
               </w:rPr>
-              <w:t>0.0093</w:t>
-            </w:r>
-          </w:p>
-        </w:tc>
-        <w:tc>
-          <w:tcPr>
-            <w:tcW w:type="dxa" w:w="279"/>
-          </w:tcPr>
-          <w:p>
-            <w:r>
-              <w:rPr>
-                <w:rFonts w:ascii="Times New Roman" w:hAnsi="Times New Roman"/>
-                <w:sz w:val="20"/>
-              </w:rPr>
-              <w:t>0.0231</w:t>
-            </w:r>
-          </w:p>
-        </w:tc>
-        <w:tc>
-          <w:tcPr>
-            <w:tcW w:type="dxa" w:w="279"/>
-          </w:tcPr>
-          <w:p>
-            <w:r>
-              <w:rPr>
-                <w:rFonts w:ascii="Times New Roman" w:hAnsi="Times New Roman"/>
-                <w:sz w:val="20"/>
-              </w:rPr>
-              <w:t>0.8793</w:t>
+              <w:t>0.0070</w:t>
+            </w:r>
+          </w:p>
+        </w:tc>
+        <w:tc>
+          <w:tcPr>
+            <w:tcW w:type="dxa" w:w="279"/>
+          </w:tcPr>
+          <w:p>
+            <w:r>
+              <w:rPr>
+                <w:rFonts w:ascii="Times New Roman" w:hAnsi="Times New Roman"/>
+                <w:sz w:val="20"/>
+              </w:rPr>
+              <w:t>0.4501</w:t>
+            </w:r>
+          </w:p>
+        </w:tc>
+        <w:tc>
+          <w:tcPr>
+            <w:tcW w:type="dxa" w:w="279"/>
+          </w:tcPr>
+          <w:p>
+            <w:r>
+              <w:rPr>
+                <w:rFonts w:ascii="Times New Roman" w:hAnsi="Times New Roman"/>
+                <w:sz w:val="20"/>
+              </w:rPr>
+              <w:t>0.5023</w:t>
             </w:r>
           </w:p>
         </w:tc>
@@ -2338,49 +2338,49 @@
                 <w:rFonts w:ascii="Times New Roman" w:hAnsi="Times New Roman"/>
                 <w:sz w:val="20"/>
               </w:rPr>
-              <w:t>0.0751</w:t>
-            </w:r>
-          </w:p>
-        </w:tc>
-        <w:tc>
-          <w:tcPr>
-            <w:tcW w:type="dxa" w:w="279"/>
-          </w:tcPr>
-          <w:p>
-            <w:r>
-              <w:rPr>
-                <w:rFonts w:ascii="Times New Roman" w:hAnsi="Times New Roman"/>
-                <w:sz w:val="20"/>
-              </w:rPr>
-              <w:t>0.7840</w:t>
-            </w:r>
-          </w:p>
-        </w:tc>
-        <w:tc>
-          <w:tcPr>
-            <w:tcW w:type="dxa" w:w="279"/>
-          </w:tcPr>
-          <w:p>
-            <w:r>
-              <w:rPr>
-                <w:rFonts w:ascii="Times New Roman" w:hAnsi="Times New Roman"/>
-                <w:sz w:val="20"/>
-              </w:rPr>
-              <w:t>0.0982</w:t>
-            </w:r>
-          </w:p>
-        </w:tc>
-        <w:tc>
-          <w:tcPr>
-            <w:tcW w:type="dxa" w:w="279"/>
-          </w:tcPr>
-          <w:p>
-            <w:r>
-              <w:rPr>
-                <w:rFonts w:ascii="Times New Roman" w:hAnsi="Times New Roman"/>
-                <w:sz w:val="20"/>
-              </w:rPr>
-              <w:t>0.9521</w:t>
+              <w:t>0.0422</w:t>
+            </w:r>
+          </w:p>
+        </w:tc>
+        <w:tc>
+          <w:tcPr>
+            <w:tcW w:type="dxa" w:w="279"/>
+          </w:tcPr>
+          <w:p>
+            <w:r>
+              <w:rPr>
+                <w:rFonts w:ascii="Times New Roman" w:hAnsi="Times New Roman"/>
+                <w:sz w:val="20"/>
+              </w:rPr>
+              <w:t>0.8373</w:t>
+            </w:r>
+          </w:p>
+        </w:tc>
+        <w:tc>
+          <w:tcPr>
+            <w:tcW w:type="dxa" w:w="279"/>
+          </w:tcPr>
+          <w:p>
+            <w:r>
+              <w:rPr>
+                <w:rFonts w:ascii="Times New Roman" w:hAnsi="Times New Roman"/>
+                <w:sz w:val="20"/>
+              </w:rPr>
+              <w:t>0.4923</w:t>
+            </w:r>
+          </w:p>
+        </w:tc>
+        <w:tc>
+          <w:tcPr>
+            <w:tcW w:type="dxa" w:w="279"/>
+          </w:tcPr>
+          <w:p>
+            <w:r>
+              <w:rPr>
+                <w:rFonts w:ascii="Times New Roman" w:hAnsi="Times New Roman"/>
+                <w:sz w:val="20"/>
+              </w:rPr>
+              <w:t>0.7818</w:t>
             </w:r>
           </w:p>
         </w:tc>
@@ -2408,63 +2408,63 @@
                 <w:rFonts w:ascii="Times New Roman" w:hAnsi="Times New Roman"/>
                 <w:sz w:val="20"/>
               </w:rPr>
-              <w:t>6.294223</w:t>
-            </w:r>
-          </w:p>
-        </w:tc>
-        <w:tc>
-          <w:tcPr>
-            <w:tcW w:type="dxa" w:w="279"/>
-          </w:tcPr>
-          <w:p>
-            <w:r>
-              <w:rPr>
-                <w:rFonts w:ascii="Times New Roman" w:hAnsi="Times New Roman"/>
-                <w:sz w:val="20"/>
-              </w:rPr>
-              <w:t>8.328429</w:t>
-            </w:r>
-          </w:p>
-        </w:tc>
-        <w:tc>
-          <w:tcPr>
-            <w:tcW w:type="dxa" w:w="279"/>
-          </w:tcPr>
-          <w:p>
-            <w:r>
-              <w:rPr>
-                <w:rFonts w:ascii="Times New Roman" w:hAnsi="Times New Roman"/>
-                <w:sz w:val="20"/>
-              </w:rPr>
-              <w:t>-0.0535</w:t>
-            </w:r>
-          </w:p>
-        </w:tc>
-        <w:tc>
-          <w:tcPr>
-            <w:tcW w:type="dxa" w:w="279"/>
-          </w:tcPr>
-          <w:p>
-            <w:r>
-              <w:rPr>
-                <w:rFonts w:ascii="Times New Roman" w:hAnsi="Times New Roman"/>
-                <w:sz w:val="20"/>
-              </w:rPr>
-              <w:t>0.9660</w:t>
-            </w:r>
-          </w:p>
-        </w:tc>
-        <w:tc>
-          <w:tcPr>
-            <w:tcW w:type="dxa" w:w="279"/>
-          </w:tcPr>
-          <w:p>
-            <w:r>
-              <w:rPr>
-                <w:rFonts w:ascii="Times New Roman" w:hAnsi="Times New Roman"/>
-                <w:sz w:val="20"/>
-              </w:rPr>
-              <w:t>11</w:t>
+              <w:t>7.681291</w:t>
+            </w:r>
+          </w:p>
+        </w:tc>
+        <w:tc>
+          <w:tcPr>
+            <w:tcW w:type="dxa" w:w="279"/>
+          </w:tcPr>
+          <w:p>
+            <w:r>
+              <w:rPr>
+                <w:rFonts w:ascii="Times New Roman" w:hAnsi="Times New Roman"/>
+                <w:sz w:val="20"/>
+              </w:rPr>
+              <w:t>10.163778</w:t>
+            </w:r>
+          </w:p>
+        </w:tc>
+        <w:tc>
+          <w:tcPr>
+            <w:tcW w:type="dxa" w:w="279"/>
+          </w:tcPr>
+          <w:p>
+            <w:r>
+              <w:rPr>
+                <w:rFonts w:ascii="Times New Roman" w:hAnsi="Times New Roman"/>
+                <w:sz w:val="20"/>
+              </w:rPr>
+              <w:t>-0.3736</w:t>
+            </w:r>
+          </w:p>
+        </w:tc>
+        <w:tc>
+          <w:tcPr>
+            <w:tcW w:type="dxa" w:w="279"/>
+          </w:tcPr>
+          <w:p>
+            <w:r>
+              <w:rPr>
+                <w:rFonts w:ascii="Times New Roman" w:hAnsi="Times New Roman"/>
+                <w:sz w:val="20"/>
+              </w:rPr>
+              <w:t>0.4960</w:t>
+            </w:r>
+          </w:p>
+        </w:tc>
+        <w:tc>
+          <w:tcPr>
+            <w:tcW w:type="dxa" w:w="279"/>
+          </w:tcPr>
+          <w:p>
+            <w:r>
+              <w:rPr>
+                <w:rFonts w:ascii="Times New Roman" w:hAnsi="Times New Roman"/>
+                <w:sz w:val="20"/>
+              </w:rPr>
+              <w:t>7</w:t>
             </w:r>
           </w:p>
         </w:tc>
@@ -2492,35 +2492,35 @@
                 <w:rFonts w:ascii="Times New Roman" w:hAnsi="Times New Roman"/>
                 <w:sz w:val="20"/>
               </w:rPr>
-              <w:t>0.0255</w:t>
-            </w:r>
-          </w:p>
-        </w:tc>
-        <w:tc>
-          <w:tcPr>
-            <w:tcW w:type="dxa" w:w="279"/>
-          </w:tcPr>
-          <w:p>
-            <w:r>
-              <w:rPr>
-                <w:rFonts w:ascii="Times New Roman" w:hAnsi="Times New Roman"/>
-                <w:sz w:val="20"/>
-              </w:rPr>
-              <w:t>0.0048</w:t>
-            </w:r>
-          </w:p>
-        </w:tc>
-        <w:tc>
-          <w:tcPr>
-            <w:tcW w:type="dxa" w:w="279"/>
-          </w:tcPr>
-          <w:p>
-            <w:r>
-              <w:rPr>
-                <w:rFonts w:ascii="Times New Roman" w:hAnsi="Times New Roman"/>
-                <w:sz w:val="20"/>
-              </w:rPr>
-              <w:t>0.9448</w:t>
+              <w:t>0.0162</w:t>
+            </w:r>
+          </w:p>
+        </w:tc>
+        <w:tc>
+          <w:tcPr>
+            <w:tcW w:type="dxa" w:w="279"/>
+          </w:tcPr>
+          <w:p>
+            <w:r>
+              <w:rPr>
+                <w:rFonts w:ascii="Times New Roman" w:hAnsi="Times New Roman"/>
+                <w:sz w:val="20"/>
+              </w:rPr>
+              <w:t>1.5454</w:t>
+            </w:r>
+          </w:p>
+        </w:tc>
+        <w:tc>
+          <w:tcPr>
+            <w:tcW w:type="dxa" w:w="279"/>
+          </w:tcPr>
+          <w:p>
+            <w:r>
+              <w:rPr>
+                <w:rFonts w:ascii="Times New Roman" w:hAnsi="Times New Roman"/>
+                <w:sz w:val="20"/>
+              </w:rPr>
+              <w:t>0.2138</w:t>
             </w:r>
           </w:p>
         </w:tc>
@@ -2548,49 +2548,49 @@
                 <w:rFonts w:ascii="Times New Roman" w:hAnsi="Times New Roman"/>
                 <w:sz w:val="20"/>
               </w:rPr>
-              <w:t>0.5776</w:t>
-            </w:r>
-          </w:p>
-        </w:tc>
-        <w:tc>
-          <w:tcPr>
-            <w:tcW w:type="dxa" w:w="279"/>
-          </w:tcPr>
-          <w:p>
-            <w:r>
-              <w:rPr>
-                <w:rFonts w:ascii="Times New Roman" w:hAnsi="Times New Roman"/>
-                <w:sz w:val="20"/>
-              </w:rPr>
-              <w:t>0.4472</w:t>
-            </w:r>
-          </w:p>
-        </w:tc>
-        <w:tc>
-          <w:tcPr>
-            <w:tcW w:type="dxa" w:w="279"/>
-          </w:tcPr>
-          <w:p>
-            <w:r>
-              <w:rPr>
-                <w:rFonts w:ascii="Times New Roman" w:hAnsi="Times New Roman"/>
-                <w:sz w:val="20"/>
-              </w:rPr>
-              <w:t>0.5824</w:t>
-            </w:r>
-          </w:p>
-        </w:tc>
-        <w:tc>
-          <w:tcPr>
-            <w:tcW w:type="dxa" w:w="279"/>
-          </w:tcPr>
-          <w:p>
-            <w:r>
-              <w:rPr>
-                <w:rFonts w:ascii="Times New Roman" w:hAnsi="Times New Roman"/>
-                <w:sz w:val="20"/>
-              </w:rPr>
-              <w:t>0.7474</w:t>
+              <w:t>0.2317</w:t>
+            </w:r>
+          </w:p>
+        </w:tc>
+        <w:tc>
+          <w:tcPr>
+            <w:tcW w:type="dxa" w:w="279"/>
+          </w:tcPr>
+          <w:p>
+            <w:r>
+              <w:rPr>
+                <w:rFonts w:ascii="Times New Roman" w:hAnsi="Times New Roman"/>
+                <w:sz w:val="20"/>
+              </w:rPr>
+              <w:t>0.6303</w:t>
+            </w:r>
+          </w:p>
+        </w:tc>
+        <w:tc>
+          <w:tcPr>
+            <w:tcW w:type="dxa" w:w="279"/>
+          </w:tcPr>
+          <w:p>
+            <w:r>
+              <w:rPr>
+                <w:rFonts w:ascii="Times New Roman" w:hAnsi="Times New Roman"/>
+                <w:sz w:val="20"/>
+              </w:rPr>
+              <w:t>1.7771</w:t>
+            </w:r>
+          </w:p>
+        </w:tc>
+        <w:tc>
+          <w:tcPr>
+            <w:tcW w:type="dxa" w:w="279"/>
+          </w:tcPr>
+          <w:p>
+            <w:r>
+              <w:rPr>
+                <w:rFonts w:ascii="Times New Roman" w:hAnsi="Times New Roman"/>
+                <w:sz w:val="20"/>
+              </w:rPr>
+              <w:t>0.4113</w:t>
             </w:r>
           </w:p>
         </w:tc>
@@ -2618,49 +2618,49 @@
                 <w:rFonts w:ascii="Times New Roman" w:hAnsi="Times New Roman"/>
                 <w:sz w:val="20"/>
               </w:rPr>
-              <w:t>4.808366</w:t>
-            </w:r>
-          </w:p>
-        </w:tc>
-        <w:tc>
-          <w:tcPr>
-            <w:tcW w:type="dxa" w:w="279"/>
-          </w:tcPr>
-          <w:p>
-            <w:r>
-              <w:rPr>
-                <w:rFonts w:ascii="Times New Roman" w:hAnsi="Times New Roman"/>
-                <w:sz w:val="20"/>
-              </w:rPr>
-              <w:t>6.587238</w:t>
-            </w:r>
-          </w:p>
-        </w:tc>
-        <w:tc>
-          <w:tcPr>
-            <w:tcW w:type="dxa" w:w="279"/>
-          </w:tcPr>
-          <w:p>
-            <w:r>
-              <w:rPr>
-                <w:rFonts w:ascii="Times New Roman" w:hAnsi="Times New Roman"/>
-                <w:sz w:val="20"/>
-              </w:rPr>
-              <w:t>0.0237</w:t>
-            </w:r>
-          </w:p>
-        </w:tc>
-        <w:tc>
-          <w:tcPr>
-            <w:tcW w:type="dxa" w:w="279"/>
-          </w:tcPr>
-          <w:p>
-            <w:r>
-              <w:rPr>
-                <w:rFonts w:ascii="Times New Roman" w:hAnsi="Times New Roman"/>
-                <w:sz w:val="20"/>
-              </w:rPr>
-              <w:t>0.8380</w:t>
+              <w:t>5.867993</w:t>
+            </w:r>
+          </w:p>
+        </w:tc>
+        <w:tc>
+          <w:tcPr>
+            <w:tcW w:type="dxa" w:w="279"/>
+          </w:tcPr>
+          <w:p>
+            <w:r>
+              <w:rPr>
+                <w:rFonts w:ascii="Times New Roman" w:hAnsi="Times New Roman"/>
+                <w:sz w:val="20"/>
+              </w:rPr>
+              <w:t>8.038877</w:t>
+            </w:r>
+          </w:p>
+        </w:tc>
+        <w:tc>
+          <w:tcPr>
+            <w:tcW w:type="dxa" w:w="279"/>
+          </w:tcPr>
+          <w:p>
+            <w:r>
+              <w:rPr>
+                <w:rFonts w:ascii="Times New Roman" w:hAnsi="Times New Roman"/>
+                <w:sz w:val="20"/>
+              </w:rPr>
+              <w:t>-0.3838</w:t>
+            </w:r>
+          </w:p>
+        </w:tc>
+        <w:tc>
+          <w:tcPr>
+            <w:tcW w:type="dxa" w:w="279"/>
+          </w:tcPr>
+          <w:p>
+            <w:r>
+              <w:rPr>
+                <w:rFonts w:ascii="Times New Roman" w:hAnsi="Times New Roman"/>
+                <w:sz w:val="20"/>
+              </w:rPr>
+              <w:t>0.2220</w:t>
             </w:r>
           </w:p>
         </w:tc>
@@ -2676,7 +2676,7 @@
                 <w:rFonts w:ascii="Times New Roman" w:hAnsi="Times New Roman"/>
                 <w:sz w:val="20"/>
               </w:rPr>
-              <w:t>GJR-GARCH(1,1)</w:t>
+              <w:t>FIGARCH(1,d,1)</w:t>
             </w:r>
           </w:p>
         </w:tc>
@@ -2844,63 +2844,63 @@
                 <w:rFonts w:ascii="Times New Roman" w:hAnsi="Times New Roman"/>
                 <w:sz w:val="20"/>
               </w:rPr>
-              <w:t>6.113817</w:t>
-            </w:r>
-          </w:p>
-        </w:tc>
-        <w:tc>
-          <w:tcPr>
-            <w:tcW w:type="dxa" w:w="279"/>
-          </w:tcPr>
-          <w:p>
-            <w:r>
-              <w:rPr>
-                <w:rFonts w:ascii="Times New Roman" w:hAnsi="Times New Roman"/>
-                <w:sz w:val="20"/>
-              </w:rPr>
-              <w:t>8.089719</w:t>
-            </w:r>
-          </w:p>
-        </w:tc>
-        <w:tc>
-          <w:tcPr>
-            <w:tcW w:type="dxa" w:w="279"/>
-          </w:tcPr>
-          <w:p>
-            <w:r>
-              <w:rPr>
-                <w:rFonts w:ascii="Times New Roman" w:hAnsi="Times New Roman"/>
-                <w:sz w:val="20"/>
-              </w:rPr>
-              <w:t>0.2036</w:t>
-            </w:r>
-          </w:p>
-        </w:tc>
-        <w:tc>
-          <w:tcPr>
-            <w:tcW w:type="dxa" w:w="279"/>
-          </w:tcPr>
-          <w:p>
-            <w:r>
-              <w:rPr>
-                <w:rFonts w:ascii="Times New Roman" w:hAnsi="Times New Roman"/>
-                <w:sz w:val="20"/>
-              </w:rPr>
-              <w:t>0.6000</w:t>
-            </w:r>
-          </w:p>
-        </w:tc>
-        <w:tc>
-          <w:tcPr>
-            <w:tcW w:type="dxa" w:w="279"/>
-          </w:tcPr>
-          <w:p>
-            <w:r>
-              <w:rPr>
-                <w:rFonts w:ascii="Times New Roman" w:hAnsi="Times New Roman"/>
-                <w:sz w:val="20"/>
-              </w:rPr>
-              <w:t>12</w:t>
+              <w:t>6.066842</w:t>
+            </w:r>
+          </w:p>
+        </w:tc>
+        <w:tc>
+          <w:tcPr>
+            <w:tcW w:type="dxa" w:w="279"/>
+          </w:tcPr>
+          <w:p>
+            <w:r>
+              <w:rPr>
+                <w:rFonts w:ascii="Times New Roman" w:hAnsi="Times New Roman"/>
+                <w:sz w:val="20"/>
+              </w:rPr>
+              <w:t>8.027561</w:t>
+            </w:r>
+          </w:p>
+        </w:tc>
+        <w:tc>
+          <w:tcPr>
+            <w:tcW w:type="dxa" w:w="279"/>
+          </w:tcPr>
+          <w:p>
+            <w:r>
+              <w:rPr>
+                <w:rFonts w:ascii="Times New Roman" w:hAnsi="Times New Roman"/>
+                <w:sz w:val="20"/>
+              </w:rPr>
+              <w:t>0.1478</w:t>
+            </w:r>
+          </w:p>
+        </w:tc>
+        <w:tc>
+          <w:tcPr>
+            <w:tcW w:type="dxa" w:w="279"/>
+          </w:tcPr>
+          <w:p>
+            <w:r>
+              <w:rPr>
+                <w:rFonts w:ascii="Times New Roman" w:hAnsi="Times New Roman"/>
+                <w:sz w:val="20"/>
+              </w:rPr>
+              <w:t>0.6880</w:t>
+            </w:r>
+          </w:p>
+        </w:tc>
+        <w:tc>
+          <w:tcPr>
+            <w:tcW w:type="dxa" w:w="279"/>
+          </w:tcPr>
+          <w:p>
+            <w:r>
+              <w:rPr>
+                <w:rFonts w:ascii="Times New Roman" w:hAnsi="Times New Roman"/>
+                <w:sz w:val="20"/>
+              </w:rPr>
+              <w:t>14</w:t>
             </w:r>
           </w:p>
         </w:tc>
@@ -2928,35 +2928,35 @@
                 <w:rFonts w:ascii="Times New Roman" w:hAnsi="Times New Roman"/>
                 <w:sz w:val="20"/>
               </w:rPr>
-              <w:t>0.0278</w:t>
-            </w:r>
-          </w:p>
-        </w:tc>
-        <w:tc>
-          <w:tcPr>
-            <w:tcW w:type="dxa" w:w="279"/>
-          </w:tcPr>
-          <w:p>
-            <w:r>
-              <w:rPr>
-                <w:rFonts w:ascii="Times New Roman" w:hAnsi="Times New Roman"/>
-                <w:sz w:val="20"/>
-              </w:rPr>
-              <w:t>0.1378</w:t>
-            </w:r>
-          </w:p>
-        </w:tc>
-        <w:tc>
-          <w:tcPr>
-            <w:tcW w:type="dxa" w:w="279"/>
-          </w:tcPr>
-          <w:p>
-            <w:r>
-              <w:rPr>
-                <w:rFonts w:ascii="Times New Roman" w:hAnsi="Times New Roman"/>
-                <w:sz w:val="20"/>
-              </w:rPr>
-              <w:t>0.7104</w:t>
+              <w:t>0.0325</w:t>
+            </w:r>
+          </w:p>
+        </w:tc>
+        <w:tc>
+          <w:tcPr>
+            <w:tcW w:type="dxa" w:w="279"/>
+          </w:tcPr>
+          <w:p>
+            <w:r>
+              <w:rPr>
+                <w:rFonts w:ascii="Times New Roman" w:hAnsi="Times New Roman"/>
+                <w:sz w:val="20"/>
+              </w:rPr>
+              <w:t>0.9060</w:t>
+            </w:r>
+          </w:p>
+        </w:tc>
+        <w:tc>
+          <w:tcPr>
+            <w:tcW w:type="dxa" w:w="279"/>
+          </w:tcPr>
+          <w:p>
+            <w:r>
+              <w:rPr>
+                <w:rFonts w:ascii="Times New Roman" w:hAnsi="Times New Roman"/>
+                <w:sz w:val="20"/>
+              </w:rPr>
+              <w:t>0.3412</w:t>
             </w:r>
           </w:p>
         </w:tc>
@@ -2984,49 +2984,49 @@
                 <w:rFonts w:ascii="Times New Roman" w:hAnsi="Times New Roman"/>
                 <w:sz w:val="20"/>
               </w:rPr>
-              <w:t>0.6891</w:t>
-            </w:r>
-          </w:p>
-        </w:tc>
-        <w:tc>
-          <w:tcPr>
-            <w:tcW w:type="dxa" w:w="279"/>
-          </w:tcPr>
-          <w:p>
-            <w:r>
-              <w:rPr>
-                <w:rFonts w:ascii="Times New Roman" w:hAnsi="Times New Roman"/>
-                <w:sz w:val="20"/>
-              </w:rPr>
-              <w:t>0.4065</w:t>
-            </w:r>
-          </w:p>
-        </w:tc>
-        <w:tc>
-          <w:tcPr>
-            <w:tcW w:type="dxa" w:w="279"/>
-          </w:tcPr>
-          <w:p>
-            <w:r>
-              <w:rPr>
-                <w:rFonts w:ascii="Times New Roman" w:hAnsi="Times New Roman"/>
-                <w:sz w:val="20"/>
-              </w:rPr>
-              <w:t>0.8269</w:t>
-            </w:r>
-          </w:p>
-        </w:tc>
-        <w:tc>
-          <w:tcPr>
-            <w:tcW w:type="dxa" w:w="279"/>
-          </w:tcPr>
-          <w:p>
-            <w:r>
-              <w:rPr>
-                <w:rFonts w:ascii="Times New Roman" w:hAnsi="Times New Roman"/>
-                <w:sz w:val="20"/>
-              </w:rPr>
-              <w:t>0.6614</w:t>
+              <w:t>0.5280</w:t>
+            </w:r>
+          </w:p>
+        </w:tc>
+        <w:tc>
+          <w:tcPr>
+            <w:tcW w:type="dxa" w:w="279"/>
+          </w:tcPr>
+          <w:p>
+            <w:r>
+              <w:rPr>
+                <w:rFonts w:ascii="Times New Roman" w:hAnsi="Times New Roman"/>
+                <w:sz w:val="20"/>
+              </w:rPr>
+              <w:t>0.4674</w:t>
+            </w:r>
+          </w:p>
+        </w:tc>
+        <w:tc>
+          <w:tcPr>
+            <w:tcW w:type="dxa" w:w="279"/>
+          </w:tcPr>
+          <w:p>
+            <w:r>
+              <w:rPr>
+                <w:rFonts w:ascii="Times New Roman" w:hAnsi="Times New Roman"/>
+                <w:sz w:val="20"/>
+              </w:rPr>
+              <w:t>1.4340</w:t>
+            </w:r>
+          </w:p>
+        </w:tc>
+        <w:tc>
+          <w:tcPr>
+            <w:tcW w:type="dxa" w:w="279"/>
+          </w:tcPr>
+          <w:p>
+            <w:r>
+              <w:rPr>
+                <w:rFonts w:ascii="Times New Roman" w:hAnsi="Times New Roman"/>
+                <w:sz w:val="20"/>
+              </w:rPr>
+              <w:t>0.4882</w:t>
             </w:r>
           </w:p>
         </w:tc>
@@ -3054,49 +3054,49 @@
                 <w:rFonts w:ascii="Times New Roman" w:hAnsi="Times New Roman"/>
                 <w:sz w:val="20"/>
               </w:rPr>
-              <w:t>4.670548</w:t>
-            </w:r>
-          </w:p>
-        </w:tc>
-        <w:tc>
-          <w:tcPr>
-            <w:tcW w:type="dxa" w:w="279"/>
-          </w:tcPr>
-          <w:p>
-            <w:r>
-              <w:rPr>
-                <w:rFonts w:ascii="Times New Roman" w:hAnsi="Times New Roman"/>
-                <w:sz w:val="20"/>
-              </w:rPr>
-              <w:t>6.398433</w:t>
-            </w:r>
-          </w:p>
-        </w:tc>
-        <w:tc>
-          <w:tcPr>
-            <w:tcW w:type="dxa" w:w="279"/>
-          </w:tcPr>
-          <w:p>
-            <w:r>
-              <w:rPr>
-                <w:rFonts w:ascii="Times New Roman" w:hAnsi="Times New Roman"/>
-                <w:sz w:val="20"/>
-              </w:rPr>
-              <w:t>0.1571</w:t>
-            </w:r>
-          </w:p>
-        </w:tc>
-        <w:tc>
-          <w:tcPr>
-            <w:tcW w:type="dxa" w:w="279"/>
-          </w:tcPr>
-          <w:p>
-            <w:r>
-              <w:rPr>
-                <w:rFonts w:ascii="Times New Roman" w:hAnsi="Times New Roman"/>
-                <w:sz w:val="20"/>
-              </w:rPr>
-              <w:t>0.5400</w:t>
+              <w:t>4.634662</w:t>
+            </w:r>
+          </w:p>
+        </w:tc>
+        <w:tc>
+          <w:tcPr>
+            <w:tcW w:type="dxa" w:w="279"/>
+          </w:tcPr>
+          <w:p>
+            <w:r>
+              <w:rPr>
+                <w:rFonts w:ascii="Times New Roman" w:hAnsi="Times New Roman"/>
+                <w:sz w:val="20"/>
+              </w:rPr>
+              <w:t>6.349271</w:t>
+            </w:r>
+          </w:p>
+        </w:tc>
+        <w:tc>
+          <w:tcPr>
+            <w:tcW w:type="dxa" w:w="279"/>
+          </w:tcPr>
+          <w:p>
+            <w:r>
+              <w:rPr>
+                <w:rFonts w:ascii="Times New Roman" w:hAnsi="Times New Roman"/>
+                <w:sz w:val="20"/>
+              </w:rPr>
+              <w:t>0.2643</w:t>
+            </w:r>
+          </w:p>
+        </w:tc>
+        <w:tc>
+          <w:tcPr>
+            <w:tcW w:type="dxa" w:w="279"/>
+          </w:tcPr>
+          <w:p>
+            <w:r>
+              <w:rPr>
+                <w:rFonts w:ascii="Times New Roman" w:hAnsi="Times New Roman"/>
+                <w:sz w:val="20"/>
+              </w:rPr>
+              <w:t>0.3620</w:t>
             </w:r>
           </w:p>
         </w:tc>
@@ -3112,21 +3112,21 @@
                 <w:rFonts w:ascii="Times New Roman" w:hAnsi="Times New Roman"/>
                 <w:sz w:val="20"/>
               </w:rPr>
-              <w:t>HAR</w:t>
-            </w:r>
-          </w:p>
-        </w:tc>
-        <w:tc>
-          <w:tcPr>
-            <w:tcW w:type="dxa" w:w="279"/>
-          </w:tcPr>
-          <w:p>
-            <w:r>
-              <w:rPr>
-                <w:rFonts w:ascii="Times New Roman" w:hAnsi="Times New Roman"/>
-                <w:sz w:val="20"/>
-              </w:rPr>
-              <w:t>1</w:t>
+              <w:t>GARCH(1,1)</w:t>
+            </w:r>
+          </w:p>
+        </w:tc>
+        <w:tc>
+          <w:tcPr>
+            <w:tcW w:type="dxa" w:w="279"/>
+          </w:tcPr>
+          <w:p>
+            <w:r>
+              <w:rPr>
+                <w:rFonts w:ascii="Times New Roman" w:hAnsi="Times New Roman"/>
+                <w:sz w:val="20"/>
+              </w:rPr>
+              <w:t>4</w:t>
             </w:r>
           </w:p>
         </w:tc>
@@ -3154,35 +3154,35 @@
                 <w:rFonts w:ascii="Times New Roman" w:hAnsi="Times New Roman"/>
                 <w:sz w:val="20"/>
               </w:rPr>
-              <w:t>0.0023</w:t>
-            </w:r>
-          </w:p>
-        </w:tc>
-        <w:tc>
-          <w:tcPr>
-            <w:tcW w:type="dxa" w:w="279"/>
-          </w:tcPr>
-          <w:p>
-            <w:r>
-              <w:rPr>
-                <w:rFonts w:ascii="Times New Roman" w:hAnsi="Times New Roman"/>
-                <w:sz w:val="20"/>
-              </w:rPr>
-              <w:t>3.7237</w:t>
-            </w:r>
-          </w:p>
-        </w:tc>
-        <w:tc>
-          <w:tcPr>
-            <w:tcW w:type="dxa" w:w="279"/>
-          </w:tcPr>
-          <w:p>
-            <w:r>
-              <w:rPr>
-                <w:rFonts w:ascii="Times New Roman" w:hAnsi="Times New Roman"/>
-                <w:sz w:val="20"/>
-              </w:rPr>
-              <w:t>0.0536</w:t>
+              <w:t>0.0093</w:t>
+            </w:r>
+          </w:p>
+        </w:tc>
+        <w:tc>
+          <w:tcPr>
+            <w:tcW w:type="dxa" w:w="279"/>
+          </w:tcPr>
+          <w:p>
+            <w:r>
+              <w:rPr>
+                <w:rFonts w:ascii="Times New Roman" w:hAnsi="Times New Roman"/>
+                <w:sz w:val="20"/>
+              </w:rPr>
+              <w:t>0.0231</w:t>
+            </w:r>
+          </w:p>
+        </w:tc>
+        <w:tc>
+          <w:tcPr>
+            <w:tcW w:type="dxa" w:w="279"/>
+          </w:tcPr>
+          <w:p>
+            <w:r>
+              <w:rPr>
+                <w:rFonts w:ascii="Times New Roman" w:hAnsi="Times New Roman"/>
+                <w:sz w:val="20"/>
+              </w:rPr>
+              <w:t>0.8793</w:t>
             </w:r>
           </w:p>
         </w:tc>
@@ -3210,49 +3210,49 @@
                 <w:rFonts w:ascii="Times New Roman" w:hAnsi="Times New Roman"/>
                 <w:sz w:val="20"/>
               </w:rPr>
-              <w:t>0.0047</w:t>
-            </w:r>
-          </w:p>
-        </w:tc>
-        <w:tc>
-          <w:tcPr>
-            <w:tcW w:type="dxa" w:w="279"/>
-          </w:tcPr>
-          <w:p>
-            <w:r>
-              <w:rPr>
-                <w:rFonts w:ascii="Times New Roman" w:hAnsi="Times New Roman"/>
-                <w:sz w:val="20"/>
-              </w:rPr>
-              <w:t>0.9456</w:t>
-            </w:r>
-          </w:p>
-        </w:tc>
-        <w:tc>
-          <w:tcPr>
-            <w:tcW w:type="dxa" w:w="279"/>
-          </w:tcPr>
-          <w:p>
-            <w:r>
-              <w:rPr>
-                <w:rFonts w:ascii="Times New Roman" w:hAnsi="Times New Roman"/>
-                <w:sz w:val="20"/>
-              </w:rPr>
-              <w:t>3.7284</w:t>
-            </w:r>
-          </w:p>
-        </w:tc>
-        <w:tc>
-          <w:tcPr>
-            <w:tcW w:type="dxa" w:w="279"/>
-          </w:tcPr>
-          <w:p>
-            <w:r>
-              <w:rPr>
-                <w:rFonts w:ascii="Times New Roman" w:hAnsi="Times New Roman"/>
-                <w:sz w:val="20"/>
-              </w:rPr>
-              <w:t>0.1550</w:t>
+              <w:t>0.0751</w:t>
+            </w:r>
+          </w:p>
+        </w:tc>
+        <w:tc>
+          <w:tcPr>
+            <w:tcW w:type="dxa" w:w="279"/>
+          </w:tcPr>
+          <w:p>
+            <w:r>
+              <w:rPr>
+                <w:rFonts w:ascii="Times New Roman" w:hAnsi="Times New Roman"/>
+                <w:sz w:val="20"/>
+              </w:rPr>
+              <w:t>0.7840</w:t>
+            </w:r>
+          </w:p>
+        </w:tc>
+        <w:tc>
+          <w:tcPr>
+            <w:tcW w:type="dxa" w:w="279"/>
+          </w:tcPr>
+          <w:p>
+            <w:r>
+              <w:rPr>
+                <w:rFonts w:ascii="Times New Roman" w:hAnsi="Times New Roman"/>
+                <w:sz w:val="20"/>
+              </w:rPr>
+              <w:t>0.0982</w:t>
+            </w:r>
+          </w:p>
+        </w:tc>
+        <w:tc>
+          <w:tcPr>
+            <w:tcW w:type="dxa" w:w="279"/>
+          </w:tcPr>
+          <w:p>
+            <w:r>
+              <w:rPr>
+                <w:rFonts w:ascii="Times New Roman" w:hAnsi="Times New Roman"/>
+                <w:sz w:val="20"/>
+              </w:rPr>
+              <w:t>0.9521</w:t>
             </w:r>
           </w:p>
         </w:tc>
@@ -3280,63 +3280,63 @@
                 <w:rFonts w:ascii="Times New Roman" w:hAnsi="Times New Roman"/>
                 <w:sz w:val="20"/>
               </w:rPr>
-              <w:t>8.123505</w:t>
-            </w:r>
-          </w:p>
-        </w:tc>
-        <w:tc>
-          <w:tcPr>
-            <w:tcW w:type="dxa" w:w="279"/>
-          </w:tcPr>
-          <w:p>
-            <w:r>
-              <w:rPr>
-                <w:rFonts w:ascii="Times New Roman" w:hAnsi="Times New Roman"/>
-                <w:sz w:val="20"/>
-              </w:rPr>
-              <w:t>10.748910</w:t>
-            </w:r>
-          </w:p>
-        </w:tc>
-        <w:tc>
-          <w:tcPr>
-            <w:tcW w:type="dxa" w:w="279"/>
-          </w:tcPr>
-          <w:p>
-            <w:r>
-              <w:rPr>
-                <w:rFonts w:ascii="Times New Roman" w:hAnsi="Times New Roman"/>
-                <w:sz w:val="20"/>
-              </w:rPr>
-              <w:t>-0.7043</w:t>
-            </w:r>
-          </w:p>
-        </w:tc>
-        <w:tc>
-          <w:tcPr>
-            <w:tcW w:type="dxa" w:w="279"/>
-          </w:tcPr>
-          <w:p>
-            <w:r>
-              <w:rPr>
-                <w:rFonts w:ascii="Times New Roman" w:hAnsi="Times New Roman"/>
-                <w:sz w:val="20"/>
-              </w:rPr>
-              <w:t>0.1320</w:t>
-            </w:r>
-          </w:p>
-        </w:tc>
-        <w:tc>
-          <w:tcPr>
-            <w:tcW w:type="dxa" w:w="279"/>
-          </w:tcPr>
-          <w:p>
-            <w:r>
-              <w:rPr>
-                <w:rFonts w:ascii="Times New Roman" w:hAnsi="Times New Roman"/>
-                <w:sz w:val="20"/>
-              </w:rPr>
-              <w:t>4</w:t>
+              <w:t>6.294223</w:t>
+            </w:r>
+          </w:p>
+        </w:tc>
+        <w:tc>
+          <w:tcPr>
+            <w:tcW w:type="dxa" w:w="279"/>
+          </w:tcPr>
+          <w:p>
+            <w:r>
+              <w:rPr>
+                <w:rFonts w:ascii="Times New Roman" w:hAnsi="Times New Roman"/>
+                <w:sz w:val="20"/>
+              </w:rPr>
+              <w:t>8.328429</w:t>
+            </w:r>
+          </w:p>
+        </w:tc>
+        <w:tc>
+          <w:tcPr>
+            <w:tcW w:type="dxa" w:w="279"/>
+          </w:tcPr>
+          <w:p>
+            <w:r>
+              <w:rPr>
+                <w:rFonts w:ascii="Times New Roman" w:hAnsi="Times New Roman"/>
+                <w:sz w:val="20"/>
+              </w:rPr>
+              <w:t>-0.0535</w:t>
+            </w:r>
+          </w:p>
+        </w:tc>
+        <w:tc>
+          <w:tcPr>
+            <w:tcW w:type="dxa" w:w="279"/>
+          </w:tcPr>
+          <w:p>
+            <w:r>
+              <w:rPr>
+                <w:rFonts w:ascii="Times New Roman" w:hAnsi="Times New Roman"/>
+                <w:sz w:val="20"/>
+              </w:rPr>
+              <w:t>0.9660</w:t>
+            </w:r>
+          </w:p>
+        </w:tc>
+        <w:tc>
+          <w:tcPr>
+            <w:tcW w:type="dxa" w:w="279"/>
+          </w:tcPr>
+          <w:p>
+            <w:r>
+              <w:rPr>
+                <w:rFonts w:ascii="Times New Roman" w:hAnsi="Times New Roman"/>
+                <w:sz w:val="20"/>
+              </w:rPr>
+              <w:t>11</w:t>
             </w:r>
           </w:p>
         </w:tc>
@@ -3364,105 +3364,35 @@
                 <w:rFonts w:ascii="Times New Roman" w:hAnsi="Times New Roman"/>
                 <w:sz w:val="20"/>
               </w:rPr>
-              <w:t>0.0093</w:t>
-            </w:r>
-          </w:p>
-        </w:tc>
-        <w:tc>
-          <w:tcPr>
-            <w:tcW w:type="dxa" w:w="279"/>
-          </w:tcPr>
-          <w:p>
-            <w:r>
-              <w:rPr>
-                <w:rFonts w:ascii="Times New Roman" w:hAnsi="Times New Roman"/>
-                <w:sz w:val="20"/>
-              </w:rPr>
-              <w:t>5.7312</w:t>
-            </w:r>
-          </w:p>
-        </w:tc>
-        <w:tc>
-          <w:tcPr>
-            <w:tcW w:type="dxa" w:w="279"/>
-          </w:tcPr>
-          <w:p>
-            <w:r>
-              <w:rPr>
-                <w:rFonts w:ascii="Times New Roman" w:hAnsi="Times New Roman"/>
-                <w:sz w:val="20"/>
-              </w:rPr>
-              <w:t>0.0167</w:t>
-            </w:r>
-          </w:p>
-        </w:tc>
-        <w:tc>
-          <w:tcPr>
-            <w:tcW w:type="dxa" w:w="279"/>
-          </w:tcPr>
-          <w:p>
-            <w:r>
-              <w:rPr>
-                <w:rFonts w:ascii="Times New Roman" w:hAnsi="Times New Roman"/>
-                <w:sz w:val="20"/>
-              </w:rPr>
-              <w:t>No</w:t>
-            </w:r>
-          </w:p>
-        </w:tc>
-        <w:tc>
-          <w:tcPr>
-            <w:tcW w:type="dxa" w:w="279"/>
-          </w:tcPr>
-          <w:p>
-            <w:r>
-              <w:rPr>
-                <w:rFonts w:ascii="Times New Roman" w:hAnsi="Times New Roman"/>
-                <w:sz w:val="20"/>
-              </w:rPr>
-              <w:t>0.0751</w:t>
-            </w:r>
-          </w:p>
-        </w:tc>
-        <w:tc>
-          <w:tcPr>
-            <w:tcW w:type="dxa" w:w="279"/>
-          </w:tcPr>
-          <w:p>
-            <w:r>
-              <w:rPr>
-                <w:rFonts w:ascii="Times New Roman" w:hAnsi="Times New Roman"/>
-                <w:sz w:val="20"/>
-              </w:rPr>
-              <w:t>0.7840</w:t>
-            </w:r>
-          </w:p>
-        </w:tc>
-        <w:tc>
-          <w:tcPr>
-            <w:tcW w:type="dxa" w:w="279"/>
-          </w:tcPr>
-          <w:p>
-            <w:r>
-              <w:rPr>
-                <w:rFonts w:ascii="Times New Roman" w:hAnsi="Times New Roman"/>
-                <w:sz w:val="20"/>
-              </w:rPr>
-              <w:t>5.8063</w:t>
-            </w:r>
-          </w:p>
-        </w:tc>
-        <w:tc>
-          <w:tcPr>
-            <w:tcW w:type="dxa" w:w="279"/>
-          </w:tcPr>
-          <w:p>
-            <w:r>
-              <w:rPr>
-                <w:rFonts w:ascii="Times New Roman" w:hAnsi="Times New Roman"/>
-                <w:sz w:val="20"/>
-              </w:rPr>
-              <w:t>0.0548</w:t>
+              <w:t>0.0255</w:t>
+            </w:r>
+          </w:p>
+        </w:tc>
+        <w:tc>
+          <w:tcPr>
+            <w:tcW w:type="dxa" w:w="279"/>
+          </w:tcPr>
+          <w:p>
+            <w:r>
+              <w:rPr>
+                <w:rFonts w:ascii="Times New Roman" w:hAnsi="Times New Roman"/>
+                <w:sz w:val="20"/>
+              </w:rPr>
+              <w:t>0.0048</w:t>
+            </w:r>
+          </w:p>
+        </w:tc>
+        <w:tc>
+          <w:tcPr>
+            <w:tcW w:type="dxa" w:w="279"/>
+          </w:tcPr>
+          <w:p>
+            <w:r>
+              <w:rPr>
+                <w:rFonts w:ascii="Times New Roman" w:hAnsi="Times New Roman"/>
+                <w:sz w:val="20"/>
+              </w:rPr>
+              <w:t>0.9448</w:t>
             </w:r>
           </w:p>
         </w:tc>
@@ -3490,49 +3420,119 @@
                 <w:rFonts w:ascii="Times New Roman" w:hAnsi="Times New Roman"/>
                 <w:sz w:val="20"/>
               </w:rPr>
-              <w:t>6.205815</w:t>
-            </w:r>
-          </w:p>
-        </w:tc>
-        <w:tc>
-          <w:tcPr>
-            <w:tcW w:type="dxa" w:w="279"/>
-          </w:tcPr>
-          <w:p>
-            <w:r>
-              <w:rPr>
-                <w:rFonts w:ascii="Times New Roman" w:hAnsi="Times New Roman"/>
-                <w:sz w:val="20"/>
-              </w:rPr>
-              <w:t>8.501678</w:t>
-            </w:r>
-          </w:p>
-        </w:tc>
-        <w:tc>
-          <w:tcPr>
-            <w:tcW w:type="dxa" w:w="279"/>
-          </w:tcPr>
-          <w:p>
-            <w:r>
-              <w:rPr>
-                <w:rFonts w:ascii="Times New Roman" w:hAnsi="Times New Roman"/>
-                <w:sz w:val="20"/>
-              </w:rPr>
-              <w:t>-0.6145</w:t>
-            </w:r>
-          </w:p>
-        </w:tc>
-        <w:tc>
-          <w:tcPr>
-            <w:tcW w:type="dxa" w:w="279"/>
-          </w:tcPr>
-          <w:p>
-            <w:r>
-              <w:rPr>
-                <w:rFonts w:ascii="Times New Roman" w:hAnsi="Times New Roman"/>
-                <w:sz w:val="20"/>
-              </w:rPr>
-              <w:t>0.0220</w:t>
+              <w:t>0.5776</w:t>
+            </w:r>
+          </w:p>
+        </w:tc>
+        <w:tc>
+          <w:tcPr>
+            <w:tcW w:type="dxa" w:w="279"/>
+          </w:tcPr>
+          <w:p>
+            <w:r>
+              <w:rPr>
+                <w:rFonts w:ascii="Times New Roman" w:hAnsi="Times New Roman"/>
+                <w:sz w:val="20"/>
+              </w:rPr>
+              <w:t>0.4472</w:t>
+            </w:r>
+          </w:p>
+        </w:tc>
+        <w:tc>
+          <w:tcPr>
+            <w:tcW w:type="dxa" w:w="279"/>
+          </w:tcPr>
+          <w:p>
+            <w:r>
+              <w:rPr>
+                <w:rFonts w:ascii="Times New Roman" w:hAnsi="Times New Roman"/>
+                <w:sz w:val="20"/>
+              </w:rPr>
+              <w:t>0.5824</w:t>
+            </w:r>
+          </w:p>
+        </w:tc>
+        <w:tc>
+          <w:tcPr>
+            <w:tcW w:type="dxa" w:w="279"/>
+          </w:tcPr>
+          <w:p>
+            <w:r>
+              <w:rPr>
+                <w:rFonts w:ascii="Times New Roman" w:hAnsi="Times New Roman"/>
+                <w:sz w:val="20"/>
+              </w:rPr>
+              <w:t>0.7474</w:t>
+            </w:r>
+          </w:p>
+        </w:tc>
+        <w:tc>
+          <w:tcPr>
+            <w:tcW w:type="dxa" w:w="279"/>
+          </w:tcPr>
+          <w:p>
+            <w:r>
+              <w:rPr>
+                <w:rFonts w:ascii="Times New Roman" w:hAnsi="Times New Roman"/>
+                <w:sz w:val="20"/>
+              </w:rPr>
+              <w:t>Yes</w:t>
+            </w:r>
+          </w:p>
+        </w:tc>
+        <w:tc>
+          <w:tcPr>
+            <w:tcW w:type="dxa" w:w="279"/>
+          </w:tcPr>
+          <w:p>
+            <w:r>
+              <w:rPr>
+                <w:rFonts w:ascii="Times New Roman" w:hAnsi="Times New Roman"/>
+                <w:sz w:val="20"/>
+              </w:rPr>
+              <w:t>4.808366</w:t>
+            </w:r>
+          </w:p>
+        </w:tc>
+        <w:tc>
+          <w:tcPr>
+            <w:tcW w:type="dxa" w:w="279"/>
+          </w:tcPr>
+          <w:p>
+            <w:r>
+              <w:rPr>
+                <w:rFonts w:ascii="Times New Roman" w:hAnsi="Times New Roman"/>
+                <w:sz w:val="20"/>
+              </w:rPr>
+              <w:t>6.587238</w:t>
+            </w:r>
+          </w:p>
+        </w:tc>
+        <w:tc>
+          <w:tcPr>
+            <w:tcW w:type="dxa" w:w="279"/>
+          </w:tcPr>
+          <w:p>
+            <w:r>
+              <w:rPr>
+                <w:rFonts w:ascii="Times New Roman" w:hAnsi="Times New Roman"/>
+                <w:sz w:val="20"/>
+              </w:rPr>
+              <w:t>0.0237</w:t>
+            </w:r>
+          </w:p>
+        </w:tc>
+        <w:tc>
+          <w:tcPr>
+            <w:tcW w:type="dxa" w:w="279"/>
+          </w:tcPr>
+          <w:p>
+            <w:r>
+              <w:rPr>
+                <w:rFonts w:ascii="Times New Roman" w:hAnsi="Times New Roman"/>
+                <w:sz w:val="20"/>
+              </w:rPr>
+              <w:t>0.8380</w:t>
             </w:r>
           </w:p>
         </w:tc>
@@ -3548,6 +3548,1750 @@
                 <w:rFonts w:ascii="Times New Roman" w:hAnsi="Times New Roman"/>
                 <w:sz w:val="20"/>
               </w:rPr>
+              <w:t>GJR-GARCH(1,1)</w:t>
+            </w:r>
+          </w:p>
+        </w:tc>
+        <w:tc>
+          <w:tcPr>
+            <w:tcW w:type="dxa" w:w="279"/>
+          </w:tcPr>
+          <w:p>
+            <w:r>
+              <w:rPr>
+                <w:rFonts w:ascii="Times New Roman" w:hAnsi="Times New Roman"/>
+                <w:sz w:val="20"/>
+              </w:rPr>
+              <w:t>5</w:t>
+            </w:r>
+          </w:p>
+        </w:tc>
+        <w:tc>
+          <w:tcPr>
+            <w:tcW w:type="dxa" w:w="279"/>
+          </w:tcPr>
+          <w:p>
+            <w:r>
+              <w:rPr>
+                <w:rFonts w:ascii="Times New Roman" w:hAnsi="Times New Roman"/>
+                <w:sz w:val="20"/>
+              </w:rPr>
+              <w:t>4.31</w:t>
+            </w:r>
+          </w:p>
+        </w:tc>
+        <w:tc>
+          <w:tcPr>
+            <w:tcW w:type="dxa" w:w="279"/>
+          </w:tcPr>
+          <w:p>
+            <w:r>
+              <w:rPr>
+                <w:rFonts w:ascii="Times New Roman" w:hAnsi="Times New Roman"/>
+                <w:sz w:val="20"/>
+              </w:rPr>
+              <w:t>0.0116</w:t>
+            </w:r>
+          </w:p>
+        </w:tc>
+        <w:tc>
+          <w:tcPr>
+            <w:tcW w:type="dxa" w:w="279"/>
+          </w:tcPr>
+          <w:p>
+            <w:r>
+              <w:rPr>
+                <w:rFonts w:ascii="Times New Roman" w:hAnsi="Times New Roman"/>
+                <w:sz w:val="20"/>
+              </w:rPr>
+              <w:t>0.1061</w:t>
+            </w:r>
+          </w:p>
+        </w:tc>
+        <w:tc>
+          <w:tcPr>
+            <w:tcW w:type="dxa" w:w="279"/>
+          </w:tcPr>
+          <w:p>
+            <w:r>
+              <w:rPr>
+                <w:rFonts w:ascii="Times New Roman" w:hAnsi="Times New Roman"/>
+                <w:sz w:val="20"/>
+              </w:rPr>
+              <w:t>0.7446</w:t>
+            </w:r>
+          </w:p>
+        </w:tc>
+        <w:tc>
+          <w:tcPr>
+            <w:tcW w:type="dxa" w:w="279"/>
+          </w:tcPr>
+          <w:p>
+            <w:r>
+              <w:rPr>
+                <w:rFonts w:ascii="Times New Roman" w:hAnsi="Times New Roman"/>
+                <w:sz w:val="20"/>
+              </w:rPr>
+              <w:t>Yes</w:t>
+            </w:r>
+          </w:p>
+        </w:tc>
+        <w:tc>
+          <w:tcPr>
+            <w:tcW w:type="dxa" w:w="279"/>
+          </w:tcPr>
+          <w:p>
+            <w:r>
+              <w:rPr>
+                <w:rFonts w:ascii="Times New Roman" w:hAnsi="Times New Roman"/>
+                <w:sz w:val="20"/>
+              </w:rPr>
+              <w:t>0.1176</w:t>
+            </w:r>
+          </w:p>
+        </w:tc>
+        <w:tc>
+          <w:tcPr>
+            <w:tcW w:type="dxa" w:w="279"/>
+          </w:tcPr>
+          <w:p>
+            <w:r>
+              <w:rPr>
+                <w:rFonts w:ascii="Times New Roman" w:hAnsi="Times New Roman"/>
+                <w:sz w:val="20"/>
+              </w:rPr>
+              <w:t>0.7316</w:t>
+            </w:r>
+          </w:p>
+        </w:tc>
+        <w:tc>
+          <w:tcPr>
+            <w:tcW w:type="dxa" w:w="279"/>
+          </w:tcPr>
+          <w:p>
+            <w:r>
+              <w:rPr>
+                <w:rFonts w:ascii="Times New Roman" w:hAnsi="Times New Roman"/>
+                <w:sz w:val="20"/>
+              </w:rPr>
+              <w:t>0.2237</w:t>
+            </w:r>
+          </w:p>
+        </w:tc>
+        <w:tc>
+          <w:tcPr>
+            <w:tcW w:type="dxa" w:w="279"/>
+          </w:tcPr>
+          <w:p>
+            <w:r>
+              <w:rPr>
+                <w:rFonts w:ascii="Times New Roman" w:hAnsi="Times New Roman"/>
+                <w:sz w:val="20"/>
+              </w:rPr>
+              <w:t>0.8942</w:t>
+            </w:r>
+          </w:p>
+        </w:tc>
+        <w:tc>
+          <w:tcPr>
+            <w:tcW w:type="dxa" w:w="279"/>
+          </w:tcPr>
+          <w:p>
+            <w:r>
+              <w:rPr>
+                <w:rFonts w:ascii="Times New Roman" w:hAnsi="Times New Roman"/>
+                <w:sz w:val="20"/>
+              </w:rPr>
+              <w:t>Yes</w:t>
+            </w:r>
+          </w:p>
+        </w:tc>
+        <w:tc>
+          <w:tcPr>
+            <w:tcW w:type="dxa" w:w="279"/>
+          </w:tcPr>
+          <w:p>
+            <w:r>
+              <w:rPr>
+                <w:rFonts w:ascii="Times New Roman" w:hAnsi="Times New Roman"/>
+                <w:sz w:val="20"/>
+              </w:rPr>
+              <w:t>6.113817</w:t>
+            </w:r>
+          </w:p>
+        </w:tc>
+        <w:tc>
+          <w:tcPr>
+            <w:tcW w:type="dxa" w:w="279"/>
+          </w:tcPr>
+          <w:p>
+            <w:r>
+              <w:rPr>
+                <w:rFonts w:ascii="Times New Roman" w:hAnsi="Times New Roman"/>
+                <w:sz w:val="20"/>
+              </w:rPr>
+              <w:t>8.089719</w:t>
+            </w:r>
+          </w:p>
+        </w:tc>
+        <w:tc>
+          <w:tcPr>
+            <w:tcW w:type="dxa" w:w="279"/>
+          </w:tcPr>
+          <w:p>
+            <w:r>
+              <w:rPr>
+                <w:rFonts w:ascii="Times New Roman" w:hAnsi="Times New Roman"/>
+                <w:sz w:val="20"/>
+              </w:rPr>
+              <w:t>0.2036</w:t>
+            </w:r>
+          </w:p>
+        </w:tc>
+        <w:tc>
+          <w:tcPr>
+            <w:tcW w:type="dxa" w:w="279"/>
+          </w:tcPr>
+          <w:p>
+            <w:r>
+              <w:rPr>
+                <w:rFonts w:ascii="Times New Roman" w:hAnsi="Times New Roman"/>
+                <w:sz w:val="20"/>
+              </w:rPr>
+              <w:t>0.6000</w:t>
+            </w:r>
+          </w:p>
+        </w:tc>
+        <w:tc>
+          <w:tcPr>
+            <w:tcW w:type="dxa" w:w="279"/>
+          </w:tcPr>
+          <w:p>
+            <w:r>
+              <w:rPr>
+                <w:rFonts w:ascii="Times New Roman" w:hAnsi="Times New Roman"/>
+                <w:sz w:val="20"/>
+              </w:rPr>
+              <w:t>12</w:t>
+            </w:r>
+          </w:p>
+        </w:tc>
+        <w:tc>
+          <w:tcPr>
+            <w:tcW w:type="dxa" w:w="279"/>
+          </w:tcPr>
+          <w:p>
+            <w:r>
+              <w:rPr>
+                <w:rFonts w:ascii="Times New Roman" w:hAnsi="Times New Roman"/>
+                <w:sz w:val="20"/>
+              </w:rPr>
+              <w:t>10.78</w:t>
+            </w:r>
+          </w:p>
+        </w:tc>
+        <w:tc>
+          <w:tcPr>
+            <w:tcW w:type="dxa" w:w="279"/>
+          </w:tcPr>
+          <w:p>
+            <w:r>
+              <w:rPr>
+                <w:rFonts w:ascii="Times New Roman" w:hAnsi="Times New Roman"/>
+                <w:sz w:val="20"/>
+              </w:rPr>
+              <w:t>0.0278</w:t>
+            </w:r>
+          </w:p>
+        </w:tc>
+        <w:tc>
+          <w:tcPr>
+            <w:tcW w:type="dxa" w:w="279"/>
+          </w:tcPr>
+          <w:p>
+            <w:r>
+              <w:rPr>
+                <w:rFonts w:ascii="Times New Roman" w:hAnsi="Times New Roman"/>
+                <w:sz w:val="20"/>
+              </w:rPr>
+              <w:t>0.1378</w:t>
+            </w:r>
+          </w:p>
+        </w:tc>
+        <w:tc>
+          <w:tcPr>
+            <w:tcW w:type="dxa" w:w="279"/>
+          </w:tcPr>
+          <w:p>
+            <w:r>
+              <w:rPr>
+                <w:rFonts w:ascii="Times New Roman" w:hAnsi="Times New Roman"/>
+                <w:sz w:val="20"/>
+              </w:rPr>
+              <w:t>0.7104</w:t>
+            </w:r>
+          </w:p>
+        </w:tc>
+        <w:tc>
+          <w:tcPr>
+            <w:tcW w:type="dxa" w:w="279"/>
+          </w:tcPr>
+          <w:p>
+            <w:r>
+              <w:rPr>
+                <w:rFonts w:ascii="Times New Roman" w:hAnsi="Times New Roman"/>
+                <w:sz w:val="20"/>
+              </w:rPr>
+              <w:t>Yes</w:t>
+            </w:r>
+          </w:p>
+        </w:tc>
+        <w:tc>
+          <w:tcPr>
+            <w:tcW w:type="dxa" w:w="279"/>
+          </w:tcPr>
+          <w:p>
+            <w:r>
+              <w:rPr>
+                <w:rFonts w:ascii="Times New Roman" w:hAnsi="Times New Roman"/>
+                <w:sz w:val="20"/>
+              </w:rPr>
+              <w:t>0.6891</w:t>
+            </w:r>
+          </w:p>
+        </w:tc>
+        <w:tc>
+          <w:tcPr>
+            <w:tcW w:type="dxa" w:w="279"/>
+          </w:tcPr>
+          <w:p>
+            <w:r>
+              <w:rPr>
+                <w:rFonts w:ascii="Times New Roman" w:hAnsi="Times New Roman"/>
+                <w:sz w:val="20"/>
+              </w:rPr>
+              <w:t>0.4065</w:t>
+            </w:r>
+          </w:p>
+        </w:tc>
+        <w:tc>
+          <w:tcPr>
+            <w:tcW w:type="dxa" w:w="279"/>
+          </w:tcPr>
+          <w:p>
+            <w:r>
+              <w:rPr>
+                <w:rFonts w:ascii="Times New Roman" w:hAnsi="Times New Roman"/>
+                <w:sz w:val="20"/>
+              </w:rPr>
+              <w:t>0.8269</w:t>
+            </w:r>
+          </w:p>
+        </w:tc>
+        <w:tc>
+          <w:tcPr>
+            <w:tcW w:type="dxa" w:w="279"/>
+          </w:tcPr>
+          <w:p>
+            <w:r>
+              <w:rPr>
+                <w:rFonts w:ascii="Times New Roman" w:hAnsi="Times New Roman"/>
+                <w:sz w:val="20"/>
+              </w:rPr>
+              <w:t>0.6614</w:t>
+            </w:r>
+          </w:p>
+        </w:tc>
+        <w:tc>
+          <w:tcPr>
+            <w:tcW w:type="dxa" w:w="279"/>
+          </w:tcPr>
+          <w:p>
+            <w:r>
+              <w:rPr>
+                <w:rFonts w:ascii="Times New Roman" w:hAnsi="Times New Roman"/>
+                <w:sz w:val="20"/>
+              </w:rPr>
+              <w:t>Yes</w:t>
+            </w:r>
+          </w:p>
+        </w:tc>
+        <w:tc>
+          <w:tcPr>
+            <w:tcW w:type="dxa" w:w="279"/>
+          </w:tcPr>
+          <w:p>
+            <w:r>
+              <w:rPr>
+                <w:rFonts w:ascii="Times New Roman" w:hAnsi="Times New Roman"/>
+                <w:sz w:val="20"/>
+              </w:rPr>
+              <w:t>4.670548</w:t>
+            </w:r>
+          </w:p>
+        </w:tc>
+        <w:tc>
+          <w:tcPr>
+            <w:tcW w:type="dxa" w:w="279"/>
+          </w:tcPr>
+          <w:p>
+            <w:r>
+              <w:rPr>
+                <w:rFonts w:ascii="Times New Roman" w:hAnsi="Times New Roman"/>
+                <w:sz w:val="20"/>
+              </w:rPr>
+              <w:t>6.398433</w:t>
+            </w:r>
+          </w:p>
+        </w:tc>
+        <w:tc>
+          <w:tcPr>
+            <w:tcW w:type="dxa" w:w="279"/>
+          </w:tcPr>
+          <w:p>
+            <w:r>
+              <w:rPr>
+                <w:rFonts w:ascii="Times New Roman" w:hAnsi="Times New Roman"/>
+                <w:sz w:val="20"/>
+              </w:rPr>
+              <w:t>0.1571</w:t>
+            </w:r>
+          </w:p>
+        </w:tc>
+        <w:tc>
+          <w:tcPr>
+            <w:tcW w:type="dxa" w:w="279"/>
+          </w:tcPr>
+          <w:p>
+            <w:r>
+              <w:rPr>
+                <w:rFonts w:ascii="Times New Roman" w:hAnsi="Times New Roman"/>
+                <w:sz w:val="20"/>
+              </w:rPr>
+              <w:t>0.5400</w:t>
+            </w:r>
+          </w:p>
+        </w:tc>
+      </w:tr>
+      <w:tr>
+        <w:tc>
+          <w:tcPr>
+            <w:tcW w:type="dxa" w:w="279"/>
+          </w:tcPr>
+          <w:p>
+            <w:r>
+              <w:rPr>
+                <w:rFonts w:ascii="Times New Roman" w:hAnsi="Times New Roman"/>
+                <w:sz w:val="20"/>
+              </w:rPr>
+              <w:t>HAR</w:t>
+            </w:r>
+          </w:p>
+        </w:tc>
+        <w:tc>
+          <w:tcPr>
+            <w:tcW w:type="dxa" w:w="279"/>
+          </w:tcPr>
+          <w:p>
+            <w:r>
+              <w:rPr>
+                <w:rFonts w:ascii="Times New Roman" w:hAnsi="Times New Roman"/>
+                <w:sz w:val="20"/>
+              </w:rPr>
+              <w:t>1</w:t>
+            </w:r>
+          </w:p>
+        </w:tc>
+        <w:tc>
+          <w:tcPr>
+            <w:tcW w:type="dxa" w:w="279"/>
+          </w:tcPr>
+          <w:p>
+            <w:r>
+              <w:rPr>
+                <w:rFonts w:ascii="Times New Roman" w:hAnsi="Times New Roman"/>
+                <w:sz w:val="20"/>
+              </w:rPr>
+              <w:t>4.31</w:t>
+            </w:r>
+          </w:p>
+        </w:tc>
+        <w:tc>
+          <w:tcPr>
+            <w:tcW w:type="dxa" w:w="279"/>
+          </w:tcPr>
+          <w:p>
+            <w:r>
+              <w:rPr>
+                <w:rFonts w:ascii="Times New Roman" w:hAnsi="Times New Roman"/>
+                <w:sz w:val="20"/>
+              </w:rPr>
+              <w:t>0.0023</w:t>
+            </w:r>
+          </w:p>
+        </w:tc>
+        <w:tc>
+          <w:tcPr>
+            <w:tcW w:type="dxa" w:w="279"/>
+          </w:tcPr>
+          <w:p>
+            <w:r>
+              <w:rPr>
+                <w:rFonts w:ascii="Times New Roman" w:hAnsi="Times New Roman"/>
+                <w:sz w:val="20"/>
+              </w:rPr>
+              <w:t>3.7237</w:t>
+            </w:r>
+          </w:p>
+        </w:tc>
+        <w:tc>
+          <w:tcPr>
+            <w:tcW w:type="dxa" w:w="279"/>
+          </w:tcPr>
+          <w:p>
+            <w:r>
+              <w:rPr>
+                <w:rFonts w:ascii="Times New Roman" w:hAnsi="Times New Roman"/>
+                <w:sz w:val="20"/>
+              </w:rPr>
+              <w:t>0.0536</w:t>
+            </w:r>
+          </w:p>
+        </w:tc>
+        <w:tc>
+          <w:tcPr>
+            <w:tcW w:type="dxa" w:w="279"/>
+          </w:tcPr>
+          <w:p>
+            <w:r>
+              <w:rPr>
+                <w:rFonts w:ascii="Times New Roman" w:hAnsi="Times New Roman"/>
+                <w:sz w:val="20"/>
+              </w:rPr>
+              <w:t>Yes</w:t>
+            </w:r>
+          </w:p>
+        </w:tc>
+        <w:tc>
+          <w:tcPr>
+            <w:tcW w:type="dxa" w:w="279"/>
+          </w:tcPr>
+          <w:p>
+            <w:r>
+              <w:rPr>
+                <w:rFonts w:ascii="Times New Roman" w:hAnsi="Times New Roman"/>
+                <w:sz w:val="20"/>
+              </w:rPr>
+              <w:t>0.0047</w:t>
+            </w:r>
+          </w:p>
+        </w:tc>
+        <w:tc>
+          <w:tcPr>
+            <w:tcW w:type="dxa" w:w="279"/>
+          </w:tcPr>
+          <w:p>
+            <w:r>
+              <w:rPr>
+                <w:rFonts w:ascii="Times New Roman" w:hAnsi="Times New Roman"/>
+                <w:sz w:val="20"/>
+              </w:rPr>
+              <w:t>0.9456</w:t>
+            </w:r>
+          </w:p>
+        </w:tc>
+        <w:tc>
+          <w:tcPr>
+            <w:tcW w:type="dxa" w:w="279"/>
+          </w:tcPr>
+          <w:p>
+            <w:r>
+              <w:rPr>
+                <w:rFonts w:ascii="Times New Roman" w:hAnsi="Times New Roman"/>
+                <w:sz w:val="20"/>
+              </w:rPr>
+              <w:t>3.7284</w:t>
+            </w:r>
+          </w:p>
+        </w:tc>
+        <w:tc>
+          <w:tcPr>
+            <w:tcW w:type="dxa" w:w="279"/>
+          </w:tcPr>
+          <w:p>
+            <w:r>
+              <w:rPr>
+                <w:rFonts w:ascii="Times New Roman" w:hAnsi="Times New Roman"/>
+                <w:sz w:val="20"/>
+              </w:rPr>
+              <w:t>0.1550</w:t>
+            </w:r>
+          </w:p>
+        </w:tc>
+        <w:tc>
+          <w:tcPr>
+            <w:tcW w:type="dxa" w:w="279"/>
+          </w:tcPr>
+          <w:p>
+            <w:r>
+              <w:rPr>
+                <w:rFonts w:ascii="Times New Roman" w:hAnsi="Times New Roman"/>
+                <w:sz w:val="20"/>
+              </w:rPr>
+              <w:t>Yes</w:t>
+            </w:r>
+          </w:p>
+        </w:tc>
+        <w:tc>
+          <w:tcPr>
+            <w:tcW w:type="dxa" w:w="279"/>
+          </w:tcPr>
+          <w:p>
+            <w:r>
+              <w:rPr>
+                <w:rFonts w:ascii="Times New Roman" w:hAnsi="Times New Roman"/>
+                <w:sz w:val="20"/>
+              </w:rPr>
+              <w:t>8.123505</w:t>
+            </w:r>
+          </w:p>
+        </w:tc>
+        <w:tc>
+          <w:tcPr>
+            <w:tcW w:type="dxa" w:w="279"/>
+          </w:tcPr>
+          <w:p>
+            <w:r>
+              <w:rPr>
+                <w:rFonts w:ascii="Times New Roman" w:hAnsi="Times New Roman"/>
+                <w:sz w:val="20"/>
+              </w:rPr>
+              <w:t>10.748910</w:t>
+            </w:r>
+          </w:p>
+        </w:tc>
+        <w:tc>
+          <w:tcPr>
+            <w:tcW w:type="dxa" w:w="279"/>
+          </w:tcPr>
+          <w:p>
+            <w:r>
+              <w:rPr>
+                <w:rFonts w:ascii="Times New Roman" w:hAnsi="Times New Roman"/>
+                <w:sz w:val="20"/>
+              </w:rPr>
+              <w:t>-0.7043</w:t>
+            </w:r>
+          </w:p>
+        </w:tc>
+        <w:tc>
+          <w:tcPr>
+            <w:tcW w:type="dxa" w:w="279"/>
+          </w:tcPr>
+          <w:p>
+            <w:r>
+              <w:rPr>
+                <w:rFonts w:ascii="Times New Roman" w:hAnsi="Times New Roman"/>
+                <w:sz w:val="20"/>
+              </w:rPr>
+              <w:t>0.1320</w:t>
+            </w:r>
+          </w:p>
+        </w:tc>
+        <w:tc>
+          <w:tcPr>
+            <w:tcW w:type="dxa" w:w="279"/>
+          </w:tcPr>
+          <w:p>
+            <w:r>
+              <w:rPr>
+                <w:rFonts w:ascii="Times New Roman" w:hAnsi="Times New Roman"/>
+                <w:sz w:val="20"/>
+              </w:rPr>
+              <w:t>4</w:t>
+            </w:r>
+          </w:p>
+        </w:tc>
+        <w:tc>
+          <w:tcPr>
+            <w:tcW w:type="dxa" w:w="279"/>
+          </w:tcPr>
+          <w:p>
+            <w:r>
+              <w:rPr>
+                <w:rFonts w:ascii="Times New Roman" w:hAnsi="Times New Roman"/>
+                <w:sz w:val="20"/>
+              </w:rPr>
+              <w:t>10.78</w:t>
+            </w:r>
+          </w:p>
+        </w:tc>
+        <w:tc>
+          <w:tcPr>
+            <w:tcW w:type="dxa" w:w="279"/>
+          </w:tcPr>
+          <w:p>
+            <w:r>
+              <w:rPr>
+                <w:rFonts w:ascii="Times New Roman" w:hAnsi="Times New Roman"/>
+                <w:sz w:val="20"/>
+              </w:rPr>
+              <w:t>0.0093</w:t>
+            </w:r>
+          </w:p>
+        </w:tc>
+        <w:tc>
+          <w:tcPr>
+            <w:tcW w:type="dxa" w:w="279"/>
+          </w:tcPr>
+          <w:p>
+            <w:r>
+              <w:rPr>
+                <w:rFonts w:ascii="Times New Roman" w:hAnsi="Times New Roman"/>
+                <w:sz w:val="20"/>
+              </w:rPr>
+              <w:t>5.7312</w:t>
+            </w:r>
+          </w:p>
+        </w:tc>
+        <w:tc>
+          <w:tcPr>
+            <w:tcW w:type="dxa" w:w="279"/>
+          </w:tcPr>
+          <w:p>
+            <w:r>
+              <w:rPr>
+                <w:rFonts w:ascii="Times New Roman" w:hAnsi="Times New Roman"/>
+                <w:sz w:val="20"/>
+              </w:rPr>
+              <w:t>0.0167</w:t>
+            </w:r>
+          </w:p>
+        </w:tc>
+        <w:tc>
+          <w:tcPr>
+            <w:tcW w:type="dxa" w:w="279"/>
+          </w:tcPr>
+          <w:p>
+            <w:r>
+              <w:rPr>
+                <w:rFonts w:ascii="Times New Roman" w:hAnsi="Times New Roman"/>
+                <w:sz w:val="20"/>
+              </w:rPr>
+              <w:t>No</w:t>
+            </w:r>
+          </w:p>
+        </w:tc>
+        <w:tc>
+          <w:tcPr>
+            <w:tcW w:type="dxa" w:w="279"/>
+          </w:tcPr>
+          <w:p>
+            <w:r>
+              <w:rPr>
+                <w:rFonts w:ascii="Times New Roman" w:hAnsi="Times New Roman"/>
+                <w:sz w:val="20"/>
+              </w:rPr>
+              <w:t>0.0751</w:t>
+            </w:r>
+          </w:p>
+        </w:tc>
+        <w:tc>
+          <w:tcPr>
+            <w:tcW w:type="dxa" w:w="279"/>
+          </w:tcPr>
+          <w:p>
+            <w:r>
+              <w:rPr>
+                <w:rFonts w:ascii="Times New Roman" w:hAnsi="Times New Roman"/>
+                <w:sz w:val="20"/>
+              </w:rPr>
+              <w:t>0.7840</w:t>
+            </w:r>
+          </w:p>
+        </w:tc>
+        <w:tc>
+          <w:tcPr>
+            <w:tcW w:type="dxa" w:w="279"/>
+          </w:tcPr>
+          <w:p>
+            <w:r>
+              <w:rPr>
+                <w:rFonts w:ascii="Times New Roman" w:hAnsi="Times New Roman"/>
+                <w:sz w:val="20"/>
+              </w:rPr>
+              <w:t>5.8063</w:t>
+            </w:r>
+          </w:p>
+        </w:tc>
+        <w:tc>
+          <w:tcPr>
+            <w:tcW w:type="dxa" w:w="279"/>
+          </w:tcPr>
+          <w:p>
+            <w:r>
+              <w:rPr>
+                <w:rFonts w:ascii="Times New Roman" w:hAnsi="Times New Roman"/>
+                <w:sz w:val="20"/>
+              </w:rPr>
+              <w:t>0.0548</w:t>
+            </w:r>
+          </w:p>
+        </w:tc>
+        <w:tc>
+          <w:tcPr>
+            <w:tcW w:type="dxa" w:w="279"/>
+          </w:tcPr>
+          <w:p>
+            <w:r>
+              <w:rPr>
+                <w:rFonts w:ascii="Times New Roman" w:hAnsi="Times New Roman"/>
+                <w:sz w:val="20"/>
+              </w:rPr>
+              <w:t>Yes</w:t>
+            </w:r>
+          </w:p>
+        </w:tc>
+        <w:tc>
+          <w:tcPr>
+            <w:tcW w:type="dxa" w:w="279"/>
+          </w:tcPr>
+          <w:p>
+            <w:r>
+              <w:rPr>
+                <w:rFonts w:ascii="Times New Roman" w:hAnsi="Times New Roman"/>
+                <w:sz w:val="20"/>
+              </w:rPr>
+              <w:t>6.205815</w:t>
+            </w:r>
+          </w:p>
+        </w:tc>
+        <w:tc>
+          <w:tcPr>
+            <w:tcW w:type="dxa" w:w="279"/>
+          </w:tcPr>
+          <w:p>
+            <w:r>
+              <w:rPr>
+                <w:rFonts w:ascii="Times New Roman" w:hAnsi="Times New Roman"/>
+                <w:sz w:val="20"/>
+              </w:rPr>
+              <w:t>8.501678</w:t>
+            </w:r>
+          </w:p>
+        </w:tc>
+        <w:tc>
+          <w:tcPr>
+            <w:tcW w:type="dxa" w:w="279"/>
+          </w:tcPr>
+          <w:p>
+            <w:r>
+              <w:rPr>
+                <w:rFonts w:ascii="Times New Roman" w:hAnsi="Times New Roman"/>
+                <w:sz w:val="20"/>
+              </w:rPr>
+              <w:t>-0.6145</w:t>
+            </w:r>
+          </w:p>
+        </w:tc>
+        <w:tc>
+          <w:tcPr>
+            <w:tcW w:type="dxa" w:w="279"/>
+          </w:tcPr>
+          <w:p>
+            <w:r>
+              <w:rPr>
+                <w:rFonts w:ascii="Times New Roman" w:hAnsi="Times New Roman"/>
+                <w:sz w:val="20"/>
+              </w:rPr>
+              <w:t>0.0220</w:t>
+            </w:r>
+          </w:p>
+        </w:tc>
+      </w:tr>
+      <w:tr>
+        <w:tc>
+          <w:tcPr>
+            <w:tcW w:type="dxa" w:w="279"/>
+          </w:tcPr>
+          <w:p>
+            <w:r>
+              <w:rPr>
+                <w:rFonts w:ascii="Times New Roman" w:hAnsi="Times New Roman"/>
+                <w:sz w:val="20"/>
+              </w:rPr>
+              <w:t>LSTM-Attention</w:t>
+            </w:r>
+          </w:p>
+        </w:tc>
+        <w:tc>
+          <w:tcPr>
+            <w:tcW w:type="dxa" w:w="279"/>
+          </w:tcPr>
+          <w:p>
+            <w:r>
+              <w:rPr>
+                <w:rFonts w:ascii="Times New Roman" w:hAnsi="Times New Roman"/>
+                <w:sz w:val="20"/>
+              </w:rPr>
+              <w:t>4</w:t>
+            </w:r>
+          </w:p>
+        </w:tc>
+        <w:tc>
+          <w:tcPr>
+            <w:tcW w:type="dxa" w:w="279"/>
+          </w:tcPr>
+          <w:p>
+            <w:r>
+              <w:rPr>
+                <w:rFonts w:ascii="Times New Roman" w:hAnsi="Times New Roman"/>
+                <w:sz w:val="20"/>
+              </w:rPr>
+              <w:t>4.31</w:t>
+            </w:r>
+          </w:p>
+        </w:tc>
+        <w:tc>
+          <w:tcPr>
+            <w:tcW w:type="dxa" w:w="279"/>
+          </w:tcPr>
+          <w:p>
+            <w:r>
+              <w:rPr>
+                <w:rFonts w:ascii="Times New Roman" w:hAnsi="Times New Roman"/>
+                <w:sz w:val="20"/>
+              </w:rPr>
+              <w:t>0.0093</w:t>
+            </w:r>
+          </w:p>
+        </w:tc>
+        <w:tc>
+          <w:tcPr>
+            <w:tcW w:type="dxa" w:w="279"/>
+          </w:tcPr>
+          <w:p>
+            <w:r>
+              <w:rPr>
+                <w:rFonts w:ascii="Times New Roman" w:hAnsi="Times New Roman"/>
+                <w:sz w:val="20"/>
+              </w:rPr>
+              <w:t>0.0231</w:t>
+            </w:r>
+          </w:p>
+        </w:tc>
+        <w:tc>
+          <w:tcPr>
+            <w:tcW w:type="dxa" w:w="279"/>
+          </w:tcPr>
+          <w:p>
+            <w:r>
+              <w:rPr>
+                <w:rFonts w:ascii="Times New Roman" w:hAnsi="Times New Roman"/>
+                <w:sz w:val="20"/>
+              </w:rPr>
+              <w:t>0.8793</w:t>
+            </w:r>
+          </w:p>
+        </w:tc>
+        <w:tc>
+          <w:tcPr>
+            <w:tcW w:type="dxa" w:w="279"/>
+          </w:tcPr>
+          <w:p>
+            <w:r>
+              <w:rPr>
+                <w:rFonts w:ascii="Times New Roman" w:hAnsi="Times New Roman"/>
+                <w:sz w:val="20"/>
+              </w:rPr>
+              <w:t>Yes</w:t>
+            </w:r>
+          </w:p>
+        </w:tc>
+        <w:tc>
+          <w:tcPr>
+            <w:tcW w:type="dxa" w:w="279"/>
+          </w:tcPr>
+          <w:p>
+            <w:r>
+              <w:rPr>
+                <w:rFonts w:ascii="Times New Roman" w:hAnsi="Times New Roman"/>
+                <w:sz w:val="20"/>
+              </w:rPr>
+              <w:t>0.0751</w:t>
+            </w:r>
+          </w:p>
+        </w:tc>
+        <w:tc>
+          <w:tcPr>
+            <w:tcW w:type="dxa" w:w="279"/>
+          </w:tcPr>
+          <w:p>
+            <w:r>
+              <w:rPr>
+                <w:rFonts w:ascii="Times New Roman" w:hAnsi="Times New Roman"/>
+                <w:sz w:val="20"/>
+              </w:rPr>
+              <w:t>0.7840</w:t>
+            </w:r>
+          </w:p>
+        </w:tc>
+        <w:tc>
+          <w:tcPr>
+            <w:tcW w:type="dxa" w:w="279"/>
+          </w:tcPr>
+          <w:p>
+            <w:r>
+              <w:rPr>
+                <w:rFonts w:ascii="Times New Roman" w:hAnsi="Times New Roman"/>
+                <w:sz w:val="20"/>
+              </w:rPr>
+              <w:t>0.0982</w:t>
+            </w:r>
+          </w:p>
+        </w:tc>
+        <w:tc>
+          <w:tcPr>
+            <w:tcW w:type="dxa" w:w="279"/>
+          </w:tcPr>
+          <w:p>
+            <w:r>
+              <w:rPr>
+                <w:rFonts w:ascii="Times New Roman" w:hAnsi="Times New Roman"/>
+                <w:sz w:val="20"/>
+              </w:rPr>
+              <w:t>0.9521</w:t>
+            </w:r>
+          </w:p>
+        </w:tc>
+        <w:tc>
+          <w:tcPr>
+            <w:tcW w:type="dxa" w:w="279"/>
+          </w:tcPr>
+          <w:p>
+            <w:r>
+              <w:rPr>
+                <w:rFonts w:ascii="Times New Roman" w:hAnsi="Times New Roman"/>
+                <w:sz w:val="20"/>
+              </w:rPr>
+              <w:t>Yes</w:t>
+            </w:r>
+          </w:p>
+        </w:tc>
+        <w:tc>
+          <w:tcPr>
+            <w:tcW w:type="dxa" w:w="279"/>
+          </w:tcPr>
+          <w:p>
+            <w:r>
+              <w:rPr>
+                <w:rFonts w:ascii="Times New Roman" w:hAnsi="Times New Roman"/>
+                <w:sz w:val="20"/>
+              </w:rPr>
+              <w:t>6.862477</w:t>
+            </w:r>
+          </w:p>
+        </w:tc>
+        <w:tc>
+          <w:tcPr>
+            <w:tcW w:type="dxa" w:w="279"/>
+          </w:tcPr>
+          <w:p>
+            <w:r>
+              <w:rPr>
+                <w:rFonts w:ascii="Times New Roman" w:hAnsi="Times New Roman"/>
+                <w:sz w:val="20"/>
+              </w:rPr>
+              <w:t>9.080335</w:t>
+            </w:r>
+          </w:p>
+        </w:tc>
+        <w:tc>
+          <w:tcPr>
+            <w:tcW w:type="dxa" w:w="279"/>
+          </w:tcPr>
+          <w:p>
+            <w:r>
+              <w:rPr>
+                <w:rFonts w:ascii="Times New Roman" w:hAnsi="Times New Roman"/>
+                <w:sz w:val="20"/>
+              </w:rPr>
+              <w:t>-0.0493</w:t>
+            </w:r>
+          </w:p>
+        </w:tc>
+        <w:tc>
+          <w:tcPr>
+            <w:tcW w:type="dxa" w:w="279"/>
+          </w:tcPr>
+          <w:p>
+            <w:r>
+              <w:rPr>
+                <w:rFonts w:ascii="Times New Roman" w:hAnsi="Times New Roman"/>
+                <w:sz w:val="20"/>
+              </w:rPr>
+              <w:t>0.9600</w:t>
+            </w:r>
+          </w:p>
+        </w:tc>
+        <w:tc>
+          <w:tcPr>
+            <w:tcW w:type="dxa" w:w="279"/>
+          </w:tcPr>
+          <w:p>
+            <w:r>
+              <w:rPr>
+                <w:rFonts w:ascii="Times New Roman" w:hAnsi="Times New Roman"/>
+                <w:sz w:val="20"/>
+              </w:rPr>
+              <w:t>7</w:t>
+            </w:r>
+          </w:p>
+        </w:tc>
+        <w:tc>
+          <w:tcPr>
+            <w:tcW w:type="dxa" w:w="279"/>
+          </w:tcPr>
+          <w:p>
+            <w:r>
+              <w:rPr>
+                <w:rFonts w:ascii="Times New Roman" w:hAnsi="Times New Roman"/>
+                <w:sz w:val="20"/>
+              </w:rPr>
+              <w:t>10.78</w:t>
+            </w:r>
+          </w:p>
+        </w:tc>
+        <w:tc>
+          <w:tcPr>
+            <w:tcW w:type="dxa" w:w="279"/>
+          </w:tcPr>
+          <w:p>
+            <w:r>
+              <w:rPr>
+                <w:rFonts w:ascii="Times New Roman" w:hAnsi="Times New Roman"/>
+                <w:sz w:val="20"/>
+              </w:rPr>
+              <w:t>0.0162</w:t>
+            </w:r>
+          </w:p>
+        </w:tc>
+        <w:tc>
+          <w:tcPr>
+            <w:tcW w:type="dxa" w:w="279"/>
+          </w:tcPr>
+          <w:p>
+            <w:r>
+              <w:rPr>
+                <w:rFonts w:ascii="Times New Roman" w:hAnsi="Times New Roman"/>
+                <w:sz w:val="20"/>
+              </w:rPr>
+              <w:t>1.5454</w:t>
+            </w:r>
+          </w:p>
+        </w:tc>
+        <w:tc>
+          <w:tcPr>
+            <w:tcW w:type="dxa" w:w="279"/>
+          </w:tcPr>
+          <w:p>
+            <w:r>
+              <w:rPr>
+                <w:rFonts w:ascii="Times New Roman" w:hAnsi="Times New Roman"/>
+                <w:sz w:val="20"/>
+              </w:rPr>
+              <w:t>0.2138</w:t>
+            </w:r>
+          </w:p>
+        </w:tc>
+        <w:tc>
+          <w:tcPr>
+            <w:tcW w:type="dxa" w:w="279"/>
+          </w:tcPr>
+          <w:p>
+            <w:r>
+              <w:rPr>
+                <w:rFonts w:ascii="Times New Roman" w:hAnsi="Times New Roman"/>
+                <w:sz w:val="20"/>
+              </w:rPr>
+              <w:t>Yes</w:t>
+            </w:r>
+          </w:p>
+        </w:tc>
+        <w:tc>
+          <w:tcPr>
+            <w:tcW w:type="dxa" w:w="279"/>
+          </w:tcPr>
+          <w:p>
+            <w:r>
+              <w:rPr>
+                <w:rFonts w:ascii="Times New Roman" w:hAnsi="Times New Roman"/>
+                <w:sz w:val="20"/>
+              </w:rPr>
+              <w:t>0.2317</w:t>
+            </w:r>
+          </w:p>
+        </w:tc>
+        <w:tc>
+          <w:tcPr>
+            <w:tcW w:type="dxa" w:w="279"/>
+          </w:tcPr>
+          <w:p>
+            <w:r>
+              <w:rPr>
+                <w:rFonts w:ascii="Times New Roman" w:hAnsi="Times New Roman"/>
+                <w:sz w:val="20"/>
+              </w:rPr>
+              <w:t>0.6303</w:t>
+            </w:r>
+          </w:p>
+        </w:tc>
+        <w:tc>
+          <w:tcPr>
+            <w:tcW w:type="dxa" w:w="279"/>
+          </w:tcPr>
+          <w:p>
+            <w:r>
+              <w:rPr>
+                <w:rFonts w:ascii="Times New Roman" w:hAnsi="Times New Roman"/>
+                <w:sz w:val="20"/>
+              </w:rPr>
+              <w:t>1.7771</w:t>
+            </w:r>
+          </w:p>
+        </w:tc>
+        <w:tc>
+          <w:tcPr>
+            <w:tcW w:type="dxa" w:w="279"/>
+          </w:tcPr>
+          <w:p>
+            <w:r>
+              <w:rPr>
+                <w:rFonts w:ascii="Times New Roman" w:hAnsi="Times New Roman"/>
+                <w:sz w:val="20"/>
+              </w:rPr>
+              <w:t>0.4113</w:t>
+            </w:r>
+          </w:p>
+        </w:tc>
+        <w:tc>
+          <w:tcPr>
+            <w:tcW w:type="dxa" w:w="279"/>
+          </w:tcPr>
+          <w:p>
+            <w:r>
+              <w:rPr>
+                <w:rFonts w:ascii="Times New Roman" w:hAnsi="Times New Roman"/>
+                <w:sz w:val="20"/>
+              </w:rPr>
+              <w:t>Yes</w:t>
+            </w:r>
+          </w:p>
+        </w:tc>
+        <w:tc>
+          <w:tcPr>
+            <w:tcW w:type="dxa" w:w="279"/>
+          </w:tcPr>
+          <w:p>
+            <w:r>
+              <w:rPr>
+                <w:rFonts w:ascii="Times New Roman" w:hAnsi="Times New Roman"/>
+                <w:sz w:val="20"/>
+              </w:rPr>
+              <w:t>5.242474</w:t>
+            </w:r>
+          </w:p>
+        </w:tc>
+        <w:tc>
+          <w:tcPr>
+            <w:tcW w:type="dxa" w:w="279"/>
+          </w:tcPr>
+          <w:p>
+            <w:r>
+              <w:rPr>
+                <w:rFonts w:ascii="Times New Roman" w:hAnsi="Times New Roman"/>
+                <w:sz w:val="20"/>
+              </w:rPr>
+              <w:t>7.181945</w:t>
+            </w:r>
+          </w:p>
+        </w:tc>
+        <w:tc>
+          <w:tcPr>
+            <w:tcW w:type="dxa" w:w="279"/>
+          </w:tcPr>
+          <w:p>
+            <w:r>
+              <w:rPr>
+                <w:rFonts w:ascii="Times New Roman" w:hAnsi="Times New Roman"/>
+                <w:sz w:val="20"/>
+              </w:rPr>
+              <w:t>-0.3039</w:t>
+            </w:r>
+          </w:p>
+        </w:tc>
+        <w:tc>
+          <w:tcPr>
+            <w:tcW w:type="dxa" w:w="279"/>
+          </w:tcPr>
+          <w:p>
+            <w:r>
+              <w:rPr>
+                <w:rFonts w:ascii="Times New Roman" w:hAnsi="Times New Roman"/>
+                <w:sz w:val="20"/>
+              </w:rPr>
+              <w:t>0.3400</w:t>
+            </w:r>
+          </w:p>
+        </w:tc>
+      </w:tr>
+      <w:tr>
+        <w:tc>
+          <w:tcPr>
+            <w:tcW w:type="dxa" w:w="279"/>
+          </w:tcPr>
+          <w:p>
+            <w:r>
+              <w:rPr>
+                <w:rFonts w:ascii="Times New Roman" w:hAnsi="Times New Roman"/>
+                <w:sz w:val="20"/>
+              </w:rPr>
+              <w:t>LSTM-SSE</w:t>
+            </w:r>
+          </w:p>
+        </w:tc>
+        <w:tc>
+          <w:tcPr>
+            <w:tcW w:type="dxa" w:w="279"/>
+          </w:tcPr>
+          <w:p>
+            <w:r>
+              <w:rPr>
+                <w:rFonts w:ascii="Times New Roman" w:hAnsi="Times New Roman"/>
+                <w:sz w:val="20"/>
+              </w:rPr>
+              <w:t>4</w:t>
+            </w:r>
+          </w:p>
+        </w:tc>
+        <w:tc>
+          <w:tcPr>
+            <w:tcW w:type="dxa" w:w="279"/>
+          </w:tcPr>
+          <w:p>
+            <w:r>
+              <w:rPr>
+                <w:rFonts w:ascii="Times New Roman" w:hAnsi="Times New Roman"/>
+                <w:sz w:val="20"/>
+              </w:rPr>
+              <w:t>4.31</w:t>
+            </w:r>
+          </w:p>
+        </w:tc>
+        <w:tc>
+          <w:tcPr>
+            <w:tcW w:type="dxa" w:w="279"/>
+          </w:tcPr>
+          <w:p>
+            <w:r>
+              <w:rPr>
+                <w:rFonts w:ascii="Times New Roman" w:hAnsi="Times New Roman"/>
+                <w:sz w:val="20"/>
+              </w:rPr>
+              <w:t>0.0093</w:t>
+            </w:r>
+          </w:p>
+        </w:tc>
+        <w:tc>
+          <w:tcPr>
+            <w:tcW w:type="dxa" w:w="279"/>
+          </w:tcPr>
+          <w:p>
+            <w:r>
+              <w:rPr>
+                <w:rFonts w:ascii="Times New Roman" w:hAnsi="Times New Roman"/>
+                <w:sz w:val="20"/>
+              </w:rPr>
+              <w:t>0.0231</w:t>
+            </w:r>
+          </w:p>
+        </w:tc>
+        <w:tc>
+          <w:tcPr>
+            <w:tcW w:type="dxa" w:w="279"/>
+          </w:tcPr>
+          <w:p>
+            <w:r>
+              <w:rPr>
+                <w:rFonts w:ascii="Times New Roman" w:hAnsi="Times New Roman"/>
+                <w:sz w:val="20"/>
+              </w:rPr>
+              <w:t>0.8793</w:t>
+            </w:r>
+          </w:p>
+        </w:tc>
+        <w:tc>
+          <w:tcPr>
+            <w:tcW w:type="dxa" w:w="279"/>
+          </w:tcPr>
+          <w:p>
+            <w:r>
+              <w:rPr>
+                <w:rFonts w:ascii="Times New Roman" w:hAnsi="Times New Roman"/>
+                <w:sz w:val="20"/>
+              </w:rPr>
+              <w:t>Yes</w:t>
+            </w:r>
+          </w:p>
+        </w:tc>
+        <w:tc>
+          <w:tcPr>
+            <w:tcW w:type="dxa" w:w="279"/>
+          </w:tcPr>
+          <w:p>
+            <w:r>
+              <w:rPr>
+                <w:rFonts w:ascii="Times New Roman" w:hAnsi="Times New Roman"/>
+                <w:sz w:val="20"/>
+              </w:rPr>
+              <w:t>0.0751</w:t>
+            </w:r>
+          </w:p>
+        </w:tc>
+        <w:tc>
+          <w:tcPr>
+            <w:tcW w:type="dxa" w:w="279"/>
+          </w:tcPr>
+          <w:p>
+            <w:r>
+              <w:rPr>
+                <w:rFonts w:ascii="Times New Roman" w:hAnsi="Times New Roman"/>
+                <w:sz w:val="20"/>
+              </w:rPr>
+              <w:t>0.7840</w:t>
+            </w:r>
+          </w:p>
+        </w:tc>
+        <w:tc>
+          <w:tcPr>
+            <w:tcW w:type="dxa" w:w="279"/>
+          </w:tcPr>
+          <w:p>
+            <w:r>
+              <w:rPr>
+                <w:rFonts w:ascii="Times New Roman" w:hAnsi="Times New Roman"/>
+                <w:sz w:val="20"/>
+              </w:rPr>
+              <w:t>0.0982</w:t>
+            </w:r>
+          </w:p>
+        </w:tc>
+        <w:tc>
+          <w:tcPr>
+            <w:tcW w:type="dxa" w:w="279"/>
+          </w:tcPr>
+          <w:p>
+            <w:r>
+              <w:rPr>
+                <w:rFonts w:ascii="Times New Roman" w:hAnsi="Times New Roman"/>
+                <w:sz w:val="20"/>
+              </w:rPr>
+              <w:t>0.9521</w:t>
+            </w:r>
+          </w:p>
+        </w:tc>
+        <w:tc>
+          <w:tcPr>
+            <w:tcW w:type="dxa" w:w="279"/>
+          </w:tcPr>
+          <w:p>
+            <w:r>
+              <w:rPr>
+                <w:rFonts w:ascii="Times New Roman" w:hAnsi="Times New Roman"/>
+                <w:sz w:val="20"/>
+              </w:rPr>
+              <w:t>Yes</w:t>
+            </w:r>
+          </w:p>
+        </w:tc>
+        <w:tc>
+          <w:tcPr>
+            <w:tcW w:type="dxa" w:w="279"/>
+          </w:tcPr>
+          <w:p>
+            <w:r>
+              <w:rPr>
+                <w:rFonts w:ascii="Times New Roman" w:hAnsi="Times New Roman"/>
+                <w:sz w:val="20"/>
+              </w:rPr>
+              <w:t>6.415151</w:t>
+            </w:r>
+          </w:p>
+        </w:tc>
+        <w:tc>
+          <w:tcPr>
+            <w:tcW w:type="dxa" w:w="279"/>
+          </w:tcPr>
+          <w:p>
+            <w:r>
+              <w:rPr>
+                <w:rFonts w:ascii="Times New Roman" w:hAnsi="Times New Roman"/>
+                <w:sz w:val="20"/>
+              </w:rPr>
+              <w:t>8.488439</w:t>
+            </w:r>
+          </w:p>
+        </w:tc>
+        <w:tc>
+          <w:tcPr>
+            <w:tcW w:type="dxa" w:w="279"/>
+          </w:tcPr>
+          <w:p>
+            <w:r>
+              <w:rPr>
+                <w:rFonts w:ascii="Times New Roman" w:hAnsi="Times New Roman"/>
+                <w:sz w:val="20"/>
+              </w:rPr>
+              <w:t>-0.0732</w:t>
+            </w:r>
+          </w:p>
+        </w:tc>
+        <w:tc>
+          <w:tcPr>
+            <w:tcW w:type="dxa" w:w="279"/>
+          </w:tcPr>
+          <w:p>
+            <w:r>
+              <w:rPr>
+                <w:rFonts w:ascii="Times New Roman" w:hAnsi="Times New Roman"/>
+                <w:sz w:val="20"/>
+              </w:rPr>
+              <w:t>0.9860</w:t>
+            </w:r>
+          </w:p>
+        </w:tc>
+        <w:tc>
+          <w:tcPr>
+            <w:tcW w:type="dxa" w:w="279"/>
+          </w:tcPr>
+          <w:p>
+            <w:r>
+              <w:rPr>
+                <w:rFonts w:ascii="Times New Roman" w:hAnsi="Times New Roman"/>
+                <w:sz w:val="20"/>
+              </w:rPr>
+              <w:t>11</w:t>
+            </w:r>
+          </w:p>
+        </w:tc>
+        <w:tc>
+          <w:tcPr>
+            <w:tcW w:type="dxa" w:w="279"/>
+          </w:tcPr>
+          <w:p>
+            <w:r>
+              <w:rPr>
+                <w:rFonts w:ascii="Times New Roman" w:hAnsi="Times New Roman"/>
+                <w:sz w:val="20"/>
+              </w:rPr>
+              <w:t>10.78</w:t>
+            </w:r>
+          </w:p>
+        </w:tc>
+        <w:tc>
+          <w:tcPr>
+            <w:tcW w:type="dxa" w:w="279"/>
+          </w:tcPr>
+          <w:p>
+            <w:r>
+              <w:rPr>
+                <w:rFonts w:ascii="Times New Roman" w:hAnsi="Times New Roman"/>
+                <w:sz w:val="20"/>
+              </w:rPr>
+              <w:t>0.0255</w:t>
+            </w:r>
+          </w:p>
+        </w:tc>
+        <w:tc>
+          <w:tcPr>
+            <w:tcW w:type="dxa" w:w="279"/>
+          </w:tcPr>
+          <w:p>
+            <w:r>
+              <w:rPr>
+                <w:rFonts w:ascii="Times New Roman" w:hAnsi="Times New Roman"/>
+                <w:sz w:val="20"/>
+              </w:rPr>
+              <w:t>0.0048</w:t>
+            </w:r>
+          </w:p>
+        </w:tc>
+        <w:tc>
+          <w:tcPr>
+            <w:tcW w:type="dxa" w:w="279"/>
+          </w:tcPr>
+          <w:p>
+            <w:r>
+              <w:rPr>
+                <w:rFonts w:ascii="Times New Roman" w:hAnsi="Times New Roman"/>
+                <w:sz w:val="20"/>
+              </w:rPr>
+              <w:t>0.9448</w:t>
+            </w:r>
+          </w:p>
+        </w:tc>
+        <w:tc>
+          <w:tcPr>
+            <w:tcW w:type="dxa" w:w="279"/>
+          </w:tcPr>
+          <w:p>
+            <w:r>
+              <w:rPr>
+                <w:rFonts w:ascii="Times New Roman" w:hAnsi="Times New Roman"/>
+                <w:sz w:val="20"/>
+              </w:rPr>
+              <w:t>Yes</w:t>
+            </w:r>
+          </w:p>
+        </w:tc>
+        <w:tc>
+          <w:tcPr>
+            <w:tcW w:type="dxa" w:w="279"/>
+          </w:tcPr>
+          <w:p>
+            <w:r>
+              <w:rPr>
+                <w:rFonts w:ascii="Times New Roman" w:hAnsi="Times New Roman"/>
+                <w:sz w:val="20"/>
+              </w:rPr>
+              <w:t>0.5776</w:t>
+            </w:r>
+          </w:p>
+        </w:tc>
+        <w:tc>
+          <w:tcPr>
+            <w:tcW w:type="dxa" w:w="279"/>
+          </w:tcPr>
+          <w:p>
+            <w:r>
+              <w:rPr>
+                <w:rFonts w:ascii="Times New Roman" w:hAnsi="Times New Roman"/>
+                <w:sz w:val="20"/>
+              </w:rPr>
+              <w:t>0.4472</w:t>
+            </w:r>
+          </w:p>
+        </w:tc>
+        <w:tc>
+          <w:tcPr>
+            <w:tcW w:type="dxa" w:w="279"/>
+          </w:tcPr>
+          <w:p>
+            <w:r>
+              <w:rPr>
+                <w:rFonts w:ascii="Times New Roman" w:hAnsi="Times New Roman"/>
+                <w:sz w:val="20"/>
+              </w:rPr>
+              <w:t>0.5824</w:t>
+            </w:r>
+          </w:p>
+        </w:tc>
+        <w:tc>
+          <w:tcPr>
+            <w:tcW w:type="dxa" w:w="279"/>
+          </w:tcPr>
+          <w:p>
+            <w:r>
+              <w:rPr>
+                <w:rFonts w:ascii="Times New Roman" w:hAnsi="Times New Roman"/>
+                <w:sz w:val="20"/>
+              </w:rPr>
+              <w:t>0.7474</w:t>
+            </w:r>
+          </w:p>
+        </w:tc>
+        <w:tc>
+          <w:tcPr>
+            <w:tcW w:type="dxa" w:w="279"/>
+          </w:tcPr>
+          <w:p>
+            <w:r>
+              <w:rPr>
+                <w:rFonts w:ascii="Times New Roman" w:hAnsi="Times New Roman"/>
+                <w:sz w:val="20"/>
+              </w:rPr>
+              <w:t>Yes</w:t>
+            </w:r>
+          </w:p>
+        </w:tc>
+        <w:tc>
+          <w:tcPr>
+            <w:tcW w:type="dxa" w:w="279"/>
+          </w:tcPr>
+          <w:p>
+            <w:r>
+              <w:rPr>
+                <w:rFonts w:ascii="Times New Roman" w:hAnsi="Times New Roman"/>
+                <w:sz w:val="20"/>
+              </w:rPr>
+              <w:t>4.900747</w:t>
+            </w:r>
+          </w:p>
+        </w:tc>
+        <w:tc>
+          <w:tcPr>
+            <w:tcW w:type="dxa" w:w="279"/>
+          </w:tcPr>
+          <w:p>
+            <w:r>
+              <w:rPr>
+                <w:rFonts w:ascii="Times New Roman" w:hAnsi="Times New Roman"/>
+                <w:sz w:val="20"/>
+              </w:rPr>
+              <w:t>6.713795</w:t>
+            </w:r>
+          </w:p>
+        </w:tc>
+        <w:tc>
+          <w:tcPr>
+            <w:tcW w:type="dxa" w:w="279"/>
+          </w:tcPr>
+          <w:p>
+            <w:r>
+              <w:rPr>
+                <w:rFonts w:ascii="Times New Roman" w:hAnsi="Times New Roman"/>
+                <w:sz w:val="20"/>
+              </w:rPr>
+              <w:t>-0.0222</w:t>
+            </w:r>
+          </w:p>
+        </w:tc>
+        <w:tc>
+          <w:tcPr>
+            <w:tcW w:type="dxa" w:w="279"/>
+          </w:tcPr>
+          <w:p>
+            <w:r>
+              <w:rPr>
+                <w:rFonts w:ascii="Times New Roman" w:hAnsi="Times New Roman"/>
+                <w:sz w:val="20"/>
+              </w:rPr>
+              <w:t>0.9480</w:t>
+            </w:r>
+          </w:p>
+        </w:tc>
+      </w:tr>
+      <w:tr>
+        <w:tc>
+          <w:tcPr>
+            <w:tcW w:type="dxa" w:w="279"/>
+          </w:tcPr>
+          <w:p>
+            <w:r>
+              <w:rPr>
+                <w:rFonts w:ascii="Times New Roman" w:hAnsi="Times New Roman"/>
+                <w:sz w:val="20"/>
+              </w:rPr>
               <w:t>LSTM-SSE-t-Student</w:t>
             </w:r>
           </w:p>
@@ -3716,63 +5460,63 @@
                 <w:rFonts w:ascii="Times New Roman" w:hAnsi="Times New Roman"/>
                 <w:sz w:val="20"/>
               </w:rPr>
-              <w:t>6.854284</w:t>
-            </w:r>
-          </w:p>
-        </w:tc>
-        <w:tc>
-          <w:tcPr>
-            <w:tcW w:type="dxa" w:w="279"/>
-          </w:tcPr>
-          <w:p>
-            <w:r>
-              <w:rPr>
-                <w:rFonts w:ascii="Times New Roman" w:hAnsi="Times New Roman"/>
-                <w:sz w:val="20"/>
-              </w:rPr>
-              <w:t>9.069495</w:t>
-            </w:r>
-          </w:p>
-        </w:tc>
-        <w:tc>
-          <w:tcPr>
-            <w:tcW w:type="dxa" w:w="279"/>
-          </w:tcPr>
-          <w:p>
-            <w:r>
-              <w:rPr>
-                <w:rFonts w:ascii="Times New Roman" w:hAnsi="Times New Roman"/>
-                <w:sz w:val="20"/>
-              </w:rPr>
-              <w:t>-0.2560</w:t>
-            </w:r>
-          </w:p>
-        </w:tc>
-        <w:tc>
-          <w:tcPr>
-            <w:tcW w:type="dxa" w:w="279"/>
-          </w:tcPr>
-          <w:p>
-            <w:r>
-              <w:rPr>
-                <w:rFonts w:ascii="Times New Roman" w:hAnsi="Times New Roman"/>
-                <w:sz w:val="20"/>
-              </w:rPr>
-              <w:t>0.6960</w:t>
-            </w:r>
-          </w:p>
-        </w:tc>
-        <w:tc>
-          <w:tcPr>
-            <w:tcW w:type="dxa" w:w="279"/>
-          </w:tcPr>
-          <w:p>
-            <w:r>
-              <w:rPr>
-                <w:rFonts w:ascii="Times New Roman" w:hAnsi="Times New Roman"/>
-                <w:sz w:val="20"/>
-              </w:rPr>
-              <w:t>6</w:t>
+              <w:t>7.093284</w:t>
+            </w:r>
+          </w:p>
+        </w:tc>
+        <w:tc>
+          <w:tcPr>
+            <w:tcW w:type="dxa" w:w="279"/>
+          </w:tcPr>
+          <w:p>
+            <w:r>
+              <w:rPr>
+                <w:rFonts w:ascii="Times New Roman" w:hAnsi="Times New Roman"/>
+                <w:sz w:val="20"/>
+              </w:rPr>
+              <w:t>9.385736</w:t>
+            </w:r>
+          </w:p>
+        </w:tc>
+        <w:tc>
+          <w:tcPr>
+            <w:tcW w:type="dxa" w:w="279"/>
+          </w:tcPr>
+          <w:p>
+            <w:r>
+              <w:rPr>
+                <w:rFonts w:ascii="Times New Roman" w:hAnsi="Times New Roman"/>
+                <w:sz w:val="20"/>
+              </w:rPr>
+              <w:t>-0.3474</w:t>
+            </w:r>
+          </w:p>
+        </w:tc>
+        <w:tc>
+          <w:tcPr>
+            <w:tcW w:type="dxa" w:w="279"/>
+          </w:tcPr>
+          <w:p>
+            <w:r>
+              <w:rPr>
+                <w:rFonts w:ascii="Times New Roman" w:hAnsi="Times New Roman"/>
+                <w:sz w:val="20"/>
+              </w:rPr>
+              <w:t>0.5660</w:t>
+            </w:r>
+          </w:p>
+        </w:tc>
+        <w:tc>
+          <w:tcPr>
+            <w:tcW w:type="dxa" w:w="279"/>
+          </w:tcPr>
+          <w:p>
+            <w:r>
+              <w:rPr>
+                <w:rFonts w:ascii="Times New Roman" w:hAnsi="Times New Roman"/>
+                <w:sz w:val="20"/>
+              </w:rPr>
+              <w:t>7</w:t>
             </w:r>
           </w:p>
         </w:tc>
@@ -3800,35 +5544,35 @@
                 <w:rFonts w:ascii="Times New Roman" w:hAnsi="Times New Roman"/>
                 <w:sz w:val="20"/>
               </w:rPr>
-              <w:t>0.0139</w:t>
-            </w:r>
-          </w:p>
-        </w:tc>
-        <w:tc>
-          <w:tcPr>
-            <w:tcW w:type="dxa" w:w="279"/>
-          </w:tcPr>
-          <w:p>
-            <w:r>
-              <w:rPr>
-                <w:rFonts w:ascii="Times New Roman" w:hAnsi="Times New Roman"/>
-                <w:sz w:val="20"/>
-              </w:rPr>
-              <w:t>2.5784</w:t>
-            </w:r>
-          </w:p>
-        </w:tc>
-        <w:tc>
-          <w:tcPr>
-            <w:tcW w:type="dxa" w:w="279"/>
-          </w:tcPr>
-          <w:p>
-            <w:r>
-              <w:rPr>
-                <w:rFonts w:ascii="Times New Roman" w:hAnsi="Times New Roman"/>
-                <w:sz w:val="20"/>
-              </w:rPr>
-              <w:t>0.1083</w:t>
+              <w:t>0.0162</w:t>
+            </w:r>
+          </w:p>
+        </w:tc>
+        <w:tc>
+          <w:tcPr>
+            <w:tcW w:type="dxa" w:w="279"/>
+          </w:tcPr>
+          <w:p>
+            <w:r>
+              <w:rPr>
+                <w:rFonts w:ascii="Times New Roman" w:hAnsi="Times New Roman"/>
+                <w:sz w:val="20"/>
+              </w:rPr>
+              <w:t>1.5454</w:t>
+            </w:r>
+          </w:p>
+        </w:tc>
+        <w:tc>
+          <w:tcPr>
+            <w:tcW w:type="dxa" w:w="279"/>
+          </w:tcPr>
+          <w:p>
+            <w:r>
+              <w:rPr>
+                <w:rFonts w:ascii="Times New Roman" w:hAnsi="Times New Roman"/>
+                <w:sz w:val="20"/>
+              </w:rPr>
+              <w:t>0.2138</w:t>
             </w:r>
           </w:p>
         </w:tc>
@@ -3856,49 +5600,49 @@
                 <w:rFonts w:ascii="Times New Roman" w:hAnsi="Times New Roman"/>
                 <w:sz w:val="20"/>
               </w:rPr>
-              <w:t>0.1698</w:t>
-            </w:r>
-          </w:p>
-        </w:tc>
-        <w:tc>
-          <w:tcPr>
-            <w:tcW w:type="dxa" w:w="279"/>
-          </w:tcPr>
-          <w:p>
-            <w:r>
-              <w:rPr>
-                <w:rFonts w:ascii="Times New Roman" w:hAnsi="Times New Roman"/>
-                <w:sz w:val="20"/>
-              </w:rPr>
-              <w:t>0.6803</w:t>
-            </w:r>
-          </w:p>
-        </w:tc>
-        <w:tc>
-          <w:tcPr>
-            <w:tcW w:type="dxa" w:w="279"/>
-          </w:tcPr>
-          <w:p>
-            <w:r>
-              <w:rPr>
-                <w:rFonts w:ascii="Times New Roman" w:hAnsi="Times New Roman"/>
-                <w:sz w:val="20"/>
-              </w:rPr>
-              <w:t>2.7482</w:t>
-            </w:r>
-          </w:p>
-        </w:tc>
-        <w:tc>
-          <w:tcPr>
-            <w:tcW w:type="dxa" w:w="279"/>
-          </w:tcPr>
-          <w:p>
-            <w:r>
-              <w:rPr>
-                <w:rFonts w:ascii="Times New Roman" w:hAnsi="Times New Roman"/>
-                <w:sz w:val="20"/>
-              </w:rPr>
-              <w:t>0.2531</w:t>
+              <w:t>0.2317</w:t>
+            </w:r>
+          </w:p>
+        </w:tc>
+        <w:tc>
+          <w:tcPr>
+            <w:tcW w:type="dxa" w:w="279"/>
+          </w:tcPr>
+          <w:p>
+            <w:r>
+              <w:rPr>
+                <w:rFonts w:ascii="Times New Roman" w:hAnsi="Times New Roman"/>
+                <w:sz w:val="20"/>
+              </w:rPr>
+              <w:t>0.6303</w:t>
+            </w:r>
+          </w:p>
+        </w:tc>
+        <w:tc>
+          <w:tcPr>
+            <w:tcW w:type="dxa" w:w="279"/>
+          </w:tcPr>
+          <w:p>
+            <w:r>
+              <w:rPr>
+                <w:rFonts w:ascii="Times New Roman" w:hAnsi="Times New Roman"/>
+                <w:sz w:val="20"/>
+              </w:rPr>
+              <w:t>1.7771</w:t>
+            </w:r>
+          </w:p>
+        </w:tc>
+        <w:tc>
+          <w:tcPr>
+            <w:tcW w:type="dxa" w:w="279"/>
+          </w:tcPr>
+          <w:p>
+            <w:r>
+              <w:rPr>
+                <w:rFonts w:ascii="Times New Roman" w:hAnsi="Times New Roman"/>
+                <w:sz w:val="20"/>
+              </w:rPr>
+              <w:t>0.4113</w:t>
             </w:r>
           </w:p>
         </w:tc>
@@ -3926,49 +5670,1793 @@
                 <w:rFonts w:ascii="Times New Roman" w:hAnsi="Times New Roman"/>
                 <w:sz w:val="20"/>
               </w:rPr>
-              <w:t>5.236216</w:t>
-            </w:r>
-          </w:p>
-        </w:tc>
-        <w:tc>
-          <w:tcPr>
-            <w:tcW w:type="dxa" w:w="279"/>
-          </w:tcPr>
-          <w:p>
-            <w:r>
-              <w:rPr>
-                <w:rFonts w:ascii="Times New Roman" w:hAnsi="Times New Roman"/>
-                <w:sz w:val="20"/>
-              </w:rPr>
-              <w:t>7.173371</w:t>
-            </w:r>
-          </w:p>
-        </w:tc>
-        <w:tc>
-          <w:tcPr>
-            <w:tcW w:type="dxa" w:w="279"/>
-          </w:tcPr>
-          <w:p>
-            <w:r>
-              <w:rPr>
-                <w:rFonts w:ascii="Times New Roman" w:hAnsi="Times New Roman"/>
-                <w:sz w:val="20"/>
-              </w:rPr>
-              <w:t>-0.3942</w:t>
-            </w:r>
-          </w:p>
-        </w:tc>
-        <w:tc>
-          <w:tcPr>
-            <w:tcW w:type="dxa" w:w="279"/>
-          </w:tcPr>
-          <w:p>
-            <w:r>
-              <w:rPr>
-                <w:rFonts w:ascii="Times New Roman" w:hAnsi="Times New Roman"/>
-                <w:sz w:val="20"/>
-              </w:rPr>
-              <w:t>0.2100</w:t>
+              <w:t>5.418795</w:t>
+            </w:r>
+          </w:p>
+        </w:tc>
+        <w:tc>
+          <w:tcPr>
+            <w:tcW w:type="dxa" w:w="279"/>
+          </w:tcPr>
+          <w:p>
+            <w:r>
+              <w:rPr>
+                <w:rFonts w:ascii="Times New Roman" w:hAnsi="Times New Roman"/>
+                <w:sz w:val="20"/>
+              </w:rPr>
+              <w:t>7.423497</w:t>
+            </w:r>
+          </w:p>
+        </w:tc>
+        <w:tc>
+          <w:tcPr>
+            <w:tcW w:type="dxa" w:w="279"/>
+          </w:tcPr>
+          <w:p>
+            <w:r>
+              <w:rPr>
+                <w:rFonts w:ascii="Times New Roman" w:hAnsi="Times New Roman"/>
+                <w:sz w:val="20"/>
+              </w:rPr>
+              <w:t>-0.3768</w:t>
+            </w:r>
+          </w:p>
+        </w:tc>
+        <w:tc>
+          <w:tcPr>
+            <w:tcW w:type="dxa" w:w="279"/>
+          </w:tcPr>
+          <w:p>
+            <w:r>
+              <w:rPr>
+                <w:rFonts w:ascii="Times New Roman" w:hAnsi="Times New Roman"/>
+                <w:sz w:val="20"/>
+              </w:rPr>
+              <w:t>0.2320</w:t>
+            </w:r>
+          </w:p>
+        </w:tc>
+      </w:tr>
+      <w:tr>
+        <w:tc>
+          <w:tcPr>
+            <w:tcW w:type="dxa" w:w="279"/>
+          </w:tcPr>
+          <w:p>
+            <w:r>
+              <w:rPr>
+                <w:rFonts w:ascii="Times New Roman" w:hAnsi="Times New Roman"/>
+                <w:sz w:val="20"/>
+              </w:rPr>
+              <w:t>MSGARCH(1,1)</w:t>
+            </w:r>
+          </w:p>
+        </w:tc>
+        <w:tc>
+          <w:tcPr>
+            <w:tcW w:type="dxa" w:w="279"/>
+          </w:tcPr>
+          <w:p>
+            <w:r>
+              <w:rPr>
+                <w:rFonts w:ascii="Times New Roman" w:hAnsi="Times New Roman"/>
+                <w:sz w:val="20"/>
+              </w:rPr>
+              <w:t>3</w:t>
+            </w:r>
+          </w:p>
+        </w:tc>
+        <w:tc>
+          <w:tcPr>
+            <w:tcW w:type="dxa" w:w="279"/>
+          </w:tcPr>
+          <w:p>
+            <w:r>
+              <w:rPr>
+                <w:rFonts w:ascii="Times New Roman" w:hAnsi="Times New Roman"/>
+                <w:sz w:val="20"/>
+              </w:rPr>
+              <w:t>4.31</w:t>
+            </w:r>
+          </w:p>
+        </w:tc>
+        <w:tc>
+          <w:tcPr>
+            <w:tcW w:type="dxa" w:w="279"/>
+          </w:tcPr>
+          <w:p>
+            <w:r>
+              <w:rPr>
+                <w:rFonts w:ascii="Times New Roman" w:hAnsi="Times New Roman"/>
+                <w:sz w:val="20"/>
+              </w:rPr>
+              <w:t>0.0070</w:t>
+            </w:r>
+          </w:p>
+        </w:tc>
+        <w:tc>
+          <w:tcPr>
+            <w:tcW w:type="dxa" w:w="279"/>
+          </w:tcPr>
+          <w:p>
+            <w:r>
+              <w:rPr>
+                <w:rFonts w:ascii="Times New Roman" w:hAnsi="Times New Roman"/>
+                <w:sz w:val="20"/>
+              </w:rPr>
+              <w:t>0.4501</w:t>
+            </w:r>
+          </w:p>
+        </w:tc>
+        <w:tc>
+          <w:tcPr>
+            <w:tcW w:type="dxa" w:w="279"/>
+          </w:tcPr>
+          <w:p>
+            <w:r>
+              <w:rPr>
+                <w:rFonts w:ascii="Times New Roman" w:hAnsi="Times New Roman"/>
+                <w:sz w:val="20"/>
+              </w:rPr>
+              <w:t>0.5023</w:t>
+            </w:r>
+          </w:p>
+        </w:tc>
+        <w:tc>
+          <w:tcPr>
+            <w:tcW w:type="dxa" w:w="279"/>
+          </w:tcPr>
+          <w:p>
+            <w:r>
+              <w:rPr>
+                <w:rFonts w:ascii="Times New Roman" w:hAnsi="Times New Roman"/>
+                <w:sz w:val="20"/>
+              </w:rPr>
+              <w:t>Yes</w:t>
+            </w:r>
+          </w:p>
+        </w:tc>
+        <w:tc>
+          <w:tcPr>
+            <w:tcW w:type="dxa" w:w="279"/>
+          </w:tcPr>
+          <w:p>
+            <w:r>
+              <w:rPr>
+                <w:rFonts w:ascii="Times New Roman" w:hAnsi="Times New Roman"/>
+                <w:sz w:val="20"/>
+              </w:rPr>
+              <w:t>0.0422</w:t>
+            </w:r>
+          </w:p>
+        </w:tc>
+        <w:tc>
+          <w:tcPr>
+            <w:tcW w:type="dxa" w:w="279"/>
+          </w:tcPr>
+          <w:p>
+            <w:r>
+              <w:rPr>
+                <w:rFonts w:ascii="Times New Roman" w:hAnsi="Times New Roman"/>
+                <w:sz w:val="20"/>
+              </w:rPr>
+              <w:t>0.8373</w:t>
+            </w:r>
+          </w:p>
+        </w:tc>
+        <w:tc>
+          <w:tcPr>
+            <w:tcW w:type="dxa" w:w="279"/>
+          </w:tcPr>
+          <w:p>
+            <w:r>
+              <w:rPr>
+                <w:rFonts w:ascii="Times New Roman" w:hAnsi="Times New Roman"/>
+                <w:sz w:val="20"/>
+              </w:rPr>
+              <w:t>0.4923</w:t>
+            </w:r>
+          </w:p>
+        </w:tc>
+        <w:tc>
+          <w:tcPr>
+            <w:tcW w:type="dxa" w:w="279"/>
+          </w:tcPr>
+          <w:p>
+            <w:r>
+              <w:rPr>
+                <w:rFonts w:ascii="Times New Roman" w:hAnsi="Times New Roman"/>
+                <w:sz w:val="20"/>
+              </w:rPr>
+              <w:t>0.7818</w:t>
+            </w:r>
+          </w:p>
+        </w:tc>
+        <w:tc>
+          <w:tcPr>
+            <w:tcW w:type="dxa" w:w="279"/>
+          </w:tcPr>
+          <w:p>
+            <w:r>
+              <w:rPr>
+                <w:rFonts w:ascii="Times New Roman" w:hAnsi="Times New Roman"/>
+                <w:sz w:val="20"/>
+              </w:rPr>
+              <w:t>Yes</w:t>
+            </w:r>
+          </w:p>
+        </w:tc>
+        <w:tc>
+          <w:tcPr>
+            <w:tcW w:type="dxa" w:w="279"/>
+          </w:tcPr>
+          <w:p>
+            <w:r>
+              <w:rPr>
+                <w:rFonts w:ascii="Times New Roman" w:hAnsi="Times New Roman"/>
+                <w:sz w:val="20"/>
+              </w:rPr>
+              <w:t>9.775912</w:t>
+            </w:r>
+          </w:p>
+        </w:tc>
+        <w:tc>
+          <w:tcPr>
+            <w:tcW w:type="dxa" w:w="279"/>
+          </w:tcPr>
+          <w:p>
+            <w:r>
+              <w:rPr>
+                <w:rFonts w:ascii="Times New Roman" w:hAnsi="Times New Roman"/>
+                <w:sz w:val="20"/>
+              </w:rPr>
+              <w:t>12.935352</w:t>
+            </w:r>
+          </w:p>
+        </w:tc>
+        <w:tc>
+          <w:tcPr>
+            <w:tcW w:type="dxa" w:w="279"/>
+          </w:tcPr>
+          <w:p>
+            <w:r>
+              <w:rPr>
+                <w:rFonts w:ascii="Times New Roman" w:hAnsi="Times New Roman"/>
+                <w:sz w:val="20"/>
+              </w:rPr>
+              <w:t>-0.2633</w:t>
+            </w:r>
+          </w:p>
+        </w:tc>
+        <w:tc>
+          <w:tcPr>
+            <w:tcW w:type="dxa" w:w="279"/>
+          </w:tcPr>
+          <w:p>
+            <w:r>
+              <w:rPr>
+                <w:rFonts w:ascii="Times New Roman" w:hAnsi="Times New Roman"/>
+                <w:sz w:val="20"/>
+              </w:rPr>
+              <w:t>0.6900</w:t>
+            </w:r>
+          </w:p>
+        </w:tc>
+        <w:tc>
+          <w:tcPr>
+            <w:tcW w:type="dxa" w:w="279"/>
+          </w:tcPr>
+          <w:p>
+            <w:r>
+              <w:rPr>
+                <w:rFonts w:ascii="Times New Roman" w:hAnsi="Times New Roman"/>
+                <w:sz w:val="20"/>
+              </w:rPr>
+              <w:t>5</w:t>
+            </w:r>
+          </w:p>
+        </w:tc>
+        <w:tc>
+          <w:tcPr>
+            <w:tcW w:type="dxa" w:w="279"/>
+          </w:tcPr>
+          <w:p>
+            <w:r>
+              <w:rPr>
+                <w:rFonts w:ascii="Times New Roman" w:hAnsi="Times New Roman"/>
+                <w:sz w:val="20"/>
+              </w:rPr>
+              <w:t>10.78</w:t>
+            </w:r>
+          </w:p>
+        </w:tc>
+        <w:tc>
+          <w:tcPr>
+            <w:tcW w:type="dxa" w:w="279"/>
+          </w:tcPr>
+          <w:p>
+            <w:r>
+              <w:rPr>
+                <w:rFonts w:ascii="Times New Roman" w:hAnsi="Times New Roman"/>
+                <w:sz w:val="20"/>
+              </w:rPr>
+              <w:t>0.0116</w:t>
+            </w:r>
+          </w:p>
+        </w:tc>
+        <w:tc>
+          <w:tcPr>
+            <w:tcW w:type="dxa" w:w="279"/>
+          </w:tcPr>
+          <w:p>
+            <w:r>
+              <w:rPr>
+                <w:rFonts w:ascii="Times New Roman" w:hAnsi="Times New Roman"/>
+                <w:sz w:val="20"/>
+              </w:rPr>
+              <w:t>3.9511</w:t>
+            </w:r>
+          </w:p>
+        </w:tc>
+        <w:tc>
+          <w:tcPr>
+            <w:tcW w:type="dxa" w:w="279"/>
+          </w:tcPr>
+          <w:p>
+            <w:r>
+              <w:rPr>
+                <w:rFonts w:ascii="Times New Roman" w:hAnsi="Times New Roman"/>
+                <w:sz w:val="20"/>
+              </w:rPr>
+              <w:t>0.0468</w:t>
+            </w:r>
+          </w:p>
+        </w:tc>
+        <w:tc>
+          <w:tcPr>
+            <w:tcW w:type="dxa" w:w="279"/>
+          </w:tcPr>
+          <w:p>
+            <w:r>
+              <w:rPr>
+                <w:rFonts w:ascii="Times New Roman" w:hAnsi="Times New Roman"/>
+                <w:sz w:val="20"/>
+              </w:rPr>
+              <w:t>No</w:t>
+            </w:r>
+          </w:p>
+        </w:tc>
+        <w:tc>
+          <w:tcPr>
+            <w:tcW w:type="dxa" w:w="279"/>
+          </w:tcPr>
+          <w:p>
+            <w:r>
+              <w:rPr>
+                <w:rFonts w:ascii="Times New Roman" w:hAnsi="Times New Roman"/>
+                <w:sz w:val="20"/>
+              </w:rPr>
+              <w:t>0.1176</w:t>
+            </w:r>
+          </w:p>
+        </w:tc>
+        <w:tc>
+          <w:tcPr>
+            <w:tcW w:type="dxa" w:w="279"/>
+          </w:tcPr>
+          <w:p>
+            <w:r>
+              <w:rPr>
+                <w:rFonts w:ascii="Times New Roman" w:hAnsi="Times New Roman"/>
+                <w:sz w:val="20"/>
+              </w:rPr>
+              <w:t>0.7316</w:t>
+            </w:r>
+          </w:p>
+        </w:tc>
+        <w:tc>
+          <w:tcPr>
+            <w:tcW w:type="dxa" w:w="279"/>
+          </w:tcPr>
+          <w:p>
+            <w:r>
+              <w:rPr>
+                <w:rFonts w:ascii="Times New Roman" w:hAnsi="Times New Roman"/>
+                <w:sz w:val="20"/>
+              </w:rPr>
+              <w:t>4.0687</w:t>
+            </w:r>
+          </w:p>
+        </w:tc>
+        <w:tc>
+          <w:tcPr>
+            <w:tcW w:type="dxa" w:w="279"/>
+          </w:tcPr>
+          <w:p>
+            <w:r>
+              <w:rPr>
+                <w:rFonts w:ascii="Times New Roman" w:hAnsi="Times New Roman"/>
+                <w:sz w:val="20"/>
+              </w:rPr>
+              <w:t>0.1308</w:t>
+            </w:r>
+          </w:p>
+        </w:tc>
+        <w:tc>
+          <w:tcPr>
+            <w:tcW w:type="dxa" w:w="279"/>
+          </w:tcPr>
+          <w:p>
+            <w:r>
+              <w:rPr>
+                <w:rFonts w:ascii="Times New Roman" w:hAnsi="Times New Roman"/>
+                <w:sz w:val="20"/>
+              </w:rPr>
+              <w:t>Yes</w:t>
+            </w:r>
+          </w:p>
+        </w:tc>
+        <w:tc>
+          <w:tcPr>
+            <w:tcW w:type="dxa" w:w="279"/>
+          </w:tcPr>
+          <w:p>
+            <w:r>
+              <w:rPr>
+                <w:rFonts w:ascii="Times New Roman" w:hAnsi="Times New Roman"/>
+                <w:sz w:val="20"/>
+              </w:rPr>
+              <w:t>7.468144</w:t>
+            </w:r>
+          </w:p>
+        </w:tc>
+        <w:tc>
+          <w:tcPr>
+            <w:tcW w:type="dxa" w:w="279"/>
+          </w:tcPr>
+          <w:p>
+            <w:r>
+              <w:rPr>
+                <w:rFonts w:ascii="Times New Roman" w:hAnsi="Times New Roman"/>
+                <w:sz w:val="20"/>
+              </w:rPr>
+              <w:t>10.231009</w:t>
+            </w:r>
+          </w:p>
+        </w:tc>
+        <w:tc>
+          <w:tcPr>
+            <w:tcW w:type="dxa" w:w="279"/>
+          </w:tcPr>
+          <w:p>
+            <w:r>
+              <w:rPr>
+                <w:rFonts w:ascii="Times New Roman" w:hAnsi="Times New Roman"/>
+                <w:sz w:val="20"/>
+              </w:rPr>
+              <w:t>-0.4684</w:t>
+            </w:r>
+          </w:p>
+        </w:tc>
+        <w:tc>
+          <w:tcPr>
+            <w:tcW w:type="dxa" w:w="279"/>
+          </w:tcPr>
+          <w:p>
+            <w:r>
+              <w:rPr>
+                <w:rFonts w:ascii="Times New Roman" w:hAnsi="Times New Roman"/>
+                <w:sz w:val="20"/>
+              </w:rPr>
+              <w:t>0.1160</w:t>
+            </w:r>
+          </w:p>
+        </w:tc>
+      </w:tr>
+      <w:tr>
+        <w:tc>
+          <w:tcPr>
+            <w:tcW w:type="dxa" w:w="279"/>
+          </w:tcPr>
+          <w:p>
+            <w:r>
+              <w:rPr>
+                <w:rFonts w:ascii="Times New Roman" w:hAnsi="Times New Roman"/>
+                <w:sz w:val="20"/>
+              </w:rPr>
+              <w:t>NN-GARCH</w:t>
+            </w:r>
+          </w:p>
+        </w:tc>
+        <w:tc>
+          <w:tcPr>
+            <w:tcW w:type="dxa" w:w="279"/>
+          </w:tcPr>
+          <w:p>
+            <w:r>
+              <w:rPr>
+                <w:rFonts w:ascii="Times New Roman" w:hAnsi="Times New Roman"/>
+                <w:sz w:val="20"/>
+              </w:rPr>
+              <w:t>10</w:t>
+            </w:r>
+          </w:p>
+        </w:tc>
+        <w:tc>
+          <w:tcPr>
+            <w:tcW w:type="dxa" w:w="279"/>
+          </w:tcPr>
+          <w:p>
+            <w:r>
+              <w:rPr>
+                <w:rFonts w:ascii="Times New Roman" w:hAnsi="Times New Roman"/>
+                <w:sz w:val="20"/>
+              </w:rPr>
+              <w:t>4.31</w:t>
+            </w:r>
+          </w:p>
+        </w:tc>
+        <w:tc>
+          <w:tcPr>
+            <w:tcW w:type="dxa" w:w="279"/>
+          </w:tcPr>
+          <w:p>
+            <w:r>
+              <w:rPr>
+                <w:rFonts w:ascii="Times New Roman" w:hAnsi="Times New Roman"/>
+                <w:sz w:val="20"/>
+              </w:rPr>
+              <w:t>0.0232</w:t>
+            </w:r>
+          </w:p>
+        </w:tc>
+        <w:tc>
+          <w:tcPr>
+            <w:tcW w:type="dxa" w:w="279"/>
+          </w:tcPr>
+          <w:p>
+            <w:r>
+              <w:rPr>
+                <w:rFonts w:ascii="Times New Roman" w:hAnsi="Times New Roman"/>
+                <w:sz w:val="20"/>
+              </w:rPr>
+              <w:t>5.5292</w:t>
+            </w:r>
+          </w:p>
+        </w:tc>
+        <w:tc>
+          <w:tcPr>
+            <w:tcW w:type="dxa" w:w="279"/>
+          </w:tcPr>
+          <w:p>
+            <w:r>
+              <w:rPr>
+                <w:rFonts w:ascii="Times New Roman" w:hAnsi="Times New Roman"/>
+                <w:sz w:val="20"/>
+              </w:rPr>
+              <w:t>0.0187</w:t>
+            </w:r>
+          </w:p>
+        </w:tc>
+        <w:tc>
+          <w:tcPr>
+            <w:tcW w:type="dxa" w:w="279"/>
+          </w:tcPr>
+          <w:p>
+            <w:r>
+              <w:rPr>
+                <w:rFonts w:ascii="Times New Roman" w:hAnsi="Times New Roman"/>
+                <w:sz w:val="20"/>
+              </w:rPr>
+              <w:t>No</w:t>
+            </w:r>
+          </w:p>
+        </w:tc>
+        <w:tc>
+          <w:tcPr>
+            <w:tcW w:type="dxa" w:w="279"/>
+          </w:tcPr>
+          <w:p>
+            <w:r>
+              <w:rPr>
+                <w:rFonts w:ascii="Times New Roman" w:hAnsi="Times New Roman"/>
+                <w:sz w:val="20"/>
+              </w:rPr>
+              <w:t>0.4762</w:t>
+            </w:r>
+          </w:p>
+        </w:tc>
+        <w:tc>
+          <w:tcPr>
+            <w:tcW w:type="dxa" w:w="279"/>
+          </w:tcPr>
+          <w:p>
+            <w:r>
+              <w:rPr>
+                <w:rFonts w:ascii="Times New Roman" w:hAnsi="Times New Roman"/>
+                <w:sz w:val="20"/>
+              </w:rPr>
+              <w:t>0.4901</w:t>
+            </w:r>
+          </w:p>
+        </w:tc>
+        <w:tc>
+          <w:tcPr>
+            <w:tcW w:type="dxa" w:w="279"/>
+          </w:tcPr>
+          <w:p>
+            <w:r>
+              <w:rPr>
+                <w:rFonts w:ascii="Times New Roman" w:hAnsi="Times New Roman"/>
+                <w:sz w:val="20"/>
+              </w:rPr>
+              <w:t>6.0054</w:t>
+            </w:r>
+          </w:p>
+        </w:tc>
+        <w:tc>
+          <w:tcPr>
+            <w:tcW w:type="dxa" w:w="279"/>
+          </w:tcPr>
+          <w:p>
+            <w:r>
+              <w:rPr>
+                <w:rFonts w:ascii="Times New Roman" w:hAnsi="Times New Roman"/>
+                <w:sz w:val="20"/>
+              </w:rPr>
+              <w:t>0.0497</w:t>
+            </w:r>
+          </w:p>
+        </w:tc>
+        <w:tc>
+          <w:tcPr>
+            <w:tcW w:type="dxa" w:w="279"/>
+          </w:tcPr>
+          <w:p>
+            <w:r>
+              <w:rPr>
+                <w:rFonts w:ascii="Times New Roman" w:hAnsi="Times New Roman"/>
+                <w:sz w:val="20"/>
+              </w:rPr>
+              <w:t>No</w:t>
+            </w:r>
+          </w:p>
+        </w:tc>
+        <w:tc>
+          <w:tcPr>
+            <w:tcW w:type="dxa" w:w="279"/>
+          </w:tcPr>
+          <w:p>
+            <w:r>
+              <w:rPr>
+                <w:rFonts w:ascii="Times New Roman" w:hAnsi="Times New Roman"/>
+                <w:sz w:val="20"/>
+              </w:rPr>
+              <w:t>4.938237</w:t>
+            </w:r>
+          </w:p>
+        </w:tc>
+        <w:tc>
+          <w:tcPr>
+            <w:tcW w:type="dxa" w:w="279"/>
+          </w:tcPr>
+          <w:p>
+            <w:r>
+              <w:rPr>
+                <w:rFonts w:ascii="Times New Roman" w:hAnsi="Times New Roman"/>
+                <w:sz w:val="20"/>
+              </w:rPr>
+              <w:t>6.534207</w:t>
+            </w:r>
+          </w:p>
+        </w:tc>
+        <w:tc>
+          <w:tcPr>
+            <w:tcW w:type="dxa" w:w="279"/>
+          </w:tcPr>
+          <w:p>
+            <w:r>
+              <w:rPr>
+                <w:rFonts w:ascii="Times New Roman" w:hAnsi="Times New Roman"/>
+                <w:sz w:val="20"/>
+              </w:rPr>
+              <w:t>1.4488</w:t>
+            </w:r>
+          </w:p>
+        </w:tc>
+        <w:tc>
+          <w:tcPr>
+            <w:tcW w:type="dxa" w:w="279"/>
+          </w:tcPr>
+          <w:p>
+            <w:r>
+              <w:rPr>
+                <w:rFonts w:ascii="Times New Roman" w:hAnsi="Times New Roman"/>
+                <w:sz w:val="20"/>
+              </w:rPr>
+              <w:t>0.0100</w:t>
+            </w:r>
+          </w:p>
+        </w:tc>
+        <w:tc>
+          <w:tcPr>
+            <w:tcW w:type="dxa" w:w="279"/>
+          </w:tcPr>
+          <w:p>
+            <w:r>
+              <w:rPr>
+                <w:rFonts w:ascii="Times New Roman" w:hAnsi="Times New Roman"/>
+                <w:sz w:val="20"/>
+              </w:rPr>
+              <w:t>20</w:t>
+            </w:r>
+          </w:p>
+        </w:tc>
+        <w:tc>
+          <w:tcPr>
+            <w:tcW w:type="dxa" w:w="279"/>
+          </w:tcPr>
+          <w:p>
+            <w:r>
+              <w:rPr>
+                <w:rFonts w:ascii="Times New Roman" w:hAnsi="Times New Roman"/>
+                <w:sz w:val="20"/>
+              </w:rPr>
+              <w:t>10.78</w:t>
+            </w:r>
+          </w:p>
+        </w:tc>
+        <w:tc>
+          <w:tcPr>
+            <w:tcW w:type="dxa" w:w="279"/>
+          </w:tcPr>
+          <w:p>
+            <w:r>
+              <w:rPr>
+                <w:rFonts w:ascii="Times New Roman" w:hAnsi="Times New Roman"/>
+                <w:sz w:val="20"/>
+              </w:rPr>
+              <w:t>0.0464</w:t>
+            </w:r>
+          </w:p>
+        </w:tc>
+        <w:tc>
+          <w:tcPr>
+            <w:tcW w:type="dxa" w:w="279"/>
+          </w:tcPr>
+          <w:p>
+            <w:r>
+              <w:rPr>
+                <w:rFonts w:ascii="Times New Roman" w:hAnsi="Times New Roman"/>
+                <w:sz w:val="20"/>
+              </w:rPr>
+              <w:t>6.4942</w:t>
+            </w:r>
+          </w:p>
+        </w:tc>
+        <w:tc>
+          <w:tcPr>
+            <w:tcW w:type="dxa" w:w="279"/>
+          </w:tcPr>
+          <w:p>
+            <w:r>
+              <w:rPr>
+                <w:rFonts w:ascii="Times New Roman" w:hAnsi="Times New Roman"/>
+                <w:sz w:val="20"/>
+              </w:rPr>
+              <w:t>0.0108</w:t>
+            </w:r>
+          </w:p>
+        </w:tc>
+        <w:tc>
+          <w:tcPr>
+            <w:tcW w:type="dxa" w:w="279"/>
+          </w:tcPr>
+          <w:p>
+            <w:r>
+              <w:rPr>
+                <w:rFonts w:ascii="Times New Roman" w:hAnsi="Times New Roman"/>
+                <w:sz w:val="20"/>
+              </w:rPr>
+              <w:t>No</w:t>
+            </w:r>
+          </w:p>
+        </w:tc>
+        <w:tc>
+          <w:tcPr>
+            <w:tcW w:type="dxa" w:w="279"/>
+          </w:tcPr>
+          <w:p>
+            <w:r>
+              <w:rPr>
+                <w:rFonts w:ascii="Times New Roman" w:hAnsi="Times New Roman"/>
+                <w:sz w:val="20"/>
+              </w:rPr>
+              <w:t>1.0476</w:t>
+            </w:r>
+          </w:p>
+        </w:tc>
+        <w:tc>
+          <w:tcPr>
+            <w:tcW w:type="dxa" w:w="279"/>
+          </w:tcPr>
+          <w:p>
+            <w:r>
+              <w:rPr>
+                <w:rFonts w:ascii="Times New Roman" w:hAnsi="Times New Roman"/>
+                <w:sz w:val="20"/>
+              </w:rPr>
+              <w:t>0.3061</w:t>
+            </w:r>
+          </w:p>
+        </w:tc>
+        <w:tc>
+          <w:tcPr>
+            <w:tcW w:type="dxa" w:w="279"/>
+          </w:tcPr>
+          <w:p>
+            <w:r>
+              <w:rPr>
+                <w:rFonts w:ascii="Times New Roman" w:hAnsi="Times New Roman"/>
+                <w:sz w:val="20"/>
+              </w:rPr>
+              <w:t>7.5418</w:t>
+            </w:r>
+          </w:p>
+        </w:tc>
+        <w:tc>
+          <w:tcPr>
+            <w:tcW w:type="dxa" w:w="279"/>
+          </w:tcPr>
+          <w:p>
+            <w:r>
+              <w:rPr>
+                <w:rFonts w:ascii="Times New Roman" w:hAnsi="Times New Roman"/>
+                <w:sz w:val="20"/>
+              </w:rPr>
+              <w:t>0.0230</w:t>
+            </w:r>
+          </w:p>
+        </w:tc>
+        <w:tc>
+          <w:tcPr>
+            <w:tcW w:type="dxa" w:w="279"/>
+          </w:tcPr>
+          <w:p>
+            <w:r>
+              <w:rPr>
+                <w:rFonts w:ascii="Times New Roman" w:hAnsi="Times New Roman"/>
+                <w:sz w:val="20"/>
+              </w:rPr>
+              <w:t>No</w:t>
+            </w:r>
+          </w:p>
+        </w:tc>
+        <w:tc>
+          <w:tcPr>
+            <w:tcW w:type="dxa" w:w="279"/>
+          </w:tcPr>
+          <w:p>
+            <w:r>
+              <w:rPr>
+                <w:rFonts w:ascii="Times New Roman" w:hAnsi="Times New Roman"/>
+                <w:sz w:val="20"/>
+              </w:rPr>
+              <w:t>3.772483</w:t>
+            </w:r>
+          </w:p>
+        </w:tc>
+        <w:tc>
+          <w:tcPr>
+            <w:tcW w:type="dxa" w:w="279"/>
+          </w:tcPr>
+          <w:p>
+            <w:r>
+              <w:rPr>
+                <w:rFonts w:ascii="Times New Roman" w:hAnsi="Times New Roman"/>
+                <w:sz w:val="20"/>
+              </w:rPr>
+              <w:t>5.168126</w:t>
+            </w:r>
+          </w:p>
+        </w:tc>
+        <w:tc>
+          <w:tcPr>
+            <w:tcW w:type="dxa" w:w="279"/>
+          </w:tcPr>
+          <w:p>
+            <w:r>
+              <w:rPr>
+                <w:rFonts w:ascii="Times New Roman" w:hAnsi="Times New Roman"/>
+                <w:sz w:val="20"/>
+              </w:rPr>
+              <w:t>0.9931</w:t>
+            </w:r>
+          </w:p>
+        </w:tc>
+        <w:tc>
+          <w:tcPr>
+            <w:tcW w:type="dxa" w:w="279"/>
+          </w:tcPr>
+          <w:p>
+            <w:r>
+              <w:rPr>
+                <w:rFonts w:ascii="Times New Roman" w:hAnsi="Times New Roman"/>
+                <w:sz w:val="20"/>
+              </w:rPr>
+              <w:t>0.0080</w:t>
+            </w:r>
+          </w:p>
+        </w:tc>
+      </w:tr>
+      <w:tr>
+        <w:tc>
+          <w:tcPr>
+            <w:tcW w:type="dxa" w:w="279"/>
+          </w:tcPr>
+          <w:p>
+            <w:r>
+              <w:rPr>
+                <w:rFonts w:ascii="Times New Roman" w:hAnsi="Times New Roman"/>
+                <w:sz w:val="20"/>
+              </w:rPr>
+              <w:t>TCN</w:t>
+            </w:r>
+          </w:p>
+        </w:tc>
+        <w:tc>
+          <w:tcPr>
+            <w:tcW w:type="dxa" w:w="279"/>
+          </w:tcPr>
+          <w:p>
+            <w:r>
+              <w:rPr>
+                <w:rFonts w:ascii="Times New Roman" w:hAnsi="Times New Roman"/>
+                <w:sz w:val="20"/>
+              </w:rPr>
+              <w:t>4</w:t>
+            </w:r>
+          </w:p>
+        </w:tc>
+        <w:tc>
+          <w:tcPr>
+            <w:tcW w:type="dxa" w:w="279"/>
+          </w:tcPr>
+          <w:p>
+            <w:r>
+              <w:rPr>
+                <w:rFonts w:ascii="Times New Roman" w:hAnsi="Times New Roman"/>
+                <w:sz w:val="20"/>
+              </w:rPr>
+              <w:t>4.31</w:t>
+            </w:r>
+          </w:p>
+        </w:tc>
+        <w:tc>
+          <w:tcPr>
+            <w:tcW w:type="dxa" w:w="279"/>
+          </w:tcPr>
+          <w:p>
+            <w:r>
+              <w:rPr>
+                <w:rFonts w:ascii="Times New Roman" w:hAnsi="Times New Roman"/>
+                <w:sz w:val="20"/>
+              </w:rPr>
+              <w:t>0.0093</w:t>
+            </w:r>
+          </w:p>
+        </w:tc>
+        <w:tc>
+          <w:tcPr>
+            <w:tcW w:type="dxa" w:w="279"/>
+          </w:tcPr>
+          <w:p>
+            <w:r>
+              <w:rPr>
+                <w:rFonts w:ascii="Times New Roman" w:hAnsi="Times New Roman"/>
+                <w:sz w:val="20"/>
+              </w:rPr>
+              <w:t>0.0231</w:t>
+            </w:r>
+          </w:p>
+        </w:tc>
+        <w:tc>
+          <w:tcPr>
+            <w:tcW w:type="dxa" w:w="279"/>
+          </w:tcPr>
+          <w:p>
+            <w:r>
+              <w:rPr>
+                <w:rFonts w:ascii="Times New Roman" w:hAnsi="Times New Roman"/>
+                <w:sz w:val="20"/>
+              </w:rPr>
+              <w:t>0.8793</w:t>
+            </w:r>
+          </w:p>
+        </w:tc>
+        <w:tc>
+          <w:tcPr>
+            <w:tcW w:type="dxa" w:w="279"/>
+          </w:tcPr>
+          <w:p>
+            <w:r>
+              <w:rPr>
+                <w:rFonts w:ascii="Times New Roman" w:hAnsi="Times New Roman"/>
+                <w:sz w:val="20"/>
+              </w:rPr>
+              <w:t>Yes</w:t>
+            </w:r>
+          </w:p>
+        </w:tc>
+        <w:tc>
+          <w:tcPr>
+            <w:tcW w:type="dxa" w:w="279"/>
+          </w:tcPr>
+          <w:p>
+            <w:r>
+              <w:rPr>
+                <w:rFonts w:ascii="Times New Roman" w:hAnsi="Times New Roman"/>
+                <w:sz w:val="20"/>
+              </w:rPr>
+              <w:t>0.0751</w:t>
+            </w:r>
+          </w:p>
+        </w:tc>
+        <w:tc>
+          <w:tcPr>
+            <w:tcW w:type="dxa" w:w="279"/>
+          </w:tcPr>
+          <w:p>
+            <w:r>
+              <w:rPr>
+                <w:rFonts w:ascii="Times New Roman" w:hAnsi="Times New Roman"/>
+                <w:sz w:val="20"/>
+              </w:rPr>
+              <w:t>0.7840</w:t>
+            </w:r>
+          </w:p>
+        </w:tc>
+        <w:tc>
+          <w:tcPr>
+            <w:tcW w:type="dxa" w:w="279"/>
+          </w:tcPr>
+          <w:p>
+            <w:r>
+              <w:rPr>
+                <w:rFonts w:ascii="Times New Roman" w:hAnsi="Times New Roman"/>
+                <w:sz w:val="20"/>
+              </w:rPr>
+              <w:t>0.0982</w:t>
+            </w:r>
+          </w:p>
+        </w:tc>
+        <w:tc>
+          <w:tcPr>
+            <w:tcW w:type="dxa" w:w="279"/>
+          </w:tcPr>
+          <w:p>
+            <w:r>
+              <w:rPr>
+                <w:rFonts w:ascii="Times New Roman" w:hAnsi="Times New Roman"/>
+                <w:sz w:val="20"/>
+              </w:rPr>
+              <w:t>0.9521</w:t>
+            </w:r>
+          </w:p>
+        </w:tc>
+        <w:tc>
+          <w:tcPr>
+            <w:tcW w:type="dxa" w:w="279"/>
+          </w:tcPr>
+          <w:p>
+            <w:r>
+              <w:rPr>
+                <w:rFonts w:ascii="Times New Roman" w:hAnsi="Times New Roman"/>
+                <w:sz w:val="20"/>
+              </w:rPr>
+              <w:t>Yes</w:t>
+            </w:r>
+          </w:p>
+        </w:tc>
+        <w:tc>
+          <w:tcPr>
+            <w:tcW w:type="dxa" w:w="279"/>
+          </w:tcPr>
+          <w:p>
+            <w:r>
+              <w:rPr>
+                <w:rFonts w:ascii="Times New Roman" w:hAnsi="Times New Roman"/>
+                <w:sz w:val="20"/>
+              </w:rPr>
+              <w:t>6.356779</w:t>
+            </w:r>
+          </w:p>
+        </w:tc>
+        <w:tc>
+          <w:tcPr>
+            <w:tcW w:type="dxa" w:w="279"/>
+          </w:tcPr>
+          <w:p>
+            <w:r>
+              <w:rPr>
+                <w:rFonts w:ascii="Times New Roman" w:hAnsi="Times New Roman"/>
+                <w:sz w:val="20"/>
+              </w:rPr>
+              <w:t>8.411203</w:t>
+            </w:r>
+          </w:p>
+        </w:tc>
+        <w:tc>
+          <w:tcPr>
+            <w:tcW w:type="dxa" w:w="279"/>
+          </w:tcPr>
+          <w:p>
+            <w:r>
+              <w:rPr>
+                <w:rFonts w:ascii="Times New Roman" w:hAnsi="Times New Roman"/>
+                <w:sz w:val="20"/>
+              </w:rPr>
+              <w:t>-0.0220</w:t>
+            </w:r>
+          </w:p>
+        </w:tc>
+        <w:tc>
+          <w:tcPr>
+            <w:tcW w:type="dxa" w:w="279"/>
+          </w:tcPr>
+          <w:p>
+            <w:r>
+              <w:rPr>
+                <w:rFonts w:ascii="Times New Roman" w:hAnsi="Times New Roman"/>
+                <w:sz w:val="20"/>
+              </w:rPr>
+              <w:t>0.9320</w:t>
+            </w:r>
+          </w:p>
+        </w:tc>
+        <w:tc>
+          <w:tcPr>
+            <w:tcW w:type="dxa" w:w="279"/>
+          </w:tcPr>
+          <w:p>
+            <w:r>
+              <w:rPr>
+                <w:rFonts w:ascii="Times New Roman" w:hAnsi="Times New Roman"/>
+                <w:sz w:val="20"/>
+              </w:rPr>
+              <w:t>7</w:t>
+            </w:r>
+          </w:p>
+        </w:tc>
+        <w:tc>
+          <w:tcPr>
+            <w:tcW w:type="dxa" w:w="279"/>
+          </w:tcPr>
+          <w:p>
+            <w:r>
+              <w:rPr>
+                <w:rFonts w:ascii="Times New Roman" w:hAnsi="Times New Roman"/>
+                <w:sz w:val="20"/>
+              </w:rPr>
+              <w:t>10.78</w:t>
+            </w:r>
+          </w:p>
+        </w:tc>
+        <w:tc>
+          <w:tcPr>
+            <w:tcW w:type="dxa" w:w="279"/>
+          </w:tcPr>
+          <w:p>
+            <w:r>
+              <w:rPr>
+                <w:rFonts w:ascii="Times New Roman" w:hAnsi="Times New Roman"/>
+                <w:sz w:val="20"/>
+              </w:rPr>
+              <w:t>0.0162</w:t>
+            </w:r>
+          </w:p>
+        </w:tc>
+        <w:tc>
+          <w:tcPr>
+            <w:tcW w:type="dxa" w:w="279"/>
+          </w:tcPr>
+          <w:p>
+            <w:r>
+              <w:rPr>
+                <w:rFonts w:ascii="Times New Roman" w:hAnsi="Times New Roman"/>
+                <w:sz w:val="20"/>
+              </w:rPr>
+              <w:t>1.5454</w:t>
+            </w:r>
+          </w:p>
+        </w:tc>
+        <w:tc>
+          <w:tcPr>
+            <w:tcW w:type="dxa" w:w="279"/>
+          </w:tcPr>
+          <w:p>
+            <w:r>
+              <w:rPr>
+                <w:rFonts w:ascii="Times New Roman" w:hAnsi="Times New Roman"/>
+                <w:sz w:val="20"/>
+              </w:rPr>
+              <w:t>0.2138</w:t>
+            </w:r>
+          </w:p>
+        </w:tc>
+        <w:tc>
+          <w:tcPr>
+            <w:tcW w:type="dxa" w:w="279"/>
+          </w:tcPr>
+          <w:p>
+            <w:r>
+              <w:rPr>
+                <w:rFonts w:ascii="Times New Roman" w:hAnsi="Times New Roman"/>
+                <w:sz w:val="20"/>
+              </w:rPr>
+              <w:t>Yes</w:t>
+            </w:r>
+          </w:p>
+        </w:tc>
+        <w:tc>
+          <w:tcPr>
+            <w:tcW w:type="dxa" w:w="279"/>
+          </w:tcPr>
+          <w:p>
+            <w:r>
+              <w:rPr>
+                <w:rFonts w:ascii="Times New Roman" w:hAnsi="Times New Roman"/>
+                <w:sz w:val="20"/>
+              </w:rPr>
+              <w:t>0.2317</w:t>
+            </w:r>
+          </w:p>
+        </w:tc>
+        <w:tc>
+          <w:tcPr>
+            <w:tcW w:type="dxa" w:w="279"/>
+          </w:tcPr>
+          <w:p>
+            <w:r>
+              <w:rPr>
+                <w:rFonts w:ascii="Times New Roman" w:hAnsi="Times New Roman"/>
+                <w:sz w:val="20"/>
+              </w:rPr>
+              <w:t>0.6303</w:t>
+            </w:r>
+          </w:p>
+        </w:tc>
+        <w:tc>
+          <w:tcPr>
+            <w:tcW w:type="dxa" w:w="279"/>
+          </w:tcPr>
+          <w:p>
+            <w:r>
+              <w:rPr>
+                <w:rFonts w:ascii="Times New Roman" w:hAnsi="Times New Roman"/>
+                <w:sz w:val="20"/>
+              </w:rPr>
+              <w:t>1.7771</w:t>
+            </w:r>
+          </w:p>
+        </w:tc>
+        <w:tc>
+          <w:tcPr>
+            <w:tcW w:type="dxa" w:w="279"/>
+          </w:tcPr>
+          <w:p>
+            <w:r>
+              <w:rPr>
+                <w:rFonts w:ascii="Times New Roman" w:hAnsi="Times New Roman"/>
+                <w:sz w:val="20"/>
+              </w:rPr>
+              <w:t>0.4113</w:t>
+            </w:r>
+          </w:p>
+        </w:tc>
+        <w:tc>
+          <w:tcPr>
+            <w:tcW w:type="dxa" w:w="279"/>
+          </w:tcPr>
+          <w:p>
+            <w:r>
+              <w:rPr>
+                <w:rFonts w:ascii="Times New Roman" w:hAnsi="Times New Roman"/>
+                <w:sz w:val="20"/>
+              </w:rPr>
+              <w:t>Yes</w:t>
+            </w:r>
+          </w:p>
+        </w:tc>
+        <w:tc>
+          <w:tcPr>
+            <w:tcW w:type="dxa" w:w="279"/>
+          </w:tcPr>
+          <w:p>
+            <w:r>
+              <w:rPr>
+                <w:rFonts w:ascii="Times New Roman" w:hAnsi="Times New Roman"/>
+                <w:sz w:val="20"/>
+              </w:rPr>
+              <w:t>4.856155</w:t>
+            </w:r>
+          </w:p>
+        </w:tc>
+        <w:tc>
+          <w:tcPr>
+            <w:tcW w:type="dxa" w:w="279"/>
+          </w:tcPr>
+          <w:p>
+            <w:r>
+              <w:rPr>
+                <w:rFonts w:ascii="Times New Roman" w:hAnsi="Times New Roman"/>
+                <w:sz w:val="20"/>
+              </w:rPr>
+              <w:t>6.652706</w:t>
+            </w:r>
+          </w:p>
+        </w:tc>
+        <w:tc>
+          <w:tcPr>
+            <w:tcW w:type="dxa" w:w="279"/>
+          </w:tcPr>
+          <w:p>
+            <w:r>
+              <w:rPr>
+                <w:rFonts w:ascii="Times New Roman" w:hAnsi="Times New Roman"/>
+                <w:sz w:val="20"/>
+              </w:rPr>
+              <w:t>-0.2837</w:t>
+            </w:r>
+          </w:p>
+        </w:tc>
+        <w:tc>
+          <w:tcPr>
+            <w:tcW w:type="dxa" w:w="279"/>
+          </w:tcPr>
+          <w:p>
+            <w:r>
+              <w:rPr>
+                <w:rFonts w:ascii="Times New Roman" w:hAnsi="Times New Roman"/>
+                <w:sz w:val="20"/>
+              </w:rPr>
+              <w:t>0.3660</w:t>
+            </w:r>
+          </w:p>
+        </w:tc>
+      </w:tr>
+      <w:tr>
+        <w:tc>
+          <w:tcPr>
+            <w:tcW w:type="dxa" w:w="279"/>
+          </w:tcPr>
+          <w:p>
+            <w:r>
+              <w:rPr>
+                <w:rFonts w:ascii="Times New Roman" w:hAnsi="Times New Roman"/>
+                <w:sz w:val="20"/>
+              </w:rPr>
+              <w:t>Transformer</w:t>
+            </w:r>
+          </w:p>
+        </w:tc>
+        <w:tc>
+          <w:tcPr>
+            <w:tcW w:type="dxa" w:w="279"/>
+          </w:tcPr>
+          <w:p>
+            <w:r>
+              <w:rPr>
+                <w:rFonts w:ascii="Times New Roman" w:hAnsi="Times New Roman"/>
+                <w:sz w:val="20"/>
+              </w:rPr>
+              <w:t>4</w:t>
+            </w:r>
+          </w:p>
+        </w:tc>
+        <w:tc>
+          <w:tcPr>
+            <w:tcW w:type="dxa" w:w="279"/>
+          </w:tcPr>
+          <w:p>
+            <w:r>
+              <w:rPr>
+                <w:rFonts w:ascii="Times New Roman" w:hAnsi="Times New Roman"/>
+                <w:sz w:val="20"/>
+              </w:rPr>
+              <w:t>4.31</w:t>
+            </w:r>
+          </w:p>
+        </w:tc>
+        <w:tc>
+          <w:tcPr>
+            <w:tcW w:type="dxa" w:w="279"/>
+          </w:tcPr>
+          <w:p>
+            <w:r>
+              <w:rPr>
+                <w:rFonts w:ascii="Times New Roman" w:hAnsi="Times New Roman"/>
+                <w:sz w:val="20"/>
+              </w:rPr>
+              <w:t>0.0093</w:t>
+            </w:r>
+          </w:p>
+        </w:tc>
+        <w:tc>
+          <w:tcPr>
+            <w:tcW w:type="dxa" w:w="279"/>
+          </w:tcPr>
+          <w:p>
+            <w:r>
+              <w:rPr>
+                <w:rFonts w:ascii="Times New Roman" w:hAnsi="Times New Roman"/>
+                <w:sz w:val="20"/>
+              </w:rPr>
+              <w:t>0.0231</w:t>
+            </w:r>
+          </w:p>
+        </w:tc>
+        <w:tc>
+          <w:tcPr>
+            <w:tcW w:type="dxa" w:w="279"/>
+          </w:tcPr>
+          <w:p>
+            <w:r>
+              <w:rPr>
+                <w:rFonts w:ascii="Times New Roman" w:hAnsi="Times New Roman"/>
+                <w:sz w:val="20"/>
+              </w:rPr>
+              <w:t>0.8793</w:t>
+            </w:r>
+          </w:p>
+        </w:tc>
+        <w:tc>
+          <w:tcPr>
+            <w:tcW w:type="dxa" w:w="279"/>
+          </w:tcPr>
+          <w:p>
+            <w:r>
+              <w:rPr>
+                <w:rFonts w:ascii="Times New Roman" w:hAnsi="Times New Roman"/>
+                <w:sz w:val="20"/>
+              </w:rPr>
+              <w:t>Yes</w:t>
+            </w:r>
+          </w:p>
+        </w:tc>
+        <w:tc>
+          <w:tcPr>
+            <w:tcW w:type="dxa" w:w="279"/>
+          </w:tcPr>
+          <w:p>
+            <w:r>
+              <w:rPr>
+                <w:rFonts w:ascii="Times New Roman" w:hAnsi="Times New Roman"/>
+                <w:sz w:val="20"/>
+              </w:rPr>
+              <w:t>0.0751</w:t>
+            </w:r>
+          </w:p>
+        </w:tc>
+        <w:tc>
+          <w:tcPr>
+            <w:tcW w:type="dxa" w:w="279"/>
+          </w:tcPr>
+          <w:p>
+            <w:r>
+              <w:rPr>
+                <w:rFonts w:ascii="Times New Roman" w:hAnsi="Times New Roman"/>
+                <w:sz w:val="20"/>
+              </w:rPr>
+              <w:t>0.7840</w:t>
+            </w:r>
+          </w:p>
+        </w:tc>
+        <w:tc>
+          <w:tcPr>
+            <w:tcW w:type="dxa" w:w="279"/>
+          </w:tcPr>
+          <w:p>
+            <w:r>
+              <w:rPr>
+                <w:rFonts w:ascii="Times New Roman" w:hAnsi="Times New Roman"/>
+                <w:sz w:val="20"/>
+              </w:rPr>
+              <w:t>0.0982</w:t>
+            </w:r>
+          </w:p>
+        </w:tc>
+        <w:tc>
+          <w:tcPr>
+            <w:tcW w:type="dxa" w:w="279"/>
+          </w:tcPr>
+          <w:p>
+            <w:r>
+              <w:rPr>
+                <w:rFonts w:ascii="Times New Roman" w:hAnsi="Times New Roman"/>
+                <w:sz w:val="20"/>
+              </w:rPr>
+              <w:t>0.9521</w:t>
+            </w:r>
+          </w:p>
+        </w:tc>
+        <w:tc>
+          <w:tcPr>
+            <w:tcW w:type="dxa" w:w="279"/>
+          </w:tcPr>
+          <w:p>
+            <w:r>
+              <w:rPr>
+                <w:rFonts w:ascii="Times New Roman" w:hAnsi="Times New Roman"/>
+                <w:sz w:val="20"/>
+              </w:rPr>
+              <w:t>Yes</w:t>
+            </w:r>
+          </w:p>
+        </w:tc>
+        <w:tc>
+          <w:tcPr>
+            <w:tcW w:type="dxa" w:w="279"/>
+          </w:tcPr>
+          <w:p>
+            <w:r>
+              <w:rPr>
+                <w:rFonts w:ascii="Times New Roman" w:hAnsi="Times New Roman"/>
+                <w:sz w:val="20"/>
+              </w:rPr>
+              <w:t>6.686182</w:t>
+            </w:r>
+          </w:p>
+        </w:tc>
+        <w:tc>
+          <w:tcPr>
+            <w:tcW w:type="dxa" w:w="279"/>
+          </w:tcPr>
+          <w:p>
+            <w:r>
+              <w:rPr>
+                <w:rFonts w:ascii="Times New Roman" w:hAnsi="Times New Roman"/>
+                <w:sz w:val="20"/>
+              </w:rPr>
+              <w:t>8.847063</w:t>
+            </w:r>
+          </w:p>
+        </w:tc>
+        <w:tc>
+          <w:tcPr>
+            <w:tcW w:type="dxa" w:w="279"/>
+          </w:tcPr>
+          <w:p>
+            <w:r>
+              <w:rPr>
+                <w:rFonts w:ascii="Times New Roman" w:hAnsi="Times New Roman"/>
+                <w:sz w:val="20"/>
+              </w:rPr>
+              <w:t>-0.0949</w:t>
+            </w:r>
+          </w:p>
+        </w:tc>
+        <w:tc>
+          <w:tcPr>
+            <w:tcW w:type="dxa" w:w="279"/>
+          </w:tcPr>
+          <w:p>
+            <w:r>
+              <w:rPr>
+                <w:rFonts w:ascii="Times New Roman" w:hAnsi="Times New Roman"/>
+                <w:sz w:val="20"/>
+              </w:rPr>
+              <w:t>0.9900</w:t>
+            </w:r>
+          </w:p>
+        </w:tc>
+        <w:tc>
+          <w:tcPr>
+            <w:tcW w:type="dxa" w:w="279"/>
+          </w:tcPr>
+          <w:p>
+            <w:r>
+              <w:rPr>
+                <w:rFonts w:ascii="Times New Roman" w:hAnsi="Times New Roman"/>
+                <w:sz w:val="20"/>
+              </w:rPr>
+              <w:t>8</w:t>
+            </w:r>
+          </w:p>
+        </w:tc>
+        <w:tc>
+          <w:tcPr>
+            <w:tcW w:type="dxa" w:w="279"/>
+          </w:tcPr>
+          <w:p>
+            <w:r>
+              <w:rPr>
+                <w:rFonts w:ascii="Times New Roman" w:hAnsi="Times New Roman"/>
+                <w:sz w:val="20"/>
+              </w:rPr>
+              <w:t>10.78</w:t>
+            </w:r>
+          </w:p>
+        </w:tc>
+        <w:tc>
+          <w:tcPr>
+            <w:tcW w:type="dxa" w:w="279"/>
+          </w:tcPr>
+          <w:p>
+            <w:r>
+              <w:rPr>
+                <w:rFonts w:ascii="Times New Roman" w:hAnsi="Times New Roman"/>
+                <w:sz w:val="20"/>
+              </w:rPr>
+              <w:t>0.0186</w:t>
+            </w:r>
+          </w:p>
+        </w:tc>
+        <w:tc>
+          <w:tcPr>
+            <w:tcW w:type="dxa" w:w="279"/>
+          </w:tcPr>
+          <w:p>
+            <w:r>
+              <w:rPr>
+                <w:rFonts w:ascii="Times New Roman" w:hAnsi="Times New Roman"/>
+                <w:sz w:val="20"/>
+              </w:rPr>
+              <w:t>0.8037</w:t>
+            </w:r>
+          </w:p>
+        </w:tc>
+        <w:tc>
+          <w:tcPr>
+            <w:tcW w:type="dxa" w:w="279"/>
+          </w:tcPr>
+          <w:p>
+            <w:r>
+              <w:rPr>
+                <w:rFonts w:ascii="Times New Roman" w:hAnsi="Times New Roman"/>
+                <w:sz w:val="20"/>
+              </w:rPr>
+              <w:t>0.3700</w:t>
+            </w:r>
+          </w:p>
+        </w:tc>
+        <w:tc>
+          <w:tcPr>
+            <w:tcW w:type="dxa" w:w="279"/>
+          </w:tcPr>
+          <w:p>
+            <w:r>
+              <w:rPr>
+                <w:rFonts w:ascii="Times New Roman" w:hAnsi="Times New Roman"/>
+                <w:sz w:val="20"/>
+              </w:rPr>
+              <w:t>Yes</w:t>
+            </w:r>
+          </w:p>
+        </w:tc>
+        <w:tc>
+          <w:tcPr>
+            <w:tcW w:type="dxa" w:w="279"/>
+          </w:tcPr>
+          <w:p>
+            <w:r>
+              <w:rPr>
+                <w:rFonts w:ascii="Times New Roman" w:hAnsi="Times New Roman"/>
+                <w:sz w:val="20"/>
+              </w:rPr>
+              <w:t>0.3033</w:t>
+            </w:r>
+          </w:p>
+        </w:tc>
+        <w:tc>
+          <w:tcPr>
+            <w:tcW w:type="dxa" w:w="279"/>
+          </w:tcPr>
+          <w:p>
+            <w:r>
+              <w:rPr>
+                <w:rFonts w:ascii="Times New Roman" w:hAnsi="Times New Roman"/>
+                <w:sz w:val="20"/>
+              </w:rPr>
+              <w:t>0.5818</w:t>
+            </w:r>
+          </w:p>
+        </w:tc>
+        <w:tc>
+          <w:tcPr>
+            <w:tcW w:type="dxa" w:w="279"/>
+          </w:tcPr>
+          <w:p>
+            <w:r>
+              <w:rPr>
+                <w:rFonts w:ascii="Times New Roman" w:hAnsi="Times New Roman"/>
+                <w:sz w:val="20"/>
+              </w:rPr>
+              <w:t>1.1070</w:t>
+            </w:r>
+          </w:p>
+        </w:tc>
+        <w:tc>
+          <w:tcPr>
+            <w:tcW w:type="dxa" w:w="279"/>
+          </w:tcPr>
+          <w:p>
+            <w:r>
+              <w:rPr>
+                <w:rFonts w:ascii="Times New Roman" w:hAnsi="Times New Roman"/>
+                <w:sz w:val="20"/>
+              </w:rPr>
+              <w:t>0.5749</w:t>
+            </w:r>
+          </w:p>
+        </w:tc>
+        <w:tc>
+          <w:tcPr>
+            <w:tcW w:type="dxa" w:w="279"/>
+          </w:tcPr>
+          <w:p>
+            <w:r>
+              <w:rPr>
+                <w:rFonts w:ascii="Times New Roman" w:hAnsi="Times New Roman"/>
+                <w:sz w:val="20"/>
+              </w:rPr>
+              <w:t>Yes</w:t>
+            </w:r>
+          </w:p>
+        </w:tc>
+        <w:tc>
+          <w:tcPr>
+            <w:tcW w:type="dxa" w:w="279"/>
+          </w:tcPr>
+          <w:p>
+            <w:r>
+              <w:rPr>
+                <w:rFonts w:ascii="Times New Roman" w:hAnsi="Times New Roman"/>
+                <w:sz w:val="20"/>
+              </w:rPr>
+              <w:t>5.107796</w:t>
+            </w:r>
+          </w:p>
+        </w:tc>
+        <w:tc>
+          <w:tcPr>
+            <w:tcW w:type="dxa" w:w="279"/>
+          </w:tcPr>
+          <w:p>
+            <w:r>
+              <w:rPr>
+                <w:rFonts w:ascii="Times New Roman" w:hAnsi="Times New Roman"/>
+                <w:sz w:val="20"/>
+              </w:rPr>
+              <w:t>6.997443</w:t>
+            </w:r>
+          </w:p>
+        </w:tc>
+        <w:tc>
+          <w:tcPr>
+            <w:tcW w:type="dxa" w:w="279"/>
+          </w:tcPr>
+          <w:p>
+            <w:r>
+              <w:rPr>
+                <w:rFonts w:ascii="Times New Roman" w:hAnsi="Times New Roman"/>
+                <w:sz w:val="20"/>
+              </w:rPr>
+              <w:t>-0.2567</w:t>
+            </w:r>
+          </w:p>
+        </w:tc>
+        <w:tc>
+          <w:tcPr>
+            <w:tcW w:type="dxa" w:w="279"/>
+          </w:tcPr>
+          <w:p>
+            <w:r>
+              <w:rPr>
+                <w:rFonts w:ascii="Times New Roman" w:hAnsi="Times New Roman"/>
+                <w:sz w:val="20"/>
+              </w:rPr>
+              <w:t>0.4260</w:t>
             </w:r>
           </w:p>
         </w:tc>

--- a/outputs/tables/Table11_a_Risk_BTC-USD.docx
+++ b/outputs/tables/Table11_a_Risk_BTC-USD.docx
@@ -946,7 +946,7 @@
                 <w:rFonts w:ascii="Times New Roman" w:hAnsi="Times New Roman"/>
                 <w:sz w:val="20"/>
               </w:rPr>
-              <w:t>4</w:t>
+              <w:t>2</w:t>
             </w:r>
           </w:p>
         </w:tc>
@@ -974,35 +974,35 @@
                 <w:rFonts w:ascii="Times New Roman" w:hAnsi="Times New Roman"/>
                 <w:sz w:val="20"/>
               </w:rPr>
-              <w:t>0.0093</w:t>
-            </w:r>
-          </w:p>
-        </w:tc>
-        <w:tc>
-          <w:tcPr>
-            <w:tcW w:type="dxa" w:w="279"/>
-          </w:tcPr>
-          <w:p>
-            <w:r>
-              <w:rPr>
-                <w:rFonts w:ascii="Times New Roman" w:hAnsi="Times New Roman"/>
-                <w:sz w:val="20"/>
-              </w:rPr>
-              <w:t>0.0231</w:t>
-            </w:r>
-          </w:p>
-        </w:tc>
-        <w:tc>
-          <w:tcPr>
-            <w:tcW w:type="dxa" w:w="279"/>
-          </w:tcPr>
-          <w:p>
-            <w:r>
-              <w:rPr>
-                <w:rFonts w:ascii="Times New Roman" w:hAnsi="Times New Roman"/>
-                <w:sz w:val="20"/>
-              </w:rPr>
-              <w:t>0.8793</w:t>
+              <w:t>0.0046</w:t>
+            </w:r>
+          </w:p>
+        </w:tc>
+        <w:tc>
+          <w:tcPr>
+            <w:tcW w:type="dxa" w:w="279"/>
+          </w:tcPr>
+          <w:p>
+            <w:r>
+              <w:rPr>
+                <w:rFonts w:ascii="Times New Roman" w:hAnsi="Times New Roman"/>
+                <w:sz w:val="20"/>
+              </w:rPr>
+              <w:t>1.5613</w:t>
+            </w:r>
+          </w:p>
+        </w:tc>
+        <w:tc>
+          <w:tcPr>
+            <w:tcW w:type="dxa" w:w="279"/>
+          </w:tcPr>
+          <w:p>
+            <w:r>
+              <w:rPr>
+                <w:rFonts w:ascii="Times New Roman" w:hAnsi="Times New Roman"/>
+                <w:sz w:val="20"/>
+              </w:rPr>
+              <w:t>0.2115</w:t>
             </w:r>
           </w:p>
         </w:tc>
@@ -1030,49 +1030,49 @@
                 <w:rFonts w:ascii="Times New Roman" w:hAnsi="Times New Roman"/>
                 <w:sz w:val="20"/>
               </w:rPr>
-              <w:t>0.0751</w:t>
-            </w:r>
-          </w:p>
-        </w:tc>
-        <w:tc>
-          <w:tcPr>
-            <w:tcW w:type="dxa" w:w="279"/>
-          </w:tcPr>
-          <w:p>
-            <w:r>
-              <w:rPr>
-                <w:rFonts w:ascii="Times New Roman" w:hAnsi="Times New Roman"/>
-                <w:sz w:val="20"/>
-              </w:rPr>
-              <w:t>0.7840</w:t>
-            </w:r>
-          </w:p>
-        </w:tc>
-        <w:tc>
-          <w:tcPr>
-            <w:tcW w:type="dxa" w:w="279"/>
-          </w:tcPr>
-          <w:p>
-            <w:r>
-              <w:rPr>
-                <w:rFonts w:ascii="Times New Roman" w:hAnsi="Times New Roman"/>
-                <w:sz w:val="20"/>
-              </w:rPr>
-              <w:t>0.0982</w:t>
-            </w:r>
-          </w:p>
-        </w:tc>
-        <w:tc>
-          <w:tcPr>
-            <w:tcW w:type="dxa" w:w="279"/>
-          </w:tcPr>
-          <w:p>
-            <w:r>
-              <w:rPr>
-                <w:rFonts w:ascii="Times New Roman" w:hAnsi="Times New Roman"/>
-                <w:sz w:val="20"/>
-              </w:rPr>
-              <w:t>0.9521</w:t>
+              <w:t>0.0187</w:t>
+            </w:r>
+          </w:p>
+        </w:tc>
+        <w:tc>
+          <w:tcPr>
+            <w:tcW w:type="dxa" w:w="279"/>
+          </w:tcPr>
+          <w:p>
+            <w:r>
+              <w:rPr>
+                <w:rFonts w:ascii="Times New Roman" w:hAnsi="Times New Roman"/>
+                <w:sz w:val="20"/>
+              </w:rPr>
+              <w:t>0.8913</w:t>
+            </w:r>
+          </w:p>
+        </w:tc>
+        <w:tc>
+          <w:tcPr>
+            <w:tcW w:type="dxa" w:w="279"/>
+          </w:tcPr>
+          <w:p>
+            <w:r>
+              <w:rPr>
+                <w:rFonts w:ascii="Times New Roman" w:hAnsi="Times New Roman"/>
+                <w:sz w:val="20"/>
+              </w:rPr>
+              <w:t>1.5800</w:t>
+            </w:r>
+          </w:p>
+        </w:tc>
+        <w:tc>
+          <w:tcPr>
+            <w:tcW w:type="dxa" w:w="279"/>
+          </w:tcPr>
+          <w:p>
+            <w:r>
+              <w:rPr>
+                <w:rFonts w:ascii="Times New Roman" w:hAnsi="Times New Roman"/>
+                <w:sz w:val="20"/>
+              </w:rPr>
+              <w:t>0.4538</w:t>
             </w:r>
           </w:p>
         </w:tc>
@@ -1100,63 +1100,63 @@
                 <w:rFonts w:ascii="Times New Roman" w:hAnsi="Times New Roman"/>
                 <w:sz w:val="20"/>
               </w:rPr>
-              <w:t>6.596142</w:t>
-            </w:r>
-          </w:p>
-        </w:tc>
-        <w:tc>
-          <w:tcPr>
-            <w:tcW w:type="dxa" w:w="279"/>
-          </w:tcPr>
-          <w:p>
-            <w:r>
-              <w:rPr>
-                <w:rFonts w:ascii="Times New Roman" w:hAnsi="Times New Roman"/>
-                <w:sz w:val="20"/>
-              </w:rPr>
-              <w:t>8.727924</w:t>
-            </w:r>
-          </w:p>
-        </w:tc>
-        <w:tc>
-          <w:tcPr>
-            <w:tcW w:type="dxa" w:w="279"/>
-          </w:tcPr>
-          <w:p>
-            <w:r>
-              <w:rPr>
-                <w:rFonts w:ascii="Times New Roman" w:hAnsi="Times New Roman"/>
-                <w:sz w:val="20"/>
-              </w:rPr>
-              <w:t>-0.0948</w:t>
-            </w:r>
-          </w:p>
-        </w:tc>
-        <w:tc>
-          <w:tcPr>
-            <w:tcW w:type="dxa" w:w="279"/>
-          </w:tcPr>
-          <w:p>
-            <w:r>
-              <w:rPr>
-                <w:rFonts w:ascii="Times New Roman" w:hAnsi="Times New Roman"/>
-                <w:sz w:val="20"/>
-              </w:rPr>
-              <w:t>0.9900</w:t>
-            </w:r>
-          </w:p>
-        </w:tc>
-        <w:tc>
-          <w:tcPr>
-            <w:tcW w:type="dxa" w:w="279"/>
-          </w:tcPr>
-          <w:p>
-            <w:r>
-              <w:rPr>
-                <w:rFonts w:ascii="Times New Roman" w:hAnsi="Times New Roman"/>
-                <w:sz w:val="20"/>
-              </w:rPr>
-              <w:t>11</w:t>
+              <w:t>7.420492</w:t>
+            </w:r>
+          </w:p>
+        </w:tc>
+        <w:tc>
+          <w:tcPr>
+            <w:tcW w:type="dxa" w:w="279"/>
+          </w:tcPr>
+          <w:p>
+            <w:r>
+              <w:rPr>
+                <w:rFonts w:ascii="Times New Roman" w:hAnsi="Times New Roman"/>
+                <w:sz w:val="20"/>
+              </w:rPr>
+              <w:t>9.818692</w:t>
+            </w:r>
+          </w:p>
+        </w:tc>
+        <w:tc>
+          <w:tcPr>
+            <w:tcW w:type="dxa" w:w="279"/>
+          </w:tcPr>
+          <w:p>
+            <w:r>
+              <w:rPr>
+                <w:rFonts w:ascii="Times New Roman" w:hAnsi="Times New Roman"/>
+                <w:sz w:val="20"/>
+              </w:rPr>
+              <w:t>-0.5038</w:t>
+            </w:r>
+          </w:p>
+        </w:tc>
+        <w:tc>
+          <w:tcPr>
+            <w:tcW w:type="dxa" w:w="279"/>
+          </w:tcPr>
+          <w:p>
+            <w:r>
+              <w:rPr>
+                <w:rFonts w:ascii="Times New Roman" w:hAnsi="Times New Roman"/>
+                <w:sz w:val="20"/>
+              </w:rPr>
+              <w:t>0.3380</w:t>
+            </w:r>
+          </w:p>
+        </w:tc>
+        <w:tc>
+          <w:tcPr>
+            <w:tcW w:type="dxa" w:w="279"/>
+          </w:tcPr>
+          <w:p>
+            <w:r>
+              <w:rPr>
+                <w:rFonts w:ascii="Times New Roman" w:hAnsi="Times New Roman"/>
+                <w:sz w:val="20"/>
+              </w:rPr>
+              <w:t>6</w:t>
             </w:r>
           </w:p>
         </w:tc>
@@ -1184,35 +1184,35 @@
                 <w:rFonts w:ascii="Times New Roman" w:hAnsi="Times New Roman"/>
                 <w:sz w:val="20"/>
               </w:rPr>
-              <w:t>0.0255</w:t>
-            </w:r>
-          </w:p>
-        </w:tc>
-        <w:tc>
-          <w:tcPr>
-            <w:tcW w:type="dxa" w:w="279"/>
-          </w:tcPr>
-          <w:p>
-            <w:r>
-              <w:rPr>
-                <w:rFonts w:ascii="Times New Roman" w:hAnsi="Times New Roman"/>
-                <w:sz w:val="20"/>
-              </w:rPr>
-              <w:t>0.0048</w:t>
-            </w:r>
-          </w:p>
-        </w:tc>
-        <w:tc>
-          <w:tcPr>
-            <w:tcW w:type="dxa" w:w="279"/>
-          </w:tcPr>
-          <w:p>
-            <w:r>
-              <w:rPr>
-                <w:rFonts w:ascii="Times New Roman" w:hAnsi="Times New Roman"/>
-                <w:sz w:val="20"/>
-              </w:rPr>
-              <w:t>0.9448</w:t>
+              <w:t>0.0139</w:t>
+            </w:r>
+          </w:p>
+        </w:tc>
+        <w:tc>
+          <w:tcPr>
+            <w:tcW w:type="dxa" w:w="279"/>
+          </w:tcPr>
+          <w:p>
+            <w:r>
+              <w:rPr>
+                <w:rFonts w:ascii="Times New Roman" w:hAnsi="Times New Roman"/>
+                <w:sz w:val="20"/>
+              </w:rPr>
+              <w:t>2.5784</w:t>
+            </w:r>
+          </w:p>
+        </w:tc>
+        <w:tc>
+          <w:tcPr>
+            <w:tcW w:type="dxa" w:w="279"/>
+          </w:tcPr>
+          <w:p>
+            <w:r>
+              <w:rPr>
+                <w:rFonts w:ascii="Times New Roman" w:hAnsi="Times New Roman"/>
+                <w:sz w:val="20"/>
+              </w:rPr>
+              <w:t>0.1083</w:t>
             </w:r>
           </w:p>
         </w:tc>
@@ -1240,49 +1240,49 @@
                 <w:rFonts w:ascii="Times New Roman" w:hAnsi="Times New Roman"/>
                 <w:sz w:val="20"/>
               </w:rPr>
-              <w:t>0.5776</w:t>
-            </w:r>
-          </w:p>
-        </w:tc>
-        <w:tc>
-          <w:tcPr>
-            <w:tcW w:type="dxa" w:w="279"/>
-          </w:tcPr>
-          <w:p>
-            <w:r>
-              <w:rPr>
-                <w:rFonts w:ascii="Times New Roman" w:hAnsi="Times New Roman"/>
-                <w:sz w:val="20"/>
-              </w:rPr>
-              <w:t>0.4472</w:t>
-            </w:r>
-          </w:p>
-        </w:tc>
-        <w:tc>
-          <w:tcPr>
-            <w:tcW w:type="dxa" w:w="279"/>
-          </w:tcPr>
-          <w:p>
-            <w:r>
-              <w:rPr>
-                <w:rFonts w:ascii="Times New Roman" w:hAnsi="Times New Roman"/>
-                <w:sz w:val="20"/>
-              </w:rPr>
-              <w:t>0.5824</w:t>
-            </w:r>
-          </w:p>
-        </w:tc>
-        <w:tc>
-          <w:tcPr>
-            <w:tcW w:type="dxa" w:w="279"/>
-          </w:tcPr>
-          <w:p>
-            <w:r>
-              <w:rPr>
-                <w:rFonts w:ascii="Times New Roman" w:hAnsi="Times New Roman"/>
-                <w:sz w:val="20"/>
-              </w:rPr>
-              <w:t>0.7474</w:t>
+              <w:t>0.1698</w:t>
+            </w:r>
+          </w:p>
+        </w:tc>
+        <w:tc>
+          <w:tcPr>
+            <w:tcW w:type="dxa" w:w="279"/>
+          </w:tcPr>
+          <w:p>
+            <w:r>
+              <w:rPr>
+                <w:rFonts w:ascii="Times New Roman" w:hAnsi="Times New Roman"/>
+                <w:sz w:val="20"/>
+              </w:rPr>
+              <w:t>0.6803</w:t>
+            </w:r>
+          </w:p>
+        </w:tc>
+        <w:tc>
+          <w:tcPr>
+            <w:tcW w:type="dxa" w:w="279"/>
+          </w:tcPr>
+          <w:p>
+            <w:r>
+              <w:rPr>
+                <w:rFonts w:ascii="Times New Roman" w:hAnsi="Times New Roman"/>
+                <w:sz w:val="20"/>
+              </w:rPr>
+              <w:t>2.7482</w:t>
+            </w:r>
+          </w:p>
+        </w:tc>
+        <w:tc>
+          <w:tcPr>
+            <w:tcW w:type="dxa" w:w="279"/>
+          </w:tcPr>
+          <w:p>
+            <w:r>
+              <w:rPr>
+                <w:rFonts w:ascii="Times New Roman" w:hAnsi="Times New Roman"/>
+                <w:sz w:val="20"/>
+              </w:rPr>
+              <w:t>0.2531</w:t>
             </w:r>
           </w:p>
         </w:tc>
@@ -1310,49 +1310,49 @@
                 <w:rFonts w:ascii="Times New Roman" w:hAnsi="Times New Roman"/>
                 <w:sz w:val="20"/>
               </w:rPr>
-              <w:t>5.039012</w:t>
-            </w:r>
-          </w:p>
-        </w:tc>
-        <w:tc>
-          <w:tcPr>
-            <w:tcW w:type="dxa" w:w="279"/>
-          </w:tcPr>
-          <w:p>
-            <w:r>
-              <w:rPr>
-                <w:rFonts w:ascii="Times New Roman" w:hAnsi="Times New Roman"/>
-                <w:sz w:val="20"/>
-              </w:rPr>
-              <w:t>6.903211</w:t>
-            </w:r>
-          </w:p>
-        </w:tc>
-        <w:tc>
-          <w:tcPr>
-            <w:tcW w:type="dxa" w:w="279"/>
-          </w:tcPr>
-          <w:p>
-            <w:r>
-              <w:rPr>
-                <w:rFonts w:ascii="Times New Roman" w:hAnsi="Times New Roman"/>
-                <w:sz w:val="20"/>
-              </w:rPr>
-              <w:t>-0.0175</w:t>
-            </w:r>
-          </w:p>
-        </w:tc>
-        <w:tc>
-          <w:tcPr>
-            <w:tcW w:type="dxa" w:w="279"/>
-          </w:tcPr>
-          <w:p>
-            <w:r>
-              <w:rPr>
-                <w:rFonts w:ascii="Times New Roman" w:hAnsi="Times New Roman"/>
-                <w:sz w:val="20"/>
-              </w:rPr>
-              <w:t>0.9340</w:t>
+              <w:t>5.668760</w:t>
+            </w:r>
+          </w:p>
+        </w:tc>
+        <w:tc>
+          <w:tcPr>
+            <w:tcW w:type="dxa" w:w="279"/>
+          </w:tcPr>
+          <w:p>
+            <w:r>
+              <w:rPr>
+                <w:rFonts w:ascii="Times New Roman" w:hAnsi="Times New Roman"/>
+                <w:sz w:val="20"/>
+              </w:rPr>
+              <w:t>7.765937</w:t>
+            </w:r>
+          </w:p>
+        </w:tc>
+        <w:tc>
+          <w:tcPr>
+            <w:tcW w:type="dxa" w:w="279"/>
+          </w:tcPr>
+          <w:p>
+            <w:r>
+              <w:rPr>
+                <w:rFonts w:ascii="Times New Roman" w:hAnsi="Times New Roman"/>
+                <w:sz w:val="20"/>
+              </w:rPr>
+              <w:t>-0.4486</w:t>
+            </w:r>
+          </w:p>
+        </w:tc>
+        <w:tc>
+          <w:tcPr>
+            <w:tcW w:type="dxa" w:w="279"/>
+          </w:tcPr>
+          <w:p>
+            <w:r>
+              <w:rPr>
+                <w:rFonts w:ascii="Times New Roman" w:hAnsi="Times New Roman"/>
+                <w:sz w:val="20"/>
+              </w:rPr>
+              <w:t>0.1360</w:t>
             </w:r>
           </w:p>
         </w:tc>
@@ -3548,21 +3548,21 @@
                 <w:rFonts w:ascii="Times New Roman" w:hAnsi="Times New Roman"/>
                 <w:sz w:val="20"/>
               </w:rPr>
-              <w:t>GJR-GARCH(1,1)</w:t>
-            </w:r>
-          </w:p>
-        </w:tc>
-        <w:tc>
-          <w:tcPr>
-            <w:tcW w:type="dxa" w:w="279"/>
-          </w:tcPr>
-          <w:p>
-            <w:r>
-              <w:rPr>
-                <w:rFonts w:ascii="Times New Roman" w:hAnsi="Times New Roman"/>
-                <w:sz w:val="20"/>
-              </w:rPr>
-              <w:t>5</w:t>
+              <w:t>GARCH-LSTM</w:t>
+            </w:r>
+          </w:p>
+        </w:tc>
+        <w:tc>
+          <w:tcPr>
+            <w:tcW w:type="dxa" w:w="279"/>
+          </w:tcPr>
+          <w:p>
+            <w:r>
+              <w:rPr>
+                <w:rFonts w:ascii="Times New Roman" w:hAnsi="Times New Roman"/>
+                <w:sz w:val="20"/>
+              </w:rPr>
+              <w:t>3</w:t>
             </w:r>
           </w:p>
         </w:tc>
@@ -3590,35 +3590,35 @@
                 <w:rFonts w:ascii="Times New Roman" w:hAnsi="Times New Roman"/>
                 <w:sz w:val="20"/>
               </w:rPr>
-              <w:t>0.0116</w:t>
-            </w:r>
-          </w:p>
-        </w:tc>
-        <w:tc>
-          <w:tcPr>
-            <w:tcW w:type="dxa" w:w="279"/>
-          </w:tcPr>
-          <w:p>
-            <w:r>
-              <w:rPr>
-                <w:rFonts w:ascii="Times New Roman" w:hAnsi="Times New Roman"/>
-                <w:sz w:val="20"/>
-              </w:rPr>
-              <w:t>0.1061</w:t>
-            </w:r>
-          </w:p>
-        </w:tc>
-        <w:tc>
-          <w:tcPr>
-            <w:tcW w:type="dxa" w:w="279"/>
-          </w:tcPr>
-          <w:p>
-            <w:r>
-              <w:rPr>
-                <w:rFonts w:ascii="Times New Roman" w:hAnsi="Times New Roman"/>
-                <w:sz w:val="20"/>
-              </w:rPr>
-              <w:t>0.7446</w:t>
+              <w:t>0.0070</w:t>
+            </w:r>
+          </w:p>
+        </w:tc>
+        <w:tc>
+          <w:tcPr>
+            <w:tcW w:type="dxa" w:w="279"/>
+          </w:tcPr>
+          <w:p>
+            <w:r>
+              <w:rPr>
+                <w:rFonts w:ascii="Times New Roman" w:hAnsi="Times New Roman"/>
+                <w:sz w:val="20"/>
+              </w:rPr>
+              <w:t>0.4501</w:t>
+            </w:r>
+          </w:p>
+        </w:tc>
+        <w:tc>
+          <w:tcPr>
+            <w:tcW w:type="dxa" w:w="279"/>
+          </w:tcPr>
+          <w:p>
+            <w:r>
+              <w:rPr>
+                <w:rFonts w:ascii="Times New Roman" w:hAnsi="Times New Roman"/>
+                <w:sz w:val="20"/>
+              </w:rPr>
+              <w:t>0.5023</w:t>
             </w:r>
           </w:p>
         </w:tc>
@@ -3646,49 +3646,49 @@
                 <w:rFonts w:ascii="Times New Roman" w:hAnsi="Times New Roman"/>
                 <w:sz w:val="20"/>
               </w:rPr>
-              <w:t>0.1176</w:t>
-            </w:r>
-          </w:p>
-        </w:tc>
-        <w:tc>
-          <w:tcPr>
-            <w:tcW w:type="dxa" w:w="279"/>
-          </w:tcPr>
-          <w:p>
-            <w:r>
-              <w:rPr>
-                <w:rFonts w:ascii="Times New Roman" w:hAnsi="Times New Roman"/>
-                <w:sz w:val="20"/>
-              </w:rPr>
-              <w:t>0.7316</w:t>
-            </w:r>
-          </w:p>
-        </w:tc>
-        <w:tc>
-          <w:tcPr>
-            <w:tcW w:type="dxa" w:w="279"/>
-          </w:tcPr>
-          <w:p>
-            <w:r>
-              <w:rPr>
-                <w:rFonts w:ascii="Times New Roman" w:hAnsi="Times New Roman"/>
-                <w:sz w:val="20"/>
-              </w:rPr>
-              <w:t>0.2237</w:t>
-            </w:r>
-          </w:p>
-        </w:tc>
-        <w:tc>
-          <w:tcPr>
-            <w:tcW w:type="dxa" w:w="279"/>
-          </w:tcPr>
-          <w:p>
-            <w:r>
-              <w:rPr>
-                <w:rFonts w:ascii="Times New Roman" w:hAnsi="Times New Roman"/>
-                <w:sz w:val="20"/>
-              </w:rPr>
-              <w:t>0.8942</w:t>
+              <w:t>0.0422</w:t>
+            </w:r>
+          </w:p>
+        </w:tc>
+        <w:tc>
+          <w:tcPr>
+            <w:tcW w:type="dxa" w:w="279"/>
+          </w:tcPr>
+          <w:p>
+            <w:r>
+              <w:rPr>
+                <w:rFonts w:ascii="Times New Roman" w:hAnsi="Times New Roman"/>
+                <w:sz w:val="20"/>
+              </w:rPr>
+              <w:t>0.8373</w:t>
+            </w:r>
+          </w:p>
+        </w:tc>
+        <w:tc>
+          <w:tcPr>
+            <w:tcW w:type="dxa" w:w="279"/>
+          </w:tcPr>
+          <w:p>
+            <w:r>
+              <w:rPr>
+                <w:rFonts w:ascii="Times New Roman" w:hAnsi="Times New Roman"/>
+                <w:sz w:val="20"/>
+              </w:rPr>
+              <w:t>0.4923</w:t>
+            </w:r>
+          </w:p>
+        </w:tc>
+        <w:tc>
+          <w:tcPr>
+            <w:tcW w:type="dxa" w:w="279"/>
+          </w:tcPr>
+          <w:p>
+            <w:r>
+              <w:rPr>
+                <w:rFonts w:ascii="Times New Roman" w:hAnsi="Times New Roman"/>
+                <w:sz w:val="20"/>
+              </w:rPr>
+              <w:t>0.7818</w:t>
             </w:r>
           </w:p>
         </w:tc>
@@ -3716,63 +3716,63 @@
                 <w:rFonts w:ascii="Times New Roman" w:hAnsi="Times New Roman"/>
                 <w:sz w:val="20"/>
               </w:rPr>
-              <w:t>6.113817</w:t>
-            </w:r>
-          </w:p>
-        </w:tc>
-        <w:tc>
-          <w:tcPr>
-            <w:tcW w:type="dxa" w:w="279"/>
-          </w:tcPr>
-          <w:p>
-            <w:r>
-              <w:rPr>
-                <w:rFonts w:ascii="Times New Roman" w:hAnsi="Times New Roman"/>
-                <w:sz w:val="20"/>
-              </w:rPr>
-              <w:t>8.089719</w:t>
-            </w:r>
-          </w:p>
-        </w:tc>
-        <w:tc>
-          <w:tcPr>
-            <w:tcW w:type="dxa" w:w="279"/>
-          </w:tcPr>
-          <w:p>
-            <w:r>
-              <w:rPr>
-                <w:rFonts w:ascii="Times New Roman" w:hAnsi="Times New Roman"/>
-                <w:sz w:val="20"/>
-              </w:rPr>
-              <w:t>0.2036</w:t>
-            </w:r>
-          </w:p>
-        </w:tc>
-        <w:tc>
-          <w:tcPr>
-            <w:tcW w:type="dxa" w:w="279"/>
-          </w:tcPr>
-          <w:p>
-            <w:r>
-              <w:rPr>
-                <w:rFonts w:ascii="Times New Roman" w:hAnsi="Times New Roman"/>
-                <w:sz w:val="20"/>
-              </w:rPr>
-              <w:t>0.6000</w:t>
-            </w:r>
-          </w:p>
-        </w:tc>
-        <w:tc>
-          <w:tcPr>
-            <w:tcW w:type="dxa" w:w="279"/>
-          </w:tcPr>
-          <w:p>
-            <w:r>
-              <w:rPr>
-                <w:rFonts w:ascii="Times New Roman" w:hAnsi="Times New Roman"/>
-                <w:sz w:val="20"/>
-              </w:rPr>
-              <w:t>12</w:t>
+              <w:t>6.772427</w:t>
+            </w:r>
+          </w:p>
+        </w:tc>
+        <w:tc>
+          <w:tcPr>
+            <w:tcW w:type="dxa" w:w="279"/>
+          </w:tcPr>
+          <w:p>
+            <w:r>
+              <w:rPr>
+                <w:rFonts w:ascii="Times New Roman" w:hAnsi="Times New Roman"/>
+                <w:sz w:val="20"/>
+              </w:rPr>
+              <w:t>8.961182</w:t>
+            </w:r>
+          </w:p>
+        </w:tc>
+        <w:tc>
+          <w:tcPr>
+            <w:tcW w:type="dxa" w:w="279"/>
+          </w:tcPr>
+          <w:p>
+            <w:r>
+              <w:rPr>
+                <w:rFonts w:ascii="Times New Roman" w:hAnsi="Times New Roman"/>
+                <w:sz w:val="20"/>
+              </w:rPr>
+              <w:t>-0.3077</w:t>
+            </w:r>
+          </w:p>
+        </w:tc>
+        <w:tc>
+          <w:tcPr>
+            <w:tcW w:type="dxa" w:w="279"/>
+          </w:tcPr>
+          <w:p>
+            <w:r>
+              <w:rPr>
+                <w:rFonts w:ascii="Times New Roman" w:hAnsi="Times New Roman"/>
+                <w:sz w:val="20"/>
+              </w:rPr>
+              <w:t>0.6300</w:t>
+            </w:r>
+          </w:p>
+        </w:tc>
+        <w:tc>
+          <w:tcPr>
+            <w:tcW w:type="dxa" w:w="279"/>
+          </w:tcPr>
+          <w:p>
+            <w:r>
+              <w:rPr>
+                <w:rFonts w:ascii="Times New Roman" w:hAnsi="Times New Roman"/>
+                <w:sz w:val="20"/>
+              </w:rPr>
+              <w:t>9</w:t>
             </w:r>
           </w:p>
         </w:tc>
@@ -3800,35 +3800,35 @@
                 <w:rFonts w:ascii="Times New Roman" w:hAnsi="Times New Roman"/>
                 <w:sz w:val="20"/>
               </w:rPr>
-              <w:t>0.0278</w:t>
-            </w:r>
-          </w:p>
-        </w:tc>
-        <w:tc>
-          <w:tcPr>
-            <w:tcW w:type="dxa" w:w="279"/>
-          </w:tcPr>
-          <w:p>
-            <w:r>
-              <w:rPr>
-                <w:rFonts w:ascii="Times New Roman" w:hAnsi="Times New Roman"/>
-                <w:sz w:val="20"/>
-              </w:rPr>
-              <w:t>0.1378</w:t>
-            </w:r>
-          </w:p>
-        </w:tc>
-        <w:tc>
-          <w:tcPr>
-            <w:tcW w:type="dxa" w:w="279"/>
-          </w:tcPr>
-          <w:p>
-            <w:r>
-              <w:rPr>
-                <w:rFonts w:ascii="Times New Roman" w:hAnsi="Times New Roman"/>
-                <w:sz w:val="20"/>
-              </w:rPr>
-              <w:t>0.7104</w:t>
+              <w:t>0.0209</w:t>
+            </w:r>
+          </w:p>
+        </w:tc>
+        <w:tc>
+          <w:tcPr>
+            <w:tcW w:type="dxa" w:w="279"/>
+          </w:tcPr>
+          <w:p>
+            <w:r>
+              <w:rPr>
+                <w:rFonts w:ascii="Times New Roman" w:hAnsi="Times New Roman"/>
+                <w:sz w:val="20"/>
+              </w:rPr>
+              <w:t>0.3174</w:t>
+            </w:r>
+          </w:p>
+        </w:tc>
+        <w:tc>
+          <w:tcPr>
+            <w:tcW w:type="dxa" w:w="279"/>
+          </w:tcPr>
+          <w:p>
+            <w:r>
+              <w:rPr>
+                <w:rFonts w:ascii="Times New Roman" w:hAnsi="Times New Roman"/>
+                <w:sz w:val="20"/>
+              </w:rPr>
+              <w:t>0.5732</w:t>
             </w:r>
           </w:p>
         </w:tc>
@@ -3856,49 +3856,49 @@
                 <w:rFonts w:ascii="Times New Roman" w:hAnsi="Times New Roman"/>
                 <w:sz w:val="20"/>
               </w:rPr>
-              <w:t>0.6891</w:t>
-            </w:r>
-          </w:p>
-        </w:tc>
-        <w:tc>
-          <w:tcPr>
-            <w:tcW w:type="dxa" w:w="279"/>
-          </w:tcPr>
-          <w:p>
-            <w:r>
-              <w:rPr>
-                <w:rFonts w:ascii="Times New Roman" w:hAnsi="Times New Roman"/>
-                <w:sz w:val="20"/>
-              </w:rPr>
-              <w:t>0.4065</w:t>
-            </w:r>
-          </w:p>
-        </w:tc>
-        <w:tc>
-          <w:tcPr>
-            <w:tcW w:type="dxa" w:w="279"/>
-          </w:tcPr>
-          <w:p>
-            <w:r>
-              <w:rPr>
-                <w:rFonts w:ascii="Times New Roman" w:hAnsi="Times New Roman"/>
-                <w:sz w:val="20"/>
-              </w:rPr>
-              <w:t>0.8269</w:t>
-            </w:r>
-          </w:p>
-        </w:tc>
-        <w:tc>
-          <w:tcPr>
-            <w:tcW w:type="dxa" w:w="279"/>
-          </w:tcPr>
-          <w:p>
-            <w:r>
-              <w:rPr>
-                <w:rFonts w:ascii="Times New Roman" w:hAnsi="Times New Roman"/>
-                <w:sz w:val="20"/>
-              </w:rPr>
-              <w:t>0.6614</w:t>
+              <w:t>0.3848</w:t>
+            </w:r>
+          </w:p>
+        </w:tc>
+        <w:tc>
+          <w:tcPr>
+            <w:tcW w:type="dxa" w:w="279"/>
+          </w:tcPr>
+          <w:p>
+            <w:r>
+              <w:rPr>
+                <w:rFonts w:ascii="Times New Roman" w:hAnsi="Times New Roman"/>
+                <w:sz w:val="20"/>
+              </w:rPr>
+              <w:t>0.5350</w:t>
+            </w:r>
+          </w:p>
+        </w:tc>
+        <w:tc>
+          <w:tcPr>
+            <w:tcW w:type="dxa" w:w="279"/>
+          </w:tcPr>
+          <w:p>
+            <w:r>
+              <w:rPr>
+                <w:rFonts w:ascii="Times New Roman" w:hAnsi="Times New Roman"/>
+                <w:sz w:val="20"/>
+              </w:rPr>
+              <w:t>0.7022</w:t>
+            </w:r>
+          </w:p>
+        </w:tc>
+        <w:tc>
+          <w:tcPr>
+            <w:tcW w:type="dxa" w:w="279"/>
+          </w:tcPr>
+          <w:p>
+            <w:r>
+              <w:rPr>
+                <w:rFonts w:ascii="Times New Roman" w:hAnsi="Times New Roman"/>
+                <w:sz w:val="20"/>
+              </w:rPr>
+              <w:t>0.7039</w:t>
             </w:r>
           </w:p>
         </w:tc>
@@ -3926,49 +3926,49 @@
                 <w:rFonts w:ascii="Times New Roman" w:hAnsi="Times New Roman"/>
                 <w:sz w:val="20"/>
               </w:rPr>
-              <w:t>4.670548</w:t>
-            </w:r>
-          </w:p>
-        </w:tc>
-        <w:tc>
-          <w:tcPr>
-            <w:tcW w:type="dxa" w:w="279"/>
-          </w:tcPr>
-          <w:p>
-            <w:r>
-              <w:rPr>
-                <w:rFonts w:ascii="Times New Roman" w:hAnsi="Times New Roman"/>
-                <w:sz w:val="20"/>
-              </w:rPr>
-              <w:t>6.398433</w:t>
-            </w:r>
-          </w:p>
-        </w:tc>
-        <w:tc>
-          <w:tcPr>
-            <w:tcW w:type="dxa" w:w="279"/>
-          </w:tcPr>
-          <w:p>
-            <w:r>
-              <w:rPr>
-                <w:rFonts w:ascii="Times New Roman" w:hAnsi="Times New Roman"/>
-                <w:sz w:val="20"/>
-              </w:rPr>
-              <w:t>0.1571</w:t>
-            </w:r>
-          </w:p>
-        </w:tc>
-        <w:tc>
-          <w:tcPr>
-            <w:tcW w:type="dxa" w:w="279"/>
-          </w:tcPr>
-          <w:p>
-            <w:r>
-              <w:rPr>
-                <w:rFonts w:ascii="Times New Roman" w:hAnsi="Times New Roman"/>
-                <w:sz w:val="20"/>
-              </w:rPr>
-              <w:t>0.5400</w:t>
+              <w:t>5.173682</w:t>
+            </w:r>
+          </w:p>
+        </w:tc>
+        <w:tc>
+          <w:tcPr>
+            <w:tcW w:type="dxa" w:w="279"/>
+          </w:tcPr>
+          <w:p>
+            <w:r>
+              <w:rPr>
+                <w:rFonts w:ascii="Times New Roman" w:hAnsi="Times New Roman"/>
+                <w:sz w:val="20"/>
+              </w:rPr>
+              <w:t>7.087703</w:t>
+            </w:r>
+          </w:p>
+        </w:tc>
+        <w:tc>
+          <w:tcPr>
+            <w:tcW w:type="dxa" w:w="279"/>
+          </w:tcPr>
+          <w:p>
+            <w:r>
+              <w:rPr>
+                <w:rFonts w:ascii="Times New Roman" w:hAnsi="Times New Roman"/>
+                <w:sz w:val="20"/>
+              </w:rPr>
+              <w:t>-0.2019</w:t>
+            </w:r>
+          </w:p>
+        </w:tc>
+        <w:tc>
+          <w:tcPr>
+            <w:tcW w:type="dxa" w:w="279"/>
+          </w:tcPr>
+          <w:p>
+            <w:r>
+              <w:rPr>
+                <w:rFonts w:ascii="Times New Roman" w:hAnsi="Times New Roman"/>
+                <w:sz w:val="20"/>
+              </w:rPr>
+              <w:t>0.5500</w:t>
             </w:r>
           </w:p>
         </w:tc>
@@ -3984,21 +3984,21 @@
                 <w:rFonts w:ascii="Times New Roman" w:hAnsi="Times New Roman"/>
                 <w:sz w:val="20"/>
               </w:rPr>
-              <w:t>HAR</w:t>
-            </w:r>
-          </w:p>
-        </w:tc>
-        <w:tc>
-          <w:tcPr>
-            <w:tcW w:type="dxa" w:w="279"/>
-          </w:tcPr>
-          <w:p>
-            <w:r>
-              <w:rPr>
-                <w:rFonts w:ascii="Times New Roman" w:hAnsi="Times New Roman"/>
-                <w:sz w:val="20"/>
-              </w:rPr>
-              <w:t>1</w:t>
+              <w:t>GJR-GARCH(1,1)</w:t>
+            </w:r>
+          </w:p>
+        </w:tc>
+        <w:tc>
+          <w:tcPr>
+            <w:tcW w:type="dxa" w:w="279"/>
+          </w:tcPr>
+          <w:p>
+            <w:r>
+              <w:rPr>
+                <w:rFonts w:ascii="Times New Roman" w:hAnsi="Times New Roman"/>
+                <w:sz w:val="20"/>
+              </w:rPr>
+              <w:t>5</w:t>
             </w:r>
           </w:p>
         </w:tc>
@@ -4026,35 +4026,35 @@
                 <w:rFonts w:ascii="Times New Roman" w:hAnsi="Times New Roman"/>
                 <w:sz w:val="20"/>
               </w:rPr>
-              <w:t>0.0023</w:t>
-            </w:r>
-          </w:p>
-        </w:tc>
-        <w:tc>
-          <w:tcPr>
-            <w:tcW w:type="dxa" w:w="279"/>
-          </w:tcPr>
-          <w:p>
-            <w:r>
-              <w:rPr>
-                <w:rFonts w:ascii="Times New Roman" w:hAnsi="Times New Roman"/>
-                <w:sz w:val="20"/>
-              </w:rPr>
-              <w:t>3.7237</w:t>
-            </w:r>
-          </w:p>
-        </w:tc>
-        <w:tc>
-          <w:tcPr>
-            <w:tcW w:type="dxa" w:w="279"/>
-          </w:tcPr>
-          <w:p>
-            <w:r>
-              <w:rPr>
-                <w:rFonts w:ascii="Times New Roman" w:hAnsi="Times New Roman"/>
-                <w:sz w:val="20"/>
-              </w:rPr>
-              <w:t>0.0536</w:t>
+              <w:t>0.0116</w:t>
+            </w:r>
+          </w:p>
+        </w:tc>
+        <w:tc>
+          <w:tcPr>
+            <w:tcW w:type="dxa" w:w="279"/>
+          </w:tcPr>
+          <w:p>
+            <w:r>
+              <w:rPr>
+                <w:rFonts w:ascii="Times New Roman" w:hAnsi="Times New Roman"/>
+                <w:sz w:val="20"/>
+              </w:rPr>
+              <w:t>0.1061</w:t>
+            </w:r>
+          </w:p>
+        </w:tc>
+        <w:tc>
+          <w:tcPr>
+            <w:tcW w:type="dxa" w:w="279"/>
+          </w:tcPr>
+          <w:p>
+            <w:r>
+              <w:rPr>
+                <w:rFonts w:ascii="Times New Roman" w:hAnsi="Times New Roman"/>
+                <w:sz w:val="20"/>
+              </w:rPr>
+              <w:t>0.7446</w:t>
             </w:r>
           </w:p>
         </w:tc>
@@ -4082,49 +4082,49 @@
                 <w:rFonts w:ascii="Times New Roman" w:hAnsi="Times New Roman"/>
                 <w:sz w:val="20"/>
               </w:rPr>
-              <w:t>0.0047</w:t>
-            </w:r>
-          </w:p>
-        </w:tc>
-        <w:tc>
-          <w:tcPr>
-            <w:tcW w:type="dxa" w:w="279"/>
-          </w:tcPr>
-          <w:p>
-            <w:r>
-              <w:rPr>
-                <w:rFonts w:ascii="Times New Roman" w:hAnsi="Times New Roman"/>
-                <w:sz w:val="20"/>
-              </w:rPr>
-              <w:t>0.9456</w:t>
-            </w:r>
-          </w:p>
-        </w:tc>
-        <w:tc>
-          <w:tcPr>
-            <w:tcW w:type="dxa" w:w="279"/>
-          </w:tcPr>
-          <w:p>
-            <w:r>
-              <w:rPr>
-                <w:rFonts w:ascii="Times New Roman" w:hAnsi="Times New Roman"/>
-                <w:sz w:val="20"/>
-              </w:rPr>
-              <w:t>3.7284</w:t>
-            </w:r>
-          </w:p>
-        </w:tc>
-        <w:tc>
-          <w:tcPr>
-            <w:tcW w:type="dxa" w:w="279"/>
-          </w:tcPr>
-          <w:p>
-            <w:r>
-              <w:rPr>
-                <w:rFonts w:ascii="Times New Roman" w:hAnsi="Times New Roman"/>
-                <w:sz w:val="20"/>
-              </w:rPr>
-              <w:t>0.1550</w:t>
+              <w:t>0.1176</w:t>
+            </w:r>
+          </w:p>
+        </w:tc>
+        <w:tc>
+          <w:tcPr>
+            <w:tcW w:type="dxa" w:w="279"/>
+          </w:tcPr>
+          <w:p>
+            <w:r>
+              <w:rPr>
+                <w:rFonts w:ascii="Times New Roman" w:hAnsi="Times New Roman"/>
+                <w:sz w:val="20"/>
+              </w:rPr>
+              <w:t>0.7316</w:t>
+            </w:r>
+          </w:p>
+        </w:tc>
+        <w:tc>
+          <w:tcPr>
+            <w:tcW w:type="dxa" w:w="279"/>
+          </w:tcPr>
+          <w:p>
+            <w:r>
+              <w:rPr>
+                <w:rFonts w:ascii="Times New Roman" w:hAnsi="Times New Roman"/>
+                <w:sz w:val="20"/>
+              </w:rPr>
+              <w:t>0.2237</w:t>
+            </w:r>
+          </w:p>
+        </w:tc>
+        <w:tc>
+          <w:tcPr>
+            <w:tcW w:type="dxa" w:w="279"/>
+          </w:tcPr>
+          <w:p>
+            <w:r>
+              <w:rPr>
+                <w:rFonts w:ascii="Times New Roman" w:hAnsi="Times New Roman"/>
+                <w:sz w:val="20"/>
+              </w:rPr>
+              <w:t>0.8942</w:t>
             </w:r>
           </w:p>
         </w:tc>
@@ -4152,63 +4152,63 @@
                 <w:rFonts w:ascii="Times New Roman" w:hAnsi="Times New Roman"/>
                 <w:sz w:val="20"/>
               </w:rPr>
-              <w:t>8.123505</w:t>
-            </w:r>
-          </w:p>
-        </w:tc>
-        <w:tc>
-          <w:tcPr>
-            <w:tcW w:type="dxa" w:w="279"/>
-          </w:tcPr>
-          <w:p>
-            <w:r>
-              <w:rPr>
-                <w:rFonts w:ascii="Times New Roman" w:hAnsi="Times New Roman"/>
-                <w:sz w:val="20"/>
-              </w:rPr>
-              <w:t>10.748910</w:t>
-            </w:r>
-          </w:p>
-        </w:tc>
-        <w:tc>
-          <w:tcPr>
-            <w:tcW w:type="dxa" w:w="279"/>
-          </w:tcPr>
-          <w:p>
-            <w:r>
-              <w:rPr>
-                <w:rFonts w:ascii="Times New Roman" w:hAnsi="Times New Roman"/>
-                <w:sz w:val="20"/>
-              </w:rPr>
-              <w:t>-0.7043</w:t>
-            </w:r>
-          </w:p>
-        </w:tc>
-        <w:tc>
-          <w:tcPr>
-            <w:tcW w:type="dxa" w:w="279"/>
-          </w:tcPr>
-          <w:p>
-            <w:r>
-              <w:rPr>
-                <w:rFonts w:ascii="Times New Roman" w:hAnsi="Times New Roman"/>
-                <w:sz w:val="20"/>
-              </w:rPr>
-              <w:t>0.1320</w:t>
-            </w:r>
-          </w:p>
-        </w:tc>
-        <w:tc>
-          <w:tcPr>
-            <w:tcW w:type="dxa" w:w="279"/>
-          </w:tcPr>
-          <w:p>
-            <w:r>
-              <w:rPr>
-                <w:rFonts w:ascii="Times New Roman" w:hAnsi="Times New Roman"/>
-                <w:sz w:val="20"/>
-              </w:rPr>
-              <w:t>4</w:t>
+              <w:t>6.113817</w:t>
+            </w:r>
+          </w:p>
+        </w:tc>
+        <w:tc>
+          <w:tcPr>
+            <w:tcW w:type="dxa" w:w="279"/>
+          </w:tcPr>
+          <w:p>
+            <w:r>
+              <w:rPr>
+                <w:rFonts w:ascii="Times New Roman" w:hAnsi="Times New Roman"/>
+                <w:sz w:val="20"/>
+              </w:rPr>
+              <w:t>8.089719</w:t>
+            </w:r>
+          </w:p>
+        </w:tc>
+        <w:tc>
+          <w:tcPr>
+            <w:tcW w:type="dxa" w:w="279"/>
+          </w:tcPr>
+          <w:p>
+            <w:r>
+              <w:rPr>
+                <w:rFonts w:ascii="Times New Roman" w:hAnsi="Times New Roman"/>
+                <w:sz w:val="20"/>
+              </w:rPr>
+              <w:t>0.2036</w:t>
+            </w:r>
+          </w:p>
+        </w:tc>
+        <w:tc>
+          <w:tcPr>
+            <w:tcW w:type="dxa" w:w="279"/>
+          </w:tcPr>
+          <w:p>
+            <w:r>
+              <w:rPr>
+                <w:rFonts w:ascii="Times New Roman" w:hAnsi="Times New Roman"/>
+                <w:sz w:val="20"/>
+              </w:rPr>
+              <w:t>0.6000</w:t>
+            </w:r>
+          </w:p>
+        </w:tc>
+        <w:tc>
+          <w:tcPr>
+            <w:tcW w:type="dxa" w:w="279"/>
+          </w:tcPr>
+          <w:p>
+            <w:r>
+              <w:rPr>
+                <w:rFonts w:ascii="Times New Roman" w:hAnsi="Times New Roman"/>
+                <w:sz w:val="20"/>
+              </w:rPr>
+              <w:t>12</w:t>
             </w:r>
           </w:p>
         </w:tc>
@@ -4236,105 +4236,35 @@
                 <w:rFonts w:ascii="Times New Roman" w:hAnsi="Times New Roman"/>
                 <w:sz w:val="20"/>
               </w:rPr>
-              <w:t>0.0093</w:t>
-            </w:r>
-          </w:p>
-        </w:tc>
-        <w:tc>
-          <w:tcPr>
-            <w:tcW w:type="dxa" w:w="279"/>
-          </w:tcPr>
-          <w:p>
-            <w:r>
-              <w:rPr>
-                <w:rFonts w:ascii="Times New Roman" w:hAnsi="Times New Roman"/>
-                <w:sz w:val="20"/>
-              </w:rPr>
-              <w:t>5.7312</w:t>
-            </w:r>
-          </w:p>
-        </w:tc>
-        <w:tc>
-          <w:tcPr>
-            <w:tcW w:type="dxa" w:w="279"/>
-          </w:tcPr>
-          <w:p>
-            <w:r>
-              <w:rPr>
-                <w:rFonts w:ascii="Times New Roman" w:hAnsi="Times New Roman"/>
-                <w:sz w:val="20"/>
-              </w:rPr>
-              <w:t>0.0167</w:t>
-            </w:r>
-          </w:p>
-        </w:tc>
-        <w:tc>
-          <w:tcPr>
-            <w:tcW w:type="dxa" w:w="279"/>
-          </w:tcPr>
-          <w:p>
-            <w:r>
-              <w:rPr>
-                <w:rFonts w:ascii="Times New Roman" w:hAnsi="Times New Roman"/>
-                <w:sz w:val="20"/>
-              </w:rPr>
-              <w:t>No</w:t>
-            </w:r>
-          </w:p>
-        </w:tc>
-        <w:tc>
-          <w:tcPr>
-            <w:tcW w:type="dxa" w:w="279"/>
-          </w:tcPr>
-          <w:p>
-            <w:r>
-              <w:rPr>
-                <w:rFonts w:ascii="Times New Roman" w:hAnsi="Times New Roman"/>
-                <w:sz w:val="20"/>
-              </w:rPr>
-              <w:t>0.0751</w:t>
-            </w:r>
-          </w:p>
-        </w:tc>
-        <w:tc>
-          <w:tcPr>
-            <w:tcW w:type="dxa" w:w="279"/>
-          </w:tcPr>
-          <w:p>
-            <w:r>
-              <w:rPr>
-                <w:rFonts w:ascii="Times New Roman" w:hAnsi="Times New Roman"/>
-                <w:sz w:val="20"/>
-              </w:rPr>
-              <w:t>0.7840</w:t>
-            </w:r>
-          </w:p>
-        </w:tc>
-        <w:tc>
-          <w:tcPr>
-            <w:tcW w:type="dxa" w:w="279"/>
-          </w:tcPr>
-          <w:p>
-            <w:r>
-              <w:rPr>
-                <w:rFonts w:ascii="Times New Roman" w:hAnsi="Times New Roman"/>
-                <w:sz w:val="20"/>
-              </w:rPr>
-              <w:t>5.8063</w:t>
-            </w:r>
-          </w:p>
-        </w:tc>
-        <w:tc>
-          <w:tcPr>
-            <w:tcW w:type="dxa" w:w="279"/>
-          </w:tcPr>
-          <w:p>
-            <w:r>
-              <w:rPr>
-                <w:rFonts w:ascii="Times New Roman" w:hAnsi="Times New Roman"/>
-                <w:sz w:val="20"/>
-              </w:rPr>
-              <w:t>0.0548</w:t>
+              <w:t>0.0278</w:t>
+            </w:r>
+          </w:p>
+        </w:tc>
+        <w:tc>
+          <w:tcPr>
+            <w:tcW w:type="dxa" w:w="279"/>
+          </w:tcPr>
+          <w:p>
+            <w:r>
+              <w:rPr>
+                <w:rFonts w:ascii="Times New Roman" w:hAnsi="Times New Roman"/>
+                <w:sz w:val="20"/>
+              </w:rPr>
+              <w:t>0.1378</w:t>
+            </w:r>
+          </w:p>
+        </w:tc>
+        <w:tc>
+          <w:tcPr>
+            <w:tcW w:type="dxa" w:w="279"/>
+          </w:tcPr>
+          <w:p>
+            <w:r>
+              <w:rPr>
+                <w:rFonts w:ascii="Times New Roman" w:hAnsi="Times New Roman"/>
+                <w:sz w:val="20"/>
+              </w:rPr>
+              <w:t>0.7104</w:t>
             </w:r>
           </w:p>
         </w:tc>
@@ -4362,49 +4292,119 @@
                 <w:rFonts w:ascii="Times New Roman" w:hAnsi="Times New Roman"/>
                 <w:sz w:val="20"/>
               </w:rPr>
-              <w:t>6.205815</w:t>
-            </w:r>
-          </w:p>
-        </w:tc>
-        <w:tc>
-          <w:tcPr>
-            <w:tcW w:type="dxa" w:w="279"/>
-          </w:tcPr>
-          <w:p>
-            <w:r>
-              <w:rPr>
-                <w:rFonts w:ascii="Times New Roman" w:hAnsi="Times New Roman"/>
-                <w:sz w:val="20"/>
-              </w:rPr>
-              <w:t>8.501678</w:t>
-            </w:r>
-          </w:p>
-        </w:tc>
-        <w:tc>
-          <w:tcPr>
-            <w:tcW w:type="dxa" w:w="279"/>
-          </w:tcPr>
-          <w:p>
-            <w:r>
-              <w:rPr>
-                <w:rFonts w:ascii="Times New Roman" w:hAnsi="Times New Roman"/>
-                <w:sz w:val="20"/>
-              </w:rPr>
-              <w:t>-0.6145</w:t>
-            </w:r>
-          </w:p>
-        </w:tc>
-        <w:tc>
-          <w:tcPr>
-            <w:tcW w:type="dxa" w:w="279"/>
-          </w:tcPr>
-          <w:p>
-            <w:r>
-              <w:rPr>
-                <w:rFonts w:ascii="Times New Roman" w:hAnsi="Times New Roman"/>
-                <w:sz w:val="20"/>
-              </w:rPr>
-              <w:t>0.0220</w:t>
+              <w:t>0.6891</w:t>
+            </w:r>
+          </w:p>
+        </w:tc>
+        <w:tc>
+          <w:tcPr>
+            <w:tcW w:type="dxa" w:w="279"/>
+          </w:tcPr>
+          <w:p>
+            <w:r>
+              <w:rPr>
+                <w:rFonts w:ascii="Times New Roman" w:hAnsi="Times New Roman"/>
+                <w:sz w:val="20"/>
+              </w:rPr>
+              <w:t>0.4065</w:t>
+            </w:r>
+          </w:p>
+        </w:tc>
+        <w:tc>
+          <w:tcPr>
+            <w:tcW w:type="dxa" w:w="279"/>
+          </w:tcPr>
+          <w:p>
+            <w:r>
+              <w:rPr>
+                <w:rFonts w:ascii="Times New Roman" w:hAnsi="Times New Roman"/>
+                <w:sz w:val="20"/>
+              </w:rPr>
+              <w:t>0.8269</w:t>
+            </w:r>
+          </w:p>
+        </w:tc>
+        <w:tc>
+          <w:tcPr>
+            <w:tcW w:type="dxa" w:w="279"/>
+          </w:tcPr>
+          <w:p>
+            <w:r>
+              <w:rPr>
+                <w:rFonts w:ascii="Times New Roman" w:hAnsi="Times New Roman"/>
+                <w:sz w:val="20"/>
+              </w:rPr>
+              <w:t>0.6614</w:t>
+            </w:r>
+          </w:p>
+        </w:tc>
+        <w:tc>
+          <w:tcPr>
+            <w:tcW w:type="dxa" w:w="279"/>
+          </w:tcPr>
+          <w:p>
+            <w:r>
+              <w:rPr>
+                <w:rFonts w:ascii="Times New Roman" w:hAnsi="Times New Roman"/>
+                <w:sz w:val="20"/>
+              </w:rPr>
+              <w:t>Yes</w:t>
+            </w:r>
+          </w:p>
+        </w:tc>
+        <w:tc>
+          <w:tcPr>
+            <w:tcW w:type="dxa" w:w="279"/>
+          </w:tcPr>
+          <w:p>
+            <w:r>
+              <w:rPr>
+                <w:rFonts w:ascii="Times New Roman" w:hAnsi="Times New Roman"/>
+                <w:sz w:val="20"/>
+              </w:rPr>
+              <w:t>4.670548</w:t>
+            </w:r>
+          </w:p>
+        </w:tc>
+        <w:tc>
+          <w:tcPr>
+            <w:tcW w:type="dxa" w:w="279"/>
+          </w:tcPr>
+          <w:p>
+            <w:r>
+              <w:rPr>
+                <w:rFonts w:ascii="Times New Roman" w:hAnsi="Times New Roman"/>
+                <w:sz w:val="20"/>
+              </w:rPr>
+              <w:t>6.398433</w:t>
+            </w:r>
+          </w:p>
+        </w:tc>
+        <w:tc>
+          <w:tcPr>
+            <w:tcW w:type="dxa" w:w="279"/>
+          </w:tcPr>
+          <w:p>
+            <w:r>
+              <w:rPr>
+                <w:rFonts w:ascii="Times New Roman" w:hAnsi="Times New Roman"/>
+                <w:sz w:val="20"/>
+              </w:rPr>
+              <w:t>0.1571</w:t>
+            </w:r>
+          </w:p>
+        </w:tc>
+        <w:tc>
+          <w:tcPr>
+            <w:tcW w:type="dxa" w:w="279"/>
+          </w:tcPr>
+          <w:p>
+            <w:r>
+              <w:rPr>
+                <w:rFonts w:ascii="Times New Roman" w:hAnsi="Times New Roman"/>
+                <w:sz w:val="20"/>
+              </w:rPr>
+              <w:t>0.5400</w:t>
             </w:r>
           </w:p>
         </w:tc>
@@ -4420,7 +4420,217 @@
                 <w:rFonts w:ascii="Times New Roman" w:hAnsi="Times New Roman"/>
                 <w:sz w:val="20"/>
               </w:rPr>
-              <w:t>LSTM-Attention</w:t>
+              <w:t>HAR</w:t>
+            </w:r>
+          </w:p>
+        </w:tc>
+        <w:tc>
+          <w:tcPr>
+            <w:tcW w:type="dxa" w:w="279"/>
+          </w:tcPr>
+          <w:p>
+            <w:r>
+              <w:rPr>
+                <w:rFonts w:ascii="Times New Roman" w:hAnsi="Times New Roman"/>
+                <w:sz w:val="20"/>
+              </w:rPr>
+              <w:t>1</w:t>
+            </w:r>
+          </w:p>
+        </w:tc>
+        <w:tc>
+          <w:tcPr>
+            <w:tcW w:type="dxa" w:w="279"/>
+          </w:tcPr>
+          <w:p>
+            <w:r>
+              <w:rPr>
+                <w:rFonts w:ascii="Times New Roman" w:hAnsi="Times New Roman"/>
+                <w:sz w:val="20"/>
+              </w:rPr>
+              <w:t>4.31</w:t>
+            </w:r>
+          </w:p>
+        </w:tc>
+        <w:tc>
+          <w:tcPr>
+            <w:tcW w:type="dxa" w:w="279"/>
+          </w:tcPr>
+          <w:p>
+            <w:r>
+              <w:rPr>
+                <w:rFonts w:ascii="Times New Roman" w:hAnsi="Times New Roman"/>
+                <w:sz w:val="20"/>
+              </w:rPr>
+              <w:t>0.0023</w:t>
+            </w:r>
+          </w:p>
+        </w:tc>
+        <w:tc>
+          <w:tcPr>
+            <w:tcW w:type="dxa" w:w="279"/>
+          </w:tcPr>
+          <w:p>
+            <w:r>
+              <w:rPr>
+                <w:rFonts w:ascii="Times New Roman" w:hAnsi="Times New Roman"/>
+                <w:sz w:val="20"/>
+              </w:rPr>
+              <w:t>3.7237</w:t>
+            </w:r>
+          </w:p>
+        </w:tc>
+        <w:tc>
+          <w:tcPr>
+            <w:tcW w:type="dxa" w:w="279"/>
+          </w:tcPr>
+          <w:p>
+            <w:r>
+              <w:rPr>
+                <w:rFonts w:ascii="Times New Roman" w:hAnsi="Times New Roman"/>
+                <w:sz w:val="20"/>
+              </w:rPr>
+              <w:t>0.0536</w:t>
+            </w:r>
+          </w:p>
+        </w:tc>
+        <w:tc>
+          <w:tcPr>
+            <w:tcW w:type="dxa" w:w="279"/>
+          </w:tcPr>
+          <w:p>
+            <w:r>
+              <w:rPr>
+                <w:rFonts w:ascii="Times New Roman" w:hAnsi="Times New Roman"/>
+                <w:sz w:val="20"/>
+              </w:rPr>
+              <w:t>Yes</w:t>
+            </w:r>
+          </w:p>
+        </w:tc>
+        <w:tc>
+          <w:tcPr>
+            <w:tcW w:type="dxa" w:w="279"/>
+          </w:tcPr>
+          <w:p>
+            <w:r>
+              <w:rPr>
+                <w:rFonts w:ascii="Times New Roman" w:hAnsi="Times New Roman"/>
+                <w:sz w:val="20"/>
+              </w:rPr>
+              <w:t>0.0047</w:t>
+            </w:r>
+          </w:p>
+        </w:tc>
+        <w:tc>
+          <w:tcPr>
+            <w:tcW w:type="dxa" w:w="279"/>
+          </w:tcPr>
+          <w:p>
+            <w:r>
+              <w:rPr>
+                <w:rFonts w:ascii="Times New Roman" w:hAnsi="Times New Roman"/>
+                <w:sz w:val="20"/>
+              </w:rPr>
+              <w:t>0.9456</w:t>
+            </w:r>
+          </w:p>
+        </w:tc>
+        <w:tc>
+          <w:tcPr>
+            <w:tcW w:type="dxa" w:w="279"/>
+          </w:tcPr>
+          <w:p>
+            <w:r>
+              <w:rPr>
+                <w:rFonts w:ascii="Times New Roman" w:hAnsi="Times New Roman"/>
+                <w:sz w:val="20"/>
+              </w:rPr>
+              <w:t>3.7284</w:t>
+            </w:r>
+          </w:p>
+        </w:tc>
+        <w:tc>
+          <w:tcPr>
+            <w:tcW w:type="dxa" w:w="279"/>
+          </w:tcPr>
+          <w:p>
+            <w:r>
+              <w:rPr>
+                <w:rFonts w:ascii="Times New Roman" w:hAnsi="Times New Roman"/>
+                <w:sz w:val="20"/>
+              </w:rPr>
+              <w:t>0.1550</w:t>
+            </w:r>
+          </w:p>
+        </w:tc>
+        <w:tc>
+          <w:tcPr>
+            <w:tcW w:type="dxa" w:w="279"/>
+          </w:tcPr>
+          <w:p>
+            <w:r>
+              <w:rPr>
+                <w:rFonts w:ascii="Times New Roman" w:hAnsi="Times New Roman"/>
+                <w:sz w:val="20"/>
+              </w:rPr>
+              <w:t>Yes</w:t>
+            </w:r>
+          </w:p>
+        </w:tc>
+        <w:tc>
+          <w:tcPr>
+            <w:tcW w:type="dxa" w:w="279"/>
+          </w:tcPr>
+          <w:p>
+            <w:r>
+              <w:rPr>
+                <w:rFonts w:ascii="Times New Roman" w:hAnsi="Times New Roman"/>
+                <w:sz w:val="20"/>
+              </w:rPr>
+              <w:t>8.123505</w:t>
+            </w:r>
+          </w:p>
+        </w:tc>
+        <w:tc>
+          <w:tcPr>
+            <w:tcW w:type="dxa" w:w="279"/>
+          </w:tcPr>
+          <w:p>
+            <w:r>
+              <w:rPr>
+                <w:rFonts w:ascii="Times New Roman" w:hAnsi="Times New Roman"/>
+                <w:sz w:val="20"/>
+              </w:rPr>
+              <w:t>10.748910</w:t>
+            </w:r>
+          </w:p>
+        </w:tc>
+        <w:tc>
+          <w:tcPr>
+            <w:tcW w:type="dxa" w:w="279"/>
+          </w:tcPr>
+          <w:p>
+            <w:r>
+              <w:rPr>
+                <w:rFonts w:ascii="Times New Roman" w:hAnsi="Times New Roman"/>
+                <w:sz w:val="20"/>
+              </w:rPr>
+              <w:t>-0.7043</w:t>
+            </w:r>
+          </w:p>
+        </w:tc>
+        <w:tc>
+          <w:tcPr>
+            <w:tcW w:type="dxa" w:w="279"/>
+          </w:tcPr>
+          <w:p>
+            <w:r>
+              <w:rPr>
+                <w:rFonts w:ascii="Times New Roman" w:hAnsi="Times New Roman"/>
+                <w:sz w:val="20"/>
+              </w:rPr>
+              <w:t>0.1320</w:t>
             </w:r>
           </w:p>
         </w:tc>
@@ -4448,7 +4658,7 @@
                 <w:rFonts w:ascii="Times New Roman" w:hAnsi="Times New Roman"/>
                 <w:sz w:val="20"/>
               </w:rPr>
-              <w:t>4.31</w:t>
+              <w:t>10.78</w:t>
             </w:r>
           </w:p>
         </w:tc>
@@ -4476,21 +4686,91 @@
                 <w:rFonts w:ascii="Times New Roman" w:hAnsi="Times New Roman"/>
                 <w:sz w:val="20"/>
               </w:rPr>
-              <w:t>0.0231</w:t>
-            </w:r>
-          </w:p>
-        </w:tc>
-        <w:tc>
-          <w:tcPr>
-            <w:tcW w:type="dxa" w:w="279"/>
-          </w:tcPr>
-          <w:p>
-            <w:r>
-              <w:rPr>
-                <w:rFonts w:ascii="Times New Roman" w:hAnsi="Times New Roman"/>
-                <w:sz w:val="20"/>
-              </w:rPr>
-              <w:t>0.8793</w:t>
+              <w:t>5.7312</w:t>
+            </w:r>
+          </w:p>
+        </w:tc>
+        <w:tc>
+          <w:tcPr>
+            <w:tcW w:type="dxa" w:w="279"/>
+          </w:tcPr>
+          <w:p>
+            <w:r>
+              <w:rPr>
+                <w:rFonts w:ascii="Times New Roman" w:hAnsi="Times New Roman"/>
+                <w:sz w:val="20"/>
+              </w:rPr>
+              <w:t>0.0167</w:t>
+            </w:r>
+          </w:p>
+        </w:tc>
+        <w:tc>
+          <w:tcPr>
+            <w:tcW w:type="dxa" w:w="279"/>
+          </w:tcPr>
+          <w:p>
+            <w:r>
+              <w:rPr>
+                <w:rFonts w:ascii="Times New Roman" w:hAnsi="Times New Roman"/>
+                <w:sz w:val="20"/>
+              </w:rPr>
+              <w:t>No</w:t>
+            </w:r>
+          </w:p>
+        </w:tc>
+        <w:tc>
+          <w:tcPr>
+            <w:tcW w:type="dxa" w:w="279"/>
+          </w:tcPr>
+          <w:p>
+            <w:r>
+              <w:rPr>
+                <w:rFonts w:ascii="Times New Roman" w:hAnsi="Times New Roman"/>
+                <w:sz w:val="20"/>
+              </w:rPr>
+              <w:t>0.0751</w:t>
+            </w:r>
+          </w:p>
+        </w:tc>
+        <w:tc>
+          <w:tcPr>
+            <w:tcW w:type="dxa" w:w="279"/>
+          </w:tcPr>
+          <w:p>
+            <w:r>
+              <w:rPr>
+                <w:rFonts w:ascii="Times New Roman" w:hAnsi="Times New Roman"/>
+                <w:sz w:val="20"/>
+              </w:rPr>
+              <w:t>0.7840</w:t>
+            </w:r>
+          </w:p>
+        </w:tc>
+        <w:tc>
+          <w:tcPr>
+            <w:tcW w:type="dxa" w:w="279"/>
+          </w:tcPr>
+          <w:p>
+            <w:r>
+              <w:rPr>
+                <w:rFonts w:ascii="Times New Roman" w:hAnsi="Times New Roman"/>
+                <w:sz w:val="20"/>
+              </w:rPr>
+              <w:t>5.8063</w:t>
+            </w:r>
+          </w:p>
+        </w:tc>
+        <w:tc>
+          <w:tcPr>
+            <w:tcW w:type="dxa" w:w="279"/>
+          </w:tcPr>
+          <w:p>
+            <w:r>
+              <w:rPr>
+                <w:rFonts w:ascii="Times New Roman" w:hAnsi="Times New Roman"/>
+                <w:sz w:val="20"/>
+              </w:rPr>
+              <w:t>0.0548</w:t>
             </w:r>
           </w:p>
         </w:tc>
@@ -4518,329 +4798,49 @@
                 <w:rFonts w:ascii="Times New Roman" w:hAnsi="Times New Roman"/>
                 <w:sz w:val="20"/>
               </w:rPr>
-              <w:t>0.0751</w:t>
-            </w:r>
-          </w:p>
-        </w:tc>
-        <w:tc>
-          <w:tcPr>
-            <w:tcW w:type="dxa" w:w="279"/>
-          </w:tcPr>
-          <w:p>
-            <w:r>
-              <w:rPr>
-                <w:rFonts w:ascii="Times New Roman" w:hAnsi="Times New Roman"/>
-                <w:sz w:val="20"/>
-              </w:rPr>
-              <w:t>0.7840</w:t>
-            </w:r>
-          </w:p>
-        </w:tc>
-        <w:tc>
-          <w:tcPr>
-            <w:tcW w:type="dxa" w:w="279"/>
-          </w:tcPr>
-          <w:p>
-            <w:r>
-              <w:rPr>
-                <w:rFonts w:ascii="Times New Roman" w:hAnsi="Times New Roman"/>
-                <w:sz w:val="20"/>
-              </w:rPr>
-              <w:t>0.0982</w:t>
-            </w:r>
-          </w:p>
-        </w:tc>
-        <w:tc>
-          <w:tcPr>
-            <w:tcW w:type="dxa" w:w="279"/>
-          </w:tcPr>
-          <w:p>
-            <w:r>
-              <w:rPr>
-                <w:rFonts w:ascii="Times New Roman" w:hAnsi="Times New Roman"/>
-                <w:sz w:val="20"/>
-              </w:rPr>
-              <w:t>0.9521</w:t>
-            </w:r>
-          </w:p>
-        </w:tc>
-        <w:tc>
-          <w:tcPr>
-            <w:tcW w:type="dxa" w:w="279"/>
-          </w:tcPr>
-          <w:p>
-            <w:r>
-              <w:rPr>
-                <w:rFonts w:ascii="Times New Roman" w:hAnsi="Times New Roman"/>
-                <w:sz w:val="20"/>
-              </w:rPr>
-              <w:t>Yes</w:t>
-            </w:r>
-          </w:p>
-        </w:tc>
-        <w:tc>
-          <w:tcPr>
-            <w:tcW w:type="dxa" w:w="279"/>
-          </w:tcPr>
-          <w:p>
-            <w:r>
-              <w:rPr>
-                <w:rFonts w:ascii="Times New Roman" w:hAnsi="Times New Roman"/>
-                <w:sz w:val="20"/>
-              </w:rPr>
-              <w:t>6.862477</w:t>
-            </w:r>
-          </w:p>
-        </w:tc>
-        <w:tc>
-          <w:tcPr>
-            <w:tcW w:type="dxa" w:w="279"/>
-          </w:tcPr>
-          <w:p>
-            <w:r>
-              <w:rPr>
-                <w:rFonts w:ascii="Times New Roman" w:hAnsi="Times New Roman"/>
-                <w:sz w:val="20"/>
-              </w:rPr>
-              <w:t>9.080335</w:t>
-            </w:r>
-          </w:p>
-        </w:tc>
-        <w:tc>
-          <w:tcPr>
-            <w:tcW w:type="dxa" w:w="279"/>
-          </w:tcPr>
-          <w:p>
-            <w:r>
-              <w:rPr>
-                <w:rFonts w:ascii="Times New Roman" w:hAnsi="Times New Roman"/>
-                <w:sz w:val="20"/>
-              </w:rPr>
-              <w:t>-0.0493</w:t>
-            </w:r>
-          </w:p>
-        </w:tc>
-        <w:tc>
-          <w:tcPr>
-            <w:tcW w:type="dxa" w:w="279"/>
-          </w:tcPr>
-          <w:p>
-            <w:r>
-              <w:rPr>
-                <w:rFonts w:ascii="Times New Roman" w:hAnsi="Times New Roman"/>
-                <w:sz w:val="20"/>
-              </w:rPr>
-              <w:t>0.9600</w:t>
-            </w:r>
-          </w:p>
-        </w:tc>
-        <w:tc>
-          <w:tcPr>
-            <w:tcW w:type="dxa" w:w="279"/>
-          </w:tcPr>
-          <w:p>
-            <w:r>
-              <w:rPr>
-                <w:rFonts w:ascii="Times New Roman" w:hAnsi="Times New Roman"/>
-                <w:sz w:val="20"/>
-              </w:rPr>
-              <w:t>7</w:t>
-            </w:r>
-          </w:p>
-        </w:tc>
-        <w:tc>
-          <w:tcPr>
-            <w:tcW w:type="dxa" w:w="279"/>
-          </w:tcPr>
-          <w:p>
-            <w:r>
-              <w:rPr>
-                <w:rFonts w:ascii="Times New Roman" w:hAnsi="Times New Roman"/>
-                <w:sz w:val="20"/>
-              </w:rPr>
-              <w:t>10.78</w:t>
-            </w:r>
-          </w:p>
-        </w:tc>
-        <w:tc>
-          <w:tcPr>
-            <w:tcW w:type="dxa" w:w="279"/>
-          </w:tcPr>
-          <w:p>
-            <w:r>
-              <w:rPr>
-                <w:rFonts w:ascii="Times New Roman" w:hAnsi="Times New Roman"/>
-                <w:sz w:val="20"/>
-              </w:rPr>
-              <w:t>0.0162</w:t>
-            </w:r>
-          </w:p>
-        </w:tc>
-        <w:tc>
-          <w:tcPr>
-            <w:tcW w:type="dxa" w:w="279"/>
-          </w:tcPr>
-          <w:p>
-            <w:r>
-              <w:rPr>
-                <w:rFonts w:ascii="Times New Roman" w:hAnsi="Times New Roman"/>
-                <w:sz w:val="20"/>
-              </w:rPr>
-              <w:t>1.5454</w:t>
-            </w:r>
-          </w:p>
-        </w:tc>
-        <w:tc>
-          <w:tcPr>
-            <w:tcW w:type="dxa" w:w="279"/>
-          </w:tcPr>
-          <w:p>
-            <w:r>
-              <w:rPr>
-                <w:rFonts w:ascii="Times New Roman" w:hAnsi="Times New Roman"/>
-                <w:sz w:val="20"/>
-              </w:rPr>
-              <w:t>0.2138</w:t>
-            </w:r>
-          </w:p>
-        </w:tc>
-        <w:tc>
-          <w:tcPr>
-            <w:tcW w:type="dxa" w:w="279"/>
-          </w:tcPr>
-          <w:p>
-            <w:r>
-              <w:rPr>
-                <w:rFonts w:ascii="Times New Roman" w:hAnsi="Times New Roman"/>
-                <w:sz w:val="20"/>
-              </w:rPr>
-              <w:t>Yes</w:t>
-            </w:r>
-          </w:p>
-        </w:tc>
-        <w:tc>
-          <w:tcPr>
-            <w:tcW w:type="dxa" w:w="279"/>
-          </w:tcPr>
-          <w:p>
-            <w:r>
-              <w:rPr>
-                <w:rFonts w:ascii="Times New Roman" w:hAnsi="Times New Roman"/>
-                <w:sz w:val="20"/>
-              </w:rPr>
-              <w:t>0.2317</w:t>
-            </w:r>
-          </w:p>
-        </w:tc>
-        <w:tc>
-          <w:tcPr>
-            <w:tcW w:type="dxa" w:w="279"/>
-          </w:tcPr>
-          <w:p>
-            <w:r>
-              <w:rPr>
-                <w:rFonts w:ascii="Times New Roman" w:hAnsi="Times New Roman"/>
-                <w:sz w:val="20"/>
-              </w:rPr>
-              <w:t>0.6303</w:t>
-            </w:r>
-          </w:p>
-        </w:tc>
-        <w:tc>
-          <w:tcPr>
-            <w:tcW w:type="dxa" w:w="279"/>
-          </w:tcPr>
-          <w:p>
-            <w:r>
-              <w:rPr>
-                <w:rFonts w:ascii="Times New Roman" w:hAnsi="Times New Roman"/>
-                <w:sz w:val="20"/>
-              </w:rPr>
-              <w:t>1.7771</w:t>
-            </w:r>
-          </w:p>
-        </w:tc>
-        <w:tc>
-          <w:tcPr>
-            <w:tcW w:type="dxa" w:w="279"/>
-          </w:tcPr>
-          <w:p>
-            <w:r>
-              <w:rPr>
-                <w:rFonts w:ascii="Times New Roman" w:hAnsi="Times New Roman"/>
-                <w:sz w:val="20"/>
-              </w:rPr>
-              <w:t>0.4113</w:t>
-            </w:r>
-          </w:p>
-        </w:tc>
-        <w:tc>
-          <w:tcPr>
-            <w:tcW w:type="dxa" w:w="279"/>
-          </w:tcPr>
-          <w:p>
-            <w:r>
-              <w:rPr>
-                <w:rFonts w:ascii="Times New Roman" w:hAnsi="Times New Roman"/>
-                <w:sz w:val="20"/>
-              </w:rPr>
-              <w:t>Yes</w:t>
-            </w:r>
-          </w:p>
-        </w:tc>
-        <w:tc>
-          <w:tcPr>
-            <w:tcW w:type="dxa" w:w="279"/>
-          </w:tcPr>
-          <w:p>
-            <w:r>
-              <w:rPr>
-                <w:rFonts w:ascii="Times New Roman" w:hAnsi="Times New Roman"/>
-                <w:sz w:val="20"/>
-              </w:rPr>
-              <w:t>5.242474</w:t>
-            </w:r>
-          </w:p>
-        </w:tc>
-        <w:tc>
-          <w:tcPr>
-            <w:tcW w:type="dxa" w:w="279"/>
-          </w:tcPr>
-          <w:p>
-            <w:r>
-              <w:rPr>
-                <w:rFonts w:ascii="Times New Roman" w:hAnsi="Times New Roman"/>
-                <w:sz w:val="20"/>
-              </w:rPr>
-              <w:t>7.181945</w:t>
-            </w:r>
-          </w:p>
-        </w:tc>
-        <w:tc>
-          <w:tcPr>
-            <w:tcW w:type="dxa" w:w="279"/>
-          </w:tcPr>
-          <w:p>
-            <w:r>
-              <w:rPr>
-                <w:rFonts w:ascii="Times New Roman" w:hAnsi="Times New Roman"/>
-                <w:sz w:val="20"/>
-              </w:rPr>
-              <w:t>-0.3039</w:t>
-            </w:r>
-          </w:p>
-        </w:tc>
-        <w:tc>
-          <w:tcPr>
-            <w:tcW w:type="dxa" w:w="279"/>
-          </w:tcPr>
-          <w:p>
-            <w:r>
-              <w:rPr>
-                <w:rFonts w:ascii="Times New Roman" w:hAnsi="Times New Roman"/>
-                <w:sz w:val="20"/>
-              </w:rPr>
-              <w:t>0.3400</w:t>
+              <w:t>6.205815</w:t>
+            </w:r>
+          </w:p>
+        </w:tc>
+        <w:tc>
+          <w:tcPr>
+            <w:tcW w:type="dxa" w:w="279"/>
+          </w:tcPr>
+          <w:p>
+            <w:r>
+              <w:rPr>
+                <w:rFonts w:ascii="Times New Roman" w:hAnsi="Times New Roman"/>
+                <w:sz w:val="20"/>
+              </w:rPr>
+              <w:t>8.501678</w:t>
+            </w:r>
+          </w:p>
+        </w:tc>
+        <w:tc>
+          <w:tcPr>
+            <w:tcW w:type="dxa" w:w="279"/>
+          </w:tcPr>
+          <w:p>
+            <w:r>
+              <w:rPr>
+                <w:rFonts w:ascii="Times New Roman" w:hAnsi="Times New Roman"/>
+                <w:sz w:val="20"/>
+              </w:rPr>
+              <w:t>-0.6145</w:t>
+            </w:r>
+          </w:p>
+        </w:tc>
+        <w:tc>
+          <w:tcPr>
+            <w:tcW w:type="dxa" w:w="279"/>
+          </w:tcPr>
+          <w:p>
+            <w:r>
+              <w:rPr>
+                <w:rFonts w:ascii="Times New Roman" w:hAnsi="Times New Roman"/>
+                <w:sz w:val="20"/>
+              </w:rPr>
+              <w:t>0.0220</w:t>
             </w:r>
           </w:p>
         </w:tc>
@@ -4856,7 +4856,7 @@
                 <w:rFonts w:ascii="Times New Roman" w:hAnsi="Times New Roman"/>
                 <w:sz w:val="20"/>
               </w:rPr>
-              <w:t>LSTM-SSE</w:t>
+              <w:t>LSTM-Attention</w:t>
             </w:r>
           </w:p>
         </w:tc>
@@ -5024,63 +5024,63 @@
                 <w:rFonts w:ascii="Times New Roman" w:hAnsi="Times New Roman"/>
                 <w:sz w:val="20"/>
               </w:rPr>
-              <w:t>6.415151</w:t>
-            </w:r>
-          </w:p>
-        </w:tc>
-        <w:tc>
-          <w:tcPr>
-            <w:tcW w:type="dxa" w:w="279"/>
-          </w:tcPr>
-          <w:p>
-            <w:r>
-              <w:rPr>
-                <w:rFonts w:ascii="Times New Roman" w:hAnsi="Times New Roman"/>
-                <w:sz w:val="20"/>
-              </w:rPr>
-              <w:t>8.488439</w:t>
-            </w:r>
-          </w:p>
-        </w:tc>
-        <w:tc>
-          <w:tcPr>
-            <w:tcW w:type="dxa" w:w="279"/>
-          </w:tcPr>
-          <w:p>
-            <w:r>
-              <w:rPr>
-                <w:rFonts w:ascii="Times New Roman" w:hAnsi="Times New Roman"/>
-                <w:sz w:val="20"/>
-              </w:rPr>
-              <w:t>-0.0732</w:t>
-            </w:r>
-          </w:p>
-        </w:tc>
-        <w:tc>
-          <w:tcPr>
-            <w:tcW w:type="dxa" w:w="279"/>
-          </w:tcPr>
-          <w:p>
-            <w:r>
-              <w:rPr>
-                <w:rFonts w:ascii="Times New Roman" w:hAnsi="Times New Roman"/>
-                <w:sz w:val="20"/>
-              </w:rPr>
-              <w:t>0.9860</w:t>
-            </w:r>
-          </w:p>
-        </w:tc>
-        <w:tc>
-          <w:tcPr>
-            <w:tcW w:type="dxa" w:w="279"/>
-          </w:tcPr>
-          <w:p>
-            <w:r>
-              <w:rPr>
-                <w:rFonts w:ascii="Times New Roman" w:hAnsi="Times New Roman"/>
-                <w:sz w:val="20"/>
-              </w:rPr>
-              <w:t>11</w:t>
+              <w:t>6.862477</w:t>
+            </w:r>
+          </w:p>
+        </w:tc>
+        <w:tc>
+          <w:tcPr>
+            <w:tcW w:type="dxa" w:w="279"/>
+          </w:tcPr>
+          <w:p>
+            <w:r>
+              <w:rPr>
+                <w:rFonts w:ascii="Times New Roman" w:hAnsi="Times New Roman"/>
+                <w:sz w:val="20"/>
+              </w:rPr>
+              <w:t>9.080335</w:t>
+            </w:r>
+          </w:p>
+        </w:tc>
+        <w:tc>
+          <w:tcPr>
+            <w:tcW w:type="dxa" w:w="279"/>
+          </w:tcPr>
+          <w:p>
+            <w:r>
+              <w:rPr>
+                <w:rFonts w:ascii="Times New Roman" w:hAnsi="Times New Roman"/>
+                <w:sz w:val="20"/>
+              </w:rPr>
+              <w:t>-0.0493</w:t>
+            </w:r>
+          </w:p>
+        </w:tc>
+        <w:tc>
+          <w:tcPr>
+            <w:tcW w:type="dxa" w:w="279"/>
+          </w:tcPr>
+          <w:p>
+            <w:r>
+              <w:rPr>
+                <w:rFonts w:ascii="Times New Roman" w:hAnsi="Times New Roman"/>
+                <w:sz w:val="20"/>
+              </w:rPr>
+              <w:t>0.9600</w:t>
+            </w:r>
+          </w:p>
+        </w:tc>
+        <w:tc>
+          <w:tcPr>
+            <w:tcW w:type="dxa" w:w="279"/>
+          </w:tcPr>
+          <w:p>
+            <w:r>
+              <w:rPr>
+                <w:rFonts w:ascii="Times New Roman" w:hAnsi="Times New Roman"/>
+                <w:sz w:val="20"/>
+              </w:rPr>
+              <w:t>7</w:t>
             </w:r>
           </w:p>
         </w:tc>
@@ -5108,35 +5108,35 @@
                 <w:rFonts w:ascii="Times New Roman" w:hAnsi="Times New Roman"/>
                 <w:sz w:val="20"/>
               </w:rPr>
-              <w:t>0.0255</w:t>
-            </w:r>
-          </w:p>
-        </w:tc>
-        <w:tc>
-          <w:tcPr>
-            <w:tcW w:type="dxa" w:w="279"/>
-          </w:tcPr>
-          <w:p>
-            <w:r>
-              <w:rPr>
-                <w:rFonts w:ascii="Times New Roman" w:hAnsi="Times New Roman"/>
-                <w:sz w:val="20"/>
-              </w:rPr>
-              <w:t>0.0048</w:t>
-            </w:r>
-          </w:p>
-        </w:tc>
-        <w:tc>
-          <w:tcPr>
-            <w:tcW w:type="dxa" w:w="279"/>
-          </w:tcPr>
-          <w:p>
-            <w:r>
-              <w:rPr>
-                <w:rFonts w:ascii="Times New Roman" w:hAnsi="Times New Roman"/>
-                <w:sz w:val="20"/>
-              </w:rPr>
-              <w:t>0.9448</w:t>
+              <w:t>0.0162</w:t>
+            </w:r>
+          </w:p>
+        </w:tc>
+        <w:tc>
+          <w:tcPr>
+            <w:tcW w:type="dxa" w:w="279"/>
+          </w:tcPr>
+          <w:p>
+            <w:r>
+              <w:rPr>
+                <w:rFonts w:ascii="Times New Roman" w:hAnsi="Times New Roman"/>
+                <w:sz w:val="20"/>
+              </w:rPr>
+              <w:t>1.5454</w:t>
+            </w:r>
+          </w:p>
+        </w:tc>
+        <w:tc>
+          <w:tcPr>
+            <w:tcW w:type="dxa" w:w="279"/>
+          </w:tcPr>
+          <w:p>
+            <w:r>
+              <w:rPr>
+                <w:rFonts w:ascii="Times New Roman" w:hAnsi="Times New Roman"/>
+                <w:sz w:val="20"/>
+              </w:rPr>
+              <w:t>0.2138</w:t>
             </w:r>
           </w:p>
         </w:tc>
@@ -5164,49 +5164,49 @@
                 <w:rFonts w:ascii="Times New Roman" w:hAnsi="Times New Roman"/>
                 <w:sz w:val="20"/>
               </w:rPr>
-              <w:t>0.5776</w:t>
-            </w:r>
-          </w:p>
-        </w:tc>
-        <w:tc>
-          <w:tcPr>
-            <w:tcW w:type="dxa" w:w="279"/>
-          </w:tcPr>
-          <w:p>
-            <w:r>
-              <w:rPr>
-                <w:rFonts w:ascii="Times New Roman" w:hAnsi="Times New Roman"/>
-                <w:sz w:val="20"/>
-              </w:rPr>
-              <w:t>0.4472</w:t>
-            </w:r>
-          </w:p>
-        </w:tc>
-        <w:tc>
-          <w:tcPr>
-            <w:tcW w:type="dxa" w:w="279"/>
-          </w:tcPr>
-          <w:p>
-            <w:r>
-              <w:rPr>
-                <w:rFonts w:ascii="Times New Roman" w:hAnsi="Times New Roman"/>
-                <w:sz w:val="20"/>
-              </w:rPr>
-              <w:t>0.5824</w:t>
-            </w:r>
-          </w:p>
-        </w:tc>
-        <w:tc>
-          <w:tcPr>
-            <w:tcW w:type="dxa" w:w="279"/>
-          </w:tcPr>
-          <w:p>
-            <w:r>
-              <w:rPr>
-                <w:rFonts w:ascii="Times New Roman" w:hAnsi="Times New Roman"/>
-                <w:sz w:val="20"/>
-              </w:rPr>
-              <w:t>0.7474</w:t>
+              <w:t>0.2317</w:t>
+            </w:r>
+          </w:p>
+        </w:tc>
+        <w:tc>
+          <w:tcPr>
+            <w:tcW w:type="dxa" w:w="279"/>
+          </w:tcPr>
+          <w:p>
+            <w:r>
+              <w:rPr>
+                <w:rFonts w:ascii="Times New Roman" w:hAnsi="Times New Roman"/>
+                <w:sz w:val="20"/>
+              </w:rPr>
+              <w:t>0.6303</w:t>
+            </w:r>
+          </w:p>
+        </w:tc>
+        <w:tc>
+          <w:tcPr>
+            <w:tcW w:type="dxa" w:w="279"/>
+          </w:tcPr>
+          <w:p>
+            <w:r>
+              <w:rPr>
+                <w:rFonts w:ascii="Times New Roman" w:hAnsi="Times New Roman"/>
+                <w:sz w:val="20"/>
+              </w:rPr>
+              <w:t>1.7771</w:t>
+            </w:r>
+          </w:p>
+        </w:tc>
+        <w:tc>
+          <w:tcPr>
+            <w:tcW w:type="dxa" w:w="279"/>
+          </w:tcPr>
+          <w:p>
+            <w:r>
+              <w:rPr>
+                <w:rFonts w:ascii="Times New Roman" w:hAnsi="Times New Roman"/>
+                <w:sz w:val="20"/>
+              </w:rPr>
+              <w:t>0.4113</w:t>
             </w:r>
           </w:p>
         </w:tc>
@@ -5234,49 +5234,49 @@
                 <w:rFonts w:ascii="Times New Roman" w:hAnsi="Times New Roman"/>
                 <w:sz w:val="20"/>
               </w:rPr>
-              <w:t>4.900747</w:t>
-            </w:r>
-          </w:p>
-        </w:tc>
-        <w:tc>
-          <w:tcPr>
-            <w:tcW w:type="dxa" w:w="279"/>
-          </w:tcPr>
-          <w:p>
-            <w:r>
-              <w:rPr>
-                <w:rFonts w:ascii="Times New Roman" w:hAnsi="Times New Roman"/>
-                <w:sz w:val="20"/>
-              </w:rPr>
-              <w:t>6.713795</w:t>
-            </w:r>
-          </w:p>
-        </w:tc>
-        <w:tc>
-          <w:tcPr>
-            <w:tcW w:type="dxa" w:w="279"/>
-          </w:tcPr>
-          <w:p>
-            <w:r>
-              <w:rPr>
-                <w:rFonts w:ascii="Times New Roman" w:hAnsi="Times New Roman"/>
-                <w:sz w:val="20"/>
-              </w:rPr>
-              <w:t>-0.0222</w:t>
-            </w:r>
-          </w:p>
-        </w:tc>
-        <w:tc>
-          <w:tcPr>
-            <w:tcW w:type="dxa" w:w="279"/>
-          </w:tcPr>
-          <w:p>
-            <w:r>
-              <w:rPr>
-                <w:rFonts w:ascii="Times New Roman" w:hAnsi="Times New Roman"/>
-                <w:sz w:val="20"/>
-              </w:rPr>
-              <w:t>0.9480</w:t>
+              <w:t>5.242474</w:t>
+            </w:r>
+          </w:p>
+        </w:tc>
+        <w:tc>
+          <w:tcPr>
+            <w:tcW w:type="dxa" w:w="279"/>
+          </w:tcPr>
+          <w:p>
+            <w:r>
+              <w:rPr>
+                <w:rFonts w:ascii="Times New Roman" w:hAnsi="Times New Roman"/>
+                <w:sz w:val="20"/>
+              </w:rPr>
+              <w:t>7.181945</w:t>
+            </w:r>
+          </w:p>
+        </w:tc>
+        <w:tc>
+          <w:tcPr>
+            <w:tcW w:type="dxa" w:w="279"/>
+          </w:tcPr>
+          <w:p>
+            <w:r>
+              <w:rPr>
+                <w:rFonts w:ascii="Times New Roman" w:hAnsi="Times New Roman"/>
+                <w:sz w:val="20"/>
+              </w:rPr>
+              <w:t>-0.3039</w:t>
+            </w:r>
+          </w:p>
+        </w:tc>
+        <w:tc>
+          <w:tcPr>
+            <w:tcW w:type="dxa" w:w="279"/>
+          </w:tcPr>
+          <w:p>
+            <w:r>
+              <w:rPr>
+                <w:rFonts w:ascii="Times New Roman" w:hAnsi="Times New Roman"/>
+                <w:sz w:val="20"/>
+              </w:rPr>
+              <w:t>0.3400</w:t>
             </w:r>
           </w:p>
         </w:tc>
@@ -5292,21 +5292,21 @@
                 <w:rFonts w:ascii="Times New Roman" w:hAnsi="Times New Roman"/>
                 <w:sz w:val="20"/>
               </w:rPr>
-              <w:t>LSTM-SSE-t-Student</w:t>
-            </w:r>
-          </w:p>
-        </w:tc>
-        <w:tc>
-          <w:tcPr>
-            <w:tcW w:type="dxa" w:w="279"/>
-          </w:tcPr>
-          <w:p>
-            <w:r>
-              <w:rPr>
-                <w:rFonts w:ascii="Times New Roman" w:hAnsi="Times New Roman"/>
-                <w:sz w:val="20"/>
-              </w:rPr>
-              <w:t>3</w:t>
+              <w:t>LSTM-SSE</w:t>
+            </w:r>
+          </w:p>
+        </w:tc>
+        <w:tc>
+          <w:tcPr>
+            <w:tcW w:type="dxa" w:w="279"/>
+          </w:tcPr>
+          <w:p>
+            <w:r>
+              <w:rPr>
+                <w:rFonts w:ascii="Times New Roman" w:hAnsi="Times New Roman"/>
+                <w:sz w:val="20"/>
+              </w:rPr>
+              <w:t>4</w:t>
             </w:r>
           </w:p>
         </w:tc>
@@ -5334,35 +5334,35 @@
                 <w:rFonts w:ascii="Times New Roman" w:hAnsi="Times New Roman"/>
                 <w:sz w:val="20"/>
               </w:rPr>
-              <w:t>0.0070</w:t>
-            </w:r>
-          </w:p>
-        </w:tc>
-        <w:tc>
-          <w:tcPr>
-            <w:tcW w:type="dxa" w:w="279"/>
-          </w:tcPr>
-          <w:p>
-            <w:r>
-              <w:rPr>
-                <w:rFonts w:ascii="Times New Roman" w:hAnsi="Times New Roman"/>
-                <w:sz w:val="20"/>
-              </w:rPr>
-              <w:t>0.4501</w:t>
-            </w:r>
-          </w:p>
-        </w:tc>
-        <w:tc>
-          <w:tcPr>
-            <w:tcW w:type="dxa" w:w="279"/>
-          </w:tcPr>
-          <w:p>
-            <w:r>
-              <w:rPr>
-                <w:rFonts w:ascii="Times New Roman" w:hAnsi="Times New Roman"/>
-                <w:sz w:val="20"/>
-              </w:rPr>
-              <w:t>0.5023</w:t>
+              <w:t>0.0093</w:t>
+            </w:r>
+          </w:p>
+        </w:tc>
+        <w:tc>
+          <w:tcPr>
+            <w:tcW w:type="dxa" w:w="279"/>
+          </w:tcPr>
+          <w:p>
+            <w:r>
+              <w:rPr>
+                <w:rFonts w:ascii="Times New Roman" w:hAnsi="Times New Roman"/>
+                <w:sz w:val="20"/>
+              </w:rPr>
+              <w:t>0.0231</w:t>
+            </w:r>
+          </w:p>
+        </w:tc>
+        <w:tc>
+          <w:tcPr>
+            <w:tcW w:type="dxa" w:w="279"/>
+          </w:tcPr>
+          <w:p>
+            <w:r>
+              <w:rPr>
+                <w:rFonts w:ascii="Times New Roman" w:hAnsi="Times New Roman"/>
+                <w:sz w:val="20"/>
+              </w:rPr>
+              <w:t>0.8793</w:t>
             </w:r>
           </w:p>
         </w:tc>
@@ -5390,49 +5390,49 @@
                 <w:rFonts w:ascii="Times New Roman" w:hAnsi="Times New Roman"/>
                 <w:sz w:val="20"/>
               </w:rPr>
-              <w:t>0.0422</w:t>
-            </w:r>
-          </w:p>
-        </w:tc>
-        <w:tc>
-          <w:tcPr>
-            <w:tcW w:type="dxa" w:w="279"/>
-          </w:tcPr>
-          <w:p>
-            <w:r>
-              <w:rPr>
-                <w:rFonts w:ascii="Times New Roman" w:hAnsi="Times New Roman"/>
-                <w:sz w:val="20"/>
-              </w:rPr>
-              <w:t>0.8373</w:t>
-            </w:r>
-          </w:p>
-        </w:tc>
-        <w:tc>
-          <w:tcPr>
-            <w:tcW w:type="dxa" w:w="279"/>
-          </w:tcPr>
-          <w:p>
-            <w:r>
-              <w:rPr>
-                <w:rFonts w:ascii="Times New Roman" w:hAnsi="Times New Roman"/>
-                <w:sz w:val="20"/>
-              </w:rPr>
-              <w:t>0.4923</w:t>
-            </w:r>
-          </w:p>
-        </w:tc>
-        <w:tc>
-          <w:tcPr>
-            <w:tcW w:type="dxa" w:w="279"/>
-          </w:tcPr>
-          <w:p>
-            <w:r>
-              <w:rPr>
-                <w:rFonts w:ascii="Times New Roman" w:hAnsi="Times New Roman"/>
-                <w:sz w:val="20"/>
-              </w:rPr>
-              <w:t>0.7818</w:t>
+              <w:t>0.0751</w:t>
+            </w:r>
+          </w:p>
+        </w:tc>
+        <w:tc>
+          <w:tcPr>
+            <w:tcW w:type="dxa" w:w="279"/>
+          </w:tcPr>
+          <w:p>
+            <w:r>
+              <w:rPr>
+                <w:rFonts w:ascii="Times New Roman" w:hAnsi="Times New Roman"/>
+                <w:sz w:val="20"/>
+              </w:rPr>
+              <w:t>0.7840</w:t>
+            </w:r>
+          </w:p>
+        </w:tc>
+        <w:tc>
+          <w:tcPr>
+            <w:tcW w:type="dxa" w:w="279"/>
+          </w:tcPr>
+          <w:p>
+            <w:r>
+              <w:rPr>
+                <w:rFonts w:ascii="Times New Roman" w:hAnsi="Times New Roman"/>
+                <w:sz w:val="20"/>
+              </w:rPr>
+              <w:t>0.0982</w:t>
+            </w:r>
+          </w:p>
+        </w:tc>
+        <w:tc>
+          <w:tcPr>
+            <w:tcW w:type="dxa" w:w="279"/>
+          </w:tcPr>
+          <w:p>
+            <w:r>
+              <w:rPr>
+                <w:rFonts w:ascii="Times New Roman" w:hAnsi="Times New Roman"/>
+                <w:sz w:val="20"/>
+              </w:rPr>
+              <w:t>0.9521</w:t>
             </w:r>
           </w:p>
         </w:tc>
@@ -5460,63 +5460,63 @@
                 <w:rFonts w:ascii="Times New Roman" w:hAnsi="Times New Roman"/>
                 <w:sz w:val="20"/>
               </w:rPr>
-              <w:t>7.093284</w:t>
-            </w:r>
-          </w:p>
-        </w:tc>
-        <w:tc>
-          <w:tcPr>
-            <w:tcW w:type="dxa" w:w="279"/>
-          </w:tcPr>
-          <w:p>
-            <w:r>
-              <w:rPr>
-                <w:rFonts w:ascii="Times New Roman" w:hAnsi="Times New Roman"/>
-                <w:sz w:val="20"/>
-              </w:rPr>
-              <w:t>9.385736</w:t>
-            </w:r>
-          </w:p>
-        </w:tc>
-        <w:tc>
-          <w:tcPr>
-            <w:tcW w:type="dxa" w:w="279"/>
-          </w:tcPr>
-          <w:p>
-            <w:r>
-              <w:rPr>
-                <w:rFonts w:ascii="Times New Roman" w:hAnsi="Times New Roman"/>
-                <w:sz w:val="20"/>
-              </w:rPr>
-              <w:t>-0.3474</w:t>
-            </w:r>
-          </w:p>
-        </w:tc>
-        <w:tc>
-          <w:tcPr>
-            <w:tcW w:type="dxa" w:w="279"/>
-          </w:tcPr>
-          <w:p>
-            <w:r>
-              <w:rPr>
-                <w:rFonts w:ascii="Times New Roman" w:hAnsi="Times New Roman"/>
-                <w:sz w:val="20"/>
-              </w:rPr>
-              <w:t>0.5660</w:t>
-            </w:r>
-          </w:p>
-        </w:tc>
-        <w:tc>
-          <w:tcPr>
-            <w:tcW w:type="dxa" w:w="279"/>
-          </w:tcPr>
-          <w:p>
-            <w:r>
-              <w:rPr>
-                <w:rFonts w:ascii="Times New Roman" w:hAnsi="Times New Roman"/>
-                <w:sz w:val="20"/>
-              </w:rPr>
-              <w:t>7</w:t>
+              <w:t>6.415151</w:t>
+            </w:r>
+          </w:p>
+        </w:tc>
+        <w:tc>
+          <w:tcPr>
+            <w:tcW w:type="dxa" w:w="279"/>
+          </w:tcPr>
+          <w:p>
+            <w:r>
+              <w:rPr>
+                <w:rFonts w:ascii="Times New Roman" w:hAnsi="Times New Roman"/>
+                <w:sz w:val="20"/>
+              </w:rPr>
+              <w:t>8.488439</w:t>
+            </w:r>
+          </w:p>
+        </w:tc>
+        <w:tc>
+          <w:tcPr>
+            <w:tcW w:type="dxa" w:w="279"/>
+          </w:tcPr>
+          <w:p>
+            <w:r>
+              <w:rPr>
+                <w:rFonts w:ascii="Times New Roman" w:hAnsi="Times New Roman"/>
+                <w:sz w:val="20"/>
+              </w:rPr>
+              <w:t>-0.0732</w:t>
+            </w:r>
+          </w:p>
+        </w:tc>
+        <w:tc>
+          <w:tcPr>
+            <w:tcW w:type="dxa" w:w="279"/>
+          </w:tcPr>
+          <w:p>
+            <w:r>
+              <w:rPr>
+                <w:rFonts w:ascii="Times New Roman" w:hAnsi="Times New Roman"/>
+                <w:sz w:val="20"/>
+              </w:rPr>
+              <w:t>0.9860</w:t>
+            </w:r>
+          </w:p>
+        </w:tc>
+        <w:tc>
+          <w:tcPr>
+            <w:tcW w:type="dxa" w:w="279"/>
+          </w:tcPr>
+          <w:p>
+            <w:r>
+              <w:rPr>
+                <w:rFonts w:ascii="Times New Roman" w:hAnsi="Times New Roman"/>
+                <w:sz w:val="20"/>
+              </w:rPr>
+              <w:t>11</w:t>
             </w:r>
           </w:p>
         </w:tc>
@@ -5544,35 +5544,35 @@
                 <w:rFonts w:ascii="Times New Roman" w:hAnsi="Times New Roman"/>
                 <w:sz w:val="20"/>
               </w:rPr>
-              <w:t>0.0162</w:t>
-            </w:r>
-          </w:p>
-        </w:tc>
-        <w:tc>
-          <w:tcPr>
-            <w:tcW w:type="dxa" w:w="279"/>
-          </w:tcPr>
-          <w:p>
-            <w:r>
-              <w:rPr>
-                <w:rFonts w:ascii="Times New Roman" w:hAnsi="Times New Roman"/>
-                <w:sz w:val="20"/>
-              </w:rPr>
-              <w:t>1.5454</w:t>
-            </w:r>
-          </w:p>
-        </w:tc>
-        <w:tc>
-          <w:tcPr>
-            <w:tcW w:type="dxa" w:w="279"/>
-          </w:tcPr>
-          <w:p>
-            <w:r>
-              <w:rPr>
-                <w:rFonts w:ascii="Times New Roman" w:hAnsi="Times New Roman"/>
-                <w:sz w:val="20"/>
-              </w:rPr>
-              <w:t>0.2138</w:t>
+              <w:t>0.0255</w:t>
+            </w:r>
+          </w:p>
+        </w:tc>
+        <w:tc>
+          <w:tcPr>
+            <w:tcW w:type="dxa" w:w="279"/>
+          </w:tcPr>
+          <w:p>
+            <w:r>
+              <w:rPr>
+                <w:rFonts w:ascii="Times New Roman" w:hAnsi="Times New Roman"/>
+                <w:sz w:val="20"/>
+              </w:rPr>
+              <w:t>0.0048</w:t>
+            </w:r>
+          </w:p>
+        </w:tc>
+        <w:tc>
+          <w:tcPr>
+            <w:tcW w:type="dxa" w:w="279"/>
+          </w:tcPr>
+          <w:p>
+            <w:r>
+              <w:rPr>
+                <w:rFonts w:ascii="Times New Roman" w:hAnsi="Times New Roman"/>
+                <w:sz w:val="20"/>
+              </w:rPr>
+              <w:t>0.9448</w:t>
             </w:r>
           </w:p>
         </w:tc>
@@ -5600,49 +5600,49 @@
                 <w:rFonts w:ascii="Times New Roman" w:hAnsi="Times New Roman"/>
                 <w:sz w:val="20"/>
               </w:rPr>
-              <w:t>0.2317</w:t>
-            </w:r>
-          </w:p>
-        </w:tc>
-        <w:tc>
-          <w:tcPr>
-            <w:tcW w:type="dxa" w:w="279"/>
-          </w:tcPr>
-          <w:p>
-            <w:r>
-              <w:rPr>
-                <w:rFonts w:ascii="Times New Roman" w:hAnsi="Times New Roman"/>
-                <w:sz w:val="20"/>
-              </w:rPr>
-              <w:t>0.6303</w:t>
-            </w:r>
-          </w:p>
-        </w:tc>
-        <w:tc>
-          <w:tcPr>
-            <w:tcW w:type="dxa" w:w="279"/>
-          </w:tcPr>
-          <w:p>
-            <w:r>
-              <w:rPr>
-                <w:rFonts w:ascii="Times New Roman" w:hAnsi="Times New Roman"/>
-                <w:sz w:val="20"/>
-              </w:rPr>
-              <w:t>1.7771</w:t>
-            </w:r>
-          </w:p>
-        </w:tc>
-        <w:tc>
-          <w:tcPr>
-            <w:tcW w:type="dxa" w:w="279"/>
-          </w:tcPr>
-          <w:p>
-            <w:r>
-              <w:rPr>
-                <w:rFonts w:ascii="Times New Roman" w:hAnsi="Times New Roman"/>
-                <w:sz w:val="20"/>
-              </w:rPr>
-              <w:t>0.4113</w:t>
+              <w:t>0.5776</w:t>
+            </w:r>
+          </w:p>
+        </w:tc>
+        <w:tc>
+          <w:tcPr>
+            <w:tcW w:type="dxa" w:w="279"/>
+          </w:tcPr>
+          <w:p>
+            <w:r>
+              <w:rPr>
+                <w:rFonts w:ascii="Times New Roman" w:hAnsi="Times New Roman"/>
+                <w:sz w:val="20"/>
+              </w:rPr>
+              <w:t>0.4472</w:t>
+            </w:r>
+          </w:p>
+        </w:tc>
+        <w:tc>
+          <w:tcPr>
+            <w:tcW w:type="dxa" w:w="279"/>
+          </w:tcPr>
+          <w:p>
+            <w:r>
+              <w:rPr>
+                <w:rFonts w:ascii="Times New Roman" w:hAnsi="Times New Roman"/>
+                <w:sz w:val="20"/>
+              </w:rPr>
+              <w:t>0.5824</w:t>
+            </w:r>
+          </w:p>
+        </w:tc>
+        <w:tc>
+          <w:tcPr>
+            <w:tcW w:type="dxa" w:w="279"/>
+          </w:tcPr>
+          <w:p>
+            <w:r>
+              <w:rPr>
+                <w:rFonts w:ascii="Times New Roman" w:hAnsi="Times New Roman"/>
+                <w:sz w:val="20"/>
+              </w:rPr>
+              <w:t>0.7474</w:t>
             </w:r>
           </w:p>
         </w:tc>
@@ -5670,49 +5670,49 @@
                 <w:rFonts w:ascii="Times New Roman" w:hAnsi="Times New Roman"/>
                 <w:sz w:val="20"/>
               </w:rPr>
-              <w:t>5.418795</w:t>
-            </w:r>
-          </w:p>
-        </w:tc>
-        <w:tc>
-          <w:tcPr>
-            <w:tcW w:type="dxa" w:w="279"/>
-          </w:tcPr>
-          <w:p>
-            <w:r>
-              <w:rPr>
-                <w:rFonts w:ascii="Times New Roman" w:hAnsi="Times New Roman"/>
-                <w:sz w:val="20"/>
-              </w:rPr>
-              <w:t>7.423497</w:t>
-            </w:r>
-          </w:p>
-        </w:tc>
-        <w:tc>
-          <w:tcPr>
-            <w:tcW w:type="dxa" w:w="279"/>
-          </w:tcPr>
-          <w:p>
-            <w:r>
-              <w:rPr>
-                <w:rFonts w:ascii="Times New Roman" w:hAnsi="Times New Roman"/>
-                <w:sz w:val="20"/>
-              </w:rPr>
-              <w:t>-0.3768</w:t>
-            </w:r>
-          </w:p>
-        </w:tc>
-        <w:tc>
-          <w:tcPr>
-            <w:tcW w:type="dxa" w:w="279"/>
-          </w:tcPr>
-          <w:p>
-            <w:r>
-              <w:rPr>
-                <w:rFonts w:ascii="Times New Roman" w:hAnsi="Times New Roman"/>
-                <w:sz w:val="20"/>
-              </w:rPr>
-              <w:t>0.2320</w:t>
+              <w:t>4.900747</w:t>
+            </w:r>
+          </w:p>
+        </w:tc>
+        <w:tc>
+          <w:tcPr>
+            <w:tcW w:type="dxa" w:w="279"/>
+          </w:tcPr>
+          <w:p>
+            <w:r>
+              <w:rPr>
+                <w:rFonts w:ascii="Times New Roman" w:hAnsi="Times New Roman"/>
+                <w:sz w:val="20"/>
+              </w:rPr>
+              <w:t>6.713795</w:t>
+            </w:r>
+          </w:p>
+        </w:tc>
+        <w:tc>
+          <w:tcPr>
+            <w:tcW w:type="dxa" w:w="279"/>
+          </w:tcPr>
+          <w:p>
+            <w:r>
+              <w:rPr>
+                <w:rFonts w:ascii="Times New Roman" w:hAnsi="Times New Roman"/>
+                <w:sz w:val="20"/>
+              </w:rPr>
+              <w:t>-0.0222</w:t>
+            </w:r>
+          </w:p>
+        </w:tc>
+        <w:tc>
+          <w:tcPr>
+            <w:tcW w:type="dxa" w:w="279"/>
+          </w:tcPr>
+          <w:p>
+            <w:r>
+              <w:rPr>
+                <w:rFonts w:ascii="Times New Roman" w:hAnsi="Times New Roman"/>
+                <w:sz w:val="20"/>
+              </w:rPr>
+              <w:t>0.9480</w:t>
             </w:r>
           </w:p>
         </w:tc>

--- a/outputs/tables/Table11_a_Risk_BTC-USD.docx
+++ b/outputs/tables/Table11_a_Risk_BTC-USD.docx
@@ -932,21 +932,21 @@
                 <w:rFonts w:ascii="Times New Roman" w:hAnsi="Times New Roman"/>
                 <w:sz w:val="20"/>
               </w:rPr>
-              <w:t>ARCH-LSTM</w:t>
-            </w:r>
-          </w:p>
-        </w:tc>
-        <w:tc>
-          <w:tcPr>
-            <w:tcW w:type="dxa" w:w="279"/>
-          </w:tcPr>
-          <w:p>
-            <w:r>
-              <w:rPr>
-                <w:rFonts w:ascii="Times New Roman" w:hAnsi="Times New Roman"/>
-                <w:sz w:val="20"/>
-              </w:rPr>
-              <w:t>2</w:t>
+              <w:t>CNN-LSTM</w:t>
+            </w:r>
+          </w:p>
+        </w:tc>
+        <w:tc>
+          <w:tcPr>
+            <w:tcW w:type="dxa" w:w="279"/>
+          </w:tcPr>
+          <w:p>
+            <w:r>
+              <w:rPr>
+                <w:rFonts w:ascii="Times New Roman" w:hAnsi="Times New Roman"/>
+                <w:sz w:val="20"/>
+              </w:rPr>
+              <w:t>4</w:t>
             </w:r>
           </w:p>
         </w:tc>
@@ -974,35 +974,35 @@
                 <w:rFonts w:ascii="Times New Roman" w:hAnsi="Times New Roman"/>
                 <w:sz w:val="20"/>
               </w:rPr>
-              <w:t>0.0046</w:t>
-            </w:r>
-          </w:p>
-        </w:tc>
-        <w:tc>
-          <w:tcPr>
-            <w:tcW w:type="dxa" w:w="279"/>
-          </w:tcPr>
-          <w:p>
-            <w:r>
-              <w:rPr>
-                <w:rFonts w:ascii="Times New Roman" w:hAnsi="Times New Roman"/>
-                <w:sz w:val="20"/>
-              </w:rPr>
-              <w:t>1.5613</w:t>
-            </w:r>
-          </w:p>
-        </w:tc>
-        <w:tc>
-          <w:tcPr>
-            <w:tcW w:type="dxa" w:w="279"/>
-          </w:tcPr>
-          <w:p>
-            <w:r>
-              <w:rPr>
-                <w:rFonts w:ascii="Times New Roman" w:hAnsi="Times New Roman"/>
-                <w:sz w:val="20"/>
-              </w:rPr>
-              <w:t>0.2115</w:t>
+              <w:t>0.0093</w:t>
+            </w:r>
+          </w:p>
+        </w:tc>
+        <w:tc>
+          <w:tcPr>
+            <w:tcW w:type="dxa" w:w="279"/>
+          </w:tcPr>
+          <w:p>
+            <w:r>
+              <w:rPr>
+                <w:rFonts w:ascii="Times New Roman" w:hAnsi="Times New Roman"/>
+                <w:sz w:val="20"/>
+              </w:rPr>
+              <w:t>0.0231</w:t>
+            </w:r>
+          </w:p>
+        </w:tc>
+        <w:tc>
+          <w:tcPr>
+            <w:tcW w:type="dxa" w:w="279"/>
+          </w:tcPr>
+          <w:p>
+            <w:r>
+              <w:rPr>
+                <w:rFonts w:ascii="Times New Roman" w:hAnsi="Times New Roman"/>
+                <w:sz w:val="20"/>
+              </w:rPr>
+              <w:t>0.8793</w:t>
             </w:r>
           </w:p>
         </w:tc>
@@ -1030,49 +1030,49 @@
                 <w:rFonts w:ascii="Times New Roman" w:hAnsi="Times New Roman"/>
                 <w:sz w:val="20"/>
               </w:rPr>
-              <w:t>0.0187</w:t>
-            </w:r>
-          </w:p>
-        </w:tc>
-        <w:tc>
-          <w:tcPr>
-            <w:tcW w:type="dxa" w:w="279"/>
-          </w:tcPr>
-          <w:p>
-            <w:r>
-              <w:rPr>
-                <w:rFonts w:ascii="Times New Roman" w:hAnsi="Times New Roman"/>
-                <w:sz w:val="20"/>
-              </w:rPr>
-              <w:t>0.8913</w:t>
-            </w:r>
-          </w:p>
-        </w:tc>
-        <w:tc>
-          <w:tcPr>
-            <w:tcW w:type="dxa" w:w="279"/>
-          </w:tcPr>
-          <w:p>
-            <w:r>
-              <w:rPr>
-                <w:rFonts w:ascii="Times New Roman" w:hAnsi="Times New Roman"/>
-                <w:sz w:val="20"/>
-              </w:rPr>
-              <w:t>1.5800</w:t>
-            </w:r>
-          </w:p>
-        </w:tc>
-        <w:tc>
-          <w:tcPr>
-            <w:tcW w:type="dxa" w:w="279"/>
-          </w:tcPr>
-          <w:p>
-            <w:r>
-              <w:rPr>
-                <w:rFonts w:ascii="Times New Roman" w:hAnsi="Times New Roman"/>
-                <w:sz w:val="20"/>
-              </w:rPr>
-              <w:t>0.4538</w:t>
+              <w:t>0.0751</w:t>
+            </w:r>
+          </w:p>
+        </w:tc>
+        <w:tc>
+          <w:tcPr>
+            <w:tcW w:type="dxa" w:w="279"/>
+          </w:tcPr>
+          <w:p>
+            <w:r>
+              <w:rPr>
+                <w:rFonts w:ascii="Times New Roman" w:hAnsi="Times New Roman"/>
+                <w:sz w:val="20"/>
+              </w:rPr>
+              <w:t>0.7840</w:t>
+            </w:r>
+          </w:p>
+        </w:tc>
+        <w:tc>
+          <w:tcPr>
+            <w:tcW w:type="dxa" w:w="279"/>
+          </w:tcPr>
+          <w:p>
+            <w:r>
+              <w:rPr>
+                <w:rFonts w:ascii="Times New Roman" w:hAnsi="Times New Roman"/>
+                <w:sz w:val="20"/>
+              </w:rPr>
+              <w:t>0.0982</w:t>
+            </w:r>
+          </w:p>
+        </w:tc>
+        <w:tc>
+          <w:tcPr>
+            <w:tcW w:type="dxa" w:w="279"/>
+          </w:tcPr>
+          <w:p>
+            <w:r>
+              <w:rPr>
+                <w:rFonts w:ascii="Times New Roman" w:hAnsi="Times New Roman"/>
+                <w:sz w:val="20"/>
+              </w:rPr>
+              <w:t>0.9521</w:t>
             </w:r>
           </w:p>
         </w:tc>
@@ -1100,63 +1100,63 @@
                 <w:rFonts w:ascii="Times New Roman" w:hAnsi="Times New Roman"/>
                 <w:sz w:val="20"/>
               </w:rPr>
-              <w:t>7.420492</w:t>
-            </w:r>
-          </w:p>
-        </w:tc>
-        <w:tc>
-          <w:tcPr>
-            <w:tcW w:type="dxa" w:w="279"/>
-          </w:tcPr>
-          <w:p>
-            <w:r>
-              <w:rPr>
-                <w:rFonts w:ascii="Times New Roman" w:hAnsi="Times New Roman"/>
-                <w:sz w:val="20"/>
-              </w:rPr>
-              <w:t>9.818692</w:t>
-            </w:r>
-          </w:p>
-        </w:tc>
-        <w:tc>
-          <w:tcPr>
-            <w:tcW w:type="dxa" w:w="279"/>
-          </w:tcPr>
-          <w:p>
-            <w:r>
-              <w:rPr>
-                <w:rFonts w:ascii="Times New Roman" w:hAnsi="Times New Roman"/>
-                <w:sz w:val="20"/>
-              </w:rPr>
-              <w:t>-0.5038</w:t>
-            </w:r>
-          </w:p>
-        </w:tc>
-        <w:tc>
-          <w:tcPr>
-            <w:tcW w:type="dxa" w:w="279"/>
-          </w:tcPr>
-          <w:p>
-            <w:r>
-              <w:rPr>
-                <w:rFonts w:ascii="Times New Roman" w:hAnsi="Times New Roman"/>
-                <w:sz w:val="20"/>
-              </w:rPr>
-              <w:t>0.3380</w:t>
-            </w:r>
-          </w:p>
-        </w:tc>
-        <w:tc>
-          <w:tcPr>
-            <w:tcW w:type="dxa" w:w="279"/>
-          </w:tcPr>
-          <w:p>
-            <w:r>
-              <w:rPr>
-                <w:rFonts w:ascii="Times New Roman" w:hAnsi="Times New Roman"/>
-                <w:sz w:val="20"/>
-              </w:rPr>
-              <w:t>6</w:t>
+              <w:t>6.238282</w:t>
+            </w:r>
+          </w:p>
+        </w:tc>
+        <w:tc>
+          <w:tcPr>
+            <w:tcW w:type="dxa" w:w="279"/>
+          </w:tcPr>
+          <w:p>
+            <w:r>
+              <w:rPr>
+                <w:rFonts w:ascii="Times New Roman" w:hAnsi="Times New Roman"/>
+                <w:sz w:val="20"/>
+              </w:rPr>
+              <w:t>8.254409</w:t>
+            </w:r>
+          </w:p>
+        </w:tc>
+        <w:tc>
+          <w:tcPr>
+            <w:tcW w:type="dxa" w:w="279"/>
+          </w:tcPr>
+          <w:p>
+            <w:r>
+              <w:rPr>
+                <w:rFonts w:ascii="Times New Roman" w:hAnsi="Times New Roman"/>
+                <w:sz w:val="20"/>
+              </w:rPr>
+              <w:t>-0.0523</w:t>
+            </w:r>
+          </w:p>
+        </w:tc>
+        <w:tc>
+          <w:tcPr>
+            <w:tcW w:type="dxa" w:w="279"/>
+          </w:tcPr>
+          <w:p>
+            <w:r>
+              <w:rPr>
+                <w:rFonts w:ascii="Times New Roman" w:hAnsi="Times New Roman"/>
+                <w:sz w:val="20"/>
+              </w:rPr>
+              <w:t>0.9660</w:t>
+            </w:r>
+          </w:p>
+        </w:tc>
+        <w:tc>
+          <w:tcPr>
+            <w:tcW w:type="dxa" w:w="279"/>
+          </w:tcPr>
+          <w:p>
+            <w:r>
+              <w:rPr>
+                <w:rFonts w:ascii="Times New Roman" w:hAnsi="Times New Roman"/>
+                <w:sz w:val="20"/>
+              </w:rPr>
+              <w:t>11</w:t>
             </w:r>
           </w:p>
         </w:tc>
@@ -1184,35 +1184,35 @@
                 <w:rFonts w:ascii="Times New Roman" w:hAnsi="Times New Roman"/>
                 <w:sz w:val="20"/>
               </w:rPr>
-              <w:t>0.0139</w:t>
-            </w:r>
-          </w:p>
-        </w:tc>
-        <w:tc>
-          <w:tcPr>
-            <w:tcW w:type="dxa" w:w="279"/>
-          </w:tcPr>
-          <w:p>
-            <w:r>
-              <w:rPr>
-                <w:rFonts w:ascii="Times New Roman" w:hAnsi="Times New Roman"/>
-                <w:sz w:val="20"/>
-              </w:rPr>
-              <w:t>2.5784</w:t>
-            </w:r>
-          </w:p>
-        </w:tc>
-        <w:tc>
-          <w:tcPr>
-            <w:tcW w:type="dxa" w:w="279"/>
-          </w:tcPr>
-          <w:p>
-            <w:r>
-              <w:rPr>
-                <w:rFonts w:ascii="Times New Roman" w:hAnsi="Times New Roman"/>
-                <w:sz w:val="20"/>
-              </w:rPr>
-              <w:t>0.1083</w:t>
+              <w:t>0.0255</w:t>
+            </w:r>
+          </w:p>
+        </w:tc>
+        <w:tc>
+          <w:tcPr>
+            <w:tcW w:type="dxa" w:w="279"/>
+          </w:tcPr>
+          <w:p>
+            <w:r>
+              <w:rPr>
+                <w:rFonts w:ascii="Times New Roman" w:hAnsi="Times New Roman"/>
+                <w:sz w:val="20"/>
+              </w:rPr>
+              <w:t>0.0048</w:t>
+            </w:r>
+          </w:p>
+        </w:tc>
+        <w:tc>
+          <w:tcPr>
+            <w:tcW w:type="dxa" w:w="279"/>
+          </w:tcPr>
+          <w:p>
+            <w:r>
+              <w:rPr>
+                <w:rFonts w:ascii="Times New Roman" w:hAnsi="Times New Roman"/>
+                <w:sz w:val="20"/>
+              </w:rPr>
+              <w:t>0.9448</w:t>
             </w:r>
           </w:p>
         </w:tc>
@@ -1240,49 +1240,49 @@
                 <w:rFonts w:ascii="Times New Roman" w:hAnsi="Times New Roman"/>
                 <w:sz w:val="20"/>
               </w:rPr>
-              <w:t>0.1698</w:t>
-            </w:r>
-          </w:p>
-        </w:tc>
-        <w:tc>
-          <w:tcPr>
-            <w:tcW w:type="dxa" w:w="279"/>
-          </w:tcPr>
-          <w:p>
-            <w:r>
-              <w:rPr>
-                <w:rFonts w:ascii="Times New Roman" w:hAnsi="Times New Roman"/>
-                <w:sz w:val="20"/>
-              </w:rPr>
-              <w:t>0.6803</w:t>
-            </w:r>
-          </w:p>
-        </w:tc>
-        <w:tc>
-          <w:tcPr>
-            <w:tcW w:type="dxa" w:w="279"/>
-          </w:tcPr>
-          <w:p>
-            <w:r>
-              <w:rPr>
-                <w:rFonts w:ascii="Times New Roman" w:hAnsi="Times New Roman"/>
-                <w:sz w:val="20"/>
-              </w:rPr>
-              <w:t>2.7482</w:t>
-            </w:r>
-          </w:p>
-        </w:tc>
-        <w:tc>
-          <w:tcPr>
-            <w:tcW w:type="dxa" w:w="279"/>
-          </w:tcPr>
-          <w:p>
-            <w:r>
-              <w:rPr>
-                <w:rFonts w:ascii="Times New Roman" w:hAnsi="Times New Roman"/>
-                <w:sz w:val="20"/>
-              </w:rPr>
-              <w:t>0.2531</w:t>
+              <w:t>0.5776</w:t>
+            </w:r>
+          </w:p>
+        </w:tc>
+        <w:tc>
+          <w:tcPr>
+            <w:tcW w:type="dxa" w:w="279"/>
+          </w:tcPr>
+          <w:p>
+            <w:r>
+              <w:rPr>
+                <w:rFonts w:ascii="Times New Roman" w:hAnsi="Times New Roman"/>
+                <w:sz w:val="20"/>
+              </w:rPr>
+              <w:t>0.4472</w:t>
+            </w:r>
+          </w:p>
+        </w:tc>
+        <w:tc>
+          <w:tcPr>
+            <w:tcW w:type="dxa" w:w="279"/>
+          </w:tcPr>
+          <w:p>
+            <w:r>
+              <w:rPr>
+                <w:rFonts w:ascii="Times New Roman" w:hAnsi="Times New Roman"/>
+                <w:sz w:val="20"/>
+              </w:rPr>
+              <w:t>0.5824</w:t>
+            </w:r>
+          </w:p>
+        </w:tc>
+        <w:tc>
+          <w:tcPr>
+            <w:tcW w:type="dxa" w:w="279"/>
+          </w:tcPr>
+          <w:p>
+            <w:r>
+              <w:rPr>
+                <w:rFonts w:ascii="Times New Roman" w:hAnsi="Times New Roman"/>
+                <w:sz w:val="20"/>
+              </w:rPr>
+              <w:t>0.7474</w:t>
             </w:r>
           </w:p>
         </w:tc>
@@ -1310,49 +1310,49 @@
                 <w:rFonts w:ascii="Times New Roman" w:hAnsi="Times New Roman"/>
                 <w:sz w:val="20"/>
               </w:rPr>
-              <w:t>5.668760</w:t>
-            </w:r>
-          </w:p>
-        </w:tc>
-        <w:tc>
-          <w:tcPr>
-            <w:tcW w:type="dxa" w:w="279"/>
-          </w:tcPr>
-          <w:p>
-            <w:r>
-              <w:rPr>
-                <w:rFonts w:ascii="Times New Roman" w:hAnsi="Times New Roman"/>
-                <w:sz w:val="20"/>
-              </w:rPr>
-              <w:t>7.765937</w:t>
-            </w:r>
-          </w:p>
-        </w:tc>
-        <w:tc>
-          <w:tcPr>
-            <w:tcW w:type="dxa" w:w="279"/>
-          </w:tcPr>
-          <w:p>
-            <w:r>
-              <w:rPr>
-                <w:rFonts w:ascii="Times New Roman" w:hAnsi="Times New Roman"/>
-                <w:sz w:val="20"/>
-              </w:rPr>
-              <w:t>-0.4486</w:t>
-            </w:r>
-          </w:p>
-        </w:tc>
-        <w:tc>
-          <w:tcPr>
-            <w:tcW w:type="dxa" w:w="279"/>
-          </w:tcPr>
-          <w:p>
-            <w:r>
-              <w:rPr>
-                <w:rFonts w:ascii="Times New Roman" w:hAnsi="Times New Roman"/>
-                <w:sz w:val="20"/>
-              </w:rPr>
-              <w:t>0.1360</w:t>
+              <w:t>4.765631</w:t>
+            </w:r>
+          </w:p>
+        </w:tc>
+        <w:tc>
+          <w:tcPr>
+            <w:tcW w:type="dxa" w:w="279"/>
+          </w:tcPr>
+          <w:p>
+            <w:r>
+              <w:rPr>
+                <w:rFonts w:ascii="Times New Roman" w:hAnsi="Times New Roman"/>
+                <w:sz w:val="20"/>
+              </w:rPr>
+              <w:t>6.528693</w:t>
+            </w:r>
+          </w:p>
+        </w:tc>
+        <w:tc>
+          <w:tcPr>
+            <w:tcW w:type="dxa" w:w="279"/>
+          </w:tcPr>
+          <w:p>
+            <w:r>
+              <w:rPr>
+                <w:rFonts w:ascii="Times New Roman" w:hAnsi="Times New Roman"/>
+                <w:sz w:val="20"/>
+              </w:rPr>
+              <w:t>0.0059</w:t>
+            </w:r>
+          </w:p>
+        </w:tc>
+        <w:tc>
+          <w:tcPr>
+            <w:tcW w:type="dxa" w:w="279"/>
+          </w:tcPr>
+          <w:p>
+            <w:r>
+              <w:rPr>
+                <w:rFonts w:ascii="Times New Roman" w:hAnsi="Times New Roman"/>
+                <w:sz w:val="20"/>
+              </w:rPr>
+              <w:t>0.8920</w:t>
             </w:r>
           </w:p>
         </w:tc>
@@ -1368,21 +1368,21 @@
                 <w:rFonts w:ascii="Times New Roman" w:hAnsi="Times New Roman"/>
                 <w:sz w:val="20"/>
               </w:rPr>
-              <w:t>CNN-LSTM</w:t>
-            </w:r>
-          </w:p>
-        </w:tc>
-        <w:tc>
-          <w:tcPr>
-            <w:tcW w:type="dxa" w:w="279"/>
-          </w:tcPr>
-          <w:p>
-            <w:r>
-              <w:rPr>
-                <w:rFonts w:ascii="Times New Roman" w:hAnsi="Times New Roman"/>
-                <w:sz w:val="20"/>
-              </w:rPr>
-              <w:t>4</w:t>
+              <w:t>Constant (unconditional variance)</w:t>
+            </w:r>
+          </w:p>
+        </w:tc>
+        <w:tc>
+          <w:tcPr>
+            <w:tcW w:type="dxa" w:w="279"/>
+          </w:tcPr>
+          <w:p>
+            <w:r>
+              <w:rPr>
+                <w:rFonts w:ascii="Times New Roman" w:hAnsi="Times New Roman"/>
+                <w:sz w:val="20"/>
+              </w:rPr>
+              <w:t>1</w:t>
             </w:r>
           </w:p>
         </w:tc>
@@ -1410,35 +1410,35 @@
                 <w:rFonts w:ascii="Times New Roman" w:hAnsi="Times New Roman"/>
                 <w:sz w:val="20"/>
               </w:rPr>
-              <w:t>0.0093</w:t>
-            </w:r>
-          </w:p>
-        </w:tc>
-        <w:tc>
-          <w:tcPr>
-            <w:tcW w:type="dxa" w:w="279"/>
-          </w:tcPr>
-          <w:p>
-            <w:r>
-              <w:rPr>
-                <w:rFonts w:ascii="Times New Roman" w:hAnsi="Times New Roman"/>
-                <w:sz w:val="20"/>
-              </w:rPr>
-              <w:t>0.0231</w:t>
-            </w:r>
-          </w:p>
-        </w:tc>
-        <w:tc>
-          <w:tcPr>
-            <w:tcW w:type="dxa" w:w="279"/>
-          </w:tcPr>
-          <w:p>
-            <w:r>
-              <w:rPr>
-                <w:rFonts w:ascii="Times New Roman" w:hAnsi="Times New Roman"/>
-                <w:sz w:val="20"/>
-              </w:rPr>
-              <w:t>0.8793</w:t>
+              <w:t>0.0023</w:t>
+            </w:r>
+          </w:p>
+        </w:tc>
+        <w:tc>
+          <w:tcPr>
+            <w:tcW w:type="dxa" w:w="279"/>
+          </w:tcPr>
+          <w:p>
+            <w:r>
+              <w:rPr>
+                <w:rFonts w:ascii="Times New Roman" w:hAnsi="Times New Roman"/>
+                <w:sz w:val="20"/>
+              </w:rPr>
+              <w:t>3.7237</w:t>
+            </w:r>
+          </w:p>
+        </w:tc>
+        <w:tc>
+          <w:tcPr>
+            <w:tcW w:type="dxa" w:w="279"/>
+          </w:tcPr>
+          <w:p>
+            <w:r>
+              <w:rPr>
+                <w:rFonts w:ascii="Times New Roman" w:hAnsi="Times New Roman"/>
+                <w:sz w:val="20"/>
+              </w:rPr>
+              <w:t>0.0536</w:t>
             </w:r>
           </w:p>
         </w:tc>
@@ -1466,49 +1466,49 @@
                 <w:rFonts w:ascii="Times New Roman" w:hAnsi="Times New Roman"/>
                 <w:sz w:val="20"/>
               </w:rPr>
-              <w:t>0.0751</w:t>
-            </w:r>
-          </w:p>
-        </w:tc>
-        <w:tc>
-          <w:tcPr>
-            <w:tcW w:type="dxa" w:w="279"/>
-          </w:tcPr>
-          <w:p>
-            <w:r>
-              <w:rPr>
-                <w:rFonts w:ascii="Times New Roman" w:hAnsi="Times New Roman"/>
-                <w:sz w:val="20"/>
-              </w:rPr>
-              <w:t>0.7840</w:t>
-            </w:r>
-          </w:p>
-        </w:tc>
-        <w:tc>
-          <w:tcPr>
-            <w:tcW w:type="dxa" w:w="279"/>
-          </w:tcPr>
-          <w:p>
-            <w:r>
-              <w:rPr>
-                <w:rFonts w:ascii="Times New Roman" w:hAnsi="Times New Roman"/>
-                <w:sz w:val="20"/>
-              </w:rPr>
-              <w:t>0.0982</w:t>
-            </w:r>
-          </w:p>
-        </w:tc>
-        <w:tc>
-          <w:tcPr>
-            <w:tcW w:type="dxa" w:w="279"/>
-          </w:tcPr>
-          <w:p>
-            <w:r>
-              <w:rPr>
-                <w:rFonts w:ascii="Times New Roman" w:hAnsi="Times New Roman"/>
-                <w:sz w:val="20"/>
-              </w:rPr>
-              <w:t>0.9521</w:t>
+              <w:t>0.0047</w:t>
+            </w:r>
+          </w:p>
+        </w:tc>
+        <w:tc>
+          <w:tcPr>
+            <w:tcW w:type="dxa" w:w="279"/>
+          </w:tcPr>
+          <w:p>
+            <w:r>
+              <w:rPr>
+                <w:rFonts w:ascii="Times New Roman" w:hAnsi="Times New Roman"/>
+                <w:sz w:val="20"/>
+              </w:rPr>
+              <w:t>0.9456</w:t>
+            </w:r>
+          </w:p>
+        </w:tc>
+        <w:tc>
+          <w:tcPr>
+            <w:tcW w:type="dxa" w:w="279"/>
+          </w:tcPr>
+          <w:p>
+            <w:r>
+              <w:rPr>
+                <w:rFonts w:ascii="Times New Roman" w:hAnsi="Times New Roman"/>
+                <w:sz w:val="20"/>
+              </w:rPr>
+              <w:t>3.7284</w:t>
+            </w:r>
+          </w:p>
+        </w:tc>
+        <w:tc>
+          <w:tcPr>
+            <w:tcW w:type="dxa" w:w="279"/>
+          </w:tcPr>
+          <w:p>
+            <w:r>
+              <w:rPr>
+                <w:rFonts w:ascii="Times New Roman" w:hAnsi="Times New Roman"/>
+                <w:sz w:val="20"/>
+              </w:rPr>
+              <w:t>0.1550</w:t>
             </w:r>
           </w:p>
         </w:tc>
@@ -1536,63 +1536,63 @@
                 <w:rFonts w:ascii="Times New Roman" w:hAnsi="Times New Roman"/>
                 <w:sz w:val="20"/>
               </w:rPr>
-              <w:t>6.238282</w:t>
-            </w:r>
-          </w:p>
-        </w:tc>
-        <w:tc>
-          <w:tcPr>
-            <w:tcW w:type="dxa" w:w="279"/>
-          </w:tcPr>
-          <w:p>
-            <w:r>
-              <w:rPr>
-                <w:rFonts w:ascii="Times New Roman" w:hAnsi="Times New Roman"/>
-                <w:sz w:val="20"/>
-              </w:rPr>
-              <w:t>8.254409</w:t>
-            </w:r>
-          </w:p>
-        </w:tc>
-        <w:tc>
-          <w:tcPr>
-            <w:tcW w:type="dxa" w:w="279"/>
-          </w:tcPr>
-          <w:p>
-            <w:r>
-              <w:rPr>
-                <w:rFonts w:ascii="Times New Roman" w:hAnsi="Times New Roman"/>
-                <w:sz w:val="20"/>
-              </w:rPr>
-              <w:t>-0.0523</w:t>
-            </w:r>
-          </w:p>
-        </w:tc>
-        <w:tc>
-          <w:tcPr>
-            <w:tcW w:type="dxa" w:w="279"/>
-          </w:tcPr>
-          <w:p>
-            <w:r>
-              <w:rPr>
-                <w:rFonts w:ascii="Times New Roman" w:hAnsi="Times New Roman"/>
-                <w:sz w:val="20"/>
-              </w:rPr>
-              <w:t>0.9660</w:t>
-            </w:r>
-          </w:p>
-        </w:tc>
-        <w:tc>
-          <w:tcPr>
-            <w:tcW w:type="dxa" w:w="279"/>
-          </w:tcPr>
-          <w:p>
-            <w:r>
-              <w:rPr>
-                <w:rFonts w:ascii="Times New Roman" w:hAnsi="Times New Roman"/>
-                <w:sz w:val="20"/>
-              </w:rPr>
-              <w:t>11</w:t>
+              <w:t>9.673196</w:t>
+            </w:r>
+          </w:p>
+        </w:tc>
+        <w:tc>
+          <w:tcPr>
+            <w:tcW w:type="dxa" w:w="279"/>
+          </w:tcPr>
+          <w:p>
+            <w:r>
+              <w:rPr>
+                <w:rFonts w:ascii="Times New Roman" w:hAnsi="Times New Roman"/>
+                <w:sz w:val="20"/>
+              </w:rPr>
+              <w:t>12.799441</w:t>
+            </w:r>
+          </w:p>
+        </w:tc>
+        <w:tc>
+          <w:tcPr>
+            <w:tcW w:type="dxa" w:w="279"/>
+          </w:tcPr>
+          <w:p>
+            <w:r>
+              <w:rPr>
+                <w:rFonts w:ascii="Times New Roman" w:hAnsi="Times New Roman"/>
+                <w:sz w:val="20"/>
+              </w:rPr>
+              <w:t>-0.7214</w:t>
+            </w:r>
+          </w:p>
+        </w:tc>
+        <w:tc>
+          <w:tcPr>
+            <w:tcW w:type="dxa" w:w="279"/>
+          </w:tcPr>
+          <w:p>
+            <w:r>
+              <w:rPr>
+                <w:rFonts w:ascii="Times New Roman" w:hAnsi="Times New Roman"/>
+                <w:sz w:val="20"/>
+              </w:rPr>
+              <w:t>0.1300</w:t>
+            </w:r>
+          </w:p>
+        </w:tc>
+        <w:tc>
+          <w:tcPr>
+            <w:tcW w:type="dxa" w:w="279"/>
+          </w:tcPr>
+          <w:p>
+            <w:r>
+              <w:rPr>
+                <w:rFonts w:ascii="Times New Roman" w:hAnsi="Times New Roman"/>
+                <w:sz w:val="20"/>
+              </w:rPr>
+              <w:t>1</w:t>
             </w:r>
           </w:p>
         </w:tc>
@@ -1620,175 +1620,175 @@
                 <w:rFonts w:ascii="Times New Roman" w:hAnsi="Times New Roman"/>
                 <w:sz w:val="20"/>
               </w:rPr>
-              <w:t>0.0255</w:t>
-            </w:r>
-          </w:p>
-        </w:tc>
-        <w:tc>
-          <w:tcPr>
-            <w:tcW w:type="dxa" w:w="279"/>
-          </w:tcPr>
-          <w:p>
-            <w:r>
-              <w:rPr>
-                <w:rFonts w:ascii="Times New Roman" w:hAnsi="Times New Roman"/>
-                <w:sz w:val="20"/>
-              </w:rPr>
-              <w:t>0.0048</w:t>
-            </w:r>
-          </w:p>
-        </w:tc>
-        <w:tc>
-          <w:tcPr>
-            <w:tcW w:type="dxa" w:w="279"/>
-          </w:tcPr>
-          <w:p>
-            <w:r>
-              <w:rPr>
-                <w:rFonts w:ascii="Times New Roman" w:hAnsi="Times New Roman"/>
-                <w:sz w:val="20"/>
-              </w:rPr>
-              <w:t>0.9448</w:t>
-            </w:r>
-          </w:p>
-        </w:tc>
-        <w:tc>
-          <w:tcPr>
-            <w:tcW w:type="dxa" w:w="279"/>
-          </w:tcPr>
-          <w:p>
-            <w:r>
-              <w:rPr>
-                <w:rFonts w:ascii="Times New Roman" w:hAnsi="Times New Roman"/>
-                <w:sz w:val="20"/>
-              </w:rPr>
-              <w:t>Yes</w:t>
-            </w:r>
-          </w:p>
-        </w:tc>
-        <w:tc>
-          <w:tcPr>
-            <w:tcW w:type="dxa" w:w="279"/>
-          </w:tcPr>
-          <w:p>
-            <w:r>
-              <w:rPr>
-                <w:rFonts w:ascii="Times New Roman" w:hAnsi="Times New Roman"/>
-                <w:sz w:val="20"/>
-              </w:rPr>
-              <w:t>0.5776</w:t>
-            </w:r>
-          </w:p>
-        </w:tc>
-        <w:tc>
-          <w:tcPr>
-            <w:tcW w:type="dxa" w:w="279"/>
-          </w:tcPr>
-          <w:p>
-            <w:r>
-              <w:rPr>
-                <w:rFonts w:ascii="Times New Roman" w:hAnsi="Times New Roman"/>
-                <w:sz w:val="20"/>
-              </w:rPr>
-              <w:t>0.4472</w:t>
-            </w:r>
-          </w:p>
-        </w:tc>
-        <w:tc>
-          <w:tcPr>
-            <w:tcW w:type="dxa" w:w="279"/>
-          </w:tcPr>
-          <w:p>
-            <w:r>
-              <w:rPr>
-                <w:rFonts w:ascii="Times New Roman" w:hAnsi="Times New Roman"/>
-                <w:sz w:val="20"/>
-              </w:rPr>
-              <w:t>0.5824</w:t>
-            </w:r>
-          </w:p>
-        </w:tc>
-        <w:tc>
-          <w:tcPr>
-            <w:tcW w:type="dxa" w:w="279"/>
-          </w:tcPr>
-          <w:p>
-            <w:r>
-              <w:rPr>
-                <w:rFonts w:ascii="Times New Roman" w:hAnsi="Times New Roman"/>
-                <w:sz w:val="20"/>
-              </w:rPr>
-              <w:t>0.7474</w:t>
-            </w:r>
-          </w:p>
-        </w:tc>
-        <w:tc>
-          <w:tcPr>
-            <w:tcW w:type="dxa" w:w="279"/>
-          </w:tcPr>
-          <w:p>
-            <w:r>
-              <w:rPr>
-                <w:rFonts w:ascii="Times New Roman" w:hAnsi="Times New Roman"/>
-                <w:sz w:val="20"/>
-              </w:rPr>
-              <w:t>Yes</w:t>
-            </w:r>
-          </w:p>
-        </w:tc>
-        <w:tc>
-          <w:tcPr>
-            <w:tcW w:type="dxa" w:w="279"/>
-          </w:tcPr>
-          <w:p>
-            <w:r>
-              <w:rPr>
-                <w:rFonts w:ascii="Times New Roman" w:hAnsi="Times New Roman"/>
-                <w:sz w:val="20"/>
-              </w:rPr>
-              <w:t>4.765631</w:t>
-            </w:r>
-          </w:p>
-        </w:tc>
-        <w:tc>
-          <w:tcPr>
-            <w:tcW w:type="dxa" w:w="279"/>
-          </w:tcPr>
-          <w:p>
-            <w:r>
-              <w:rPr>
-                <w:rFonts w:ascii="Times New Roman" w:hAnsi="Times New Roman"/>
-                <w:sz w:val="20"/>
-              </w:rPr>
-              <w:t>6.528693</w:t>
-            </w:r>
-          </w:p>
-        </w:tc>
-        <w:tc>
-          <w:tcPr>
-            <w:tcW w:type="dxa" w:w="279"/>
-          </w:tcPr>
-          <w:p>
-            <w:r>
-              <w:rPr>
-                <w:rFonts w:ascii="Times New Roman" w:hAnsi="Times New Roman"/>
-                <w:sz w:val="20"/>
-              </w:rPr>
-              <w:t>0.0059</w:t>
-            </w:r>
-          </w:p>
-        </w:tc>
-        <w:tc>
-          <w:tcPr>
-            <w:tcW w:type="dxa" w:w="279"/>
-          </w:tcPr>
-          <w:p>
-            <w:r>
-              <w:rPr>
-                <w:rFonts w:ascii="Times New Roman" w:hAnsi="Times New Roman"/>
-                <w:sz w:val="20"/>
-              </w:rPr>
-              <w:t>0.8920</w:t>
+              <w:t>0.0023</w:t>
+            </w:r>
+          </w:p>
+        </w:tc>
+        <w:tc>
+          <w:tcPr>
+            <w:tcW w:type="dxa" w:w="279"/>
+          </w:tcPr>
+          <w:p>
+            <w:r>
+              <w:rPr>
+                <w:rFonts w:ascii="Times New Roman" w:hAnsi="Times New Roman"/>
+                <w:sz w:val="20"/>
+              </w:rPr>
+              <w:t>15.0212</w:t>
+            </w:r>
+          </w:p>
+        </w:tc>
+        <w:tc>
+          <w:tcPr>
+            <w:tcW w:type="dxa" w:w="279"/>
+          </w:tcPr>
+          <w:p>
+            <w:r>
+              <w:rPr>
+                <w:rFonts w:ascii="Times New Roman" w:hAnsi="Times New Roman"/>
+                <w:sz w:val="20"/>
+              </w:rPr>
+              <w:t>0.0001</w:t>
+            </w:r>
+          </w:p>
+        </w:tc>
+        <w:tc>
+          <w:tcPr>
+            <w:tcW w:type="dxa" w:w="279"/>
+          </w:tcPr>
+          <w:p>
+            <w:r>
+              <w:rPr>
+                <w:rFonts w:ascii="Times New Roman" w:hAnsi="Times New Roman"/>
+                <w:sz w:val="20"/>
+              </w:rPr>
+              <w:t>No</w:t>
+            </w:r>
+          </w:p>
+        </w:tc>
+        <w:tc>
+          <w:tcPr>
+            <w:tcW w:type="dxa" w:w="279"/>
+          </w:tcPr>
+          <w:p>
+            <w:r>
+              <w:rPr>
+                <w:rFonts w:ascii="Times New Roman" w:hAnsi="Times New Roman"/>
+                <w:sz w:val="20"/>
+              </w:rPr>
+              <w:t>0.0047</w:t>
+            </w:r>
+          </w:p>
+        </w:tc>
+        <w:tc>
+          <w:tcPr>
+            <w:tcW w:type="dxa" w:w="279"/>
+          </w:tcPr>
+          <w:p>
+            <w:r>
+              <w:rPr>
+                <w:rFonts w:ascii="Times New Roman" w:hAnsi="Times New Roman"/>
+                <w:sz w:val="20"/>
+              </w:rPr>
+              <w:t>0.9456</w:t>
+            </w:r>
+          </w:p>
+        </w:tc>
+        <w:tc>
+          <w:tcPr>
+            <w:tcW w:type="dxa" w:w="279"/>
+          </w:tcPr>
+          <w:p>
+            <w:r>
+              <w:rPr>
+                <w:rFonts w:ascii="Times New Roman" w:hAnsi="Times New Roman"/>
+                <w:sz w:val="20"/>
+              </w:rPr>
+              <w:t>15.0259</w:t>
+            </w:r>
+          </w:p>
+        </w:tc>
+        <w:tc>
+          <w:tcPr>
+            <w:tcW w:type="dxa" w:w="279"/>
+          </w:tcPr>
+          <w:p>
+            <w:r>
+              <w:rPr>
+                <w:rFonts w:ascii="Times New Roman" w:hAnsi="Times New Roman"/>
+                <w:sz w:val="20"/>
+              </w:rPr>
+              <w:t>0.0005</w:t>
+            </w:r>
+          </w:p>
+        </w:tc>
+        <w:tc>
+          <w:tcPr>
+            <w:tcW w:type="dxa" w:w="279"/>
+          </w:tcPr>
+          <w:p>
+            <w:r>
+              <w:rPr>
+                <w:rFonts w:ascii="Times New Roman" w:hAnsi="Times New Roman"/>
+                <w:sz w:val="20"/>
+              </w:rPr>
+              <w:t>No</w:t>
+            </w:r>
+          </w:p>
+        </w:tc>
+        <w:tc>
+          <w:tcPr>
+            <w:tcW w:type="dxa" w:w="279"/>
+          </w:tcPr>
+          <w:p>
+            <w:r>
+              <w:rPr>
+                <w:rFonts w:ascii="Times New Roman" w:hAnsi="Times New Roman"/>
+                <w:sz w:val="20"/>
+              </w:rPr>
+              <w:t>7.389676</w:t>
+            </w:r>
+          </w:p>
+        </w:tc>
+        <w:tc>
+          <w:tcPr>
+            <w:tcW w:type="dxa" w:w="279"/>
+          </w:tcPr>
+          <w:p>
+            <w:r>
+              <w:rPr>
+                <w:rFonts w:ascii="Times New Roman" w:hAnsi="Times New Roman"/>
+                <w:sz w:val="20"/>
+              </w:rPr>
+              <w:t>10.123512</w:t>
+            </w:r>
+          </w:p>
+        </w:tc>
+        <w:tc>
+          <w:tcPr>
+            <w:tcW w:type="dxa" w:w="279"/>
+          </w:tcPr>
+          <w:p>
+            <w:r>
+              <w:rPr>
+                <w:rFonts w:ascii="Times New Roman" w:hAnsi="Times New Roman"/>
+                <w:sz w:val="20"/>
+              </w:rPr>
+              <w:t>-0.8591</w:t>
+            </w:r>
+          </w:p>
+        </w:tc>
+        <w:tc>
+          <w:tcPr>
+            <w:tcW w:type="dxa" w:w="279"/>
+          </w:tcPr>
+          <w:p>
+            <w:r>
+              <w:rPr>
+                <w:rFonts w:ascii="Times New Roman" w:hAnsi="Times New Roman"/>
+                <w:sz w:val="20"/>
+              </w:rPr>
+              <w:t>0.0000</w:t>
             </w:r>
           </w:p>
         </w:tc>
@@ -1804,21 +1804,21 @@
                 <w:rFonts w:ascii="Times New Roman" w:hAnsi="Times New Roman"/>
                 <w:sz w:val="20"/>
               </w:rPr>
-              <w:t>Constant (unconditional variance)</w:t>
-            </w:r>
-          </w:p>
-        </w:tc>
-        <w:tc>
-          <w:tcPr>
-            <w:tcW w:type="dxa" w:w="279"/>
-          </w:tcPr>
-          <w:p>
-            <w:r>
-              <w:rPr>
-                <w:rFonts w:ascii="Times New Roman" w:hAnsi="Times New Roman"/>
-                <w:sz w:val="20"/>
-              </w:rPr>
-              <w:t>1</w:t>
+              <w:t>EGARCH(1,1)</w:t>
+            </w:r>
+          </w:p>
+        </w:tc>
+        <w:tc>
+          <w:tcPr>
+            <w:tcW w:type="dxa" w:w="279"/>
+          </w:tcPr>
+          <w:p>
+            <w:r>
+              <w:rPr>
+                <w:rFonts w:ascii="Times New Roman" w:hAnsi="Times New Roman"/>
+                <w:sz w:val="20"/>
+              </w:rPr>
+              <w:t>3</w:t>
             </w:r>
           </w:p>
         </w:tc>
@@ -1846,35 +1846,35 @@
                 <w:rFonts w:ascii="Times New Roman" w:hAnsi="Times New Roman"/>
                 <w:sz w:val="20"/>
               </w:rPr>
-              <w:t>0.0023</w:t>
-            </w:r>
-          </w:p>
-        </w:tc>
-        <w:tc>
-          <w:tcPr>
-            <w:tcW w:type="dxa" w:w="279"/>
-          </w:tcPr>
-          <w:p>
-            <w:r>
-              <w:rPr>
-                <w:rFonts w:ascii="Times New Roman" w:hAnsi="Times New Roman"/>
-                <w:sz w:val="20"/>
-              </w:rPr>
-              <w:t>3.7237</w:t>
-            </w:r>
-          </w:p>
-        </w:tc>
-        <w:tc>
-          <w:tcPr>
-            <w:tcW w:type="dxa" w:w="279"/>
-          </w:tcPr>
-          <w:p>
-            <w:r>
-              <w:rPr>
-                <w:rFonts w:ascii="Times New Roman" w:hAnsi="Times New Roman"/>
-                <w:sz w:val="20"/>
-              </w:rPr>
-              <w:t>0.0536</w:t>
+              <w:t>0.0070</w:t>
+            </w:r>
+          </w:p>
+        </w:tc>
+        <w:tc>
+          <w:tcPr>
+            <w:tcW w:type="dxa" w:w="279"/>
+          </w:tcPr>
+          <w:p>
+            <w:r>
+              <w:rPr>
+                <w:rFonts w:ascii="Times New Roman" w:hAnsi="Times New Roman"/>
+                <w:sz w:val="20"/>
+              </w:rPr>
+              <w:t>0.4501</w:t>
+            </w:r>
+          </w:p>
+        </w:tc>
+        <w:tc>
+          <w:tcPr>
+            <w:tcW w:type="dxa" w:w="279"/>
+          </w:tcPr>
+          <w:p>
+            <w:r>
+              <w:rPr>
+                <w:rFonts w:ascii="Times New Roman" w:hAnsi="Times New Roman"/>
+                <w:sz w:val="20"/>
+              </w:rPr>
+              <w:t>0.5023</w:t>
             </w:r>
           </w:p>
         </w:tc>
@@ -1902,49 +1902,49 @@
                 <w:rFonts w:ascii="Times New Roman" w:hAnsi="Times New Roman"/>
                 <w:sz w:val="20"/>
               </w:rPr>
-              <w:t>0.0047</w:t>
-            </w:r>
-          </w:p>
-        </w:tc>
-        <w:tc>
-          <w:tcPr>
-            <w:tcW w:type="dxa" w:w="279"/>
-          </w:tcPr>
-          <w:p>
-            <w:r>
-              <w:rPr>
-                <w:rFonts w:ascii="Times New Roman" w:hAnsi="Times New Roman"/>
-                <w:sz w:val="20"/>
-              </w:rPr>
-              <w:t>0.9456</w:t>
-            </w:r>
-          </w:p>
-        </w:tc>
-        <w:tc>
-          <w:tcPr>
-            <w:tcW w:type="dxa" w:w="279"/>
-          </w:tcPr>
-          <w:p>
-            <w:r>
-              <w:rPr>
-                <w:rFonts w:ascii="Times New Roman" w:hAnsi="Times New Roman"/>
-                <w:sz w:val="20"/>
-              </w:rPr>
-              <w:t>3.7284</w:t>
-            </w:r>
-          </w:p>
-        </w:tc>
-        <w:tc>
-          <w:tcPr>
-            <w:tcW w:type="dxa" w:w="279"/>
-          </w:tcPr>
-          <w:p>
-            <w:r>
-              <w:rPr>
-                <w:rFonts w:ascii="Times New Roman" w:hAnsi="Times New Roman"/>
-                <w:sz w:val="20"/>
-              </w:rPr>
-              <w:t>0.1550</w:t>
+              <w:t>0.0422</w:t>
+            </w:r>
+          </w:p>
+        </w:tc>
+        <w:tc>
+          <w:tcPr>
+            <w:tcW w:type="dxa" w:w="279"/>
+          </w:tcPr>
+          <w:p>
+            <w:r>
+              <w:rPr>
+                <w:rFonts w:ascii="Times New Roman" w:hAnsi="Times New Roman"/>
+                <w:sz w:val="20"/>
+              </w:rPr>
+              <w:t>0.8373</w:t>
+            </w:r>
+          </w:p>
+        </w:tc>
+        <w:tc>
+          <w:tcPr>
+            <w:tcW w:type="dxa" w:w="279"/>
+          </w:tcPr>
+          <w:p>
+            <w:r>
+              <w:rPr>
+                <w:rFonts w:ascii="Times New Roman" w:hAnsi="Times New Roman"/>
+                <w:sz w:val="20"/>
+              </w:rPr>
+              <w:t>0.4923</w:t>
+            </w:r>
+          </w:p>
+        </w:tc>
+        <w:tc>
+          <w:tcPr>
+            <w:tcW w:type="dxa" w:w="279"/>
+          </w:tcPr>
+          <w:p>
+            <w:r>
+              <w:rPr>
+                <w:rFonts w:ascii="Times New Roman" w:hAnsi="Times New Roman"/>
+                <w:sz w:val="20"/>
+              </w:rPr>
+              <w:t>0.7818</w:t>
             </w:r>
           </w:p>
         </w:tc>
@@ -1972,63 +1972,63 @@
                 <w:rFonts w:ascii="Times New Roman" w:hAnsi="Times New Roman"/>
                 <w:sz w:val="20"/>
               </w:rPr>
-              <w:t>9.673196</w:t>
-            </w:r>
-          </w:p>
-        </w:tc>
-        <w:tc>
-          <w:tcPr>
-            <w:tcW w:type="dxa" w:w="279"/>
-          </w:tcPr>
-          <w:p>
-            <w:r>
-              <w:rPr>
-                <w:rFonts w:ascii="Times New Roman" w:hAnsi="Times New Roman"/>
-                <w:sz w:val="20"/>
-              </w:rPr>
-              <w:t>12.799441</w:t>
-            </w:r>
-          </w:p>
-        </w:tc>
-        <w:tc>
-          <w:tcPr>
-            <w:tcW w:type="dxa" w:w="279"/>
-          </w:tcPr>
-          <w:p>
-            <w:r>
-              <w:rPr>
-                <w:rFonts w:ascii="Times New Roman" w:hAnsi="Times New Roman"/>
-                <w:sz w:val="20"/>
-              </w:rPr>
-              <w:t>-0.7214</w:t>
-            </w:r>
-          </w:p>
-        </w:tc>
-        <w:tc>
-          <w:tcPr>
-            <w:tcW w:type="dxa" w:w="279"/>
-          </w:tcPr>
-          <w:p>
-            <w:r>
-              <w:rPr>
-                <w:rFonts w:ascii="Times New Roman" w:hAnsi="Times New Roman"/>
-                <w:sz w:val="20"/>
-              </w:rPr>
-              <w:t>0.1300</w:t>
-            </w:r>
-          </w:p>
-        </w:tc>
-        <w:tc>
-          <w:tcPr>
-            <w:tcW w:type="dxa" w:w="279"/>
-          </w:tcPr>
-          <w:p>
-            <w:r>
-              <w:rPr>
-                <w:rFonts w:ascii="Times New Roman" w:hAnsi="Times New Roman"/>
-                <w:sz w:val="20"/>
-              </w:rPr>
-              <w:t>1</w:t>
+              <w:t>7.681291</w:t>
+            </w:r>
+          </w:p>
+        </w:tc>
+        <w:tc>
+          <w:tcPr>
+            <w:tcW w:type="dxa" w:w="279"/>
+          </w:tcPr>
+          <w:p>
+            <w:r>
+              <w:rPr>
+                <w:rFonts w:ascii="Times New Roman" w:hAnsi="Times New Roman"/>
+                <w:sz w:val="20"/>
+              </w:rPr>
+              <w:t>10.163778</w:t>
+            </w:r>
+          </w:p>
+        </w:tc>
+        <w:tc>
+          <w:tcPr>
+            <w:tcW w:type="dxa" w:w="279"/>
+          </w:tcPr>
+          <w:p>
+            <w:r>
+              <w:rPr>
+                <w:rFonts w:ascii="Times New Roman" w:hAnsi="Times New Roman"/>
+                <w:sz w:val="20"/>
+              </w:rPr>
+              <w:t>-0.3736</w:t>
+            </w:r>
+          </w:p>
+        </w:tc>
+        <w:tc>
+          <w:tcPr>
+            <w:tcW w:type="dxa" w:w="279"/>
+          </w:tcPr>
+          <w:p>
+            <w:r>
+              <w:rPr>
+                <w:rFonts w:ascii="Times New Roman" w:hAnsi="Times New Roman"/>
+                <w:sz w:val="20"/>
+              </w:rPr>
+              <w:t>0.4960</w:t>
+            </w:r>
+          </w:p>
+        </w:tc>
+        <w:tc>
+          <w:tcPr>
+            <w:tcW w:type="dxa" w:w="279"/>
+          </w:tcPr>
+          <w:p>
+            <w:r>
+              <w:rPr>
+                <w:rFonts w:ascii="Times New Roman" w:hAnsi="Times New Roman"/>
+                <w:sz w:val="20"/>
+              </w:rPr>
+              <w:t>7</w:t>
             </w:r>
           </w:p>
         </w:tc>
@@ -2056,175 +2056,175 @@
                 <w:rFonts w:ascii="Times New Roman" w:hAnsi="Times New Roman"/>
                 <w:sz w:val="20"/>
               </w:rPr>
-              <w:t>0.0023</w:t>
-            </w:r>
-          </w:p>
-        </w:tc>
-        <w:tc>
-          <w:tcPr>
-            <w:tcW w:type="dxa" w:w="279"/>
-          </w:tcPr>
-          <w:p>
-            <w:r>
-              <w:rPr>
-                <w:rFonts w:ascii="Times New Roman" w:hAnsi="Times New Roman"/>
-                <w:sz w:val="20"/>
-              </w:rPr>
-              <w:t>15.0212</w:t>
-            </w:r>
-          </w:p>
-        </w:tc>
-        <w:tc>
-          <w:tcPr>
-            <w:tcW w:type="dxa" w:w="279"/>
-          </w:tcPr>
-          <w:p>
-            <w:r>
-              <w:rPr>
-                <w:rFonts w:ascii="Times New Roman" w:hAnsi="Times New Roman"/>
-                <w:sz w:val="20"/>
-              </w:rPr>
-              <w:t>0.0001</w:t>
-            </w:r>
-          </w:p>
-        </w:tc>
-        <w:tc>
-          <w:tcPr>
-            <w:tcW w:type="dxa" w:w="279"/>
-          </w:tcPr>
-          <w:p>
-            <w:r>
-              <w:rPr>
-                <w:rFonts w:ascii="Times New Roman" w:hAnsi="Times New Roman"/>
-                <w:sz w:val="20"/>
-              </w:rPr>
-              <w:t>No</w:t>
-            </w:r>
-          </w:p>
-        </w:tc>
-        <w:tc>
-          <w:tcPr>
-            <w:tcW w:type="dxa" w:w="279"/>
-          </w:tcPr>
-          <w:p>
-            <w:r>
-              <w:rPr>
-                <w:rFonts w:ascii="Times New Roman" w:hAnsi="Times New Roman"/>
-                <w:sz w:val="20"/>
-              </w:rPr>
-              <w:t>0.0047</w:t>
-            </w:r>
-          </w:p>
-        </w:tc>
-        <w:tc>
-          <w:tcPr>
-            <w:tcW w:type="dxa" w:w="279"/>
-          </w:tcPr>
-          <w:p>
-            <w:r>
-              <w:rPr>
-                <w:rFonts w:ascii="Times New Roman" w:hAnsi="Times New Roman"/>
-                <w:sz w:val="20"/>
-              </w:rPr>
-              <w:t>0.9456</w:t>
-            </w:r>
-          </w:p>
-        </w:tc>
-        <w:tc>
-          <w:tcPr>
-            <w:tcW w:type="dxa" w:w="279"/>
-          </w:tcPr>
-          <w:p>
-            <w:r>
-              <w:rPr>
-                <w:rFonts w:ascii="Times New Roman" w:hAnsi="Times New Roman"/>
-                <w:sz w:val="20"/>
-              </w:rPr>
-              <w:t>15.0259</w:t>
-            </w:r>
-          </w:p>
-        </w:tc>
-        <w:tc>
-          <w:tcPr>
-            <w:tcW w:type="dxa" w:w="279"/>
-          </w:tcPr>
-          <w:p>
-            <w:r>
-              <w:rPr>
-                <w:rFonts w:ascii="Times New Roman" w:hAnsi="Times New Roman"/>
-                <w:sz w:val="20"/>
-              </w:rPr>
-              <w:t>0.0005</w:t>
-            </w:r>
-          </w:p>
-        </w:tc>
-        <w:tc>
-          <w:tcPr>
-            <w:tcW w:type="dxa" w:w="279"/>
-          </w:tcPr>
-          <w:p>
-            <w:r>
-              <w:rPr>
-                <w:rFonts w:ascii="Times New Roman" w:hAnsi="Times New Roman"/>
-                <w:sz w:val="20"/>
-              </w:rPr>
-              <w:t>No</w:t>
-            </w:r>
-          </w:p>
-        </w:tc>
-        <w:tc>
-          <w:tcPr>
-            <w:tcW w:type="dxa" w:w="279"/>
-          </w:tcPr>
-          <w:p>
-            <w:r>
-              <w:rPr>
-                <w:rFonts w:ascii="Times New Roman" w:hAnsi="Times New Roman"/>
-                <w:sz w:val="20"/>
-              </w:rPr>
-              <w:t>7.389676</w:t>
-            </w:r>
-          </w:p>
-        </w:tc>
-        <w:tc>
-          <w:tcPr>
-            <w:tcW w:type="dxa" w:w="279"/>
-          </w:tcPr>
-          <w:p>
-            <w:r>
-              <w:rPr>
-                <w:rFonts w:ascii="Times New Roman" w:hAnsi="Times New Roman"/>
-                <w:sz w:val="20"/>
-              </w:rPr>
-              <w:t>10.123512</w:t>
-            </w:r>
-          </w:p>
-        </w:tc>
-        <w:tc>
-          <w:tcPr>
-            <w:tcW w:type="dxa" w:w="279"/>
-          </w:tcPr>
-          <w:p>
-            <w:r>
-              <w:rPr>
-                <w:rFonts w:ascii="Times New Roman" w:hAnsi="Times New Roman"/>
-                <w:sz w:val="20"/>
-              </w:rPr>
-              <w:t>-0.8591</w:t>
-            </w:r>
-          </w:p>
-        </w:tc>
-        <w:tc>
-          <w:tcPr>
-            <w:tcW w:type="dxa" w:w="279"/>
-          </w:tcPr>
-          <w:p>
-            <w:r>
-              <w:rPr>
-                <w:rFonts w:ascii="Times New Roman" w:hAnsi="Times New Roman"/>
-                <w:sz w:val="20"/>
-              </w:rPr>
-              <w:t>0.0000</w:t>
+              <w:t>0.0162</w:t>
+            </w:r>
+          </w:p>
+        </w:tc>
+        <w:tc>
+          <w:tcPr>
+            <w:tcW w:type="dxa" w:w="279"/>
+          </w:tcPr>
+          <w:p>
+            <w:r>
+              <w:rPr>
+                <w:rFonts w:ascii="Times New Roman" w:hAnsi="Times New Roman"/>
+                <w:sz w:val="20"/>
+              </w:rPr>
+              <w:t>1.5454</w:t>
+            </w:r>
+          </w:p>
+        </w:tc>
+        <w:tc>
+          <w:tcPr>
+            <w:tcW w:type="dxa" w:w="279"/>
+          </w:tcPr>
+          <w:p>
+            <w:r>
+              <w:rPr>
+                <w:rFonts w:ascii="Times New Roman" w:hAnsi="Times New Roman"/>
+                <w:sz w:val="20"/>
+              </w:rPr>
+              <w:t>0.2138</w:t>
+            </w:r>
+          </w:p>
+        </w:tc>
+        <w:tc>
+          <w:tcPr>
+            <w:tcW w:type="dxa" w:w="279"/>
+          </w:tcPr>
+          <w:p>
+            <w:r>
+              <w:rPr>
+                <w:rFonts w:ascii="Times New Roman" w:hAnsi="Times New Roman"/>
+                <w:sz w:val="20"/>
+              </w:rPr>
+              <w:t>Yes</w:t>
+            </w:r>
+          </w:p>
+        </w:tc>
+        <w:tc>
+          <w:tcPr>
+            <w:tcW w:type="dxa" w:w="279"/>
+          </w:tcPr>
+          <w:p>
+            <w:r>
+              <w:rPr>
+                <w:rFonts w:ascii="Times New Roman" w:hAnsi="Times New Roman"/>
+                <w:sz w:val="20"/>
+              </w:rPr>
+              <w:t>0.2317</w:t>
+            </w:r>
+          </w:p>
+        </w:tc>
+        <w:tc>
+          <w:tcPr>
+            <w:tcW w:type="dxa" w:w="279"/>
+          </w:tcPr>
+          <w:p>
+            <w:r>
+              <w:rPr>
+                <w:rFonts w:ascii="Times New Roman" w:hAnsi="Times New Roman"/>
+                <w:sz w:val="20"/>
+              </w:rPr>
+              <w:t>0.6303</w:t>
+            </w:r>
+          </w:p>
+        </w:tc>
+        <w:tc>
+          <w:tcPr>
+            <w:tcW w:type="dxa" w:w="279"/>
+          </w:tcPr>
+          <w:p>
+            <w:r>
+              <w:rPr>
+                <w:rFonts w:ascii="Times New Roman" w:hAnsi="Times New Roman"/>
+                <w:sz w:val="20"/>
+              </w:rPr>
+              <w:t>1.7771</w:t>
+            </w:r>
+          </w:p>
+        </w:tc>
+        <w:tc>
+          <w:tcPr>
+            <w:tcW w:type="dxa" w:w="279"/>
+          </w:tcPr>
+          <w:p>
+            <w:r>
+              <w:rPr>
+                <w:rFonts w:ascii="Times New Roman" w:hAnsi="Times New Roman"/>
+                <w:sz w:val="20"/>
+              </w:rPr>
+              <w:t>0.4113</w:t>
+            </w:r>
+          </w:p>
+        </w:tc>
+        <w:tc>
+          <w:tcPr>
+            <w:tcW w:type="dxa" w:w="279"/>
+          </w:tcPr>
+          <w:p>
+            <w:r>
+              <w:rPr>
+                <w:rFonts w:ascii="Times New Roman" w:hAnsi="Times New Roman"/>
+                <w:sz w:val="20"/>
+              </w:rPr>
+              <w:t>Yes</w:t>
+            </w:r>
+          </w:p>
+        </w:tc>
+        <w:tc>
+          <w:tcPr>
+            <w:tcW w:type="dxa" w:w="279"/>
+          </w:tcPr>
+          <w:p>
+            <w:r>
+              <w:rPr>
+                <w:rFonts w:ascii="Times New Roman" w:hAnsi="Times New Roman"/>
+                <w:sz w:val="20"/>
+              </w:rPr>
+              <w:t>5.867993</w:t>
+            </w:r>
+          </w:p>
+        </w:tc>
+        <w:tc>
+          <w:tcPr>
+            <w:tcW w:type="dxa" w:w="279"/>
+          </w:tcPr>
+          <w:p>
+            <w:r>
+              <w:rPr>
+                <w:rFonts w:ascii="Times New Roman" w:hAnsi="Times New Roman"/>
+                <w:sz w:val="20"/>
+              </w:rPr>
+              <w:t>8.038877</w:t>
+            </w:r>
+          </w:p>
+        </w:tc>
+        <w:tc>
+          <w:tcPr>
+            <w:tcW w:type="dxa" w:w="279"/>
+          </w:tcPr>
+          <w:p>
+            <w:r>
+              <w:rPr>
+                <w:rFonts w:ascii="Times New Roman" w:hAnsi="Times New Roman"/>
+                <w:sz w:val="20"/>
+              </w:rPr>
+              <w:t>-0.3838</w:t>
+            </w:r>
+          </w:p>
+        </w:tc>
+        <w:tc>
+          <w:tcPr>
+            <w:tcW w:type="dxa" w:w="279"/>
+          </w:tcPr>
+          <w:p>
+            <w:r>
+              <w:rPr>
+                <w:rFonts w:ascii="Times New Roman" w:hAnsi="Times New Roman"/>
+                <w:sz w:val="20"/>
+              </w:rPr>
+              <w:t>0.2220</w:t>
             </w:r>
           </w:p>
         </w:tc>
@@ -2240,21 +2240,21 @@
                 <w:rFonts w:ascii="Times New Roman" w:hAnsi="Times New Roman"/>
                 <w:sz w:val="20"/>
               </w:rPr>
-              <w:t>EGARCH(1,1)</w:t>
-            </w:r>
-          </w:p>
-        </w:tc>
-        <w:tc>
-          <w:tcPr>
-            <w:tcW w:type="dxa" w:w="279"/>
-          </w:tcPr>
-          <w:p>
-            <w:r>
-              <w:rPr>
-                <w:rFonts w:ascii="Times New Roman" w:hAnsi="Times New Roman"/>
-                <w:sz w:val="20"/>
-              </w:rPr>
-              <w:t>3</w:t>
+              <w:t>FIGARCH(1,d,1)</w:t>
+            </w:r>
+          </w:p>
+        </w:tc>
+        <w:tc>
+          <w:tcPr>
+            <w:tcW w:type="dxa" w:w="279"/>
+          </w:tcPr>
+          <w:p>
+            <w:r>
+              <w:rPr>
+                <w:rFonts w:ascii="Times New Roman" w:hAnsi="Times New Roman"/>
+                <w:sz w:val="20"/>
+              </w:rPr>
+              <w:t>5</w:t>
             </w:r>
           </w:p>
         </w:tc>
@@ -2282,35 +2282,35 @@
                 <w:rFonts w:ascii="Times New Roman" w:hAnsi="Times New Roman"/>
                 <w:sz w:val="20"/>
               </w:rPr>
-              <w:t>0.0070</w:t>
-            </w:r>
-          </w:p>
-        </w:tc>
-        <w:tc>
-          <w:tcPr>
-            <w:tcW w:type="dxa" w:w="279"/>
-          </w:tcPr>
-          <w:p>
-            <w:r>
-              <w:rPr>
-                <w:rFonts w:ascii="Times New Roman" w:hAnsi="Times New Roman"/>
-                <w:sz w:val="20"/>
-              </w:rPr>
-              <w:t>0.4501</w:t>
-            </w:r>
-          </w:p>
-        </w:tc>
-        <w:tc>
-          <w:tcPr>
-            <w:tcW w:type="dxa" w:w="279"/>
-          </w:tcPr>
-          <w:p>
-            <w:r>
-              <w:rPr>
-                <w:rFonts w:ascii="Times New Roman" w:hAnsi="Times New Roman"/>
-                <w:sz w:val="20"/>
-              </w:rPr>
-              <w:t>0.5023</w:t>
+              <w:t>0.0116</w:t>
+            </w:r>
+          </w:p>
+        </w:tc>
+        <w:tc>
+          <w:tcPr>
+            <w:tcW w:type="dxa" w:w="279"/>
+          </w:tcPr>
+          <w:p>
+            <w:r>
+              <w:rPr>
+                <w:rFonts w:ascii="Times New Roman" w:hAnsi="Times New Roman"/>
+                <w:sz w:val="20"/>
+              </w:rPr>
+              <w:t>0.1061</w:t>
+            </w:r>
+          </w:p>
+        </w:tc>
+        <w:tc>
+          <w:tcPr>
+            <w:tcW w:type="dxa" w:w="279"/>
+          </w:tcPr>
+          <w:p>
+            <w:r>
+              <w:rPr>
+                <w:rFonts w:ascii="Times New Roman" w:hAnsi="Times New Roman"/>
+                <w:sz w:val="20"/>
+              </w:rPr>
+              <w:t>0.7446</w:t>
             </w:r>
           </w:p>
         </w:tc>
@@ -2338,49 +2338,49 @@
                 <w:rFonts w:ascii="Times New Roman" w:hAnsi="Times New Roman"/>
                 <w:sz w:val="20"/>
               </w:rPr>
-              <w:t>0.0422</w:t>
-            </w:r>
-          </w:p>
-        </w:tc>
-        <w:tc>
-          <w:tcPr>
-            <w:tcW w:type="dxa" w:w="279"/>
-          </w:tcPr>
-          <w:p>
-            <w:r>
-              <w:rPr>
-                <w:rFonts w:ascii="Times New Roman" w:hAnsi="Times New Roman"/>
-                <w:sz w:val="20"/>
-              </w:rPr>
-              <w:t>0.8373</w:t>
-            </w:r>
-          </w:p>
-        </w:tc>
-        <w:tc>
-          <w:tcPr>
-            <w:tcW w:type="dxa" w:w="279"/>
-          </w:tcPr>
-          <w:p>
-            <w:r>
-              <w:rPr>
-                <w:rFonts w:ascii="Times New Roman" w:hAnsi="Times New Roman"/>
-                <w:sz w:val="20"/>
-              </w:rPr>
-              <w:t>0.4923</w:t>
-            </w:r>
-          </w:p>
-        </w:tc>
-        <w:tc>
-          <w:tcPr>
-            <w:tcW w:type="dxa" w:w="279"/>
-          </w:tcPr>
-          <w:p>
-            <w:r>
-              <w:rPr>
-                <w:rFonts w:ascii="Times New Roman" w:hAnsi="Times New Roman"/>
-                <w:sz w:val="20"/>
-              </w:rPr>
-              <w:t>0.7818</w:t>
+              <w:t>0.1176</w:t>
+            </w:r>
+          </w:p>
+        </w:tc>
+        <w:tc>
+          <w:tcPr>
+            <w:tcW w:type="dxa" w:w="279"/>
+          </w:tcPr>
+          <w:p>
+            <w:r>
+              <w:rPr>
+                <w:rFonts w:ascii="Times New Roman" w:hAnsi="Times New Roman"/>
+                <w:sz w:val="20"/>
+              </w:rPr>
+              <w:t>0.7316</w:t>
+            </w:r>
+          </w:p>
+        </w:tc>
+        <w:tc>
+          <w:tcPr>
+            <w:tcW w:type="dxa" w:w="279"/>
+          </w:tcPr>
+          <w:p>
+            <w:r>
+              <w:rPr>
+                <w:rFonts w:ascii="Times New Roman" w:hAnsi="Times New Roman"/>
+                <w:sz w:val="20"/>
+              </w:rPr>
+              <w:t>0.2237</w:t>
+            </w:r>
+          </w:p>
+        </w:tc>
+        <w:tc>
+          <w:tcPr>
+            <w:tcW w:type="dxa" w:w="279"/>
+          </w:tcPr>
+          <w:p>
+            <w:r>
+              <w:rPr>
+                <w:rFonts w:ascii="Times New Roman" w:hAnsi="Times New Roman"/>
+                <w:sz w:val="20"/>
+              </w:rPr>
+              <w:t>0.8942</w:t>
             </w:r>
           </w:p>
         </w:tc>
@@ -2408,63 +2408,63 @@
                 <w:rFonts w:ascii="Times New Roman" w:hAnsi="Times New Roman"/>
                 <w:sz w:val="20"/>
               </w:rPr>
-              <w:t>7.681291</w:t>
-            </w:r>
-          </w:p>
-        </w:tc>
-        <w:tc>
-          <w:tcPr>
-            <w:tcW w:type="dxa" w:w="279"/>
-          </w:tcPr>
-          <w:p>
-            <w:r>
-              <w:rPr>
-                <w:rFonts w:ascii="Times New Roman" w:hAnsi="Times New Roman"/>
-                <w:sz w:val="20"/>
-              </w:rPr>
-              <w:t>10.163778</w:t>
-            </w:r>
-          </w:p>
-        </w:tc>
-        <w:tc>
-          <w:tcPr>
-            <w:tcW w:type="dxa" w:w="279"/>
-          </w:tcPr>
-          <w:p>
-            <w:r>
-              <w:rPr>
-                <w:rFonts w:ascii="Times New Roman" w:hAnsi="Times New Roman"/>
-                <w:sz w:val="20"/>
-              </w:rPr>
-              <w:t>-0.3736</w:t>
-            </w:r>
-          </w:p>
-        </w:tc>
-        <w:tc>
-          <w:tcPr>
-            <w:tcW w:type="dxa" w:w="279"/>
-          </w:tcPr>
-          <w:p>
-            <w:r>
-              <w:rPr>
-                <w:rFonts w:ascii="Times New Roman" w:hAnsi="Times New Roman"/>
-                <w:sz w:val="20"/>
-              </w:rPr>
-              <w:t>0.4960</w:t>
-            </w:r>
-          </w:p>
-        </w:tc>
-        <w:tc>
-          <w:tcPr>
-            <w:tcW w:type="dxa" w:w="279"/>
-          </w:tcPr>
-          <w:p>
-            <w:r>
-              <w:rPr>
-                <w:rFonts w:ascii="Times New Roman" w:hAnsi="Times New Roman"/>
-                <w:sz w:val="20"/>
-              </w:rPr>
-              <w:t>7</w:t>
+              <w:t>6.066842</w:t>
+            </w:r>
+          </w:p>
+        </w:tc>
+        <w:tc>
+          <w:tcPr>
+            <w:tcW w:type="dxa" w:w="279"/>
+          </w:tcPr>
+          <w:p>
+            <w:r>
+              <w:rPr>
+                <w:rFonts w:ascii="Times New Roman" w:hAnsi="Times New Roman"/>
+                <w:sz w:val="20"/>
+              </w:rPr>
+              <w:t>8.027561</w:t>
+            </w:r>
+          </w:p>
+        </w:tc>
+        <w:tc>
+          <w:tcPr>
+            <w:tcW w:type="dxa" w:w="279"/>
+          </w:tcPr>
+          <w:p>
+            <w:r>
+              <w:rPr>
+                <w:rFonts w:ascii="Times New Roman" w:hAnsi="Times New Roman"/>
+                <w:sz w:val="20"/>
+              </w:rPr>
+              <w:t>0.1478</w:t>
+            </w:r>
+          </w:p>
+        </w:tc>
+        <w:tc>
+          <w:tcPr>
+            <w:tcW w:type="dxa" w:w="279"/>
+          </w:tcPr>
+          <w:p>
+            <w:r>
+              <w:rPr>
+                <w:rFonts w:ascii="Times New Roman" w:hAnsi="Times New Roman"/>
+                <w:sz w:val="20"/>
+              </w:rPr>
+              <w:t>0.6880</w:t>
+            </w:r>
+          </w:p>
+        </w:tc>
+        <w:tc>
+          <w:tcPr>
+            <w:tcW w:type="dxa" w:w="279"/>
+          </w:tcPr>
+          <w:p>
+            <w:r>
+              <w:rPr>
+                <w:rFonts w:ascii="Times New Roman" w:hAnsi="Times New Roman"/>
+                <w:sz w:val="20"/>
+              </w:rPr>
+              <w:t>14</w:t>
             </w:r>
           </w:p>
         </w:tc>
@@ -2492,35 +2492,35 @@
                 <w:rFonts w:ascii="Times New Roman" w:hAnsi="Times New Roman"/>
                 <w:sz w:val="20"/>
               </w:rPr>
-              <w:t>0.0162</w:t>
-            </w:r>
-          </w:p>
-        </w:tc>
-        <w:tc>
-          <w:tcPr>
-            <w:tcW w:type="dxa" w:w="279"/>
-          </w:tcPr>
-          <w:p>
-            <w:r>
-              <w:rPr>
-                <w:rFonts w:ascii="Times New Roman" w:hAnsi="Times New Roman"/>
-                <w:sz w:val="20"/>
-              </w:rPr>
-              <w:t>1.5454</w:t>
-            </w:r>
-          </w:p>
-        </w:tc>
-        <w:tc>
-          <w:tcPr>
-            <w:tcW w:type="dxa" w:w="279"/>
-          </w:tcPr>
-          <w:p>
-            <w:r>
-              <w:rPr>
-                <w:rFonts w:ascii="Times New Roman" w:hAnsi="Times New Roman"/>
-                <w:sz w:val="20"/>
-              </w:rPr>
-              <w:t>0.2138</w:t>
+              <w:t>0.0325</w:t>
+            </w:r>
+          </w:p>
+        </w:tc>
+        <w:tc>
+          <w:tcPr>
+            <w:tcW w:type="dxa" w:w="279"/>
+          </w:tcPr>
+          <w:p>
+            <w:r>
+              <w:rPr>
+                <w:rFonts w:ascii="Times New Roman" w:hAnsi="Times New Roman"/>
+                <w:sz w:val="20"/>
+              </w:rPr>
+              <w:t>0.9060</w:t>
+            </w:r>
+          </w:p>
+        </w:tc>
+        <w:tc>
+          <w:tcPr>
+            <w:tcW w:type="dxa" w:w="279"/>
+          </w:tcPr>
+          <w:p>
+            <w:r>
+              <w:rPr>
+                <w:rFonts w:ascii="Times New Roman" w:hAnsi="Times New Roman"/>
+                <w:sz w:val="20"/>
+              </w:rPr>
+              <w:t>0.3412</w:t>
             </w:r>
           </w:p>
         </w:tc>
@@ -2548,49 +2548,49 @@
                 <w:rFonts w:ascii="Times New Roman" w:hAnsi="Times New Roman"/>
                 <w:sz w:val="20"/>
               </w:rPr>
-              <w:t>0.2317</w:t>
-            </w:r>
-          </w:p>
-        </w:tc>
-        <w:tc>
-          <w:tcPr>
-            <w:tcW w:type="dxa" w:w="279"/>
-          </w:tcPr>
-          <w:p>
-            <w:r>
-              <w:rPr>
-                <w:rFonts w:ascii="Times New Roman" w:hAnsi="Times New Roman"/>
-                <w:sz w:val="20"/>
-              </w:rPr>
-              <w:t>0.6303</w:t>
-            </w:r>
-          </w:p>
-        </w:tc>
-        <w:tc>
-          <w:tcPr>
-            <w:tcW w:type="dxa" w:w="279"/>
-          </w:tcPr>
-          <w:p>
-            <w:r>
-              <w:rPr>
-                <w:rFonts w:ascii="Times New Roman" w:hAnsi="Times New Roman"/>
-                <w:sz w:val="20"/>
-              </w:rPr>
-              <w:t>1.7771</w:t>
-            </w:r>
-          </w:p>
-        </w:tc>
-        <w:tc>
-          <w:tcPr>
-            <w:tcW w:type="dxa" w:w="279"/>
-          </w:tcPr>
-          <w:p>
-            <w:r>
-              <w:rPr>
-                <w:rFonts w:ascii="Times New Roman" w:hAnsi="Times New Roman"/>
-                <w:sz w:val="20"/>
-              </w:rPr>
-              <w:t>0.4113</w:t>
+              <w:t>0.5280</w:t>
+            </w:r>
+          </w:p>
+        </w:tc>
+        <w:tc>
+          <w:tcPr>
+            <w:tcW w:type="dxa" w:w="279"/>
+          </w:tcPr>
+          <w:p>
+            <w:r>
+              <w:rPr>
+                <w:rFonts w:ascii="Times New Roman" w:hAnsi="Times New Roman"/>
+                <w:sz w:val="20"/>
+              </w:rPr>
+              <w:t>0.4674</w:t>
+            </w:r>
+          </w:p>
+        </w:tc>
+        <w:tc>
+          <w:tcPr>
+            <w:tcW w:type="dxa" w:w="279"/>
+          </w:tcPr>
+          <w:p>
+            <w:r>
+              <w:rPr>
+                <w:rFonts w:ascii="Times New Roman" w:hAnsi="Times New Roman"/>
+                <w:sz w:val="20"/>
+              </w:rPr>
+              <w:t>1.4340</w:t>
+            </w:r>
+          </w:p>
+        </w:tc>
+        <w:tc>
+          <w:tcPr>
+            <w:tcW w:type="dxa" w:w="279"/>
+          </w:tcPr>
+          <w:p>
+            <w:r>
+              <w:rPr>
+                <w:rFonts w:ascii="Times New Roman" w:hAnsi="Times New Roman"/>
+                <w:sz w:val="20"/>
+              </w:rPr>
+              <w:t>0.4882</w:t>
             </w:r>
           </w:p>
         </w:tc>
@@ -2618,49 +2618,49 @@
                 <w:rFonts w:ascii="Times New Roman" w:hAnsi="Times New Roman"/>
                 <w:sz w:val="20"/>
               </w:rPr>
-              <w:t>5.867993</w:t>
-            </w:r>
-          </w:p>
-        </w:tc>
-        <w:tc>
-          <w:tcPr>
-            <w:tcW w:type="dxa" w:w="279"/>
-          </w:tcPr>
-          <w:p>
-            <w:r>
-              <w:rPr>
-                <w:rFonts w:ascii="Times New Roman" w:hAnsi="Times New Roman"/>
-                <w:sz w:val="20"/>
-              </w:rPr>
-              <w:t>8.038877</w:t>
-            </w:r>
-          </w:p>
-        </w:tc>
-        <w:tc>
-          <w:tcPr>
-            <w:tcW w:type="dxa" w:w="279"/>
-          </w:tcPr>
-          <w:p>
-            <w:r>
-              <w:rPr>
-                <w:rFonts w:ascii="Times New Roman" w:hAnsi="Times New Roman"/>
-                <w:sz w:val="20"/>
-              </w:rPr>
-              <w:t>-0.3838</w:t>
-            </w:r>
-          </w:p>
-        </w:tc>
-        <w:tc>
-          <w:tcPr>
-            <w:tcW w:type="dxa" w:w="279"/>
-          </w:tcPr>
-          <w:p>
-            <w:r>
-              <w:rPr>
-                <w:rFonts w:ascii="Times New Roman" w:hAnsi="Times New Roman"/>
-                <w:sz w:val="20"/>
-              </w:rPr>
-              <w:t>0.2220</w:t>
+              <w:t>4.634662</w:t>
+            </w:r>
+          </w:p>
+        </w:tc>
+        <w:tc>
+          <w:tcPr>
+            <w:tcW w:type="dxa" w:w="279"/>
+          </w:tcPr>
+          <w:p>
+            <w:r>
+              <w:rPr>
+                <w:rFonts w:ascii="Times New Roman" w:hAnsi="Times New Roman"/>
+                <w:sz w:val="20"/>
+              </w:rPr>
+              <w:t>6.349271</w:t>
+            </w:r>
+          </w:p>
+        </w:tc>
+        <w:tc>
+          <w:tcPr>
+            <w:tcW w:type="dxa" w:w="279"/>
+          </w:tcPr>
+          <w:p>
+            <w:r>
+              <w:rPr>
+                <w:rFonts w:ascii="Times New Roman" w:hAnsi="Times New Roman"/>
+                <w:sz w:val="20"/>
+              </w:rPr>
+              <w:t>0.2643</w:t>
+            </w:r>
+          </w:p>
+        </w:tc>
+        <w:tc>
+          <w:tcPr>
+            <w:tcW w:type="dxa" w:w="279"/>
+          </w:tcPr>
+          <w:p>
+            <w:r>
+              <w:rPr>
+                <w:rFonts w:ascii="Times New Roman" w:hAnsi="Times New Roman"/>
+                <w:sz w:val="20"/>
+              </w:rPr>
+              <w:t>0.3620</w:t>
             </w:r>
           </w:p>
         </w:tc>
@@ -2676,21 +2676,21 @@
                 <w:rFonts w:ascii="Times New Roman" w:hAnsi="Times New Roman"/>
                 <w:sz w:val="20"/>
               </w:rPr>
-              <w:t>FIGARCH(1,d,1)</w:t>
-            </w:r>
-          </w:p>
-        </w:tc>
-        <w:tc>
-          <w:tcPr>
-            <w:tcW w:type="dxa" w:w="279"/>
-          </w:tcPr>
-          <w:p>
-            <w:r>
-              <w:rPr>
-                <w:rFonts w:ascii="Times New Roman" w:hAnsi="Times New Roman"/>
-                <w:sz w:val="20"/>
-              </w:rPr>
-              <w:t>5</w:t>
+              <w:t>GARCH(1,1)</w:t>
+            </w:r>
+          </w:p>
+        </w:tc>
+        <w:tc>
+          <w:tcPr>
+            <w:tcW w:type="dxa" w:w="279"/>
+          </w:tcPr>
+          <w:p>
+            <w:r>
+              <w:rPr>
+                <w:rFonts w:ascii="Times New Roman" w:hAnsi="Times New Roman"/>
+                <w:sz w:val="20"/>
+              </w:rPr>
+              <w:t>4</w:t>
             </w:r>
           </w:p>
         </w:tc>
@@ -2718,35 +2718,35 @@
                 <w:rFonts w:ascii="Times New Roman" w:hAnsi="Times New Roman"/>
                 <w:sz w:val="20"/>
               </w:rPr>
-              <w:t>0.0116</w:t>
-            </w:r>
-          </w:p>
-        </w:tc>
-        <w:tc>
-          <w:tcPr>
-            <w:tcW w:type="dxa" w:w="279"/>
-          </w:tcPr>
-          <w:p>
-            <w:r>
-              <w:rPr>
-                <w:rFonts w:ascii="Times New Roman" w:hAnsi="Times New Roman"/>
-                <w:sz w:val="20"/>
-              </w:rPr>
-              <w:t>0.1061</w:t>
-            </w:r>
-          </w:p>
-        </w:tc>
-        <w:tc>
-          <w:tcPr>
-            <w:tcW w:type="dxa" w:w="279"/>
-          </w:tcPr>
-          <w:p>
-            <w:r>
-              <w:rPr>
-                <w:rFonts w:ascii="Times New Roman" w:hAnsi="Times New Roman"/>
-                <w:sz w:val="20"/>
-              </w:rPr>
-              <w:t>0.7446</w:t>
+              <w:t>0.0093</w:t>
+            </w:r>
+          </w:p>
+        </w:tc>
+        <w:tc>
+          <w:tcPr>
+            <w:tcW w:type="dxa" w:w="279"/>
+          </w:tcPr>
+          <w:p>
+            <w:r>
+              <w:rPr>
+                <w:rFonts w:ascii="Times New Roman" w:hAnsi="Times New Roman"/>
+                <w:sz w:val="20"/>
+              </w:rPr>
+              <w:t>0.0231</w:t>
+            </w:r>
+          </w:p>
+        </w:tc>
+        <w:tc>
+          <w:tcPr>
+            <w:tcW w:type="dxa" w:w="279"/>
+          </w:tcPr>
+          <w:p>
+            <w:r>
+              <w:rPr>
+                <w:rFonts w:ascii="Times New Roman" w:hAnsi="Times New Roman"/>
+                <w:sz w:val="20"/>
+              </w:rPr>
+              <w:t>0.8793</w:t>
             </w:r>
           </w:p>
         </w:tc>
@@ -2774,49 +2774,49 @@
                 <w:rFonts w:ascii="Times New Roman" w:hAnsi="Times New Roman"/>
                 <w:sz w:val="20"/>
               </w:rPr>
-              <w:t>0.1176</w:t>
-            </w:r>
-          </w:p>
-        </w:tc>
-        <w:tc>
-          <w:tcPr>
-            <w:tcW w:type="dxa" w:w="279"/>
-          </w:tcPr>
-          <w:p>
-            <w:r>
-              <w:rPr>
-                <w:rFonts w:ascii="Times New Roman" w:hAnsi="Times New Roman"/>
-                <w:sz w:val="20"/>
-              </w:rPr>
-              <w:t>0.7316</w:t>
-            </w:r>
-          </w:p>
-        </w:tc>
-        <w:tc>
-          <w:tcPr>
-            <w:tcW w:type="dxa" w:w="279"/>
-          </w:tcPr>
-          <w:p>
-            <w:r>
-              <w:rPr>
-                <w:rFonts w:ascii="Times New Roman" w:hAnsi="Times New Roman"/>
-                <w:sz w:val="20"/>
-              </w:rPr>
-              <w:t>0.2237</w:t>
-            </w:r>
-          </w:p>
-        </w:tc>
-        <w:tc>
-          <w:tcPr>
-            <w:tcW w:type="dxa" w:w="279"/>
-          </w:tcPr>
-          <w:p>
-            <w:r>
-              <w:rPr>
-                <w:rFonts w:ascii="Times New Roman" w:hAnsi="Times New Roman"/>
-                <w:sz w:val="20"/>
-              </w:rPr>
-              <w:t>0.8942</w:t>
+              <w:t>0.0751</w:t>
+            </w:r>
+          </w:p>
+        </w:tc>
+        <w:tc>
+          <w:tcPr>
+            <w:tcW w:type="dxa" w:w="279"/>
+          </w:tcPr>
+          <w:p>
+            <w:r>
+              <w:rPr>
+                <w:rFonts w:ascii="Times New Roman" w:hAnsi="Times New Roman"/>
+                <w:sz w:val="20"/>
+              </w:rPr>
+              <w:t>0.7840</w:t>
+            </w:r>
+          </w:p>
+        </w:tc>
+        <w:tc>
+          <w:tcPr>
+            <w:tcW w:type="dxa" w:w="279"/>
+          </w:tcPr>
+          <w:p>
+            <w:r>
+              <w:rPr>
+                <w:rFonts w:ascii="Times New Roman" w:hAnsi="Times New Roman"/>
+                <w:sz w:val="20"/>
+              </w:rPr>
+              <w:t>0.0982</w:t>
+            </w:r>
+          </w:p>
+        </w:tc>
+        <w:tc>
+          <w:tcPr>
+            <w:tcW w:type="dxa" w:w="279"/>
+          </w:tcPr>
+          <w:p>
+            <w:r>
+              <w:rPr>
+                <w:rFonts w:ascii="Times New Roman" w:hAnsi="Times New Roman"/>
+                <w:sz w:val="20"/>
+              </w:rPr>
+              <w:t>0.9521</w:t>
             </w:r>
           </w:p>
         </w:tc>
@@ -2844,63 +2844,63 @@
                 <w:rFonts w:ascii="Times New Roman" w:hAnsi="Times New Roman"/>
                 <w:sz w:val="20"/>
               </w:rPr>
-              <w:t>6.066842</w:t>
-            </w:r>
-          </w:p>
-        </w:tc>
-        <w:tc>
-          <w:tcPr>
-            <w:tcW w:type="dxa" w:w="279"/>
-          </w:tcPr>
-          <w:p>
-            <w:r>
-              <w:rPr>
-                <w:rFonts w:ascii="Times New Roman" w:hAnsi="Times New Roman"/>
-                <w:sz w:val="20"/>
-              </w:rPr>
-              <w:t>8.027561</w:t>
-            </w:r>
-          </w:p>
-        </w:tc>
-        <w:tc>
-          <w:tcPr>
-            <w:tcW w:type="dxa" w:w="279"/>
-          </w:tcPr>
-          <w:p>
-            <w:r>
-              <w:rPr>
-                <w:rFonts w:ascii="Times New Roman" w:hAnsi="Times New Roman"/>
-                <w:sz w:val="20"/>
-              </w:rPr>
-              <w:t>0.1478</w:t>
-            </w:r>
-          </w:p>
-        </w:tc>
-        <w:tc>
-          <w:tcPr>
-            <w:tcW w:type="dxa" w:w="279"/>
-          </w:tcPr>
-          <w:p>
-            <w:r>
-              <w:rPr>
-                <w:rFonts w:ascii="Times New Roman" w:hAnsi="Times New Roman"/>
-                <w:sz w:val="20"/>
-              </w:rPr>
-              <w:t>0.6880</w:t>
-            </w:r>
-          </w:p>
-        </w:tc>
-        <w:tc>
-          <w:tcPr>
-            <w:tcW w:type="dxa" w:w="279"/>
-          </w:tcPr>
-          <w:p>
-            <w:r>
-              <w:rPr>
-                <w:rFonts w:ascii="Times New Roman" w:hAnsi="Times New Roman"/>
-                <w:sz w:val="20"/>
-              </w:rPr>
-              <w:t>14</w:t>
+              <w:t>6.294223</w:t>
+            </w:r>
+          </w:p>
+        </w:tc>
+        <w:tc>
+          <w:tcPr>
+            <w:tcW w:type="dxa" w:w="279"/>
+          </w:tcPr>
+          <w:p>
+            <w:r>
+              <w:rPr>
+                <w:rFonts w:ascii="Times New Roman" w:hAnsi="Times New Roman"/>
+                <w:sz w:val="20"/>
+              </w:rPr>
+              <w:t>8.328429</w:t>
+            </w:r>
+          </w:p>
+        </w:tc>
+        <w:tc>
+          <w:tcPr>
+            <w:tcW w:type="dxa" w:w="279"/>
+          </w:tcPr>
+          <w:p>
+            <w:r>
+              <w:rPr>
+                <w:rFonts w:ascii="Times New Roman" w:hAnsi="Times New Roman"/>
+                <w:sz w:val="20"/>
+              </w:rPr>
+              <w:t>-0.0535</w:t>
+            </w:r>
+          </w:p>
+        </w:tc>
+        <w:tc>
+          <w:tcPr>
+            <w:tcW w:type="dxa" w:w="279"/>
+          </w:tcPr>
+          <w:p>
+            <w:r>
+              <w:rPr>
+                <w:rFonts w:ascii="Times New Roman" w:hAnsi="Times New Roman"/>
+                <w:sz w:val="20"/>
+              </w:rPr>
+              <w:t>0.9660</w:t>
+            </w:r>
+          </w:p>
+        </w:tc>
+        <w:tc>
+          <w:tcPr>
+            <w:tcW w:type="dxa" w:w="279"/>
+          </w:tcPr>
+          <w:p>
+            <w:r>
+              <w:rPr>
+                <w:rFonts w:ascii="Times New Roman" w:hAnsi="Times New Roman"/>
+                <w:sz w:val="20"/>
+              </w:rPr>
+              <w:t>11</w:t>
             </w:r>
           </w:p>
         </w:tc>
@@ -2928,35 +2928,35 @@
                 <w:rFonts w:ascii="Times New Roman" w:hAnsi="Times New Roman"/>
                 <w:sz w:val="20"/>
               </w:rPr>
-              <w:t>0.0325</w:t>
-            </w:r>
-          </w:p>
-        </w:tc>
-        <w:tc>
-          <w:tcPr>
-            <w:tcW w:type="dxa" w:w="279"/>
-          </w:tcPr>
-          <w:p>
-            <w:r>
-              <w:rPr>
-                <w:rFonts w:ascii="Times New Roman" w:hAnsi="Times New Roman"/>
-                <w:sz w:val="20"/>
-              </w:rPr>
-              <w:t>0.9060</w:t>
-            </w:r>
-          </w:p>
-        </w:tc>
-        <w:tc>
-          <w:tcPr>
-            <w:tcW w:type="dxa" w:w="279"/>
-          </w:tcPr>
-          <w:p>
-            <w:r>
-              <w:rPr>
-                <w:rFonts w:ascii="Times New Roman" w:hAnsi="Times New Roman"/>
-                <w:sz w:val="20"/>
-              </w:rPr>
-              <w:t>0.3412</w:t>
+              <w:t>0.0255</w:t>
+            </w:r>
+          </w:p>
+        </w:tc>
+        <w:tc>
+          <w:tcPr>
+            <w:tcW w:type="dxa" w:w="279"/>
+          </w:tcPr>
+          <w:p>
+            <w:r>
+              <w:rPr>
+                <w:rFonts w:ascii="Times New Roman" w:hAnsi="Times New Roman"/>
+                <w:sz w:val="20"/>
+              </w:rPr>
+              <w:t>0.0048</w:t>
+            </w:r>
+          </w:p>
+        </w:tc>
+        <w:tc>
+          <w:tcPr>
+            <w:tcW w:type="dxa" w:w="279"/>
+          </w:tcPr>
+          <w:p>
+            <w:r>
+              <w:rPr>
+                <w:rFonts w:ascii="Times New Roman" w:hAnsi="Times New Roman"/>
+                <w:sz w:val="20"/>
+              </w:rPr>
+              <w:t>0.9448</w:t>
             </w:r>
           </w:p>
         </w:tc>
@@ -2984,49 +2984,49 @@
                 <w:rFonts w:ascii="Times New Roman" w:hAnsi="Times New Roman"/>
                 <w:sz w:val="20"/>
               </w:rPr>
-              <w:t>0.5280</w:t>
-            </w:r>
-          </w:p>
-        </w:tc>
-        <w:tc>
-          <w:tcPr>
-            <w:tcW w:type="dxa" w:w="279"/>
-          </w:tcPr>
-          <w:p>
-            <w:r>
-              <w:rPr>
-                <w:rFonts w:ascii="Times New Roman" w:hAnsi="Times New Roman"/>
-                <w:sz w:val="20"/>
-              </w:rPr>
-              <w:t>0.4674</w:t>
-            </w:r>
-          </w:p>
-        </w:tc>
-        <w:tc>
-          <w:tcPr>
-            <w:tcW w:type="dxa" w:w="279"/>
-          </w:tcPr>
-          <w:p>
-            <w:r>
-              <w:rPr>
-                <w:rFonts w:ascii="Times New Roman" w:hAnsi="Times New Roman"/>
-                <w:sz w:val="20"/>
-              </w:rPr>
-              <w:t>1.4340</w:t>
-            </w:r>
-          </w:p>
-        </w:tc>
-        <w:tc>
-          <w:tcPr>
-            <w:tcW w:type="dxa" w:w="279"/>
-          </w:tcPr>
-          <w:p>
-            <w:r>
-              <w:rPr>
-                <w:rFonts w:ascii="Times New Roman" w:hAnsi="Times New Roman"/>
-                <w:sz w:val="20"/>
-              </w:rPr>
-              <w:t>0.4882</w:t>
+              <w:t>0.5776</w:t>
+            </w:r>
+          </w:p>
+        </w:tc>
+        <w:tc>
+          <w:tcPr>
+            <w:tcW w:type="dxa" w:w="279"/>
+          </w:tcPr>
+          <w:p>
+            <w:r>
+              <w:rPr>
+                <w:rFonts w:ascii="Times New Roman" w:hAnsi="Times New Roman"/>
+                <w:sz w:val="20"/>
+              </w:rPr>
+              <w:t>0.4472</w:t>
+            </w:r>
+          </w:p>
+        </w:tc>
+        <w:tc>
+          <w:tcPr>
+            <w:tcW w:type="dxa" w:w="279"/>
+          </w:tcPr>
+          <w:p>
+            <w:r>
+              <w:rPr>
+                <w:rFonts w:ascii="Times New Roman" w:hAnsi="Times New Roman"/>
+                <w:sz w:val="20"/>
+              </w:rPr>
+              <w:t>0.5824</w:t>
+            </w:r>
+          </w:p>
+        </w:tc>
+        <w:tc>
+          <w:tcPr>
+            <w:tcW w:type="dxa" w:w="279"/>
+          </w:tcPr>
+          <w:p>
+            <w:r>
+              <w:rPr>
+                <w:rFonts w:ascii="Times New Roman" w:hAnsi="Times New Roman"/>
+                <w:sz w:val="20"/>
+              </w:rPr>
+              <w:t>0.7474</w:t>
             </w:r>
           </w:p>
         </w:tc>
@@ -3054,49 +3054,49 @@
                 <w:rFonts w:ascii="Times New Roman" w:hAnsi="Times New Roman"/>
                 <w:sz w:val="20"/>
               </w:rPr>
-              <w:t>4.634662</w:t>
-            </w:r>
-          </w:p>
-        </w:tc>
-        <w:tc>
-          <w:tcPr>
-            <w:tcW w:type="dxa" w:w="279"/>
-          </w:tcPr>
-          <w:p>
-            <w:r>
-              <w:rPr>
-                <w:rFonts w:ascii="Times New Roman" w:hAnsi="Times New Roman"/>
-                <w:sz w:val="20"/>
-              </w:rPr>
-              <w:t>6.349271</w:t>
-            </w:r>
-          </w:p>
-        </w:tc>
-        <w:tc>
-          <w:tcPr>
-            <w:tcW w:type="dxa" w:w="279"/>
-          </w:tcPr>
-          <w:p>
-            <w:r>
-              <w:rPr>
-                <w:rFonts w:ascii="Times New Roman" w:hAnsi="Times New Roman"/>
-                <w:sz w:val="20"/>
-              </w:rPr>
-              <w:t>0.2643</w:t>
-            </w:r>
-          </w:p>
-        </w:tc>
-        <w:tc>
-          <w:tcPr>
-            <w:tcW w:type="dxa" w:w="279"/>
-          </w:tcPr>
-          <w:p>
-            <w:r>
-              <w:rPr>
-                <w:rFonts w:ascii="Times New Roman" w:hAnsi="Times New Roman"/>
-                <w:sz w:val="20"/>
-              </w:rPr>
-              <w:t>0.3620</w:t>
+              <w:t>4.808366</w:t>
+            </w:r>
+          </w:p>
+        </w:tc>
+        <w:tc>
+          <w:tcPr>
+            <w:tcW w:type="dxa" w:w="279"/>
+          </w:tcPr>
+          <w:p>
+            <w:r>
+              <w:rPr>
+                <w:rFonts w:ascii="Times New Roman" w:hAnsi="Times New Roman"/>
+                <w:sz w:val="20"/>
+              </w:rPr>
+              <w:t>6.587238</w:t>
+            </w:r>
+          </w:p>
+        </w:tc>
+        <w:tc>
+          <w:tcPr>
+            <w:tcW w:type="dxa" w:w="279"/>
+          </w:tcPr>
+          <w:p>
+            <w:r>
+              <w:rPr>
+                <w:rFonts w:ascii="Times New Roman" w:hAnsi="Times New Roman"/>
+                <w:sz w:val="20"/>
+              </w:rPr>
+              <w:t>0.0237</w:t>
+            </w:r>
+          </w:p>
+        </w:tc>
+        <w:tc>
+          <w:tcPr>
+            <w:tcW w:type="dxa" w:w="279"/>
+          </w:tcPr>
+          <w:p>
+            <w:r>
+              <w:rPr>
+                <w:rFonts w:ascii="Times New Roman" w:hAnsi="Times New Roman"/>
+                <w:sz w:val="20"/>
+              </w:rPr>
+              <w:t>0.8380</w:t>
             </w:r>
           </w:p>
         </w:tc>
@@ -3112,443 +3112,7 @@
                 <w:rFonts w:ascii="Times New Roman" w:hAnsi="Times New Roman"/>
                 <w:sz w:val="20"/>
               </w:rPr>
-              <w:t>GARCH(1,1)</w:t>
-            </w:r>
-          </w:p>
-        </w:tc>
-        <w:tc>
-          <w:tcPr>
-            <w:tcW w:type="dxa" w:w="279"/>
-          </w:tcPr>
-          <w:p>
-            <w:r>
-              <w:rPr>
-                <w:rFonts w:ascii="Times New Roman" w:hAnsi="Times New Roman"/>
-                <w:sz w:val="20"/>
-              </w:rPr>
-              <w:t>4</w:t>
-            </w:r>
-          </w:p>
-        </w:tc>
-        <w:tc>
-          <w:tcPr>
-            <w:tcW w:type="dxa" w:w="279"/>
-          </w:tcPr>
-          <w:p>
-            <w:r>
-              <w:rPr>
-                <w:rFonts w:ascii="Times New Roman" w:hAnsi="Times New Roman"/>
-                <w:sz w:val="20"/>
-              </w:rPr>
-              <w:t>4.31</w:t>
-            </w:r>
-          </w:p>
-        </w:tc>
-        <w:tc>
-          <w:tcPr>
-            <w:tcW w:type="dxa" w:w="279"/>
-          </w:tcPr>
-          <w:p>
-            <w:r>
-              <w:rPr>
-                <w:rFonts w:ascii="Times New Roman" w:hAnsi="Times New Roman"/>
-                <w:sz w:val="20"/>
-              </w:rPr>
-              <w:t>0.0093</w:t>
-            </w:r>
-          </w:p>
-        </w:tc>
-        <w:tc>
-          <w:tcPr>
-            <w:tcW w:type="dxa" w:w="279"/>
-          </w:tcPr>
-          <w:p>
-            <w:r>
-              <w:rPr>
-                <w:rFonts w:ascii="Times New Roman" w:hAnsi="Times New Roman"/>
-                <w:sz w:val="20"/>
-              </w:rPr>
-              <w:t>0.0231</w:t>
-            </w:r>
-          </w:p>
-        </w:tc>
-        <w:tc>
-          <w:tcPr>
-            <w:tcW w:type="dxa" w:w="279"/>
-          </w:tcPr>
-          <w:p>
-            <w:r>
-              <w:rPr>
-                <w:rFonts w:ascii="Times New Roman" w:hAnsi="Times New Roman"/>
-                <w:sz w:val="20"/>
-              </w:rPr>
-              <w:t>0.8793</w:t>
-            </w:r>
-          </w:p>
-        </w:tc>
-        <w:tc>
-          <w:tcPr>
-            <w:tcW w:type="dxa" w:w="279"/>
-          </w:tcPr>
-          <w:p>
-            <w:r>
-              <w:rPr>
-                <w:rFonts w:ascii="Times New Roman" w:hAnsi="Times New Roman"/>
-                <w:sz w:val="20"/>
-              </w:rPr>
-              <w:t>Yes</w:t>
-            </w:r>
-          </w:p>
-        </w:tc>
-        <w:tc>
-          <w:tcPr>
-            <w:tcW w:type="dxa" w:w="279"/>
-          </w:tcPr>
-          <w:p>
-            <w:r>
-              <w:rPr>
-                <w:rFonts w:ascii="Times New Roman" w:hAnsi="Times New Roman"/>
-                <w:sz w:val="20"/>
-              </w:rPr>
-              <w:t>0.0751</w:t>
-            </w:r>
-          </w:p>
-        </w:tc>
-        <w:tc>
-          <w:tcPr>
-            <w:tcW w:type="dxa" w:w="279"/>
-          </w:tcPr>
-          <w:p>
-            <w:r>
-              <w:rPr>
-                <w:rFonts w:ascii="Times New Roman" w:hAnsi="Times New Roman"/>
-                <w:sz w:val="20"/>
-              </w:rPr>
-              <w:t>0.7840</w:t>
-            </w:r>
-          </w:p>
-        </w:tc>
-        <w:tc>
-          <w:tcPr>
-            <w:tcW w:type="dxa" w:w="279"/>
-          </w:tcPr>
-          <w:p>
-            <w:r>
-              <w:rPr>
-                <w:rFonts w:ascii="Times New Roman" w:hAnsi="Times New Roman"/>
-                <w:sz w:val="20"/>
-              </w:rPr>
-              <w:t>0.0982</w:t>
-            </w:r>
-          </w:p>
-        </w:tc>
-        <w:tc>
-          <w:tcPr>
-            <w:tcW w:type="dxa" w:w="279"/>
-          </w:tcPr>
-          <w:p>
-            <w:r>
-              <w:rPr>
-                <w:rFonts w:ascii="Times New Roman" w:hAnsi="Times New Roman"/>
-                <w:sz w:val="20"/>
-              </w:rPr>
-              <w:t>0.9521</w:t>
-            </w:r>
-          </w:p>
-        </w:tc>
-        <w:tc>
-          <w:tcPr>
-            <w:tcW w:type="dxa" w:w="279"/>
-          </w:tcPr>
-          <w:p>
-            <w:r>
-              <w:rPr>
-                <w:rFonts w:ascii="Times New Roman" w:hAnsi="Times New Roman"/>
-                <w:sz w:val="20"/>
-              </w:rPr>
-              <w:t>Yes</w:t>
-            </w:r>
-          </w:p>
-        </w:tc>
-        <w:tc>
-          <w:tcPr>
-            <w:tcW w:type="dxa" w:w="279"/>
-          </w:tcPr>
-          <w:p>
-            <w:r>
-              <w:rPr>
-                <w:rFonts w:ascii="Times New Roman" w:hAnsi="Times New Roman"/>
-                <w:sz w:val="20"/>
-              </w:rPr>
-              <w:t>6.294223</w:t>
-            </w:r>
-          </w:p>
-        </w:tc>
-        <w:tc>
-          <w:tcPr>
-            <w:tcW w:type="dxa" w:w="279"/>
-          </w:tcPr>
-          <w:p>
-            <w:r>
-              <w:rPr>
-                <w:rFonts w:ascii="Times New Roman" w:hAnsi="Times New Roman"/>
-                <w:sz w:val="20"/>
-              </w:rPr>
-              <w:t>8.328429</w:t>
-            </w:r>
-          </w:p>
-        </w:tc>
-        <w:tc>
-          <w:tcPr>
-            <w:tcW w:type="dxa" w:w="279"/>
-          </w:tcPr>
-          <w:p>
-            <w:r>
-              <w:rPr>
-                <w:rFonts w:ascii="Times New Roman" w:hAnsi="Times New Roman"/>
-                <w:sz w:val="20"/>
-              </w:rPr>
-              <w:t>-0.0535</w:t>
-            </w:r>
-          </w:p>
-        </w:tc>
-        <w:tc>
-          <w:tcPr>
-            <w:tcW w:type="dxa" w:w="279"/>
-          </w:tcPr>
-          <w:p>
-            <w:r>
-              <w:rPr>
-                <w:rFonts w:ascii="Times New Roman" w:hAnsi="Times New Roman"/>
-                <w:sz w:val="20"/>
-              </w:rPr>
-              <w:t>0.9660</w:t>
-            </w:r>
-          </w:p>
-        </w:tc>
-        <w:tc>
-          <w:tcPr>
-            <w:tcW w:type="dxa" w:w="279"/>
-          </w:tcPr>
-          <w:p>
-            <w:r>
-              <w:rPr>
-                <w:rFonts w:ascii="Times New Roman" w:hAnsi="Times New Roman"/>
-                <w:sz w:val="20"/>
-              </w:rPr>
-              <w:t>11</w:t>
-            </w:r>
-          </w:p>
-        </w:tc>
-        <w:tc>
-          <w:tcPr>
-            <w:tcW w:type="dxa" w:w="279"/>
-          </w:tcPr>
-          <w:p>
-            <w:r>
-              <w:rPr>
-                <w:rFonts w:ascii="Times New Roman" w:hAnsi="Times New Roman"/>
-                <w:sz w:val="20"/>
-              </w:rPr>
-              <w:t>10.78</w:t>
-            </w:r>
-          </w:p>
-        </w:tc>
-        <w:tc>
-          <w:tcPr>
-            <w:tcW w:type="dxa" w:w="279"/>
-          </w:tcPr>
-          <w:p>
-            <w:r>
-              <w:rPr>
-                <w:rFonts w:ascii="Times New Roman" w:hAnsi="Times New Roman"/>
-                <w:sz w:val="20"/>
-              </w:rPr>
-              <w:t>0.0255</w:t>
-            </w:r>
-          </w:p>
-        </w:tc>
-        <w:tc>
-          <w:tcPr>
-            <w:tcW w:type="dxa" w:w="279"/>
-          </w:tcPr>
-          <w:p>
-            <w:r>
-              <w:rPr>
-                <w:rFonts w:ascii="Times New Roman" w:hAnsi="Times New Roman"/>
-                <w:sz w:val="20"/>
-              </w:rPr>
-              <w:t>0.0048</w:t>
-            </w:r>
-          </w:p>
-        </w:tc>
-        <w:tc>
-          <w:tcPr>
-            <w:tcW w:type="dxa" w:w="279"/>
-          </w:tcPr>
-          <w:p>
-            <w:r>
-              <w:rPr>
-                <w:rFonts w:ascii="Times New Roman" w:hAnsi="Times New Roman"/>
-                <w:sz w:val="20"/>
-              </w:rPr>
-              <w:t>0.9448</w:t>
-            </w:r>
-          </w:p>
-        </w:tc>
-        <w:tc>
-          <w:tcPr>
-            <w:tcW w:type="dxa" w:w="279"/>
-          </w:tcPr>
-          <w:p>
-            <w:r>
-              <w:rPr>
-                <w:rFonts w:ascii="Times New Roman" w:hAnsi="Times New Roman"/>
-                <w:sz w:val="20"/>
-              </w:rPr>
-              <w:t>Yes</w:t>
-            </w:r>
-          </w:p>
-        </w:tc>
-        <w:tc>
-          <w:tcPr>
-            <w:tcW w:type="dxa" w:w="279"/>
-          </w:tcPr>
-          <w:p>
-            <w:r>
-              <w:rPr>
-                <w:rFonts w:ascii="Times New Roman" w:hAnsi="Times New Roman"/>
-                <w:sz w:val="20"/>
-              </w:rPr>
-              <w:t>0.5776</w:t>
-            </w:r>
-          </w:p>
-        </w:tc>
-        <w:tc>
-          <w:tcPr>
-            <w:tcW w:type="dxa" w:w="279"/>
-          </w:tcPr>
-          <w:p>
-            <w:r>
-              <w:rPr>
-                <w:rFonts w:ascii="Times New Roman" w:hAnsi="Times New Roman"/>
-                <w:sz w:val="20"/>
-              </w:rPr>
-              <w:t>0.4472</w:t>
-            </w:r>
-          </w:p>
-        </w:tc>
-        <w:tc>
-          <w:tcPr>
-            <w:tcW w:type="dxa" w:w="279"/>
-          </w:tcPr>
-          <w:p>
-            <w:r>
-              <w:rPr>
-                <w:rFonts w:ascii="Times New Roman" w:hAnsi="Times New Roman"/>
-                <w:sz w:val="20"/>
-              </w:rPr>
-              <w:t>0.5824</w:t>
-            </w:r>
-          </w:p>
-        </w:tc>
-        <w:tc>
-          <w:tcPr>
-            <w:tcW w:type="dxa" w:w="279"/>
-          </w:tcPr>
-          <w:p>
-            <w:r>
-              <w:rPr>
-                <w:rFonts w:ascii="Times New Roman" w:hAnsi="Times New Roman"/>
-                <w:sz w:val="20"/>
-              </w:rPr>
-              <w:t>0.7474</w:t>
-            </w:r>
-          </w:p>
-        </w:tc>
-        <w:tc>
-          <w:tcPr>
-            <w:tcW w:type="dxa" w:w="279"/>
-          </w:tcPr>
-          <w:p>
-            <w:r>
-              <w:rPr>
-                <w:rFonts w:ascii="Times New Roman" w:hAnsi="Times New Roman"/>
-                <w:sz w:val="20"/>
-              </w:rPr>
-              <w:t>Yes</w:t>
-            </w:r>
-          </w:p>
-        </w:tc>
-        <w:tc>
-          <w:tcPr>
-            <w:tcW w:type="dxa" w:w="279"/>
-          </w:tcPr>
-          <w:p>
-            <w:r>
-              <w:rPr>
-                <w:rFonts w:ascii="Times New Roman" w:hAnsi="Times New Roman"/>
-                <w:sz w:val="20"/>
-              </w:rPr>
-              <w:t>4.808366</w:t>
-            </w:r>
-          </w:p>
-        </w:tc>
-        <w:tc>
-          <w:tcPr>
-            <w:tcW w:type="dxa" w:w="279"/>
-          </w:tcPr>
-          <w:p>
-            <w:r>
-              <w:rPr>
-                <w:rFonts w:ascii="Times New Roman" w:hAnsi="Times New Roman"/>
-                <w:sz w:val="20"/>
-              </w:rPr>
-              <w:t>6.587238</w:t>
-            </w:r>
-          </w:p>
-        </w:tc>
-        <w:tc>
-          <w:tcPr>
-            <w:tcW w:type="dxa" w:w="279"/>
-          </w:tcPr>
-          <w:p>
-            <w:r>
-              <w:rPr>
-                <w:rFonts w:ascii="Times New Roman" w:hAnsi="Times New Roman"/>
-                <w:sz w:val="20"/>
-              </w:rPr>
-              <w:t>0.0237</w:t>
-            </w:r>
-          </w:p>
-        </w:tc>
-        <w:tc>
-          <w:tcPr>
-            <w:tcW w:type="dxa" w:w="279"/>
-          </w:tcPr>
-          <w:p>
-            <w:r>
-              <w:rPr>
-                <w:rFonts w:ascii="Times New Roman" w:hAnsi="Times New Roman"/>
-                <w:sz w:val="20"/>
-              </w:rPr>
-              <w:t>0.8380</w:t>
-            </w:r>
-          </w:p>
-        </w:tc>
-      </w:tr>
-      <w:tr>
-        <w:tc>
-          <w:tcPr>
-            <w:tcW w:type="dxa" w:w="279"/>
-          </w:tcPr>
-          <w:p>
-            <w:r>
-              <w:rPr>
-                <w:rFonts w:ascii="Times New Roman" w:hAnsi="Times New Roman"/>
-                <w:sz w:val="20"/>
-              </w:rPr>
-              <w:t>GARCH-LSTM</w:t>
+              <w:t>LSTM-SSE-t-Student</w:t>
             </w:r>
           </w:p>
         </w:tc>
